--- a/template_final_report.docx
+++ b/template_final_report.docx
@@ -1,6 +1,6 @@
 
 <file path=word/document.xml><?xml version="1.0" encoding="utf-8"?>
-<w:document xmlns:wpc="http://schemas.microsoft.com/office/word/2010/wordprocessingCanvas" xmlns:cx="http://schemas.microsoft.com/office/drawing/2014/chartex" xmlns:cx1="http://schemas.microsoft.com/office/drawing/2015/9/8/chartex" xmlns:cx2="http://schemas.microsoft.com/office/drawing/2015/10/21/chartex" xmlns:cx3="http://schemas.microsoft.com/office/drawing/2016/5/9/chartex" xmlns:cx4="http://schemas.microsoft.com/office/drawing/2016/5/10/chartex" xmlns:cx5="http://schemas.microsoft.com/office/drawing/2016/5/11/chartex" xmlns:cx6="http://schemas.microsoft.com/office/drawing/2016/5/12/chartex" xmlns:cx7="http://schemas.microsoft.com/office/drawing/2016/5/13/chartex" xmlns:cx8="http://schemas.microsoft.com/office/drawing/2016/5/14/chartex" xmlns:mc="http://schemas.openxmlformats.org/markup-compatibility/2006" xmlns:aink="http://schemas.microsoft.com/office/drawing/2016/ink" xmlns:am3d="http://schemas.microsoft.com/office/drawing/2017/model3d" xmlns:o="urn:schemas-microsoft-com:office:office" xmlns:oel="http://schemas.microsoft.com/office/2019/extlst" xmlns:r="http://schemas.openxmlformats.org/officeDocument/2006/relationships" xmlns:m="http://schemas.openxmlformats.org/officeDocument/2006/math" xmlns:v="urn:schemas-microsoft-com:vml" xmlns:wp14="http://schemas.microsoft.com/office/word/2010/wordprocessingDrawing" xmlns:wp="http://schemas.openxmlformats.org/drawingml/2006/wordprocessingDrawing" xmlns:w10="urn:schemas-microsoft-com:office:word" xmlns:w="http://schemas.openxmlformats.org/wordprocessingml/2006/main" xmlns:w14="http://schemas.microsoft.com/office/word/2010/wordml" xmlns:w15="http://schemas.microsoft.com/office/word/2012/wordml" xmlns:w16cex="http://schemas.microsoft.com/office/word/2018/wordml/cex" xmlns:w16cid="http://schemas.microsoft.com/office/word/2016/wordml/cid" xmlns:w16="http://schemas.microsoft.com/office/word/2018/wordml" xmlns:w16du="http://schemas.microsoft.com/office/word/2023/wordml/word16du" xmlns:w16sdtdh="http://schemas.microsoft.com/office/word/2020/wordml/sdtdatahash" xmlns:w16sdtfl="http://schemas.microsoft.com/office/word/2024/wordml/sdtformatlock" xmlns:w16se="http://schemas.microsoft.com/office/word/2015/wordml/symex" xmlns:wpg="http://schemas.microsoft.com/office/word/2010/wordprocessingGroup" xmlns:wpi="http://schemas.microsoft.com/office/word/2010/wordprocessingInk" xmlns:wne="http://schemas.microsoft.com/office/word/2006/wordml" xmlns:wps="http://schemas.microsoft.com/office/word/2010/wordprocessingShape" mc:Ignorable="w14 w15 w16se w16cid w16 w16cex w16sdtdh w16sdtfl w16du wp14">
+<w:document xmlns:wpc="http://schemas.microsoft.com/office/word/2010/wordprocessingCanvas" xmlns:cx="http://schemas.microsoft.com/office/drawing/2014/chartex" xmlns:cx1="http://schemas.microsoft.com/office/drawing/2015/9/8/chartex" xmlns:cx2="http://schemas.microsoft.com/office/drawing/2015/10/21/chartex" xmlns:cx3="http://schemas.microsoft.com/office/drawing/2016/5/9/chartex" xmlns:cx4="http://schemas.microsoft.com/office/drawing/2016/5/10/chartex" xmlns:cx5="http://schemas.microsoft.com/office/drawing/2016/5/11/chartex" xmlns:cx6="http://schemas.microsoft.com/office/drawing/2016/5/12/chartex" xmlns:cx7="http://schemas.microsoft.com/office/drawing/2016/5/13/chartex" xmlns:cx8="http://schemas.microsoft.com/office/drawing/2016/5/14/chartex" xmlns:mc="http://schemas.openxmlformats.org/markup-compatibility/2006" xmlns:aink="http://schemas.microsoft.com/office/drawing/2016/ink" xmlns:am3d="http://schemas.microsoft.com/office/drawing/2017/model3d" xmlns:o="urn:schemas-microsoft-com:office:office" xmlns:oel="http://schemas.microsoft.com/office/2019/extlst" xmlns:r="http://schemas.openxmlformats.org/officeDocument/2006/relationships" xmlns:m="http://schemas.openxmlformats.org/officeDocument/2006/math" xmlns:v="urn:schemas-microsoft-com:vml" xmlns:wp14="http://schemas.microsoft.com/office/word/2010/wordprocessingDrawing" xmlns:wp="http://schemas.openxmlformats.org/drawingml/2006/wordprocessingDrawing" xmlns:w10="urn:schemas-microsoft-com:office:word" xmlns:w="http://schemas.openxmlformats.org/wordprocessingml/2006/main" xmlns:w14="http://schemas.microsoft.com/office/word/2010/wordml" xmlns:w15="http://schemas.microsoft.com/office/word/2012/wordml" xmlns:w16cex="http://schemas.microsoft.com/office/word/2018/wordml/cex" xmlns:w16cid="http://schemas.microsoft.com/office/word/2016/wordml/cid" xmlns:w16="http://schemas.microsoft.com/office/word/2018/wordml" xmlns:w16sdtdh="http://schemas.microsoft.com/office/word/2020/wordml/sdtdatahash" xmlns:w16se="http://schemas.microsoft.com/office/word/2015/wordml/symex" xmlns:wpg="http://schemas.microsoft.com/office/word/2010/wordprocessingGroup" xmlns:wpi="http://schemas.microsoft.com/office/word/2010/wordprocessingInk" xmlns:wne="http://schemas.microsoft.com/office/word/2006/wordml" xmlns:wps="http://schemas.microsoft.com/office/word/2010/wordprocessingShape" mc:Ignorable="w14 w15 w16se w16cid w16 w16cex w16sdtdh wp14">
   <w:body>
     <w:p>
       <w:pPr>
@@ -21,7 +21,7 @@
       <w:pPr>
         <w:pStyle w:val="af1"/>
         <w:rPr>
-          <w:rFonts w:ascii="맑은 고딕" w:eastAsia="맑은 고딕" w:hAnsi="맑은 고딕"/>
+          <w:rFonts w:ascii="맑은 고딕" w:eastAsia="맑은 고딕" w:hAnsi="맑은 고딕" w:hint="eastAsia"/>
         </w:rPr>
       </w:pPr>
       <w:sdt>
@@ -43,7 +43,19 @@
             <w:rPr>
               <w:rFonts w:ascii="맑은 고딕" w:eastAsia="맑은 고딕" w:hAnsi="맑은 고딕" w:hint="eastAsia"/>
             </w:rPr>
-            <w:t>학번: 2000000000             이름:</w:t>
+            <w:t>학번: 2</w:t>
+          </w:r>
+          <w:r>
+            <w:rPr>
+              <w:rFonts w:ascii="맑은 고딕" w:eastAsia="맑은 고딕" w:hAnsi="맑은 고딕" w:hint="eastAsia"/>
+            </w:rPr>
+            <w:t>023103987</w:t>
+          </w:r>
+          <w:r>
+            <w:rPr>
+              <w:rFonts w:ascii="맑은 고딕" w:eastAsia="맑은 고딕" w:hAnsi="맑은 고딕" w:hint="eastAsia"/>
+            </w:rPr>
+            <w:t xml:space="preserve">           이름:</w:t>
           </w:r>
         </w:sdtContent>
       </w:sdt>
@@ -51,7 +63,7 @@
         <w:rPr>
           <w:rFonts w:ascii="맑은 고딕" w:eastAsia="맑은 고딕" w:hAnsi="맑은 고딕" w:hint="eastAsia"/>
         </w:rPr>
-        <w:t>홍길동</w:t>
+        <w:t>박성준</w:t>
       </w:r>
     </w:p>
     <w:p>
@@ -2393,7 +2405,7 @@
               <w:spacing w:after="0" w:line="240" w:lineRule="auto"/>
               <w:jc w:val="both"/>
               <w:rPr>
-                <w:rFonts w:ascii="Arial" w:hAnsi="Arial" w:cs="Arial" w:hint="eastAsia"/>
+                <w:rFonts w:ascii="Arial" w:hAnsi="Arial" w:cs="Arial"/>
                 <w:b w:val="0"/>
                 <w:sz w:val="20"/>
               </w:rPr>
@@ -2585,7 +2597,7 @@
               <w:spacing w:after="0" w:line="240" w:lineRule="auto"/>
               <w:jc w:val="both"/>
               <w:rPr>
-                <w:rFonts w:ascii="Arial" w:hAnsi="Arial" w:cs="Arial" w:hint="eastAsia"/>
+                <w:rFonts w:ascii="Arial" w:hAnsi="Arial" w:cs="Arial"/>
                 <w:b w:val="0"/>
                 <w:sz w:val="20"/>
               </w:rPr>
@@ -2855,7 +2867,7 @@
 </file>
 
 <file path=word/endnotes.xml><?xml version="1.0" encoding="utf-8"?>
-<w:endnotes xmlns:wpc="http://schemas.microsoft.com/office/word/2010/wordprocessingCanvas" xmlns:cx="http://schemas.microsoft.com/office/drawing/2014/chartex" xmlns:cx1="http://schemas.microsoft.com/office/drawing/2015/9/8/chartex" xmlns:cx2="http://schemas.microsoft.com/office/drawing/2015/10/21/chartex" xmlns:cx3="http://schemas.microsoft.com/office/drawing/2016/5/9/chartex" xmlns:cx4="http://schemas.microsoft.com/office/drawing/2016/5/10/chartex" xmlns:cx5="http://schemas.microsoft.com/office/drawing/2016/5/11/chartex" xmlns:cx6="http://schemas.microsoft.com/office/drawing/2016/5/12/chartex" xmlns:cx7="http://schemas.microsoft.com/office/drawing/2016/5/13/chartex" xmlns:cx8="http://schemas.microsoft.com/office/drawing/2016/5/14/chartex" xmlns:mc="http://schemas.openxmlformats.org/markup-compatibility/2006" xmlns:aink="http://schemas.microsoft.com/office/drawing/2016/ink" xmlns:am3d="http://schemas.microsoft.com/office/drawing/2017/model3d" xmlns:o="urn:schemas-microsoft-com:office:office" xmlns:oel="http://schemas.microsoft.com/office/2019/extlst" xmlns:r="http://schemas.openxmlformats.org/officeDocument/2006/relationships" xmlns:m="http://schemas.openxmlformats.org/officeDocument/2006/math" xmlns:v="urn:schemas-microsoft-com:vml" xmlns:wp14="http://schemas.microsoft.com/office/word/2010/wordprocessingDrawing" xmlns:wp="http://schemas.openxmlformats.org/drawingml/2006/wordprocessingDrawing" xmlns:w10="urn:schemas-microsoft-com:office:word" xmlns:w="http://schemas.openxmlformats.org/wordprocessingml/2006/main" xmlns:w14="http://schemas.microsoft.com/office/word/2010/wordml" xmlns:w15="http://schemas.microsoft.com/office/word/2012/wordml" xmlns:w16cex="http://schemas.microsoft.com/office/word/2018/wordml/cex" xmlns:w16cid="http://schemas.microsoft.com/office/word/2016/wordml/cid" xmlns:w16="http://schemas.microsoft.com/office/word/2018/wordml" xmlns:w16du="http://schemas.microsoft.com/office/word/2023/wordml/word16du" xmlns:w16sdtdh="http://schemas.microsoft.com/office/word/2020/wordml/sdtdatahash" xmlns:w16sdtfl="http://schemas.microsoft.com/office/word/2024/wordml/sdtformatlock" xmlns:w16se="http://schemas.microsoft.com/office/word/2015/wordml/symex" xmlns:wpg="http://schemas.microsoft.com/office/word/2010/wordprocessingGroup" xmlns:wpi="http://schemas.microsoft.com/office/word/2010/wordprocessingInk" xmlns:wne="http://schemas.microsoft.com/office/word/2006/wordml" xmlns:wps="http://schemas.microsoft.com/office/word/2010/wordprocessingShape" mc:Ignorable="w14 w15 w16se w16cid w16 w16cex w16sdtdh w16sdtfl w16du wp14">
+<w:endnotes xmlns:wpc="http://schemas.microsoft.com/office/word/2010/wordprocessingCanvas" xmlns:cx="http://schemas.microsoft.com/office/drawing/2014/chartex" xmlns:cx1="http://schemas.microsoft.com/office/drawing/2015/9/8/chartex" xmlns:cx2="http://schemas.microsoft.com/office/drawing/2015/10/21/chartex" xmlns:cx3="http://schemas.microsoft.com/office/drawing/2016/5/9/chartex" xmlns:cx4="http://schemas.microsoft.com/office/drawing/2016/5/10/chartex" xmlns:cx5="http://schemas.microsoft.com/office/drawing/2016/5/11/chartex" xmlns:cx6="http://schemas.microsoft.com/office/drawing/2016/5/12/chartex" xmlns:cx7="http://schemas.microsoft.com/office/drawing/2016/5/13/chartex" xmlns:cx8="http://schemas.microsoft.com/office/drawing/2016/5/14/chartex" xmlns:mc="http://schemas.openxmlformats.org/markup-compatibility/2006" xmlns:aink="http://schemas.microsoft.com/office/drawing/2016/ink" xmlns:am3d="http://schemas.microsoft.com/office/drawing/2017/model3d" xmlns:o="urn:schemas-microsoft-com:office:office" xmlns:oel="http://schemas.microsoft.com/office/2019/extlst" xmlns:r="http://schemas.openxmlformats.org/officeDocument/2006/relationships" xmlns:m="http://schemas.openxmlformats.org/officeDocument/2006/math" xmlns:v="urn:schemas-microsoft-com:vml" xmlns:wp14="http://schemas.microsoft.com/office/word/2010/wordprocessingDrawing" xmlns:wp="http://schemas.openxmlformats.org/drawingml/2006/wordprocessingDrawing" xmlns:w10="urn:schemas-microsoft-com:office:word" xmlns:w="http://schemas.openxmlformats.org/wordprocessingml/2006/main" xmlns:w14="http://schemas.microsoft.com/office/word/2010/wordml" xmlns:w15="http://schemas.microsoft.com/office/word/2012/wordml" xmlns:w16cex="http://schemas.microsoft.com/office/word/2018/wordml/cex" xmlns:w16cid="http://schemas.microsoft.com/office/word/2016/wordml/cid" xmlns:w16="http://schemas.microsoft.com/office/word/2018/wordml" xmlns:w16sdtdh="http://schemas.microsoft.com/office/word/2020/wordml/sdtdatahash" xmlns:w16se="http://schemas.microsoft.com/office/word/2015/wordml/symex" xmlns:wpg="http://schemas.microsoft.com/office/word/2010/wordprocessingGroup" xmlns:wpi="http://schemas.microsoft.com/office/word/2010/wordprocessingInk" xmlns:wne="http://schemas.microsoft.com/office/word/2006/wordml" xmlns:wps="http://schemas.microsoft.com/office/word/2010/wordprocessingShape" mc:Ignorable="w14 w15 w16se w16cid w16 w16cex w16sdtdh wp14">
   <w:endnote w:type="separator" w:id="-1">
     <w:p>
       <w:pPr>
@@ -2880,7 +2892,7 @@
 </file>
 
 <file path=word/footnotes.xml><?xml version="1.0" encoding="utf-8"?>
-<w:footnotes xmlns:wpc="http://schemas.microsoft.com/office/word/2010/wordprocessingCanvas" xmlns:cx="http://schemas.microsoft.com/office/drawing/2014/chartex" xmlns:cx1="http://schemas.microsoft.com/office/drawing/2015/9/8/chartex" xmlns:cx2="http://schemas.microsoft.com/office/drawing/2015/10/21/chartex" xmlns:cx3="http://schemas.microsoft.com/office/drawing/2016/5/9/chartex" xmlns:cx4="http://schemas.microsoft.com/office/drawing/2016/5/10/chartex" xmlns:cx5="http://schemas.microsoft.com/office/drawing/2016/5/11/chartex" xmlns:cx6="http://schemas.microsoft.com/office/drawing/2016/5/12/chartex" xmlns:cx7="http://schemas.microsoft.com/office/drawing/2016/5/13/chartex" xmlns:cx8="http://schemas.microsoft.com/office/drawing/2016/5/14/chartex" xmlns:mc="http://schemas.openxmlformats.org/markup-compatibility/2006" xmlns:aink="http://schemas.microsoft.com/office/drawing/2016/ink" xmlns:am3d="http://schemas.microsoft.com/office/drawing/2017/model3d" xmlns:o="urn:schemas-microsoft-com:office:office" xmlns:oel="http://schemas.microsoft.com/office/2019/extlst" xmlns:r="http://schemas.openxmlformats.org/officeDocument/2006/relationships" xmlns:m="http://schemas.openxmlformats.org/officeDocument/2006/math" xmlns:v="urn:schemas-microsoft-com:vml" xmlns:wp14="http://schemas.microsoft.com/office/word/2010/wordprocessingDrawing" xmlns:wp="http://schemas.openxmlformats.org/drawingml/2006/wordprocessingDrawing" xmlns:w10="urn:schemas-microsoft-com:office:word" xmlns:w="http://schemas.openxmlformats.org/wordprocessingml/2006/main" xmlns:w14="http://schemas.microsoft.com/office/word/2010/wordml" xmlns:w15="http://schemas.microsoft.com/office/word/2012/wordml" xmlns:w16cex="http://schemas.microsoft.com/office/word/2018/wordml/cex" xmlns:w16cid="http://schemas.microsoft.com/office/word/2016/wordml/cid" xmlns:w16="http://schemas.microsoft.com/office/word/2018/wordml" xmlns:w16du="http://schemas.microsoft.com/office/word/2023/wordml/word16du" xmlns:w16sdtdh="http://schemas.microsoft.com/office/word/2020/wordml/sdtdatahash" xmlns:w16sdtfl="http://schemas.microsoft.com/office/word/2024/wordml/sdtformatlock" xmlns:w16se="http://schemas.microsoft.com/office/word/2015/wordml/symex" xmlns:wpg="http://schemas.microsoft.com/office/word/2010/wordprocessingGroup" xmlns:wpi="http://schemas.microsoft.com/office/word/2010/wordprocessingInk" xmlns:wne="http://schemas.microsoft.com/office/word/2006/wordml" xmlns:wps="http://schemas.microsoft.com/office/word/2010/wordprocessingShape" mc:Ignorable="w14 w15 w16se w16cid w16 w16cex w16sdtdh w16sdtfl w16du wp14">
+<w:footnotes xmlns:wpc="http://schemas.microsoft.com/office/word/2010/wordprocessingCanvas" xmlns:cx="http://schemas.microsoft.com/office/drawing/2014/chartex" xmlns:cx1="http://schemas.microsoft.com/office/drawing/2015/9/8/chartex" xmlns:cx2="http://schemas.microsoft.com/office/drawing/2015/10/21/chartex" xmlns:cx3="http://schemas.microsoft.com/office/drawing/2016/5/9/chartex" xmlns:cx4="http://schemas.microsoft.com/office/drawing/2016/5/10/chartex" xmlns:cx5="http://schemas.microsoft.com/office/drawing/2016/5/11/chartex" xmlns:cx6="http://schemas.microsoft.com/office/drawing/2016/5/12/chartex" xmlns:cx7="http://schemas.microsoft.com/office/drawing/2016/5/13/chartex" xmlns:cx8="http://schemas.microsoft.com/office/drawing/2016/5/14/chartex" xmlns:mc="http://schemas.openxmlformats.org/markup-compatibility/2006" xmlns:aink="http://schemas.microsoft.com/office/drawing/2016/ink" xmlns:am3d="http://schemas.microsoft.com/office/drawing/2017/model3d" xmlns:o="urn:schemas-microsoft-com:office:office" xmlns:oel="http://schemas.microsoft.com/office/2019/extlst" xmlns:r="http://schemas.openxmlformats.org/officeDocument/2006/relationships" xmlns:m="http://schemas.openxmlformats.org/officeDocument/2006/math" xmlns:v="urn:schemas-microsoft-com:vml" xmlns:wp14="http://schemas.microsoft.com/office/word/2010/wordprocessingDrawing" xmlns:wp="http://schemas.openxmlformats.org/drawingml/2006/wordprocessingDrawing" xmlns:w10="urn:schemas-microsoft-com:office:word" xmlns:w="http://schemas.openxmlformats.org/wordprocessingml/2006/main" xmlns:w14="http://schemas.microsoft.com/office/word/2010/wordml" xmlns:w15="http://schemas.microsoft.com/office/word/2012/wordml" xmlns:w16cex="http://schemas.microsoft.com/office/word/2018/wordml/cex" xmlns:w16cid="http://schemas.microsoft.com/office/word/2016/wordml/cid" xmlns:w16="http://schemas.microsoft.com/office/word/2018/wordml" xmlns:w16sdtdh="http://schemas.microsoft.com/office/word/2020/wordml/sdtdatahash" xmlns:w16se="http://schemas.microsoft.com/office/word/2015/wordml/symex" xmlns:wpg="http://schemas.microsoft.com/office/word/2010/wordprocessingGroup" xmlns:wpi="http://schemas.microsoft.com/office/word/2010/wordprocessingInk" xmlns:wne="http://schemas.microsoft.com/office/word/2006/wordml" xmlns:wps="http://schemas.microsoft.com/office/word/2010/wordprocessingShape" mc:Ignorable="w14 w15 w16se w16cid w16 w16cex w16sdtdh wp14">
   <w:footnote w:type="separator" w:id="-1">
     <w:p>
       <w:pPr>
@@ -2905,7 +2917,7 @@
 </file>
 
 <file path=word/numbering.xml><?xml version="1.0" encoding="utf-8"?>
-<w:numbering xmlns:wpc="http://schemas.microsoft.com/office/word/2010/wordprocessingCanvas" xmlns:cx="http://schemas.microsoft.com/office/drawing/2014/chartex" xmlns:cx1="http://schemas.microsoft.com/office/drawing/2015/9/8/chartex" xmlns:cx2="http://schemas.microsoft.com/office/drawing/2015/10/21/chartex" xmlns:cx3="http://schemas.microsoft.com/office/drawing/2016/5/9/chartex" xmlns:cx4="http://schemas.microsoft.com/office/drawing/2016/5/10/chartex" xmlns:cx5="http://schemas.microsoft.com/office/drawing/2016/5/11/chartex" xmlns:cx6="http://schemas.microsoft.com/office/drawing/2016/5/12/chartex" xmlns:cx7="http://schemas.microsoft.com/office/drawing/2016/5/13/chartex" xmlns:cx8="http://schemas.microsoft.com/office/drawing/2016/5/14/chartex" xmlns:mc="http://schemas.openxmlformats.org/markup-compatibility/2006" xmlns:aink="http://schemas.microsoft.com/office/drawing/2016/ink" xmlns:am3d="http://schemas.microsoft.com/office/drawing/2017/model3d" xmlns:o="urn:schemas-microsoft-com:office:office" xmlns:oel="http://schemas.microsoft.com/office/2019/extlst" xmlns:r="http://schemas.openxmlformats.org/officeDocument/2006/relationships" xmlns:m="http://schemas.openxmlformats.org/officeDocument/2006/math" xmlns:v="urn:schemas-microsoft-com:vml" xmlns:wp14="http://schemas.microsoft.com/office/word/2010/wordprocessingDrawing" xmlns:wp="http://schemas.openxmlformats.org/drawingml/2006/wordprocessingDrawing" xmlns:w10="urn:schemas-microsoft-com:office:word" xmlns:w="http://schemas.openxmlformats.org/wordprocessingml/2006/main" xmlns:w14="http://schemas.microsoft.com/office/word/2010/wordml" xmlns:w15="http://schemas.microsoft.com/office/word/2012/wordml" xmlns:w16cex="http://schemas.microsoft.com/office/word/2018/wordml/cex" xmlns:w16cid="http://schemas.microsoft.com/office/word/2016/wordml/cid" xmlns:w16="http://schemas.microsoft.com/office/word/2018/wordml" xmlns:w16du="http://schemas.microsoft.com/office/word/2023/wordml/word16du" xmlns:w16sdtdh="http://schemas.microsoft.com/office/word/2020/wordml/sdtdatahash" xmlns:w16sdtfl="http://schemas.microsoft.com/office/word/2024/wordml/sdtformatlock" xmlns:w16se="http://schemas.microsoft.com/office/word/2015/wordml/symex" xmlns:wpg="http://schemas.microsoft.com/office/word/2010/wordprocessingGroup" xmlns:wpi="http://schemas.microsoft.com/office/word/2010/wordprocessingInk" xmlns:wne="http://schemas.microsoft.com/office/word/2006/wordml" xmlns:wps="http://schemas.microsoft.com/office/word/2010/wordprocessingShape" mc:Ignorable="w14 w15 w16se w16cid w16 w16cex w16sdtdh w16sdtfl w16du wp14">
+<w:numbering xmlns:wpc="http://schemas.microsoft.com/office/word/2010/wordprocessingCanvas" xmlns:cx="http://schemas.microsoft.com/office/drawing/2014/chartex" xmlns:cx1="http://schemas.microsoft.com/office/drawing/2015/9/8/chartex" xmlns:cx2="http://schemas.microsoft.com/office/drawing/2015/10/21/chartex" xmlns:cx3="http://schemas.microsoft.com/office/drawing/2016/5/9/chartex" xmlns:cx4="http://schemas.microsoft.com/office/drawing/2016/5/10/chartex" xmlns:cx5="http://schemas.microsoft.com/office/drawing/2016/5/11/chartex" xmlns:cx6="http://schemas.microsoft.com/office/drawing/2016/5/12/chartex" xmlns:cx7="http://schemas.microsoft.com/office/drawing/2016/5/13/chartex" xmlns:cx8="http://schemas.microsoft.com/office/drawing/2016/5/14/chartex" xmlns:mc="http://schemas.openxmlformats.org/markup-compatibility/2006" xmlns:aink="http://schemas.microsoft.com/office/drawing/2016/ink" xmlns:am3d="http://schemas.microsoft.com/office/drawing/2017/model3d" xmlns:o="urn:schemas-microsoft-com:office:office" xmlns:oel="http://schemas.microsoft.com/office/2019/extlst" xmlns:r="http://schemas.openxmlformats.org/officeDocument/2006/relationships" xmlns:m="http://schemas.openxmlformats.org/officeDocument/2006/math" xmlns:v="urn:schemas-microsoft-com:vml" xmlns:wp14="http://schemas.microsoft.com/office/word/2010/wordprocessingDrawing" xmlns:wp="http://schemas.openxmlformats.org/drawingml/2006/wordprocessingDrawing" xmlns:w10="urn:schemas-microsoft-com:office:word" xmlns:w="http://schemas.openxmlformats.org/wordprocessingml/2006/main" xmlns:w14="http://schemas.microsoft.com/office/word/2010/wordml" xmlns:w15="http://schemas.microsoft.com/office/word/2012/wordml" xmlns:w16cex="http://schemas.microsoft.com/office/word/2018/wordml/cex" xmlns:w16cid="http://schemas.microsoft.com/office/word/2016/wordml/cid" xmlns:w16="http://schemas.microsoft.com/office/word/2018/wordml" xmlns:w16sdtdh="http://schemas.microsoft.com/office/word/2020/wordml/sdtdatahash" xmlns:w16se="http://schemas.microsoft.com/office/word/2015/wordml/symex" xmlns:wpg="http://schemas.microsoft.com/office/word/2010/wordprocessingGroup" xmlns:wpi="http://schemas.microsoft.com/office/word/2010/wordprocessingInk" xmlns:wne="http://schemas.microsoft.com/office/word/2006/wordml" xmlns:wps="http://schemas.microsoft.com/office/word/2010/wordprocessingShape" mc:Ignorable="w14 w15 w16se w16cid w16 w16cex w16sdtdh wp14">
   <w:abstractNum w:abstractNumId="0" w15:restartNumberingAfterBreak="0">
     <w:nsid w:val="343518F0"/>
     <w:multiLevelType w:val="hybridMultilevel"/>
@@ -3263,7 +3275,7 @@
 </file>
 
 <file path=word/styles.xml><?xml version="1.0" encoding="utf-8"?>
-<w:styles xmlns:mc="http://schemas.openxmlformats.org/markup-compatibility/2006" xmlns:r="http://schemas.openxmlformats.org/officeDocument/2006/relationships" xmlns:w="http://schemas.openxmlformats.org/wordprocessingml/2006/main" xmlns:w14="http://schemas.microsoft.com/office/word/2010/wordml" xmlns:w15="http://schemas.microsoft.com/office/word/2012/wordml" xmlns:w16cex="http://schemas.microsoft.com/office/word/2018/wordml/cex" xmlns:w16cid="http://schemas.microsoft.com/office/word/2016/wordml/cid" xmlns:w16="http://schemas.microsoft.com/office/word/2018/wordml" xmlns:w16du="http://schemas.microsoft.com/office/word/2023/wordml/word16du" xmlns:w16sdtdh="http://schemas.microsoft.com/office/word/2020/wordml/sdtdatahash" xmlns:w16sdtfl="http://schemas.microsoft.com/office/word/2024/wordml/sdtformatlock" xmlns:w16se="http://schemas.microsoft.com/office/word/2015/wordml/symex" mc:Ignorable="w14 w15 w16se w16cid w16 w16cex w16sdtdh w16sdtfl w16du">
+<w:styles xmlns:mc="http://schemas.openxmlformats.org/markup-compatibility/2006" xmlns:r="http://schemas.openxmlformats.org/officeDocument/2006/relationships" xmlns:w="http://schemas.openxmlformats.org/wordprocessingml/2006/main" xmlns:w14="http://schemas.microsoft.com/office/word/2010/wordml" xmlns:w15="http://schemas.microsoft.com/office/word/2012/wordml" xmlns:w16cex="http://schemas.microsoft.com/office/word/2018/wordml/cex" xmlns:w16cid="http://schemas.microsoft.com/office/word/2016/wordml/cid" xmlns:w16="http://schemas.microsoft.com/office/word/2018/wordml" xmlns:w16sdtdh="http://schemas.microsoft.com/office/word/2020/wordml/sdtdatahash" xmlns:w16se="http://schemas.microsoft.com/office/word/2015/wordml/symex" mc:Ignorable="w14 w15 w16se w16cid w16 w16cex w16sdtdh">
   <w:docDefaults>
     <w:rPrDefault>
       <w:rPr>
@@ -4424,7 +4436,7 @@
 </file>
 
 <file path=word/glossary/document.xml><?xml version="1.0" encoding="utf-8"?>
-<w:glossaryDocument xmlns:wpc="http://schemas.microsoft.com/office/word/2010/wordprocessingCanvas" xmlns:cx="http://schemas.microsoft.com/office/drawing/2014/chartex" xmlns:cx1="http://schemas.microsoft.com/office/drawing/2015/9/8/chartex" xmlns:cx2="http://schemas.microsoft.com/office/drawing/2015/10/21/chartex" xmlns:cx3="http://schemas.microsoft.com/office/drawing/2016/5/9/chartex" xmlns:cx4="http://schemas.microsoft.com/office/drawing/2016/5/10/chartex" xmlns:cx5="http://schemas.microsoft.com/office/drawing/2016/5/11/chartex" xmlns:cx6="http://schemas.microsoft.com/office/drawing/2016/5/12/chartex" xmlns:cx7="http://schemas.microsoft.com/office/drawing/2016/5/13/chartex" xmlns:cx8="http://schemas.microsoft.com/office/drawing/2016/5/14/chartex" xmlns:mc="http://schemas.openxmlformats.org/markup-compatibility/2006" xmlns:aink="http://schemas.microsoft.com/office/drawing/2016/ink" xmlns:am3d="http://schemas.microsoft.com/office/drawing/2017/model3d" xmlns:o="urn:schemas-microsoft-com:office:office" xmlns:oel="http://schemas.microsoft.com/office/2019/extlst" xmlns:r="http://schemas.openxmlformats.org/officeDocument/2006/relationships" xmlns:m="http://schemas.openxmlformats.org/officeDocument/2006/math" xmlns:v="urn:schemas-microsoft-com:vml" xmlns:wp14="http://schemas.microsoft.com/office/word/2010/wordprocessingDrawing" xmlns:wp="http://schemas.openxmlformats.org/drawingml/2006/wordprocessingDrawing" xmlns:w10="urn:schemas-microsoft-com:office:word" xmlns:w="http://schemas.openxmlformats.org/wordprocessingml/2006/main" xmlns:w14="http://schemas.microsoft.com/office/word/2010/wordml" xmlns:w15="http://schemas.microsoft.com/office/word/2012/wordml" xmlns:w16cex="http://schemas.microsoft.com/office/word/2018/wordml/cex" xmlns:w16cid="http://schemas.microsoft.com/office/word/2016/wordml/cid" xmlns:w16="http://schemas.microsoft.com/office/word/2018/wordml" xmlns:w16du="http://schemas.microsoft.com/office/word/2023/wordml/word16du" xmlns:w16sdtdh="http://schemas.microsoft.com/office/word/2020/wordml/sdtdatahash" xmlns:w16sdtfl="http://schemas.microsoft.com/office/word/2024/wordml/sdtformatlock" xmlns:w16se="http://schemas.microsoft.com/office/word/2015/wordml/symex" xmlns:wpg="http://schemas.microsoft.com/office/word/2010/wordprocessingGroup" xmlns:wpi="http://schemas.microsoft.com/office/word/2010/wordprocessingInk" xmlns:wne="http://schemas.microsoft.com/office/word/2006/wordml" xmlns:wps="http://schemas.microsoft.com/office/word/2010/wordprocessingShape" mc:Ignorable="w14 w15 w16se w16cid w16 w16cex w16sdtdh w16sdtfl w16du wp14">
+<w:glossaryDocument xmlns:wpc="http://schemas.microsoft.com/office/word/2010/wordprocessingCanvas" xmlns:cx="http://schemas.microsoft.com/office/drawing/2014/chartex" xmlns:cx1="http://schemas.microsoft.com/office/drawing/2015/9/8/chartex" xmlns:cx2="http://schemas.microsoft.com/office/drawing/2015/10/21/chartex" xmlns:cx3="http://schemas.microsoft.com/office/drawing/2016/5/9/chartex" xmlns:cx4="http://schemas.microsoft.com/office/drawing/2016/5/10/chartex" xmlns:cx5="http://schemas.microsoft.com/office/drawing/2016/5/11/chartex" xmlns:cx6="http://schemas.microsoft.com/office/drawing/2016/5/12/chartex" xmlns:cx7="http://schemas.microsoft.com/office/drawing/2016/5/13/chartex" xmlns:cx8="http://schemas.microsoft.com/office/drawing/2016/5/14/chartex" xmlns:mc="http://schemas.openxmlformats.org/markup-compatibility/2006" xmlns:aink="http://schemas.microsoft.com/office/drawing/2016/ink" xmlns:am3d="http://schemas.microsoft.com/office/drawing/2017/model3d" xmlns:o="urn:schemas-microsoft-com:office:office" xmlns:oel="http://schemas.microsoft.com/office/2019/extlst" xmlns:r="http://schemas.openxmlformats.org/officeDocument/2006/relationships" xmlns:m="http://schemas.openxmlformats.org/officeDocument/2006/math" xmlns:v="urn:schemas-microsoft-com:vml" xmlns:wp14="http://schemas.microsoft.com/office/word/2010/wordprocessingDrawing" xmlns:wp="http://schemas.openxmlformats.org/drawingml/2006/wordprocessingDrawing" xmlns:w10="urn:schemas-microsoft-com:office:word" xmlns:w="http://schemas.openxmlformats.org/wordprocessingml/2006/main" xmlns:w14="http://schemas.microsoft.com/office/word/2010/wordml" xmlns:w15="http://schemas.microsoft.com/office/word/2012/wordml" xmlns:w16cex="http://schemas.microsoft.com/office/word/2018/wordml/cex" xmlns:w16cid="http://schemas.microsoft.com/office/word/2016/wordml/cid" xmlns:w16="http://schemas.microsoft.com/office/word/2018/wordml" xmlns:w16sdtdh="http://schemas.microsoft.com/office/word/2020/wordml/sdtdatahash" xmlns:w16se="http://schemas.microsoft.com/office/word/2015/wordml/symex" xmlns:wpg="http://schemas.microsoft.com/office/word/2010/wordprocessingGroup" xmlns:wpi="http://schemas.microsoft.com/office/word/2010/wordprocessingInk" xmlns:wne="http://schemas.microsoft.com/office/word/2006/wordml" xmlns:wps="http://schemas.microsoft.com/office/word/2010/wordprocessingShape" mc:Ignorable="w14 w15 w16se w16cid w16 w16cex w16sdtdh wp14">
   <w:docParts>
     <w:docPart>
       <w:docPartPr>
@@ -4461,7 +4473,7 @@
 </file>
 
 <file path=word/glossary/fontTable.xml><?xml version="1.0" encoding="utf-8"?>
-<w:fonts xmlns:mc="http://schemas.openxmlformats.org/markup-compatibility/2006" xmlns:r="http://schemas.openxmlformats.org/officeDocument/2006/relationships" xmlns:w="http://schemas.openxmlformats.org/wordprocessingml/2006/main" xmlns:w14="http://schemas.microsoft.com/office/word/2010/wordml" xmlns:w15="http://schemas.microsoft.com/office/word/2012/wordml" xmlns:w16cex="http://schemas.microsoft.com/office/word/2018/wordml/cex" xmlns:w16cid="http://schemas.microsoft.com/office/word/2016/wordml/cid" xmlns:w16="http://schemas.microsoft.com/office/word/2018/wordml" xmlns:w16du="http://schemas.microsoft.com/office/word/2023/wordml/word16du" xmlns:w16sdtdh="http://schemas.microsoft.com/office/word/2020/wordml/sdtdatahash" xmlns:w16sdtfl="http://schemas.microsoft.com/office/word/2024/wordml/sdtformatlock" xmlns:w16se="http://schemas.microsoft.com/office/word/2015/wordml/symex" mc:Ignorable="w14 w15 w16se w16cid w16 w16cex w16sdtdh w16sdtfl w16du">
+<w:fonts xmlns:mc="http://schemas.openxmlformats.org/markup-compatibility/2006" xmlns:r="http://schemas.openxmlformats.org/officeDocument/2006/relationships" xmlns:w="http://schemas.openxmlformats.org/wordprocessingml/2006/main" xmlns:w14="http://schemas.microsoft.com/office/word/2010/wordml" xmlns:w15="http://schemas.microsoft.com/office/word/2012/wordml" xmlns:w16cex="http://schemas.microsoft.com/office/word/2018/wordml/cex" xmlns:w16cid="http://schemas.microsoft.com/office/word/2016/wordml/cid" xmlns:w16="http://schemas.microsoft.com/office/word/2018/wordml" xmlns:w16sdtdh="http://schemas.microsoft.com/office/word/2020/wordml/sdtdatahash" xmlns:w16se="http://schemas.microsoft.com/office/word/2015/wordml/symex" mc:Ignorable="w14 w15 w16se w16cid w16 w16cex w16sdtdh">
   <w:font w:name="Wingdings">
     <w:panose1 w:val="05000000000000000000"/>
     <w:charset w:val="02"/>
@@ -4515,7 +4527,7 @@
 </file>
 
 <file path=word/glossary/settings.xml><?xml version="1.0" encoding="utf-8"?>
-<w:settings xmlns:mc="http://schemas.openxmlformats.org/markup-compatibility/2006" xmlns:o="urn:schemas-microsoft-com:office:office" xmlns:r="http://schemas.openxmlformats.org/officeDocument/2006/relationships" xmlns:m="http://schemas.openxmlformats.org/officeDocument/2006/math" xmlns:v="urn:schemas-microsoft-com:vml" xmlns:w10="urn:schemas-microsoft-com:office:word" xmlns:w="http://schemas.openxmlformats.org/wordprocessingml/2006/main" xmlns:w14="http://schemas.microsoft.com/office/word/2010/wordml" xmlns:w15="http://schemas.microsoft.com/office/word/2012/wordml" xmlns:w16cex="http://schemas.microsoft.com/office/word/2018/wordml/cex" xmlns:w16cid="http://schemas.microsoft.com/office/word/2016/wordml/cid" xmlns:w16="http://schemas.microsoft.com/office/word/2018/wordml" xmlns:w16du="http://schemas.microsoft.com/office/word/2023/wordml/word16du" xmlns:w16sdtdh="http://schemas.microsoft.com/office/word/2020/wordml/sdtdatahash" xmlns:w16sdtfl="http://schemas.microsoft.com/office/word/2024/wordml/sdtformatlock" xmlns:w16se="http://schemas.microsoft.com/office/word/2015/wordml/symex" xmlns:sl="http://schemas.openxmlformats.org/schemaLibrary/2006/main" mc:Ignorable="w14 w15 w16se w16cid w16 w16cex w16sdtdh w16sdtfl w16du">
+<w:settings xmlns:mc="http://schemas.openxmlformats.org/markup-compatibility/2006" xmlns:o="urn:schemas-microsoft-com:office:office" xmlns:r="http://schemas.openxmlformats.org/officeDocument/2006/relationships" xmlns:m="http://schemas.openxmlformats.org/officeDocument/2006/math" xmlns:v="urn:schemas-microsoft-com:vml" xmlns:w10="urn:schemas-microsoft-com:office:word" xmlns:w="http://schemas.openxmlformats.org/wordprocessingml/2006/main" xmlns:w14="http://schemas.microsoft.com/office/word/2010/wordml" xmlns:w15="http://schemas.microsoft.com/office/word/2012/wordml" xmlns:w16cex="http://schemas.microsoft.com/office/word/2018/wordml/cex" xmlns:w16cid="http://schemas.microsoft.com/office/word/2016/wordml/cid" xmlns:w16="http://schemas.microsoft.com/office/word/2018/wordml" xmlns:w16sdtdh="http://schemas.microsoft.com/office/word/2020/wordml/sdtdatahash" xmlns:w16se="http://schemas.microsoft.com/office/word/2015/wordml/symex" xmlns:sl="http://schemas.openxmlformats.org/schemaLibrary/2006/main" mc:Ignorable="w14 w15 w16se w16cid w16 w16cex w16sdtdh">
   <w:view w:val="normal"/>
   <w:bordersDoNotSurroundHeader/>
   <w:bordersDoNotSurroundFooter/>
@@ -4543,6 +4555,8 @@
     <w:rsidRoot w:val="000151A2"/>
     <w:rsid w:val="000151A2"/>
     <w:rsid w:val="000F43F7"/>
+    <w:rsid w:val="0019572D"/>
+    <w:rsid w:val="001A0FD3"/>
     <w:rsid w:val="001C771F"/>
     <w:rsid w:val="001E37F5"/>
     <w:rsid w:val="00416E4F"/>
@@ -4585,7 +4599,7 @@
 </file>
 
 <file path=word/glossary/styles.xml><?xml version="1.0" encoding="utf-8"?>
-<w:styles xmlns:mc="http://schemas.openxmlformats.org/markup-compatibility/2006" xmlns:r="http://schemas.openxmlformats.org/officeDocument/2006/relationships" xmlns:w="http://schemas.openxmlformats.org/wordprocessingml/2006/main" xmlns:w14="http://schemas.microsoft.com/office/word/2010/wordml" xmlns:w15="http://schemas.microsoft.com/office/word/2012/wordml" xmlns:w16cex="http://schemas.microsoft.com/office/word/2018/wordml/cex" xmlns:w16cid="http://schemas.microsoft.com/office/word/2016/wordml/cid" xmlns:w16="http://schemas.microsoft.com/office/word/2018/wordml" xmlns:w16du="http://schemas.microsoft.com/office/word/2023/wordml/word16du" xmlns:w16sdtdh="http://schemas.microsoft.com/office/word/2020/wordml/sdtdatahash" xmlns:w16sdtfl="http://schemas.microsoft.com/office/word/2024/wordml/sdtformatlock" xmlns:w16se="http://schemas.microsoft.com/office/word/2015/wordml/symex" mc:Ignorable="w14 w15 w16se w16cid w16 w16cex w16sdtdh w16sdtfl w16du">
+<w:styles xmlns:mc="http://schemas.openxmlformats.org/markup-compatibility/2006" xmlns:r="http://schemas.openxmlformats.org/officeDocument/2006/relationships" xmlns:w="http://schemas.openxmlformats.org/wordprocessingml/2006/main" xmlns:w14="http://schemas.microsoft.com/office/word/2010/wordml" xmlns:w15="http://schemas.microsoft.com/office/word/2012/wordml" xmlns:w16cex="http://schemas.microsoft.com/office/word/2018/wordml/cex" xmlns:w16cid="http://schemas.microsoft.com/office/word/2016/wordml/cid" xmlns:w16="http://schemas.microsoft.com/office/word/2018/wordml" xmlns:w16sdtdh="http://schemas.microsoft.com/office/word/2020/wordml/sdtdatahash" xmlns:w16se="http://schemas.microsoft.com/office/word/2015/wordml/symex" mc:Ignorable="w14 w15 w16se w16cid w16 w16cex w16sdtdh">
   <w:docDefaults>
     <w:rPrDefault>
       <w:rPr>
@@ -5051,7 +5065,7 @@
 </file>
 
 <file path=word/glossary/webSettings.xml><?xml version="1.0" encoding="utf-8"?>
-<w:webSettings xmlns:mc="http://schemas.openxmlformats.org/markup-compatibility/2006" xmlns:r="http://schemas.openxmlformats.org/officeDocument/2006/relationships" xmlns:w="http://schemas.openxmlformats.org/wordprocessingml/2006/main" xmlns:w14="http://schemas.microsoft.com/office/word/2010/wordml" xmlns:w15="http://schemas.microsoft.com/office/word/2012/wordml" xmlns:w16cex="http://schemas.microsoft.com/office/word/2018/wordml/cex" xmlns:w16cid="http://schemas.microsoft.com/office/word/2016/wordml/cid" xmlns:w16="http://schemas.microsoft.com/office/word/2018/wordml" xmlns:w16du="http://schemas.microsoft.com/office/word/2023/wordml/word16du" xmlns:w16sdtdh="http://schemas.microsoft.com/office/word/2020/wordml/sdtdatahash" xmlns:w16sdtfl="http://schemas.microsoft.com/office/word/2024/wordml/sdtformatlock" xmlns:w16se="http://schemas.microsoft.com/office/word/2015/wordml/symex" mc:Ignorable="w14 w15 w16se w16cid w16 w16cex w16sdtdh w16sdtfl w16du">
+<w:webSettings xmlns:mc="http://schemas.openxmlformats.org/markup-compatibility/2006" xmlns:r="http://schemas.openxmlformats.org/officeDocument/2006/relationships" xmlns:w="http://schemas.openxmlformats.org/wordprocessingml/2006/main" xmlns:w14="http://schemas.microsoft.com/office/word/2010/wordml" xmlns:w15="http://schemas.microsoft.com/office/word/2012/wordml" xmlns:w16cex="http://schemas.microsoft.com/office/word/2018/wordml/cex" xmlns:w16cid="http://schemas.microsoft.com/office/word/2016/wordml/cid" xmlns:w16="http://schemas.microsoft.com/office/word/2018/wordml" xmlns:w16sdtdh="http://schemas.microsoft.com/office/word/2020/wordml/sdtdatahash" xmlns:w16se="http://schemas.microsoft.com/office/word/2015/wordml/symex" mc:Ignorable="w14 w15 w16se w16cid w16 w16cex w16sdtdh">
   <w:optimizeForBrowser/>
   <w:allowPNG/>
 </w:webSettings>

--- a/template_final_report.docx
+++ b/template_final_report.docx
@@ -9,6 +9,7 @@
           <w:rStyle w:val="af"/>
         </w:rPr>
       </w:pPr>
+      <w:proofErr w:type="spellStart"/>
       <w:r>
         <w:rPr>
           <w:rStyle w:val="af"/>
@@ -16,12 +17,13 @@
         </w:rPr>
         <w:t>ㅣ</w:t>
       </w:r>
+      <w:proofErr w:type="spellEnd"/>
     </w:p>
     <w:p>
       <w:pPr>
         <w:pStyle w:val="af1"/>
         <w:rPr>
-          <w:rFonts w:ascii="맑은 고딕" w:eastAsia="맑은 고딕" w:hAnsi="맑은 고딕" w:hint="eastAsia"/>
+          <w:rFonts w:ascii="맑은 고딕" w:eastAsia="맑은 고딕" w:hAnsi="맑은 고딕"/>
         </w:rPr>
       </w:pPr>
       <w:sdt>
@@ -81,6 +83,7 @@
     <w:p>
       <w:pPr>
         <w:rPr>
+          <w:rStyle w:val="af5"/>
           <w:sz w:val="22"/>
           <w:szCs w:val="24"/>
         </w:rPr>
@@ -103,6 +106,31 @@
           <w:t>https://github.com/prulen/my-fork-test2.git</w:t>
         </w:r>
       </w:hyperlink>
+    </w:p>
+    <w:p>
+      <w:pPr>
+        <w:rPr>
+          <w:rStyle w:val="af5"/>
+          <w:sz w:val="22"/>
+          <w:szCs w:val="24"/>
+        </w:rPr>
+      </w:pPr>
+    </w:p>
+    <w:p>
+      <w:pPr>
+        <w:rPr>
+          <w:rFonts w:hint="eastAsia"/>
+          <w:sz w:val="22"/>
+          <w:szCs w:val="24"/>
+        </w:rPr>
+      </w:pPr>
+      <w:r>
+        <w:rPr>
+          <w:sz w:val="22"/>
+          <w:szCs w:val="24"/>
+        </w:rPr>
+        <w:t>https://github.com/Leojun43/2026-1st-final_test/tree/main/02_Final_Submission</w:t>
+      </w:r>
     </w:p>
     <w:p>
       <w:pPr>
@@ -173,315 +201,2092 @@
               <w:adjustRightInd w:val="0"/>
               <w:spacing w:after="0" w:line="240" w:lineRule="auto"/>
               <w:rPr>
-                <w:rFonts w:ascii="Consolas" w:eastAsiaTheme="minorEastAsia" w:hAnsi="Consolas" w:cs="Consolas"/>
-                <w:b/>
-                <w:bCs/>
-                <w:color w:val="7F0055"/>
-                <w:sz w:val="20"/>
-              </w:rPr>
-            </w:pPr>
-            <w:r>
-              <w:rPr>
-                <w:rFonts w:ascii="Consolas" w:eastAsiaTheme="minorEastAsia" w:hAnsi="Consolas" w:cs="Consolas" w:hint="eastAsia"/>
-                <w:b/>
-                <w:bCs/>
-                <w:color w:val="7F0055"/>
-                <w:sz w:val="20"/>
-              </w:rPr>
-              <w:t xml:space="preserve">// </w:t>
-            </w:r>
-            <w:r>
-              <w:rPr>
-                <w:rFonts w:ascii="Consolas" w:eastAsiaTheme="minorEastAsia" w:hAnsi="Consolas" w:cs="Consolas" w:hint="eastAsia"/>
-                <w:b/>
-                <w:bCs/>
-                <w:color w:val="7F0055"/>
-                <w:sz w:val="20"/>
-              </w:rPr>
-              <w:t>아래</w:t>
-            </w:r>
-            <w:r>
-              <w:rPr>
-                <w:rFonts w:ascii="Consolas" w:eastAsiaTheme="minorEastAsia" w:hAnsi="Consolas" w:cs="Consolas" w:hint="eastAsia"/>
-                <w:b/>
-                <w:bCs/>
-                <w:color w:val="7F0055"/>
-                <w:sz w:val="20"/>
+                <w:rFonts w:ascii="Consolas" w:hAnsi="Consolas"/>
+              </w:rPr>
+            </w:pPr>
+            <w:r>
+              <w:rPr>
+                <w:rFonts w:ascii="Consolas" w:hAnsi="Consolas"/>
+              </w:rPr>
+              <w:t>class MyLeNet5_2(</w:t>
+            </w:r>
+            <w:proofErr w:type="spellStart"/>
+            <w:r>
+              <w:rPr>
+                <w:rFonts w:ascii="Consolas" w:hAnsi="Consolas"/>
+              </w:rPr>
+              <w:t>nn.Module</w:t>
+            </w:r>
+            <w:proofErr w:type="spellEnd"/>
+            <w:r>
+              <w:rPr>
+                <w:rFonts w:ascii="Consolas" w:hAnsi="Consolas"/>
+              </w:rPr>
+              <w:t>):</w:t>
+            </w:r>
+          </w:p>
+          <w:p>
+            <w:pPr>
+              <w:widowControl w:val="0"/>
+              <w:autoSpaceDE w:val="0"/>
+              <w:autoSpaceDN w:val="0"/>
+              <w:adjustRightInd w:val="0"/>
+              <w:spacing w:after="0" w:line="240" w:lineRule="auto"/>
+              <w:rPr>
+                <w:rFonts w:ascii="Consolas" w:hAnsi="Consolas"/>
+              </w:rPr>
+            </w:pPr>
+            <w:r>
+              <w:rPr>
+                <w:rFonts w:ascii="Consolas" w:hAnsi="Consolas"/>
+              </w:rPr>
+              <w:t>    def __</w:t>
+            </w:r>
+            <w:proofErr w:type="spellStart"/>
+            <w:r>
+              <w:rPr>
+                <w:rFonts w:ascii="Consolas" w:hAnsi="Consolas"/>
+              </w:rPr>
+              <w:t>init</w:t>
+            </w:r>
+            <w:proofErr w:type="spellEnd"/>
+            <w:r>
+              <w:rPr>
+                <w:rFonts w:ascii="Consolas" w:hAnsi="Consolas"/>
+              </w:rPr>
+              <w:t>__(self):</w:t>
+            </w:r>
+          </w:p>
+          <w:p>
+            <w:pPr>
+              <w:widowControl w:val="0"/>
+              <w:autoSpaceDE w:val="0"/>
+              <w:autoSpaceDN w:val="0"/>
+              <w:adjustRightInd w:val="0"/>
+              <w:spacing w:after="0" w:line="240" w:lineRule="auto"/>
+              <w:rPr>
+                <w:rFonts w:ascii="Consolas" w:hAnsi="Consolas"/>
+              </w:rPr>
+            </w:pPr>
+            <w:r>
+              <w:rPr>
+                <w:rFonts w:ascii="Consolas" w:hAnsi="Consolas"/>
+              </w:rPr>
+              <w:t>        super(MyLeNet5_2, self).__</w:t>
+            </w:r>
+            <w:proofErr w:type="spellStart"/>
+            <w:r>
+              <w:rPr>
+                <w:rFonts w:ascii="Consolas" w:hAnsi="Consolas"/>
+              </w:rPr>
+              <w:t>init</w:t>
+            </w:r>
+            <w:proofErr w:type="spellEnd"/>
+            <w:r>
+              <w:rPr>
+                <w:rFonts w:ascii="Consolas" w:hAnsi="Consolas"/>
+              </w:rPr>
+              <w:t>__()</w:t>
+            </w:r>
+          </w:p>
+          <w:p>
+            <w:pPr>
+              <w:widowControl w:val="0"/>
+              <w:autoSpaceDE w:val="0"/>
+              <w:autoSpaceDN w:val="0"/>
+              <w:adjustRightInd w:val="0"/>
+              <w:spacing w:after="0" w:line="240" w:lineRule="auto"/>
+              <w:rPr>
+                <w:rFonts w:ascii="Consolas" w:hAnsi="Consolas"/>
+              </w:rPr>
+            </w:pPr>
+          </w:p>
+          <w:p>
+            <w:pPr>
+              <w:widowControl w:val="0"/>
+              <w:autoSpaceDE w:val="0"/>
+              <w:autoSpaceDN w:val="0"/>
+              <w:adjustRightInd w:val="0"/>
+              <w:spacing w:after="0" w:line="240" w:lineRule="auto"/>
+              <w:rPr>
+                <w:rFonts w:ascii="Consolas" w:hAnsi="Consolas"/>
+              </w:rPr>
+            </w:pPr>
+            <w:r>
+              <w:rPr>
+                <w:rFonts w:ascii="Consolas" w:hAnsi="Consolas"/>
+              </w:rPr>
+              <w:t xml:space="preserve">        # TODO ①-A : conv_1  →  Conv2d(1, 32, </w:t>
+            </w:r>
+            <w:proofErr w:type="spellStart"/>
+            <w:r>
+              <w:rPr>
+                <w:rFonts w:ascii="Consolas" w:hAnsi="Consolas"/>
+              </w:rPr>
+              <w:t>kernel_size</w:t>
+            </w:r>
+            <w:proofErr w:type="spellEnd"/>
+            <w:r>
+              <w:rPr>
+                <w:rFonts w:ascii="Consolas" w:hAnsi="Consolas"/>
+              </w:rPr>
+              <w:t>=5, padding=2)</w:t>
+            </w:r>
+          </w:p>
+          <w:p>
+            <w:pPr>
+              <w:widowControl w:val="0"/>
+              <w:autoSpaceDE w:val="0"/>
+              <w:autoSpaceDN w:val="0"/>
+              <w:adjustRightInd w:val="0"/>
+              <w:spacing w:after="0" w:line="240" w:lineRule="auto"/>
+              <w:rPr>
+                <w:rFonts w:ascii="Consolas" w:hAnsi="Consolas"/>
+              </w:rPr>
+            </w:pPr>
+            <w:r>
+              <w:rPr>
+                <w:rFonts w:ascii="Consolas" w:hAnsi="Consolas"/>
+              </w:rPr>
+              <w:t xml:space="preserve">        self.conv_1 = nn.Conv2d(1, 32, </w:t>
+            </w:r>
+            <w:proofErr w:type="spellStart"/>
+            <w:r>
+              <w:rPr>
+                <w:rFonts w:ascii="Consolas" w:hAnsi="Consolas"/>
+              </w:rPr>
+              <w:t>kernel_size</w:t>
+            </w:r>
+            <w:proofErr w:type="spellEnd"/>
+            <w:r>
+              <w:rPr>
+                <w:rFonts w:ascii="Consolas" w:hAnsi="Consolas"/>
+              </w:rPr>
+              <w:t xml:space="preserve">=5, padding=2)   # ← </w:t>
+            </w:r>
+            <w:r>
+              <w:rPr>
+                <w:rFonts w:ascii="Consolas" w:hAnsi="Consolas"/>
+              </w:rPr>
+              <w:t>교체하세요</w:t>
+            </w:r>
+          </w:p>
+          <w:p>
+            <w:pPr>
+              <w:widowControl w:val="0"/>
+              <w:autoSpaceDE w:val="0"/>
+              <w:autoSpaceDN w:val="0"/>
+              <w:adjustRightInd w:val="0"/>
+              <w:spacing w:after="0" w:line="240" w:lineRule="auto"/>
+              <w:rPr>
+                <w:rFonts w:ascii="Consolas" w:hAnsi="Consolas"/>
+              </w:rPr>
+            </w:pPr>
+          </w:p>
+          <w:p>
+            <w:pPr>
+              <w:widowControl w:val="0"/>
+              <w:autoSpaceDE w:val="0"/>
+              <w:autoSpaceDN w:val="0"/>
+              <w:adjustRightInd w:val="0"/>
+              <w:spacing w:after="0" w:line="240" w:lineRule="auto"/>
+              <w:rPr>
+                <w:rFonts w:ascii="Consolas" w:hAnsi="Consolas"/>
+              </w:rPr>
+            </w:pPr>
+            <w:r>
+              <w:rPr>
+                <w:rFonts w:ascii="Consolas" w:hAnsi="Consolas"/>
+              </w:rPr>
+              <w:t>        # TODO ①-B : maxpool_1  →  MaxPool2d(</w:t>
+            </w:r>
+            <w:proofErr w:type="spellStart"/>
+            <w:r>
+              <w:rPr>
+                <w:rFonts w:ascii="Consolas" w:hAnsi="Consolas"/>
+              </w:rPr>
+              <w:t>kernel_size</w:t>
+            </w:r>
+            <w:proofErr w:type="spellEnd"/>
+            <w:r>
+              <w:rPr>
+                <w:rFonts w:ascii="Consolas" w:hAnsi="Consolas"/>
+              </w:rPr>
+              <w:t>=(2,2), stride=2)</w:t>
+            </w:r>
+          </w:p>
+          <w:p>
+            <w:pPr>
+              <w:widowControl w:val="0"/>
+              <w:autoSpaceDE w:val="0"/>
+              <w:autoSpaceDN w:val="0"/>
+              <w:adjustRightInd w:val="0"/>
+              <w:spacing w:after="0" w:line="240" w:lineRule="auto"/>
+              <w:rPr>
+                <w:rFonts w:ascii="Consolas" w:hAnsi="Consolas"/>
+              </w:rPr>
+            </w:pPr>
+            <w:r>
+              <w:rPr>
+                <w:rFonts w:ascii="Consolas" w:hAnsi="Consolas"/>
+              </w:rPr>
+              <w:t>        self.maxpool_1 = nn.MaxPool2d(</w:t>
+            </w:r>
+            <w:proofErr w:type="spellStart"/>
+            <w:r>
+              <w:rPr>
+                <w:rFonts w:ascii="Consolas" w:hAnsi="Consolas"/>
+              </w:rPr>
+              <w:t>kernel_size</w:t>
+            </w:r>
+            <w:proofErr w:type="spellEnd"/>
+            <w:r>
+              <w:rPr>
+                <w:rFonts w:ascii="Consolas" w:hAnsi="Consolas"/>
+              </w:rPr>
+              <w:t xml:space="preserve">=(2, 2), stride=2)   # ← </w:t>
+            </w:r>
+            <w:r>
+              <w:rPr>
+                <w:rFonts w:ascii="Consolas" w:hAnsi="Consolas"/>
+              </w:rPr>
+              <w:t>교체하세요</w:t>
+            </w:r>
+          </w:p>
+          <w:p>
+            <w:pPr>
+              <w:widowControl w:val="0"/>
+              <w:autoSpaceDE w:val="0"/>
+              <w:autoSpaceDN w:val="0"/>
+              <w:adjustRightInd w:val="0"/>
+              <w:spacing w:after="0" w:line="240" w:lineRule="auto"/>
+              <w:rPr>
+                <w:rFonts w:ascii="Consolas" w:hAnsi="Consolas"/>
+              </w:rPr>
+            </w:pPr>
+          </w:p>
+          <w:p>
+            <w:pPr>
+              <w:widowControl w:val="0"/>
+              <w:autoSpaceDE w:val="0"/>
+              <w:autoSpaceDN w:val="0"/>
+              <w:adjustRightInd w:val="0"/>
+              <w:spacing w:after="0" w:line="240" w:lineRule="auto"/>
+              <w:rPr>
+                <w:rFonts w:ascii="Consolas" w:hAnsi="Consolas"/>
+              </w:rPr>
+            </w:pPr>
+            <w:r>
+              <w:rPr>
+                <w:rFonts w:ascii="Consolas" w:hAnsi="Consolas"/>
+              </w:rPr>
+              <w:t xml:space="preserve">        # TODO ①-C : conv_2  →  Conv2d(32, 64, </w:t>
+            </w:r>
+            <w:proofErr w:type="spellStart"/>
+            <w:r>
+              <w:rPr>
+                <w:rFonts w:ascii="Consolas" w:hAnsi="Consolas"/>
+              </w:rPr>
+              <w:t>kernel_size</w:t>
+            </w:r>
+            <w:proofErr w:type="spellEnd"/>
+            <w:r>
+              <w:rPr>
+                <w:rFonts w:ascii="Consolas" w:hAnsi="Consolas"/>
+              </w:rPr>
+              <w:t>=5)</w:t>
+            </w:r>
+          </w:p>
+          <w:p>
+            <w:pPr>
+              <w:widowControl w:val="0"/>
+              <w:autoSpaceDE w:val="0"/>
+              <w:autoSpaceDN w:val="0"/>
+              <w:adjustRightInd w:val="0"/>
+              <w:spacing w:after="0" w:line="240" w:lineRule="auto"/>
+              <w:rPr>
+                <w:rFonts w:ascii="Consolas" w:hAnsi="Consolas"/>
+              </w:rPr>
+            </w:pPr>
+            <w:r>
+              <w:rPr>
+                <w:rFonts w:ascii="Consolas" w:hAnsi="Consolas"/>
+              </w:rPr>
+              <w:t xml:space="preserve">        self.conv_2 = nn.Conv2d(32, 64, </w:t>
+            </w:r>
+            <w:proofErr w:type="spellStart"/>
+            <w:r>
+              <w:rPr>
+                <w:rFonts w:ascii="Consolas" w:hAnsi="Consolas"/>
+              </w:rPr>
+              <w:t>kernel_size</w:t>
+            </w:r>
+            <w:proofErr w:type="spellEnd"/>
+            <w:r>
+              <w:rPr>
+                <w:rFonts w:ascii="Consolas" w:hAnsi="Consolas"/>
+              </w:rPr>
+              <w:t xml:space="preserve">=5)   # ← </w:t>
+            </w:r>
+            <w:r>
+              <w:rPr>
+                <w:rFonts w:ascii="Consolas" w:hAnsi="Consolas"/>
+              </w:rPr>
+              <w:t>교체하세요</w:t>
+            </w:r>
+          </w:p>
+          <w:p>
+            <w:pPr>
+              <w:widowControl w:val="0"/>
+              <w:autoSpaceDE w:val="0"/>
+              <w:autoSpaceDN w:val="0"/>
+              <w:adjustRightInd w:val="0"/>
+              <w:spacing w:after="0" w:line="240" w:lineRule="auto"/>
+              <w:rPr>
+                <w:rFonts w:ascii="Consolas" w:hAnsi="Consolas"/>
+              </w:rPr>
+            </w:pPr>
+          </w:p>
+          <w:p>
+            <w:pPr>
+              <w:widowControl w:val="0"/>
+              <w:autoSpaceDE w:val="0"/>
+              <w:autoSpaceDN w:val="0"/>
+              <w:adjustRightInd w:val="0"/>
+              <w:spacing w:after="0" w:line="240" w:lineRule="auto"/>
+              <w:rPr>
+                <w:rFonts w:ascii="Consolas" w:hAnsi="Consolas"/>
+              </w:rPr>
+            </w:pPr>
+            <w:r>
+              <w:rPr>
+                <w:rFonts w:ascii="Consolas" w:hAnsi="Consolas"/>
+              </w:rPr>
+              <w:t>        # TODO ①-D : maxpool_2  →  MaxPool2d(</w:t>
+            </w:r>
+            <w:proofErr w:type="spellStart"/>
+            <w:r>
+              <w:rPr>
+                <w:rFonts w:ascii="Consolas" w:hAnsi="Consolas"/>
+              </w:rPr>
+              <w:t>kernel_size</w:t>
+            </w:r>
+            <w:proofErr w:type="spellEnd"/>
+            <w:r>
+              <w:rPr>
+                <w:rFonts w:ascii="Consolas" w:hAnsi="Consolas"/>
+              </w:rPr>
+              <w:t>=(2,2), stride=2)</w:t>
+            </w:r>
+          </w:p>
+          <w:p>
+            <w:pPr>
+              <w:widowControl w:val="0"/>
+              <w:autoSpaceDE w:val="0"/>
+              <w:autoSpaceDN w:val="0"/>
+              <w:adjustRightInd w:val="0"/>
+              <w:spacing w:after="0" w:line="240" w:lineRule="auto"/>
+              <w:rPr>
+                <w:rFonts w:ascii="Consolas" w:hAnsi="Consolas"/>
+              </w:rPr>
+            </w:pPr>
+            <w:r>
+              <w:rPr>
+                <w:rFonts w:ascii="Consolas" w:hAnsi="Consolas"/>
+              </w:rPr>
+              <w:t>        self.maxpool_2 = nn.MaxPool2d(</w:t>
+            </w:r>
+            <w:proofErr w:type="spellStart"/>
+            <w:r>
+              <w:rPr>
+                <w:rFonts w:ascii="Consolas" w:hAnsi="Consolas"/>
+              </w:rPr>
+              <w:t>kernel_size</w:t>
+            </w:r>
+            <w:proofErr w:type="spellEnd"/>
+            <w:r>
+              <w:rPr>
+                <w:rFonts w:ascii="Consolas" w:hAnsi="Consolas"/>
+              </w:rPr>
+              <w:t xml:space="preserve">=(2, 2), stride=2)   # ← </w:t>
+            </w:r>
+            <w:r>
+              <w:rPr>
+                <w:rFonts w:ascii="Consolas" w:hAnsi="Consolas"/>
+              </w:rPr>
+              <w:t>교체하세요</w:t>
+            </w:r>
+          </w:p>
+          <w:p>
+            <w:pPr>
+              <w:widowControl w:val="0"/>
+              <w:autoSpaceDE w:val="0"/>
+              <w:autoSpaceDN w:val="0"/>
+              <w:adjustRightInd w:val="0"/>
+              <w:spacing w:after="0" w:line="240" w:lineRule="auto"/>
+              <w:rPr>
+                <w:rFonts w:ascii="Consolas" w:hAnsi="Consolas"/>
+              </w:rPr>
+            </w:pPr>
+          </w:p>
+          <w:p>
+            <w:pPr>
+              <w:widowControl w:val="0"/>
+              <w:autoSpaceDE w:val="0"/>
+              <w:autoSpaceDN w:val="0"/>
+              <w:adjustRightInd w:val="0"/>
+              <w:spacing w:after="0" w:line="240" w:lineRule="auto"/>
+              <w:rPr>
+                <w:rFonts w:ascii="Consolas" w:hAnsi="Consolas"/>
+              </w:rPr>
+            </w:pPr>
+            <w:r>
+              <w:rPr>
+                <w:rFonts w:ascii="Consolas" w:hAnsi="Consolas"/>
+              </w:rPr>
+              <w:t xml:space="preserve">        # TODO ①-E : conv_3  →  Conv2d(64, 256, </w:t>
+            </w:r>
+            <w:proofErr w:type="spellStart"/>
+            <w:r>
+              <w:rPr>
+                <w:rFonts w:ascii="Consolas" w:hAnsi="Consolas"/>
+              </w:rPr>
+              <w:t>kernel_size</w:t>
+            </w:r>
+            <w:proofErr w:type="spellEnd"/>
+            <w:r>
+              <w:rPr>
+                <w:rFonts w:ascii="Consolas" w:hAnsi="Consolas"/>
+              </w:rPr>
+              <w:t>=5)</w:t>
+            </w:r>
+          </w:p>
+          <w:p>
+            <w:pPr>
+              <w:widowControl w:val="0"/>
+              <w:autoSpaceDE w:val="0"/>
+              <w:autoSpaceDN w:val="0"/>
+              <w:adjustRightInd w:val="0"/>
+              <w:spacing w:after="0" w:line="240" w:lineRule="auto"/>
+              <w:rPr>
+                <w:rFonts w:ascii="Consolas" w:hAnsi="Consolas"/>
+              </w:rPr>
+            </w:pPr>
+            <w:r>
+              <w:rPr>
+                <w:rFonts w:ascii="Consolas" w:hAnsi="Consolas"/>
+              </w:rPr>
+              <w:t xml:space="preserve">        self.conv_3 = nn.Conv2d(64, 256, </w:t>
+            </w:r>
+            <w:proofErr w:type="spellStart"/>
+            <w:r>
+              <w:rPr>
+                <w:rFonts w:ascii="Consolas" w:hAnsi="Consolas"/>
+              </w:rPr>
+              <w:t>kernel_size</w:t>
+            </w:r>
+            <w:proofErr w:type="spellEnd"/>
+            <w:r>
+              <w:rPr>
+                <w:rFonts w:ascii="Consolas" w:hAnsi="Consolas"/>
+              </w:rPr>
+              <w:t xml:space="preserve">=5)   # ← </w:t>
+            </w:r>
+            <w:r>
+              <w:rPr>
+                <w:rFonts w:ascii="Consolas" w:hAnsi="Consolas"/>
+              </w:rPr>
+              <w:t>교체하세요</w:t>
+            </w:r>
+          </w:p>
+          <w:p>
+            <w:pPr>
+              <w:widowControl w:val="0"/>
+              <w:autoSpaceDE w:val="0"/>
+              <w:autoSpaceDN w:val="0"/>
+              <w:adjustRightInd w:val="0"/>
+              <w:spacing w:after="0" w:line="240" w:lineRule="auto"/>
+              <w:rPr>
+                <w:rFonts w:ascii="Consolas" w:hAnsi="Consolas"/>
+              </w:rPr>
+            </w:pPr>
+          </w:p>
+          <w:p>
+            <w:pPr>
+              <w:widowControl w:val="0"/>
+              <w:autoSpaceDE w:val="0"/>
+              <w:autoSpaceDN w:val="0"/>
+              <w:adjustRightInd w:val="0"/>
+              <w:spacing w:after="0" w:line="240" w:lineRule="auto"/>
+              <w:rPr>
+                <w:rFonts w:ascii="Consolas" w:hAnsi="Consolas"/>
+              </w:rPr>
+            </w:pPr>
+            <w:r>
+              <w:rPr>
+                <w:rFonts w:ascii="Consolas" w:hAnsi="Consolas"/>
+              </w:rPr>
+              <w:t xml:space="preserve">        # TODO ①-F : </w:t>
+            </w:r>
+            <w:proofErr w:type="spellStart"/>
+            <w:r>
+              <w:rPr>
+                <w:rFonts w:ascii="Consolas" w:hAnsi="Consolas"/>
+              </w:rPr>
+              <w:t>relu</w:t>
+            </w:r>
+            <w:proofErr w:type="spellEnd"/>
+            <w:r>
+              <w:rPr>
+                <w:rFonts w:ascii="Consolas" w:hAnsi="Consolas"/>
+              </w:rPr>
+              <w:t xml:space="preserve">  →  </w:t>
+            </w:r>
+            <w:proofErr w:type="spellStart"/>
+            <w:r>
+              <w:rPr>
+                <w:rFonts w:ascii="Consolas" w:hAnsi="Consolas"/>
+              </w:rPr>
+              <w:t>nn.ReLU</w:t>
+            </w:r>
+            <w:proofErr w:type="spellEnd"/>
+            <w:r>
+              <w:rPr>
+                <w:rFonts w:ascii="Consolas" w:hAnsi="Consolas"/>
+              </w:rPr>
+              <w:t>()</w:t>
+            </w:r>
+          </w:p>
+          <w:p>
+            <w:pPr>
+              <w:widowControl w:val="0"/>
+              <w:autoSpaceDE w:val="0"/>
+              <w:autoSpaceDN w:val="0"/>
+              <w:adjustRightInd w:val="0"/>
+              <w:spacing w:after="0" w:line="240" w:lineRule="auto"/>
+              <w:rPr>
+                <w:rFonts w:ascii="Consolas" w:hAnsi="Consolas"/>
+              </w:rPr>
+            </w:pPr>
+            <w:r>
+              <w:rPr>
+                <w:rFonts w:ascii="Consolas" w:hAnsi="Consolas"/>
+              </w:rPr>
+              <w:t xml:space="preserve">        </w:t>
+            </w:r>
+            <w:proofErr w:type="spellStart"/>
+            <w:r>
+              <w:rPr>
+                <w:rFonts w:ascii="Consolas" w:hAnsi="Consolas"/>
+              </w:rPr>
+              <w:t>self.relu</w:t>
+            </w:r>
+            <w:proofErr w:type="spellEnd"/>
+            <w:r>
+              <w:rPr>
+                <w:rFonts w:ascii="Consolas" w:hAnsi="Consolas"/>
+              </w:rPr>
+              <w:t xml:space="preserve"> = </w:t>
+            </w:r>
+            <w:proofErr w:type="spellStart"/>
+            <w:r>
+              <w:rPr>
+                <w:rFonts w:ascii="Consolas" w:hAnsi="Consolas"/>
+              </w:rPr>
+              <w:t>nn.ReLU</w:t>
+            </w:r>
+            <w:proofErr w:type="spellEnd"/>
+            <w:r>
+              <w:rPr>
+                <w:rFonts w:ascii="Consolas" w:hAnsi="Consolas"/>
+              </w:rPr>
+              <w:t xml:space="preserve">()   # ← </w:t>
+            </w:r>
+            <w:r>
+              <w:rPr>
+                <w:rFonts w:ascii="Consolas" w:hAnsi="Consolas"/>
+              </w:rPr>
+              <w:t>교체하세요</w:t>
+            </w:r>
+          </w:p>
+          <w:p>
+            <w:pPr>
+              <w:widowControl w:val="0"/>
+              <w:autoSpaceDE w:val="0"/>
+              <w:autoSpaceDN w:val="0"/>
+              <w:adjustRightInd w:val="0"/>
+              <w:spacing w:after="0" w:line="240" w:lineRule="auto"/>
+              <w:rPr>
+                <w:rFonts w:ascii="Consolas" w:hAnsi="Consolas"/>
+              </w:rPr>
+            </w:pPr>
+          </w:p>
+          <w:p>
+            <w:pPr>
+              <w:widowControl w:val="0"/>
+              <w:autoSpaceDE w:val="0"/>
+              <w:autoSpaceDN w:val="0"/>
+              <w:adjustRightInd w:val="0"/>
+              <w:spacing w:after="0" w:line="240" w:lineRule="auto"/>
+              <w:rPr>
+                <w:rFonts w:ascii="Consolas" w:hAnsi="Consolas"/>
+              </w:rPr>
+            </w:pPr>
+            <w:r>
+              <w:rPr>
+                <w:rFonts w:ascii="Consolas" w:hAnsi="Consolas"/>
+              </w:rPr>
+              <w:t>        # TODO ①-G : fc_1  →  Linear(256, 128)</w:t>
+            </w:r>
+          </w:p>
+          <w:p>
+            <w:pPr>
+              <w:widowControl w:val="0"/>
+              <w:autoSpaceDE w:val="0"/>
+              <w:autoSpaceDN w:val="0"/>
+              <w:adjustRightInd w:val="0"/>
+              <w:spacing w:after="0" w:line="240" w:lineRule="auto"/>
+              <w:rPr>
+                <w:rFonts w:ascii="Consolas" w:hAnsi="Consolas"/>
+              </w:rPr>
+            </w:pPr>
+            <w:r>
+              <w:rPr>
+                <w:rFonts w:ascii="Consolas" w:hAnsi="Consolas"/>
+              </w:rPr>
+              <w:t xml:space="preserve">        self.fc_1 = </w:t>
+            </w:r>
+            <w:proofErr w:type="spellStart"/>
+            <w:r>
+              <w:rPr>
+                <w:rFonts w:ascii="Consolas" w:hAnsi="Consolas"/>
+              </w:rPr>
+              <w:t>nn.Linear</w:t>
+            </w:r>
+            <w:proofErr w:type="spellEnd"/>
+            <w:r>
+              <w:rPr>
+                <w:rFonts w:ascii="Consolas" w:hAnsi="Consolas"/>
+              </w:rPr>
+              <w:t xml:space="preserve">(256, 128)   # ← </w:t>
+            </w:r>
+            <w:r>
+              <w:rPr>
+                <w:rFonts w:ascii="Consolas" w:hAnsi="Consolas"/>
+              </w:rPr>
+              <w:t>교체하세요</w:t>
+            </w:r>
+          </w:p>
+          <w:p>
+            <w:pPr>
+              <w:widowControl w:val="0"/>
+              <w:autoSpaceDE w:val="0"/>
+              <w:autoSpaceDN w:val="0"/>
+              <w:adjustRightInd w:val="0"/>
+              <w:spacing w:after="0" w:line="240" w:lineRule="auto"/>
+              <w:rPr>
+                <w:rFonts w:ascii="Consolas" w:hAnsi="Consolas"/>
+              </w:rPr>
+            </w:pPr>
+          </w:p>
+          <w:p>
+            <w:pPr>
+              <w:widowControl w:val="0"/>
+              <w:autoSpaceDE w:val="0"/>
+              <w:autoSpaceDN w:val="0"/>
+              <w:adjustRightInd w:val="0"/>
+              <w:spacing w:after="0" w:line="240" w:lineRule="auto"/>
+              <w:rPr>
+                <w:rFonts w:ascii="Consolas" w:hAnsi="Consolas"/>
+              </w:rPr>
+            </w:pPr>
+            <w:r>
+              <w:rPr>
+                <w:rFonts w:ascii="Consolas" w:hAnsi="Consolas"/>
+              </w:rPr>
+              <w:t>        # TODO ①-H : fc_2  →  Linear(128, 10)</w:t>
+            </w:r>
+          </w:p>
+          <w:p>
+            <w:pPr>
+              <w:widowControl w:val="0"/>
+              <w:autoSpaceDE w:val="0"/>
+              <w:autoSpaceDN w:val="0"/>
+              <w:adjustRightInd w:val="0"/>
+              <w:spacing w:after="0" w:line="240" w:lineRule="auto"/>
+              <w:rPr>
+                <w:rFonts w:ascii="Consolas" w:hAnsi="Consolas"/>
+              </w:rPr>
+            </w:pPr>
+            <w:r>
+              <w:rPr>
+                <w:rFonts w:ascii="Consolas" w:hAnsi="Consolas"/>
+              </w:rPr>
+              <w:t xml:space="preserve">        self.fc_2 = </w:t>
+            </w:r>
+            <w:proofErr w:type="spellStart"/>
+            <w:r>
+              <w:rPr>
+                <w:rFonts w:ascii="Consolas" w:hAnsi="Consolas"/>
+              </w:rPr>
+              <w:t>nn.Linear</w:t>
+            </w:r>
+            <w:proofErr w:type="spellEnd"/>
+            <w:r>
+              <w:rPr>
+                <w:rFonts w:ascii="Consolas" w:hAnsi="Consolas"/>
+              </w:rPr>
+              <w:t xml:space="preserve">(128, 10)   # ← </w:t>
+            </w:r>
+            <w:r>
+              <w:rPr>
+                <w:rFonts w:ascii="Consolas" w:hAnsi="Consolas"/>
+              </w:rPr>
+              <w:t>교체하세요</w:t>
+            </w:r>
+          </w:p>
+          <w:p>
+            <w:pPr>
+              <w:widowControl w:val="0"/>
+              <w:autoSpaceDE w:val="0"/>
+              <w:autoSpaceDN w:val="0"/>
+              <w:adjustRightInd w:val="0"/>
+              <w:spacing w:after="0" w:line="240" w:lineRule="auto"/>
+              <w:rPr>
+                <w:rFonts w:ascii="Consolas" w:hAnsi="Consolas"/>
+              </w:rPr>
+            </w:pPr>
+          </w:p>
+          <w:p>
+            <w:pPr>
+              <w:widowControl w:val="0"/>
+              <w:autoSpaceDE w:val="0"/>
+              <w:autoSpaceDN w:val="0"/>
+              <w:adjustRightInd w:val="0"/>
+              <w:spacing w:after="0" w:line="240" w:lineRule="auto"/>
+              <w:rPr>
+                <w:rFonts w:ascii="Consolas" w:hAnsi="Consolas"/>
+              </w:rPr>
+            </w:pPr>
+            <w:r>
+              <w:rPr>
+                <w:rFonts w:ascii="Consolas" w:hAnsi="Consolas"/>
+              </w:rPr>
+              <w:t>    def forward(self, x):</w:t>
+            </w:r>
+          </w:p>
+          <w:p>
+            <w:pPr>
+              <w:widowControl w:val="0"/>
+              <w:autoSpaceDE w:val="0"/>
+              <w:autoSpaceDN w:val="0"/>
+              <w:adjustRightInd w:val="0"/>
+              <w:spacing w:after="0" w:line="240" w:lineRule="auto"/>
+              <w:rPr>
+                <w:rFonts w:ascii="Consolas" w:hAnsi="Consolas"/>
+              </w:rPr>
+            </w:pPr>
+            <w:r>
+              <w:rPr>
+                <w:rFonts w:ascii="Consolas" w:hAnsi="Consolas"/>
+              </w:rPr>
+              <w:t>        x = self.conv_1(x)</w:t>
+            </w:r>
+          </w:p>
+          <w:p>
+            <w:pPr>
+              <w:widowControl w:val="0"/>
+              <w:autoSpaceDE w:val="0"/>
+              <w:autoSpaceDN w:val="0"/>
+              <w:adjustRightInd w:val="0"/>
+              <w:spacing w:after="0" w:line="240" w:lineRule="auto"/>
+              <w:rPr>
+                <w:rFonts w:ascii="Consolas" w:hAnsi="Consolas"/>
+              </w:rPr>
+            </w:pPr>
+            <w:r>
+              <w:rPr>
+                <w:rFonts w:ascii="Consolas" w:hAnsi="Consolas"/>
+              </w:rPr>
+              <w:t xml:space="preserve">        x = </w:t>
+            </w:r>
+            <w:proofErr w:type="spellStart"/>
+            <w:r>
+              <w:rPr>
+                <w:rFonts w:ascii="Consolas" w:hAnsi="Consolas"/>
+              </w:rPr>
+              <w:t>self.relu</w:t>
+            </w:r>
+            <w:proofErr w:type="spellEnd"/>
+            <w:r>
+              <w:rPr>
+                <w:rFonts w:ascii="Consolas" w:hAnsi="Consolas"/>
+              </w:rPr>
+              <w:t>(x)</w:t>
+            </w:r>
+          </w:p>
+          <w:p>
+            <w:pPr>
+              <w:widowControl w:val="0"/>
+              <w:autoSpaceDE w:val="0"/>
+              <w:autoSpaceDN w:val="0"/>
+              <w:adjustRightInd w:val="0"/>
+              <w:spacing w:after="0" w:line="240" w:lineRule="auto"/>
+              <w:rPr>
+                <w:rFonts w:ascii="Consolas" w:hAnsi="Consolas"/>
+              </w:rPr>
+            </w:pPr>
+            <w:r>
+              <w:rPr>
+                <w:rFonts w:ascii="Consolas" w:hAnsi="Consolas"/>
+              </w:rPr>
+              <w:t>        x = self.maxpool_1(x)</w:t>
+            </w:r>
+          </w:p>
+          <w:p>
+            <w:pPr>
+              <w:widowControl w:val="0"/>
+              <w:autoSpaceDE w:val="0"/>
+              <w:autoSpaceDN w:val="0"/>
+              <w:adjustRightInd w:val="0"/>
+              <w:spacing w:after="0" w:line="240" w:lineRule="auto"/>
+              <w:rPr>
+                <w:rFonts w:ascii="Consolas" w:hAnsi="Consolas"/>
+              </w:rPr>
+            </w:pPr>
+            <w:r>
+              <w:rPr>
+                <w:rFonts w:ascii="Consolas" w:hAnsi="Consolas"/>
+              </w:rPr>
+              <w:t>        x = self.conv_2(x)</w:t>
+            </w:r>
+          </w:p>
+          <w:p>
+            <w:pPr>
+              <w:widowControl w:val="0"/>
+              <w:autoSpaceDE w:val="0"/>
+              <w:autoSpaceDN w:val="0"/>
+              <w:adjustRightInd w:val="0"/>
+              <w:spacing w:after="0" w:line="240" w:lineRule="auto"/>
+              <w:rPr>
+                <w:rFonts w:ascii="Consolas" w:hAnsi="Consolas"/>
+              </w:rPr>
+            </w:pPr>
+            <w:r>
+              <w:rPr>
+                <w:rFonts w:ascii="Consolas" w:hAnsi="Consolas"/>
+              </w:rPr>
+              <w:lastRenderedPageBreak/>
+              <w:t xml:space="preserve">        x = </w:t>
+            </w:r>
+            <w:proofErr w:type="spellStart"/>
+            <w:r>
+              <w:rPr>
+                <w:rFonts w:ascii="Consolas" w:hAnsi="Consolas"/>
+              </w:rPr>
+              <w:t>self.relu</w:t>
+            </w:r>
+            <w:proofErr w:type="spellEnd"/>
+            <w:r>
+              <w:rPr>
+                <w:rFonts w:ascii="Consolas" w:hAnsi="Consolas"/>
+              </w:rPr>
+              <w:t>(x)</w:t>
+            </w:r>
+          </w:p>
+          <w:p>
+            <w:pPr>
+              <w:widowControl w:val="0"/>
+              <w:autoSpaceDE w:val="0"/>
+              <w:autoSpaceDN w:val="0"/>
+              <w:adjustRightInd w:val="0"/>
+              <w:spacing w:after="0" w:line="240" w:lineRule="auto"/>
+              <w:rPr>
+                <w:rFonts w:ascii="Consolas" w:hAnsi="Consolas"/>
+              </w:rPr>
+            </w:pPr>
+            <w:r>
+              <w:rPr>
+                <w:rFonts w:ascii="Consolas" w:hAnsi="Consolas"/>
+              </w:rPr>
+              <w:t>        x = self.maxpool_2(x)</w:t>
+            </w:r>
+          </w:p>
+          <w:p>
+            <w:pPr>
+              <w:widowControl w:val="0"/>
+              <w:autoSpaceDE w:val="0"/>
+              <w:autoSpaceDN w:val="0"/>
+              <w:adjustRightInd w:val="0"/>
+              <w:spacing w:after="0" w:line="240" w:lineRule="auto"/>
+              <w:rPr>
+                <w:rFonts w:ascii="Consolas" w:hAnsi="Consolas"/>
+              </w:rPr>
+            </w:pPr>
+            <w:r>
+              <w:rPr>
+                <w:rFonts w:ascii="Consolas" w:hAnsi="Consolas"/>
+              </w:rPr>
+              <w:t>        x = self.conv_3(x)</w:t>
+            </w:r>
+          </w:p>
+          <w:p>
+            <w:pPr>
+              <w:widowControl w:val="0"/>
+              <w:autoSpaceDE w:val="0"/>
+              <w:autoSpaceDN w:val="0"/>
+              <w:adjustRightInd w:val="0"/>
+              <w:spacing w:after="0" w:line="240" w:lineRule="auto"/>
+              <w:rPr>
+                <w:rFonts w:ascii="Consolas" w:hAnsi="Consolas"/>
+              </w:rPr>
+            </w:pPr>
+            <w:r>
+              <w:rPr>
+                <w:rFonts w:ascii="Consolas" w:hAnsi="Consolas"/>
+              </w:rPr>
+              <w:t xml:space="preserve">        x = </w:t>
+            </w:r>
+            <w:proofErr w:type="spellStart"/>
+            <w:r>
+              <w:rPr>
+                <w:rFonts w:ascii="Consolas" w:hAnsi="Consolas"/>
+              </w:rPr>
+              <w:t>x.view</w:t>
+            </w:r>
+            <w:proofErr w:type="spellEnd"/>
+            <w:r>
+              <w:rPr>
+                <w:rFonts w:ascii="Consolas" w:hAnsi="Consolas"/>
+              </w:rPr>
+              <w:t>(-1, 256)  # flatten</w:t>
+            </w:r>
+          </w:p>
+          <w:p>
+            <w:pPr>
+              <w:widowControl w:val="0"/>
+              <w:autoSpaceDE w:val="0"/>
+              <w:autoSpaceDN w:val="0"/>
+              <w:adjustRightInd w:val="0"/>
+              <w:spacing w:after="0" w:line="240" w:lineRule="auto"/>
+              <w:rPr>
+                <w:rFonts w:ascii="Consolas" w:hAnsi="Consolas"/>
+              </w:rPr>
+            </w:pPr>
+            <w:r>
+              <w:rPr>
+                <w:rFonts w:ascii="Consolas" w:hAnsi="Consolas"/>
+              </w:rPr>
+              <w:t>        x = self.fc_1(x)</w:t>
+            </w:r>
+          </w:p>
+          <w:p>
+            <w:pPr>
+              <w:widowControl w:val="0"/>
+              <w:autoSpaceDE w:val="0"/>
+              <w:autoSpaceDN w:val="0"/>
+              <w:adjustRightInd w:val="0"/>
+              <w:spacing w:after="0" w:line="240" w:lineRule="auto"/>
+              <w:rPr>
+                <w:rFonts w:ascii="Consolas" w:hAnsi="Consolas"/>
+              </w:rPr>
+            </w:pPr>
+            <w:r>
+              <w:rPr>
+                <w:rFonts w:ascii="Consolas" w:hAnsi="Consolas"/>
+              </w:rPr>
+              <w:t xml:space="preserve">        x = </w:t>
+            </w:r>
+            <w:proofErr w:type="spellStart"/>
+            <w:r>
+              <w:rPr>
+                <w:rFonts w:ascii="Consolas" w:hAnsi="Consolas"/>
+              </w:rPr>
+              <w:t>self.relu</w:t>
+            </w:r>
+            <w:proofErr w:type="spellEnd"/>
+            <w:r>
+              <w:rPr>
+                <w:rFonts w:ascii="Consolas" w:hAnsi="Consolas"/>
+              </w:rPr>
+              <w:t>(x)</w:t>
+            </w:r>
+          </w:p>
+          <w:p>
+            <w:pPr>
+              <w:widowControl w:val="0"/>
+              <w:autoSpaceDE w:val="0"/>
+              <w:autoSpaceDN w:val="0"/>
+              <w:adjustRightInd w:val="0"/>
+              <w:spacing w:after="0" w:line="240" w:lineRule="auto"/>
+              <w:rPr>
+                <w:rFonts w:ascii="Consolas" w:hAnsi="Consolas"/>
+              </w:rPr>
+            </w:pPr>
+            <w:r>
+              <w:rPr>
+                <w:rFonts w:ascii="Consolas" w:hAnsi="Consolas"/>
+              </w:rPr>
+              <w:t>        res = self.fc_2(x)</w:t>
+            </w:r>
+          </w:p>
+          <w:p>
+            <w:pPr>
+              <w:widowControl w:val="0"/>
+              <w:autoSpaceDE w:val="0"/>
+              <w:autoSpaceDN w:val="0"/>
+              <w:adjustRightInd w:val="0"/>
+              <w:spacing w:after="0" w:line="240" w:lineRule="auto"/>
+              <w:rPr>
+                <w:rFonts w:ascii="Consolas" w:hAnsi="Consolas"/>
+              </w:rPr>
+            </w:pPr>
+            <w:r>
+              <w:rPr>
+                <w:rFonts w:ascii="Consolas" w:hAnsi="Consolas"/>
+              </w:rPr>
+              <w:t>        return res</w:t>
+            </w:r>
+          </w:p>
+          <w:p>
+            <w:pPr>
+              <w:widowControl w:val="0"/>
+              <w:autoSpaceDE w:val="0"/>
+              <w:autoSpaceDN w:val="0"/>
+              <w:adjustRightInd w:val="0"/>
+              <w:spacing w:after="0" w:line="240" w:lineRule="auto"/>
+              <w:rPr>
+                <w:rFonts w:ascii="Consolas" w:hAnsi="Consolas"/>
+              </w:rPr>
+            </w:pPr>
+            <w:r>
+              <w:rPr>
+                <w:rFonts w:ascii="Consolas" w:hAnsi="Consolas"/>
+              </w:rPr>
+              <w:t xml:space="preserve">        # TODO ② : </w:t>
+            </w:r>
+            <w:proofErr w:type="spellStart"/>
+            <w:r>
+              <w:rPr>
+                <w:rFonts w:ascii="Consolas" w:hAnsi="Consolas"/>
+              </w:rPr>
+              <w:t>순전파</w:t>
+            </w:r>
+            <w:proofErr w:type="spellEnd"/>
+            <w:r>
+              <w:rPr>
+                <w:rFonts w:ascii="Consolas" w:hAnsi="Consolas"/>
               </w:rPr>
               <w:t xml:space="preserve"> </w:t>
             </w:r>
             <w:r>
               <w:rPr>
-                <w:rFonts w:ascii="Consolas" w:eastAsiaTheme="minorEastAsia" w:hAnsi="Consolas" w:cs="Consolas" w:hint="eastAsia"/>
-                <w:b/>
-                <w:bCs/>
-                <w:color w:val="7F0055"/>
-                <w:sz w:val="20"/>
-              </w:rPr>
-              <w:t>내용</w:t>
-            </w:r>
-            <w:r>
-              <w:rPr>
-                <w:rFonts w:ascii="Consolas" w:eastAsiaTheme="minorEastAsia" w:hAnsi="Consolas" w:cs="Consolas" w:hint="eastAsia"/>
-                <w:b/>
-                <w:bCs/>
-                <w:color w:val="7F0055"/>
-                <w:sz w:val="20"/>
+                <w:rFonts w:ascii="Consolas" w:hAnsi="Consolas"/>
+              </w:rPr>
+              <w:t>구현</w:t>
+            </w:r>
+          </w:p>
+          <w:p>
+            <w:pPr>
+              <w:widowControl w:val="0"/>
+              <w:autoSpaceDE w:val="0"/>
+              <w:autoSpaceDN w:val="0"/>
+              <w:adjustRightInd w:val="0"/>
+              <w:spacing w:after="0" w:line="240" w:lineRule="auto"/>
+              <w:rPr>
+                <w:rFonts w:ascii="Consolas" w:hAnsi="Consolas"/>
+              </w:rPr>
+            </w:pPr>
+            <w:r>
+              <w:rPr>
+                <w:rFonts w:ascii="Consolas" w:hAnsi="Consolas"/>
+              </w:rPr>
+              <w:t xml:space="preserve">        pass   # ← </w:t>
+            </w:r>
+            <w:r>
+              <w:rPr>
+                <w:rFonts w:ascii="Consolas" w:hAnsi="Consolas"/>
+              </w:rPr>
+              <w:t>이</w:t>
+            </w:r>
+            <w:r>
+              <w:rPr>
+                <w:rFonts w:ascii="Consolas" w:hAnsi="Consolas"/>
               </w:rPr>
               <w:t xml:space="preserve"> </w:t>
             </w:r>
             <w:r>
               <w:rPr>
-                <w:rFonts w:ascii="Consolas" w:eastAsiaTheme="minorEastAsia" w:hAnsi="Consolas" w:cs="Consolas" w:hint="eastAsia"/>
-                <w:b/>
-                <w:bCs/>
-                <w:color w:val="7F0055"/>
-                <w:sz w:val="20"/>
-              </w:rPr>
-              <w:t>삭제</w:t>
-            </w:r>
-            <w:r>
-              <w:rPr>
-                <w:rFonts w:ascii="Consolas" w:eastAsiaTheme="minorEastAsia" w:hAnsi="Consolas" w:cs="Consolas" w:hint="eastAsia"/>
-                <w:b/>
-                <w:bCs/>
-                <w:color w:val="7F0055"/>
-                <w:sz w:val="20"/>
+                <w:rFonts w:ascii="Consolas" w:hAnsi="Consolas"/>
+              </w:rPr>
+              <w:t>줄을</w:t>
+            </w:r>
+            <w:r>
+              <w:rPr>
+                <w:rFonts w:ascii="Consolas" w:hAnsi="Consolas"/>
               </w:rPr>
               <w:t xml:space="preserve"> </w:t>
             </w:r>
             <w:r>
               <w:rPr>
-                <w:rFonts w:ascii="Consolas" w:eastAsiaTheme="minorEastAsia" w:hAnsi="Consolas" w:cs="Consolas" w:hint="eastAsia"/>
-                <w:b/>
-                <w:bCs/>
-                <w:color w:val="7F0055"/>
-                <w:sz w:val="20"/>
-              </w:rPr>
-              <w:t>후</w:t>
-            </w:r>
-            <w:r>
-              <w:rPr>
-                <w:rFonts w:ascii="Consolas" w:eastAsiaTheme="minorEastAsia" w:hAnsi="Consolas" w:cs="Consolas" w:hint="eastAsia"/>
-                <w:b/>
-                <w:bCs/>
-                <w:color w:val="7F0055"/>
-                <w:sz w:val="20"/>
+                <w:rFonts w:ascii="Consolas" w:hAnsi="Consolas"/>
+              </w:rPr>
+              <w:t>지우고</w:t>
+            </w:r>
+            <w:r>
+              <w:rPr>
+                <w:rFonts w:ascii="Consolas" w:hAnsi="Consolas"/>
               </w:rPr>
               <w:t xml:space="preserve"> </w:t>
             </w:r>
             <w:r>
               <w:rPr>
-                <w:rFonts w:ascii="Consolas" w:eastAsiaTheme="minorEastAsia" w:hAnsi="Consolas" w:cs="Consolas" w:hint="eastAsia"/>
-                <w:b/>
-                <w:bCs/>
-                <w:color w:val="7F0055"/>
-                <w:sz w:val="20"/>
-              </w:rPr>
-              <w:t>본인</w:t>
-            </w:r>
-            <w:r>
-              <w:rPr>
-                <w:rFonts w:ascii="Consolas" w:eastAsiaTheme="minorEastAsia" w:hAnsi="Consolas" w:cs="Consolas" w:hint="eastAsia"/>
-                <w:b/>
-                <w:bCs/>
-                <w:color w:val="7F0055"/>
-                <w:sz w:val="20"/>
+                <w:rFonts w:ascii="Consolas" w:hAnsi="Consolas"/>
+              </w:rPr>
+              <w:t>구현하세요</w:t>
+            </w:r>
+          </w:p>
+          <w:p>
+            <w:pPr>
+              <w:widowControl w:val="0"/>
+              <w:autoSpaceDE w:val="0"/>
+              <w:autoSpaceDN w:val="0"/>
+              <w:adjustRightInd w:val="0"/>
+              <w:spacing w:after="0" w:line="240" w:lineRule="auto"/>
+              <w:rPr>
+                <w:rFonts w:ascii="Consolas" w:hAnsi="Consolas"/>
+              </w:rPr>
+            </w:pPr>
+          </w:p>
+          <w:p>
+            <w:pPr>
+              <w:widowControl w:val="0"/>
+              <w:autoSpaceDE w:val="0"/>
+              <w:autoSpaceDN w:val="0"/>
+              <w:adjustRightInd w:val="0"/>
+              <w:spacing w:after="0" w:line="240" w:lineRule="auto"/>
+              <w:rPr>
+                <w:rFonts w:ascii="Consolas" w:hAnsi="Consolas"/>
+              </w:rPr>
+            </w:pPr>
+            <w:r>
+              <w:rPr>
+                <w:rFonts w:ascii="Consolas" w:hAnsi="Consolas"/>
+              </w:rPr>
+              <w:t xml:space="preserve"># ===== </w:t>
+            </w:r>
+            <w:r>
+              <w:rPr>
+                <w:rFonts w:ascii="Consolas" w:hAnsi="Consolas"/>
+              </w:rPr>
+              <w:t>수정</w:t>
+            </w:r>
+            <w:r>
+              <w:rPr>
+                <w:rFonts w:ascii="Consolas" w:hAnsi="Consolas"/>
               </w:rPr>
               <w:t xml:space="preserve"> </w:t>
             </w:r>
             <w:r>
               <w:rPr>
-                <w:rFonts w:ascii="Consolas" w:eastAsiaTheme="minorEastAsia" w:hAnsi="Consolas" w:cs="Consolas" w:hint="eastAsia"/>
-                <w:b/>
-                <w:bCs/>
-                <w:color w:val="7F0055"/>
-                <w:sz w:val="20"/>
-              </w:rPr>
-              <w:t>코드로</w:t>
-            </w:r>
-            <w:r>
-              <w:rPr>
-                <w:rFonts w:ascii="Consolas" w:eastAsiaTheme="minorEastAsia" w:hAnsi="Consolas" w:cs="Consolas" w:hint="eastAsia"/>
-                <w:b/>
-                <w:bCs/>
-                <w:color w:val="7F0055"/>
-                <w:sz w:val="20"/>
+                <w:rFonts w:ascii="Consolas" w:hAnsi="Consolas"/>
+              </w:rPr>
+              <w:t>금지</w:t>
+            </w:r>
+            <w:r>
+              <w:rPr>
+                <w:rFonts w:ascii="Consolas" w:hAnsi="Consolas"/>
+              </w:rPr>
+              <w:t xml:space="preserve"> =====</w:t>
+            </w:r>
+          </w:p>
+          <w:p>
+            <w:pPr>
+              <w:widowControl w:val="0"/>
+              <w:autoSpaceDE w:val="0"/>
+              <w:autoSpaceDN w:val="0"/>
+              <w:adjustRightInd w:val="0"/>
+              <w:spacing w:after="0" w:line="240" w:lineRule="auto"/>
+              <w:rPr>
+                <w:rFonts w:ascii="Consolas" w:hAnsi="Consolas"/>
+              </w:rPr>
+            </w:pPr>
+            <w:proofErr w:type="spellStart"/>
+            <w:r>
+              <w:rPr>
+                <w:rFonts w:ascii="Consolas" w:hAnsi="Consolas"/>
+              </w:rPr>
+              <w:t>model_test</w:t>
+            </w:r>
+            <w:proofErr w:type="spellEnd"/>
+            <w:r>
+              <w:rPr>
+                <w:rFonts w:ascii="Consolas" w:hAnsi="Consolas"/>
+              </w:rPr>
+              <w:t xml:space="preserve"> = MyLeNet5_2()</w:t>
+            </w:r>
+          </w:p>
+          <w:p>
+            <w:pPr>
+              <w:widowControl w:val="0"/>
+              <w:autoSpaceDE w:val="0"/>
+              <w:autoSpaceDN w:val="0"/>
+              <w:adjustRightInd w:val="0"/>
+              <w:spacing w:after="0" w:line="240" w:lineRule="auto"/>
+              <w:rPr>
+                <w:rFonts w:ascii="Consolas" w:hAnsi="Consolas"/>
+              </w:rPr>
+            </w:pPr>
+            <w:r>
+              <w:rPr>
+                <w:rFonts w:ascii="Consolas" w:hAnsi="Consolas"/>
+              </w:rPr>
+              <w:t>print(</w:t>
+            </w:r>
+            <w:proofErr w:type="spellStart"/>
+            <w:r>
+              <w:rPr>
+                <w:rFonts w:ascii="Consolas" w:hAnsi="Consolas"/>
+              </w:rPr>
+              <w:t>model_test</w:t>
+            </w:r>
+            <w:proofErr w:type="spellEnd"/>
+            <w:r>
+              <w:rPr>
+                <w:rFonts w:ascii="Consolas" w:hAnsi="Consolas"/>
+              </w:rPr>
+              <w:t>)</w:t>
+            </w:r>
+          </w:p>
+          <w:p>
+            <w:pPr>
+              <w:widowControl w:val="0"/>
+              <w:autoSpaceDE w:val="0"/>
+              <w:autoSpaceDN w:val="0"/>
+              <w:adjustRightInd w:val="0"/>
+              <w:spacing w:after="0" w:line="240" w:lineRule="auto"/>
+              <w:rPr>
+                <w:rFonts w:ascii="Consolas" w:hAnsi="Consolas"/>
+              </w:rPr>
+            </w:pPr>
+            <w:proofErr w:type="spellStart"/>
+            <w:r>
+              <w:rPr>
+                <w:rFonts w:ascii="Consolas" w:hAnsi="Consolas"/>
+              </w:rPr>
+              <w:t>total_params</w:t>
+            </w:r>
+            <w:proofErr w:type="spellEnd"/>
+            <w:r>
+              <w:rPr>
+                <w:rFonts w:ascii="Consolas" w:hAnsi="Consolas"/>
+              </w:rPr>
+              <w:t xml:space="preserve"> = sum(</w:t>
+            </w:r>
+            <w:proofErr w:type="spellStart"/>
+            <w:r>
+              <w:rPr>
+                <w:rFonts w:ascii="Consolas" w:hAnsi="Consolas"/>
+              </w:rPr>
+              <w:t>p.numel</w:t>
+            </w:r>
+            <w:proofErr w:type="spellEnd"/>
+            <w:r>
+              <w:rPr>
+                <w:rFonts w:ascii="Consolas" w:hAnsi="Consolas"/>
+              </w:rPr>
+              <w:t xml:space="preserve">() for p in </w:t>
+            </w:r>
+            <w:proofErr w:type="spellStart"/>
+            <w:r>
+              <w:rPr>
+                <w:rFonts w:ascii="Consolas" w:hAnsi="Consolas"/>
+              </w:rPr>
+              <w:t>model_test.parameters</w:t>
+            </w:r>
+            <w:proofErr w:type="spellEnd"/>
+            <w:r>
+              <w:rPr>
+                <w:rFonts w:ascii="Consolas" w:hAnsi="Consolas"/>
+              </w:rPr>
+              <w:t>())</w:t>
+            </w:r>
+          </w:p>
+          <w:p>
+            <w:pPr>
+              <w:widowControl w:val="0"/>
+              <w:autoSpaceDE w:val="0"/>
+              <w:autoSpaceDN w:val="0"/>
+              <w:adjustRightInd w:val="0"/>
+              <w:spacing w:after="0" w:line="240" w:lineRule="auto"/>
+              <w:rPr>
+                <w:rFonts w:ascii="Consolas" w:hAnsi="Consolas"/>
+              </w:rPr>
+            </w:pPr>
+            <w:r>
+              <w:rPr>
+                <w:rFonts w:ascii="Consolas" w:hAnsi="Consolas"/>
+              </w:rPr>
+              <w:t>print(f"</w:t>
+            </w:r>
+            <w:r>
+              <w:rPr>
+                <w:rFonts w:ascii="Consolas" w:hAnsi="Consolas"/>
+              </w:rPr>
+              <w:t>파라미터</w:t>
+            </w:r>
+            <w:r>
+              <w:rPr>
+                <w:rFonts w:ascii="Consolas" w:hAnsi="Consolas"/>
               </w:rPr>
               <w:t xml:space="preserve"> </w:t>
             </w:r>
             <w:r>
               <w:rPr>
-                <w:rFonts w:ascii="Consolas" w:eastAsiaTheme="minorEastAsia" w:hAnsi="Consolas" w:cs="Consolas" w:hint="eastAsia"/>
-                <w:b/>
-                <w:bCs/>
-                <w:color w:val="7F0055"/>
-                <w:sz w:val="20"/>
-              </w:rPr>
-              <w:t>대체</w:t>
-            </w:r>
-            <w:r>
-              <w:rPr>
-                <w:rFonts w:ascii="Consolas" w:eastAsiaTheme="minorEastAsia" w:hAnsi="Consolas" w:cs="Consolas" w:hint="eastAsia"/>
-                <w:b/>
-                <w:bCs/>
-                <w:color w:val="7F0055"/>
-                <w:sz w:val="20"/>
+                <w:rFonts w:ascii="Consolas" w:hAnsi="Consolas"/>
+              </w:rPr>
+              <w:t>수</w:t>
+            </w:r>
+            <w:r>
+              <w:rPr>
+                <w:rFonts w:ascii="Consolas" w:hAnsi="Consolas"/>
+              </w:rPr>
+              <w:t>: {</w:t>
+            </w:r>
+            <w:proofErr w:type="spellStart"/>
+            <w:r>
+              <w:rPr>
+                <w:rFonts w:ascii="Consolas" w:hAnsi="Consolas"/>
+              </w:rPr>
+              <w:t>total_params</w:t>
+            </w:r>
+            <w:proofErr w:type="spellEnd"/>
+            <w:r>
+              <w:rPr>
+                <w:rFonts w:ascii="Consolas" w:hAnsi="Consolas"/>
+              </w:rPr>
+              <w:t>:,}</w:t>
+            </w:r>
+            <w:r>
+              <w:rPr>
+                <w:rFonts w:ascii="Consolas" w:hAnsi="Consolas"/>
+              </w:rPr>
+              <w:t>개</w:t>
+            </w:r>
+            <w:r>
+              <w:rPr>
+                <w:rFonts w:ascii="Consolas" w:hAnsi="Consolas"/>
+              </w:rPr>
+              <w:t>")</w:t>
+            </w:r>
+          </w:p>
+          <w:p>
+            <w:pPr>
+              <w:widowControl w:val="0"/>
+              <w:autoSpaceDE w:val="0"/>
+              <w:autoSpaceDN w:val="0"/>
+              <w:adjustRightInd w:val="0"/>
+              <w:spacing w:after="0" w:line="240" w:lineRule="auto"/>
+              <w:rPr>
+                <w:rFonts w:ascii="Consolas" w:hAnsi="Consolas"/>
+              </w:rPr>
+            </w:pPr>
+            <w:r>
+              <w:rPr>
+                <w:rFonts w:ascii="Consolas" w:hAnsi="Consolas"/>
+              </w:rPr>
+              <w:t xml:space="preserve"># ===== </w:t>
+            </w:r>
+            <w:r>
+              <w:rPr>
+                <w:rFonts w:ascii="Consolas" w:hAnsi="Consolas"/>
+              </w:rPr>
+              <w:t>수정</w:t>
+            </w:r>
+            <w:r>
+              <w:rPr>
+                <w:rFonts w:ascii="Consolas" w:hAnsi="Consolas"/>
               </w:rPr>
               <w:t xml:space="preserve"> </w:t>
             </w:r>
-          </w:p>
-          <w:p>
-            <w:pPr>
-              <w:widowControl w:val="0"/>
-              <w:autoSpaceDE w:val="0"/>
-              <w:autoSpaceDN w:val="0"/>
-              <w:adjustRightInd w:val="0"/>
-              <w:spacing w:after="0" w:line="240" w:lineRule="auto"/>
-              <w:rPr>
-                <w:rFonts w:ascii="Consolas" w:eastAsiaTheme="minorEastAsia" w:hAnsi="Consolas" w:cs="Consolas"/>
-                <w:b/>
-                <w:bCs/>
-                <w:color w:val="7F0055"/>
-                <w:sz w:val="20"/>
-              </w:rPr>
-            </w:pPr>
-          </w:p>
-          <w:p>
-            <w:pPr>
-              <w:widowControl w:val="0"/>
-              <w:autoSpaceDE w:val="0"/>
-              <w:autoSpaceDN w:val="0"/>
-              <w:adjustRightInd w:val="0"/>
-              <w:spacing w:after="0" w:line="240" w:lineRule="auto"/>
-              <w:rPr>
-                <w:rFonts w:ascii="Consolas" w:eastAsiaTheme="minorEastAsia" w:hAnsi="Consolas" w:cs="Consolas"/>
-                <w:color w:val="auto"/>
-                <w:sz w:val="20"/>
-              </w:rPr>
-            </w:pPr>
-            <w:r>
-              <w:rPr>
-                <w:rFonts w:ascii="Consolas" w:eastAsiaTheme="minorEastAsia" w:hAnsi="Consolas" w:cs="Consolas"/>
-                <w:b/>
-                <w:bCs/>
-                <w:color w:val="7F0055"/>
-                <w:sz w:val="20"/>
-              </w:rPr>
-              <w:t>import</w:t>
-            </w:r>
-            <w:r>
-              <w:rPr>
-                <w:rFonts w:ascii="Consolas" w:eastAsiaTheme="minorEastAsia" w:hAnsi="Consolas" w:cs="Consolas"/>
-                <w:color w:val="000000"/>
-                <w:sz w:val="20"/>
-              </w:rPr>
-              <w:t xml:space="preserve"> java.util.Scanner;</w:t>
-            </w:r>
-          </w:p>
-          <w:p>
-            <w:pPr>
-              <w:widowControl w:val="0"/>
-              <w:autoSpaceDE w:val="0"/>
-              <w:autoSpaceDN w:val="0"/>
-              <w:adjustRightInd w:val="0"/>
-              <w:spacing w:after="0" w:line="240" w:lineRule="auto"/>
-              <w:rPr>
-                <w:rFonts w:ascii="Consolas" w:eastAsiaTheme="minorEastAsia" w:hAnsi="Consolas" w:cs="Consolas"/>
-                <w:color w:val="auto"/>
-                <w:sz w:val="20"/>
-              </w:rPr>
-            </w:pPr>
-          </w:p>
-          <w:p>
-            <w:pPr>
-              <w:widowControl w:val="0"/>
-              <w:autoSpaceDE w:val="0"/>
-              <w:autoSpaceDN w:val="0"/>
-              <w:adjustRightInd w:val="0"/>
-              <w:spacing w:after="0" w:line="240" w:lineRule="auto"/>
-              <w:rPr>
-                <w:rFonts w:ascii="Consolas" w:eastAsiaTheme="minorEastAsia" w:hAnsi="Consolas" w:cs="Consolas"/>
-                <w:color w:val="auto"/>
-                <w:sz w:val="20"/>
-              </w:rPr>
-            </w:pPr>
-            <w:r>
-              <w:rPr>
-                <w:rFonts w:ascii="Consolas" w:eastAsiaTheme="minorEastAsia" w:hAnsi="Consolas" w:cs="Consolas"/>
-                <w:b/>
-                <w:bCs/>
-                <w:color w:val="7F0055"/>
-                <w:sz w:val="20"/>
-              </w:rPr>
-              <w:t>public</w:t>
-            </w:r>
-            <w:r>
-              <w:rPr>
-                <w:rFonts w:ascii="Consolas" w:eastAsiaTheme="minorEastAsia" w:hAnsi="Consolas" w:cs="Consolas"/>
-                <w:color w:val="000000"/>
-                <w:sz w:val="20"/>
+            <w:r>
+              <w:rPr>
+                <w:rFonts w:ascii="Consolas" w:hAnsi="Consolas"/>
+              </w:rPr>
+              <w:t>금지</w:t>
+            </w:r>
+            <w:r>
+              <w:rPr>
+                <w:rFonts w:ascii="Consolas" w:hAnsi="Consolas"/>
               </w:rPr>
               <w:t xml:space="preserve"> </w:t>
             </w:r>
             <w:r>
               <w:rPr>
-                <w:rFonts w:ascii="Consolas" w:eastAsiaTheme="minorEastAsia" w:hAnsi="Consolas" w:cs="Consolas"/>
-                <w:b/>
-                <w:bCs/>
-                <w:color w:val="7F0055"/>
-                <w:sz w:val="20"/>
-              </w:rPr>
-              <w:t>class</w:t>
-            </w:r>
-            <w:r>
-              <w:rPr>
-                <w:rFonts w:ascii="Consolas" w:eastAsiaTheme="minorEastAsia" w:hAnsi="Consolas" w:cs="Consolas"/>
-                <w:color w:val="000000"/>
-                <w:sz w:val="20"/>
-              </w:rPr>
-              <w:t xml:space="preserve"> FirstProgram {</w:t>
-            </w:r>
-          </w:p>
-          <w:p>
-            <w:pPr>
-              <w:widowControl w:val="0"/>
-              <w:autoSpaceDE w:val="0"/>
-              <w:autoSpaceDN w:val="0"/>
-              <w:adjustRightInd w:val="0"/>
-              <w:spacing w:after="0" w:line="240" w:lineRule="auto"/>
-              <w:rPr>
-                <w:rFonts w:ascii="Consolas" w:eastAsiaTheme="minorEastAsia" w:hAnsi="Consolas" w:cs="Consolas"/>
-                <w:color w:val="auto"/>
-                <w:sz w:val="20"/>
-              </w:rPr>
-            </w:pPr>
-          </w:p>
-          <w:p>
-            <w:pPr>
-              <w:widowControl w:val="0"/>
-              <w:autoSpaceDE w:val="0"/>
-              <w:autoSpaceDN w:val="0"/>
-              <w:adjustRightInd w:val="0"/>
-              <w:spacing w:after="0" w:line="240" w:lineRule="auto"/>
-              <w:rPr>
-                <w:rFonts w:ascii="Consolas" w:hAnsi="Consolas"/>
-              </w:rPr>
-            </w:pPr>
-            <w:r>
-              <w:rPr>
-                <w:rFonts w:ascii="Consolas" w:eastAsiaTheme="minorEastAsia" w:hAnsi="Consolas" w:cs="Consolas"/>
-                <w:color w:val="000000"/>
-                <w:sz w:val="20"/>
-              </w:rPr>
-              <w:tab/>
-            </w:r>
-          </w:p>
-          <w:p>
-            <w:pPr>
-              <w:spacing w:after="20" w:line="240" w:lineRule="auto"/>
-              <w:rPr>
-                <w:rFonts w:ascii="Consolas" w:hAnsi="Consolas"/>
+                <w:rFonts w:ascii="Consolas" w:hAnsi="Consolas"/>
+              </w:rPr>
+              <w:t>끝</w:t>
+            </w:r>
+            <w:r>
+              <w:rPr>
+                <w:rFonts w:ascii="Consolas" w:hAnsi="Consolas"/>
+              </w:rPr>
+              <w:t xml:space="preserve"> =====</w:t>
+            </w:r>
+          </w:p>
+          <w:p>
+            <w:pPr>
+              <w:widowControl w:val="0"/>
+              <w:autoSpaceDE w:val="0"/>
+              <w:autoSpaceDN w:val="0"/>
+              <w:adjustRightInd w:val="0"/>
+              <w:spacing w:after="0" w:line="240" w:lineRule="auto"/>
+              <w:rPr>
+                <w:rFonts w:ascii="Consolas" w:hAnsi="Consolas"/>
+              </w:rPr>
+            </w:pPr>
+          </w:p>
+          <w:p>
+            <w:pPr>
+              <w:widowControl w:val="0"/>
+              <w:autoSpaceDE w:val="0"/>
+              <w:autoSpaceDN w:val="0"/>
+              <w:adjustRightInd w:val="0"/>
+              <w:spacing w:after="0" w:line="240" w:lineRule="auto"/>
+              <w:rPr>
+                <w:rFonts w:ascii="Consolas" w:hAnsi="Consolas"/>
+              </w:rPr>
+            </w:pPr>
+          </w:p>
+          <w:p>
+            <w:pPr>
+              <w:widowControl w:val="0"/>
+              <w:autoSpaceDE w:val="0"/>
+              <w:autoSpaceDN w:val="0"/>
+              <w:adjustRightInd w:val="0"/>
+              <w:spacing w:after="0" w:line="240" w:lineRule="auto"/>
+              <w:rPr>
+                <w:rFonts w:ascii="Consolas" w:hAnsi="Consolas"/>
+              </w:rPr>
+            </w:pPr>
+          </w:p>
+          <w:p>
+            <w:pPr>
+              <w:widowControl w:val="0"/>
+              <w:autoSpaceDE w:val="0"/>
+              <w:autoSpaceDN w:val="0"/>
+              <w:adjustRightInd w:val="0"/>
+              <w:spacing w:after="0" w:line="240" w:lineRule="auto"/>
+              <w:rPr>
+                <w:rFonts w:ascii="Consolas" w:hAnsi="Consolas"/>
+              </w:rPr>
+            </w:pPr>
+            <w:r>
+              <w:rPr>
+                <w:rFonts w:ascii="Consolas" w:hAnsi="Consolas"/>
+              </w:rPr>
+              <w:t xml:space="preserve"># TODO ③ : epochs </w:t>
+            </w:r>
+            <w:r>
+              <w:rPr>
+                <w:rFonts w:ascii="Consolas" w:hAnsi="Consolas"/>
+              </w:rPr>
+              <w:t>수정</w:t>
+            </w:r>
+          </w:p>
+          <w:p>
+            <w:pPr>
+              <w:widowControl w:val="0"/>
+              <w:autoSpaceDE w:val="0"/>
+              <w:autoSpaceDN w:val="0"/>
+              <w:adjustRightInd w:val="0"/>
+              <w:spacing w:after="0" w:line="240" w:lineRule="auto"/>
+              <w:rPr>
+                <w:rFonts w:ascii="Consolas" w:hAnsi="Consolas"/>
+              </w:rPr>
+            </w:pPr>
+            <w:r>
+              <w:rPr>
+                <w:rFonts w:ascii="Consolas" w:hAnsi="Consolas"/>
+              </w:rPr>
+              <w:t>epochs        = 3</w:t>
+            </w:r>
+          </w:p>
+          <w:p>
+            <w:pPr>
+              <w:widowControl w:val="0"/>
+              <w:autoSpaceDE w:val="0"/>
+              <w:autoSpaceDN w:val="0"/>
+              <w:adjustRightInd w:val="0"/>
+              <w:spacing w:after="0" w:line="240" w:lineRule="auto"/>
+              <w:rPr>
+                <w:rFonts w:ascii="Consolas" w:hAnsi="Consolas"/>
+              </w:rPr>
+            </w:pPr>
+            <w:proofErr w:type="spellStart"/>
+            <w:r>
+              <w:rPr>
+                <w:rFonts w:ascii="Consolas" w:hAnsi="Consolas"/>
+              </w:rPr>
+              <w:t>learning_rate</w:t>
+            </w:r>
+            <w:proofErr w:type="spellEnd"/>
+            <w:r>
+              <w:rPr>
+                <w:rFonts w:ascii="Consolas" w:hAnsi="Consolas"/>
+              </w:rPr>
+              <w:t xml:space="preserve"> = 0.01</w:t>
+            </w:r>
+          </w:p>
+          <w:p>
+            <w:pPr>
+              <w:widowControl w:val="0"/>
+              <w:autoSpaceDE w:val="0"/>
+              <w:autoSpaceDN w:val="0"/>
+              <w:adjustRightInd w:val="0"/>
+              <w:spacing w:after="0" w:line="240" w:lineRule="auto"/>
+              <w:rPr>
+                <w:rFonts w:ascii="Consolas" w:hAnsi="Consolas"/>
+              </w:rPr>
+            </w:pPr>
+          </w:p>
+          <w:p>
+            <w:pPr>
+              <w:widowControl w:val="0"/>
+              <w:autoSpaceDE w:val="0"/>
+              <w:autoSpaceDN w:val="0"/>
+              <w:adjustRightInd w:val="0"/>
+              <w:spacing w:after="0" w:line="240" w:lineRule="auto"/>
+              <w:rPr>
+                <w:rFonts w:ascii="Consolas" w:hAnsi="Consolas"/>
+              </w:rPr>
+            </w:pPr>
+            <w:r>
+              <w:rPr>
+                <w:rFonts w:ascii="Consolas" w:hAnsi="Consolas"/>
+              </w:rPr>
+              <w:t xml:space="preserve"># TODO ④ : </w:t>
+            </w:r>
+            <w:r>
+              <w:rPr>
+                <w:rFonts w:ascii="Consolas" w:hAnsi="Consolas"/>
+              </w:rPr>
+              <w:t>학번</w:t>
+            </w:r>
+            <w:r>
+              <w:rPr>
+                <w:rFonts w:ascii="Consolas" w:hAnsi="Consolas"/>
+              </w:rPr>
+              <w:t>/</w:t>
+            </w:r>
+            <w:r>
+              <w:rPr>
+                <w:rFonts w:ascii="Consolas" w:hAnsi="Consolas"/>
+              </w:rPr>
+              <w:t>이름</w:t>
+            </w:r>
+            <w:r>
+              <w:rPr>
+                <w:rFonts w:ascii="Consolas" w:hAnsi="Consolas"/>
+              </w:rPr>
+              <w:t xml:space="preserve"> (</w:t>
+            </w:r>
+            <w:r>
+              <w:rPr>
+                <w:rFonts w:ascii="Consolas" w:hAnsi="Consolas"/>
+              </w:rPr>
+              <w:t>필수</w:t>
+            </w:r>
+            <w:r>
+              <w:rPr>
+                <w:rFonts w:ascii="Consolas" w:hAnsi="Consolas"/>
+              </w:rPr>
+              <w:t>)</w:t>
+            </w:r>
+          </w:p>
+          <w:p>
+            <w:pPr>
+              <w:widowControl w:val="0"/>
+              <w:autoSpaceDE w:val="0"/>
+              <w:autoSpaceDN w:val="0"/>
+              <w:adjustRightInd w:val="0"/>
+              <w:spacing w:after="0" w:line="240" w:lineRule="auto"/>
+              <w:rPr>
+                <w:rFonts w:ascii="Consolas" w:hAnsi="Consolas"/>
+              </w:rPr>
+            </w:pPr>
+            <w:r>
+              <w:rPr>
+                <w:rFonts w:ascii="Consolas" w:hAnsi="Consolas"/>
+              </w:rPr>
+              <w:t>STUDENT_ID   = "2023103987" #e.g., 20201111111</w:t>
+            </w:r>
+          </w:p>
+          <w:p>
+            <w:pPr>
+              <w:widowControl w:val="0"/>
+              <w:autoSpaceDE w:val="0"/>
+              <w:autoSpaceDN w:val="0"/>
+              <w:adjustRightInd w:val="0"/>
+              <w:spacing w:after="0" w:line="240" w:lineRule="auto"/>
+              <w:rPr>
+                <w:rFonts w:ascii="Consolas" w:hAnsi="Consolas"/>
+              </w:rPr>
+            </w:pPr>
+            <w:r>
+              <w:rPr>
+                <w:rFonts w:ascii="Consolas" w:hAnsi="Consolas"/>
+              </w:rPr>
+              <w:t>STUDENT_NAME = "</w:t>
+            </w:r>
+            <w:r>
+              <w:rPr>
+                <w:rFonts w:ascii="Consolas" w:hAnsi="Consolas"/>
+              </w:rPr>
+              <w:t>박성준</w:t>
+            </w:r>
+            <w:r>
+              <w:rPr>
+                <w:rFonts w:ascii="Consolas" w:hAnsi="Consolas"/>
+              </w:rPr>
+              <w:t>" #e.g., Hong Gil Dong</w:t>
+            </w:r>
+          </w:p>
+          <w:p>
+            <w:pPr>
+              <w:widowControl w:val="0"/>
+              <w:autoSpaceDE w:val="0"/>
+              <w:autoSpaceDN w:val="0"/>
+              <w:adjustRightInd w:val="0"/>
+              <w:spacing w:after="0" w:line="240" w:lineRule="auto"/>
+              <w:rPr>
+                <w:rFonts w:ascii="Consolas" w:hAnsi="Consolas"/>
+              </w:rPr>
+            </w:pPr>
+          </w:p>
+          <w:p>
+            <w:pPr>
+              <w:widowControl w:val="0"/>
+              <w:autoSpaceDE w:val="0"/>
+              <w:autoSpaceDN w:val="0"/>
+              <w:adjustRightInd w:val="0"/>
+              <w:spacing w:after="0" w:line="240" w:lineRule="auto"/>
+              <w:rPr>
+                <w:rFonts w:ascii="Consolas" w:hAnsi="Consolas"/>
+              </w:rPr>
+            </w:pPr>
+            <w:r>
+              <w:rPr>
+                <w:rFonts w:ascii="Consolas" w:hAnsi="Consolas"/>
+              </w:rPr>
+              <w:t xml:space="preserve"># ===== </w:t>
+            </w:r>
+            <w:r>
+              <w:rPr>
+                <w:rFonts w:ascii="Consolas" w:hAnsi="Consolas"/>
+              </w:rPr>
+              <w:t>수정</w:t>
+            </w:r>
+            <w:r>
+              <w:rPr>
+                <w:rFonts w:ascii="Consolas" w:hAnsi="Consolas"/>
+              </w:rPr>
+              <w:t xml:space="preserve"> </w:t>
+            </w:r>
+            <w:r>
+              <w:rPr>
+                <w:rFonts w:ascii="Consolas" w:hAnsi="Consolas"/>
+              </w:rPr>
+              <w:t>금지</w:t>
+            </w:r>
+            <w:r>
+              <w:rPr>
+                <w:rFonts w:ascii="Consolas" w:hAnsi="Consolas"/>
+              </w:rPr>
+              <w:t xml:space="preserve"> =====</w:t>
+            </w:r>
+          </w:p>
+          <w:p>
+            <w:pPr>
+              <w:widowControl w:val="0"/>
+              <w:autoSpaceDE w:val="0"/>
+              <w:autoSpaceDN w:val="0"/>
+              <w:adjustRightInd w:val="0"/>
+              <w:spacing w:after="0" w:line="240" w:lineRule="auto"/>
+              <w:rPr>
+                <w:rFonts w:ascii="Consolas" w:hAnsi="Consolas"/>
+              </w:rPr>
+            </w:pPr>
+            <w:r>
+              <w:rPr>
+                <w:rFonts w:ascii="Consolas" w:hAnsi="Consolas"/>
+              </w:rPr>
+              <w:t>model         = MyLeNet5_2().to(device)</w:t>
+            </w:r>
+          </w:p>
+          <w:p>
+            <w:pPr>
+              <w:widowControl w:val="0"/>
+              <w:autoSpaceDE w:val="0"/>
+              <w:autoSpaceDN w:val="0"/>
+              <w:adjustRightInd w:val="0"/>
+              <w:spacing w:after="0" w:line="240" w:lineRule="auto"/>
+              <w:rPr>
+                <w:rFonts w:ascii="Consolas" w:hAnsi="Consolas"/>
+              </w:rPr>
+            </w:pPr>
+            <w:r>
+              <w:rPr>
+                <w:rFonts w:ascii="Consolas" w:hAnsi="Consolas"/>
+              </w:rPr>
+              <w:t xml:space="preserve">optimizer     = </w:t>
+            </w:r>
+            <w:proofErr w:type="spellStart"/>
+            <w:r>
+              <w:rPr>
+                <w:rFonts w:ascii="Consolas" w:hAnsi="Consolas"/>
+              </w:rPr>
+              <w:t>optim.Adadelta</w:t>
+            </w:r>
+            <w:proofErr w:type="spellEnd"/>
+            <w:r>
+              <w:rPr>
+                <w:rFonts w:ascii="Consolas" w:hAnsi="Consolas"/>
+              </w:rPr>
+              <w:t>(</w:t>
+            </w:r>
+            <w:proofErr w:type="spellStart"/>
+            <w:r>
+              <w:rPr>
+                <w:rFonts w:ascii="Consolas" w:hAnsi="Consolas"/>
+              </w:rPr>
+              <w:t>model.parameters</w:t>
+            </w:r>
+            <w:proofErr w:type="spellEnd"/>
+            <w:r>
+              <w:rPr>
+                <w:rFonts w:ascii="Consolas" w:hAnsi="Consolas"/>
+              </w:rPr>
+              <w:t xml:space="preserve">(), </w:t>
+            </w:r>
+            <w:proofErr w:type="spellStart"/>
+            <w:r>
+              <w:rPr>
+                <w:rFonts w:ascii="Consolas" w:hAnsi="Consolas"/>
+              </w:rPr>
+              <w:t>lr</w:t>
+            </w:r>
+            <w:proofErr w:type="spellEnd"/>
+            <w:r>
+              <w:rPr>
+                <w:rFonts w:ascii="Consolas" w:hAnsi="Consolas"/>
+              </w:rPr>
+              <w:t>=</w:t>
+            </w:r>
+            <w:proofErr w:type="spellStart"/>
+            <w:r>
+              <w:rPr>
+                <w:rFonts w:ascii="Consolas" w:hAnsi="Consolas"/>
+              </w:rPr>
+              <w:t>learning_rate</w:t>
+            </w:r>
+            <w:proofErr w:type="spellEnd"/>
+            <w:r>
+              <w:rPr>
+                <w:rFonts w:ascii="Consolas" w:hAnsi="Consolas"/>
+              </w:rPr>
+              <w:t>)</w:t>
+            </w:r>
+          </w:p>
+          <w:p>
+            <w:pPr>
+              <w:widowControl w:val="0"/>
+              <w:autoSpaceDE w:val="0"/>
+              <w:autoSpaceDN w:val="0"/>
+              <w:adjustRightInd w:val="0"/>
+              <w:spacing w:after="0" w:line="240" w:lineRule="auto"/>
+              <w:rPr>
+                <w:rFonts w:ascii="Consolas" w:hAnsi="Consolas"/>
+              </w:rPr>
+            </w:pPr>
+            <w:r>
+              <w:rPr>
+                <w:rFonts w:ascii="Consolas" w:hAnsi="Consolas"/>
+              </w:rPr>
+              <w:t xml:space="preserve">scheduler     = </w:t>
+            </w:r>
+            <w:proofErr w:type="spellStart"/>
+            <w:r>
+              <w:rPr>
+                <w:rFonts w:ascii="Consolas" w:hAnsi="Consolas"/>
+              </w:rPr>
+              <w:t>optim.lr_scheduler.StepLR</w:t>
+            </w:r>
+            <w:proofErr w:type="spellEnd"/>
+            <w:r>
+              <w:rPr>
+                <w:rFonts w:ascii="Consolas" w:hAnsi="Consolas"/>
+              </w:rPr>
+              <w:t xml:space="preserve">(optimizer, </w:t>
+            </w:r>
+            <w:proofErr w:type="spellStart"/>
+            <w:r>
+              <w:rPr>
+                <w:rFonts w:ascii="Consolas" w:hAnsi="Consolas"/>
+              </w:rPr>
+              <w:t>step_size</w:t>
+            </w:r>
+            <w:proofErr w:type="spellEnd"/>
+            <w:r>
+              <w:rPr>
+                <w:rFonts w:ascii="Consolas" w:hAnsi="Consolas"/>
+              </w:rPr>
+              <w:t>=1, gamma=0.1)</w:t>
+            </w:r>
+          </w:p>
+          <w:p>
+            <w:pPr>
+              <w:widowControl w:val="0"/>
+              <w:autoSpaceDE w:val="0"/>
+              <w:autoSpaceDN w:val="0"/>
+              <w:adjustRightInd w:val="0"/>
+              <w:spacing w:after="0" w:line="240" w:lineRule="auto"/>
+              <w:rPr>
+                <w:rFonts w:ascii="Consolas" w:hAnsi="Consolas"/>
+              </w:rPr>
+            </w:pPr>
+            <w:proofErr w:type="spellStart"/>
+            <w:r>
+              <w:rPr>
+                <w:rFonts w:ascii="Consolas" w:hAnsi="Consolas"/>
+              </w:rPr>
+              <w:t>loss_function</w:t>
+            </w:r>
+            <w:proofErr w:type="spellEnd"/>
+            <w:r>
+              <w:rPr>
+                <w:rFonts w:ascii="Consolas" w:hAnsi="Consolas"/>
+              </w:rPr>
+              <w:t xml:space="preserve"> = </w:t>
+            </w:r>
+            <w:proofErr w:type="spellStart"/>
+            <w:r>
+              <w:rPr>
+                <w:rFonts w:ascii="Consolas" w:hAnsi="Consolas"/>
+              </w:rPr>
+              <w:t>nn.CrossEntropyLoss</w:t>
+            </w:r>
+            <w:proofErr w:type="spellEnd"/>
+            <w:r>
+              <w:rPr>
+                <w:rFonts w:ascii="Consolas" w:hAnsi="Consolas"/>
+              </w:rPr>
+              <w:t>()</w:t>
+            </w:r>
+          </w:p>
+          <w:p>
+            <w:pPr>
+              <w:widowControl w:val="0"/>
+              <w:autoSpaceDE w:val="0"/>
+              <w:autoSpaceDN w:val="0"/>
+              <w:adjustRightInd w:val="0"/>
+              <w:spacing w:after="0" w:line="240" w:lineRule="auto"/>
+              <w:rPr>
+                <w:rFonts w:ascii="Consolas" w:hAnsi="Consolas"/>
+              </w:rPr>
+            </w:pPr>
+          </w:p>
+          <w:p>
+            <w:pPr>
+              <w:widowControl w:val="0"/>
+              <w:autoSpaceDE w:val="0"/>
+              <w:autoSpaceDN w:val="0"/>
+              <w:adjustRightInd w:val="0"/>
+              <w:spacing w:after="0" w:line="240" w:lineRule="auto"/>
+              <w:rPr>
+                <w:rFonts w:ascii="Consolas" w:hAnsi="Consolas"/>
+              </w:rPr>
+            </w:pPr>
+            <w:r>
+              <w:rPr>
+                <w:rFonts w:ascii="Consolas" w:hAnsi="Consolas"/>
+              </w:rPr>
+              <w:t>print(f"</w:t>
+            </w:r>
+            <w:r>
+              <w:rPr>
+                <w:rFonts w:ascii="Consolas" w:hAnsi="Consolas"/>
+              </w:rPr>
+              <w:t>학번</w:t>
+            </w:r>
+            <w:r>
+              <w:rPr>
+                <w:rFonts w:ascii="Consolas" w:hAnsi="Consolas"/>
+              </w:rPr>
+              <w:t>: {STUDENT_ID}  </w:t>
+            </w:r>
+            <w:r>
+              <w:rPr>
+                <w:rFonts w:ascii="Consolas" w:hAnsi="Consolas"/>
+              </w:rPr>
+              <w:t>이름</w:t>
+            </w:r>
+            <w:r>
+              <w:rPr>
+                <w:rFonts w:ascii="Consolas" w:hAnsi="Consolas"/>
+              </w:rPr>
+              <w:t>: {STUDENT_NAME}")</w:t>
+            </w:r>
+          </w:p>
+          <w:p>
+            <w:pPr>
+              <w:widowControl w:val="0"/>
+              <w:autoSpaceDE w:val="0"/>
+              <w:autoSpaceDN w:val="0"/>
+              <w:adjustRightInd w:val="0"/>
+              <w:spacing w:after="0" w:line="240" w:lineRule="auto"/>
+              <w:rPr>
+                <w:rFonts w:ascii="Consolas" w:hAnsi="Consolas"/>
+              </w:rPr>
+            </w:pPr>
+            <w:r>
+              <w:rPr>
+                <w:rFonts w:ascii="Consolas" w:hAnsi="Consolas"/>
+              </w:rPr>
+              <w:t>print(</w:t>
+            </w:r>
+            <w:proofErr w:type="spellStart"/>
+            <w:r>
+              <w:rPr>
+                <w:rFonts w:ascii="Consolas" w:hAnsi="Consolas"/>
+              </w:rPr>
+              <w:t>f"epochs</w:t>
+            </w:r>
+            <w:proofErr w:type="spellEnd"/>
+            <w:r>
+              <w:rPr>
+                <w:rFonts w:ascii="Consolas" w:hAnsi="Consolas"/>
+              </w:rPr>
+              <w:t>={epochs}  </w:t>
+            </w:r>
+            <w:proofErr w:type="spellStart"/>
+            <w:r>
+              <w:rPr>
+                <w:rFonts w:ascii="Consolas" w:hAnsi="Consolas"/>
+              </w:rPr>
+              <w:t>lr</w:t>
+            </w:r>
+            <w:proofErr w:type="spellEnd"/>
+            <w:r>
+              <w:rPr>
+                <w:rFonts w:ascii="Consolas" w:hAnsi="Consolas"/>
+              </w:rPr>
+              <w:t>={</w:t>
+            </w:r>
+            <w:proofErr w:type="spellStart"/>
+            <w:r>
+              <w:rPr>
+                <w:rFonts w:ascii="Consolas" w:hAnsi="Consolas"/>
+              </w:rPr>
+              <w:t>learning_rate</w:t>
+            </w:r>
+            <w:proofErr w:type="spellEnd"/>
+            <w:r>
+              <w:rPr>
+                <w:rFonts w:ascii="Consolas" w:hAnsi="Consolas"/>
+              </w:rPr>
+              <w:t>}  optimizer=</w:t>
+            </w:r>
+            <w:proofErr w:type="spellStart"/>
+            <w:r>
+              <w:rPr>
+                <w:rFonts w:ascii="Consolas" w:hAnsi="Consolas"/>
+              </w:rPr>
+              <w:t>Adadelta</w:t>
+            </w:r>
+            <w:proofErr w:type="spellEnd"/>
+            <w:r>
+              <w:rPr>
+                <w:rFonts w:ascii="Consolas" w:hAnsi="Consolas"/>
+              </w:rPr>
+              <w:t>")</w:t>
+            </w:r>
+          </w:p>
+          <w:p>
+            <w:pPr>
+              <w:widowControl w:val="0"/>
+              <w:autoSpaceDE w:val="0"/>
+              <w:autoSpaceDN w:val="0"/>
+              <w:adjustRightInd w:val="0"/>
+              <w:spacing w:after="0" w:line="240" w:lineRule="auto"/>
+              <w:rPr>
+                <w:rFonts w:ascii="Consolas" w:hAnsi="Consolas"/>
+              </w:rPr>
+            </w:pPr>
+            <w:r>
+              <w:rPr>
+                <w:rFonts w:ascii="Consolas" w:hAnsi="Consolas"/>
+              </w:rPr>
+              <w:t xml:space="preserve"># ===== </w:t>
+            </w:r>
+            <w:r>
+              <w:rPr>
+                <w:rFonts w:ascii="Consolas" w:hAnsi="Consolas"/>
+              </w:rPr>
+              <w:t>수정</w:t>
+            </w:r>
+            <w:r>
+              <w:rPr>
+                <w:rFonts w:ascii="Consolas" w:hAnsi="Consolas"/>
+              </w:rPr>
+              <w:t xml:space="preserve"> </w:t>
+            </w:r>
+            <w:r>
+              <w:rPr>
+                <w:rFonts w:ascii="Consolas" w:hAnsi="Consolas"/>
+              </w:rPr>
+              <w:t>금지</w:t>
+            </w:r>
+            <w:r>
+              <w:rPr>
+                <w:rFonts w:ascii="Consolas" w:hAnsi="Consolas"/>
+              </w:rPr>
+              <w:t xml:space="preserve"> </w:t>
+            </w:r>
+            <w:r>
+              <w:rPr>
+                <w:rFonts w:ascii="Consolas" w:hAnsi="Consolas"/>
+              </w:rPr>
+              <w:t>끝</w:t>
+            </w:r>
+            <w:r>
+              <w:rPr>
+                <w:rFonts w:ascii="Consolas" w:hAnsi="Consolas"/>
+              </w:rPr>
+              <w:t xml:space="preserve"> =====</w:t>
+            </w:r>
+          </w:p>
+          <w:p>
+            <w:pPr>
+              <w:widowControl w:val="0"/>
+              <w:autoSpaceDE w:val="0"/>
+              <w:autoSpaceDN w:val="0"/>
+              <w:adjustRightInd w:val="0"/>
+              <w:spacing w:after="0" w:line="240" w:lineRule="auto"/>
+              <w:rPr>
+                <w:rFonts w:ascii="Consolas" w:hAnsi="Consolas"/>
+              </w:rPr>
+            </w:pPr>
+          </w:p>
+          <w:p>
+            <w:pPr>
+              <w:widowControl w:val="0"/>
+              <w:autoSpaceDE w:val="0"/>
+              <w:autoSpaceDN w:val="0"/>
+              <w:adjustRightInd w:val="0"/>
+              <w:spacing w:after="0" w:line="240" w:lineRule="auto"/>
+              <w:rPr>
+                <w:rFonts w:ascii="Consolas" w:hAnsi="Consolas" w:hint="eastAsia"/>
               </w:rPr>
             </w:pPr>
           </w:p>
@@ -493,6 +2298,7 @@
         <w:pStyle w:val="2"/>
       </w:pPr>
       <w:r>
+        <w:lastRenderedPageBreak/>
         <w:t>OUTPUT (Screen Shots)</w:t>
       </w:r>
     </w:p>
@@ -503,8 +2309,8 @@
         <w:tblLook w:val="04A0" w:firstRow="1" w:lastRow="0" w:firstColumn="1" w:lastColumn="0" w:noHBand="0" w:noVBand="1"/>
       </w:tblPr>
       <w:tblGrid>
-        <w:gridCol w:w="439"/>
-        <w:gridCol w:w="8577"/>
+        <w:gridCol w:w="787"/>
+        <w:gridCol w:w="8229"/>
       </w:tblGrid>
       <w:tr>
         <w:trPr>
@@ -624,15 +2430,48 @@
                 <w:sz w:val="20"/>
               </w:rPr>
             </w:pPr>
-          </w:p>
-          <w:p>
-            <w:pPr>
-              <w:spacing w:after="0" w:line="240" w:lineRule="auto"/>
+            <w:r>
               <w:rPr>
                 <w:rFonts w:ascii="Arial" w:hAnsi="Arial" w:cs="Arial"/>
                 <w:sz w:val="20"/>
               </w:rPr>
-            </w:pPr>
+              <w:lastRenderedPageBreak/>
+              <w:drawing>
+                <wp:inline distT="0" distB="0" distL="0" distR="0" wp14:anchorId="738EE711" wp14:editId="4C4367CB">
+                  <wp:extent cx="5731510" cy="3703320"/>
+                  <wp:effectExtent l="0" t="0" r="2540" b="0"/>
+                  <wp:docPr id="1" name="그림 1"/>
+                  <wp:cNvGraphicFramePr>
+                    <a:graphicFrameLocks xmlns:a="http://schemas.openxmlformats.org/drawingml/2006/main" noChangeAspect="1"/>
+                  </wp:cNvGraphicFramePr>
+                  <a:graphic xmlns:a="http://schemas.openxmlformats.org/drawingml/2006/main">
+                    <a:graphicData uri="http://schemas.openxmlformats.org/drawingml/2006/picture">
+                      <pic:pic xmlns:pic="http://schemas.openxmlformats.org/drawingml/2006/picture">
+                        <pic:nvPicPr>
+                          <pic:cNvPr id="1" name=""/>
+                          <pic:cNvPicPr/>
+                        </pic:nvPicPr>
+                        <pic:blipFill>
+                          <a:blip r:embed="rId8"/>
+                          <a:stretch>
+                            <a:fillRect/>
+                          </a:stretch>
+                        </pic:blipFill>
+                        <pic:spPr>
+                          <a:xfrm>
+                            <a:off x="0" y="0"/>
+                            <a:ext cx="5731510" cy="3703320"/>
+                          </a:xfrm>
+                          <a:prstGeom prst="rect">
+                            <a:avLst/>
+                          </a:prstGeom>
+                        </pic:spPr>
+                      </pic:pic>
+                    </a:graphicData>
+                  </a:graphic>
+                </wp:inline>
+              </w:drawing>
+            </w:r>
           </w:p>
           <w:p>
             <w:pPr>
@@ -642,6 +2481,56 @@
                 <w:sz w:val="20"/>
               </w:rPr>
             </w:pPr>
+          </w:p>
+          <w:p>
+            <w:pPr>
+              <w:spacing w:after="0" w:line="240" w:lineRule="auto"/>
+              <w:rPr>
+                <w:rFonts w:ascii="Arial" w:hAnsi="Arial" w:cs="Arial"/>
+                <w:sz w:val="20"/>
+              </w:rPr>
+            </w:pPr>
+            <w:r>
+              <w:rPr>
+                <w:rFonts w:ascii="Arial" w:hAnsi="Arial" w:cs="Arial"/>
+                <w:sz w:val="20"/>
+              </w:rPr>
+              <w:drawing>
+                <wp:inline distT="0" distB="0" distL="0" distR="0" wp14:anchorId="37F4703A" wp14:editId="37822D20">
+                  <wp:extent cx="5731510" cy="3503930"/>
+                  <wp:effectExtent l="0" t="0" r="2540" b="1270"/>
+                  <wp:docPr id="2" name="그림 2"/>
+                  <wp:cNvGraphicFramePr>
+                    <a:graphicFrameLocks xmlns:a="http://schemas.openxmlformats.org/drawingml/2006/main" noChangeAspect="1"/>
+                  </wp:cNvGraphicFramePr>
+                  <a:graphic xmlns:a="http://schemas.openxmlformats.org/drawingml/2006/main">
+                    <a:graphicData uri="http://schemas.openxmlformats.org/drawingml/2006/picture">
+                      <pic:pic xmlns:pic="http://schemas.openxmlformats.org/drawingml/2006/picture">
+                        <pic:nvPicPr>
+                          <pic:cNvPr id="1" name=""/>
+                          <pic:cNvPicPr/>
+                        </pic:nvPicPr>
+                        <pic:blipFill>
+                          <a:blip r:embed="rId9"/>
+                          <a:stretch>
+                            <a:fillRect/>
+                          </a:stretch>
+                        </pic:blipFill>
+                        <pic:spPr>
+                          <a:xfrm>
+                            <a:off x="0" y="0"/>
+                            <a:ext cx="5731510" cy="3503930"/>
+                          </a:xfrm>
+                          <a:prstGeom prst="rect">
+                            <a:avLst/>
+                          </a:prstGeom>
+                        </pic:spPr>
+                      </pic:pic>
+                    </a:graphicData>
+                  </a:graphic>
+                </wp:inline>
+              </w:drawing>
+            </w:r>
           </w:p>
           <w:p>
             <w:pPr>
@@ -669,12 +2558,15 @@
       <w:pPr>
         <w:pStyle w:val="2"/>
       </w:pPr>
+      <w:proofErr w:type="spellStart"/>
       <w:r>
         <w:rPr>
           <w:rFonts w:hint="eastAsia"/>
         </w:rPr>
+        <w:lastRenderedPageBreak/>
         <w:t>Github</w:t>
       </w:r>
+      <w:proofErr w:type="spellEnd"/>
       <w:r>
         <w:t xml:space="preserve"> (Screen Shots)</w:t>
       </w:r>
@@ -686,8 +2578,8 @@
         <w:tblLook w:val="04A0" w:firstRow="1" w:lastRow="0" w:firstColumn="1" w:lastColumn="0" w:noHBand="0" w:noVBand="1"/>
       </w:tblPr>
       <w:tblGrid>
-        <w:gridCol w:w="439"/>
-        <w:gridCol w:w="8577"/>
+        <w:gridCol w:w="737"/>
+        <w:gridCol w:w="8279"/>
       </w:tblGrid>
       <w:tr>
         <w:trPr>
@@ -751,8 +2643,18 @@
                 <w:b w:val="0"/>
                 <w:sz w:val="20"/>
               </w:rPr>
-              <w:t xml:space="preserve"> Github</w:t>
-            </w:r>
+              <w:t xml:space="preserve"> </w:t>
+            </w:r>
+            <w:proofErr w:type="spellStart"/>
+            <w:r>
+              <w:rPr>
+                <w:rFonts w:ascii="Arial" w:hAnsi="Arial" w:cs="Arial" w:hint="eastAsia"/>
+                <w:b w:val="0"/>
+                <w:sz w:val="20"/>
+              </w:rPr>
+              <w:t>Github</w:t>
+            </w:r>
+            <w:proofErr w:type="spellEnd"/>
             <w:r>
               <w:rPr>
                 <w:rFonts w:ascii="Arial" w:hAnsi="Arial" w:cs="Arial" w:hint="eastAsia"/>
@@ -929,6 +2831,47 @@
                 <w:sz w:val="20"/>
               </w:rPr>
             </w:pPr>
+            <w:r>
+              <w:rPr>
+                <w:rFonts w:ascii="Arial" w:hAnsi="Arial" w:cs="Arial"/>
+                <w:sz w:val="20"/>
+              </w:rPr>
+              <w:drawing>
+                <wp:inline distT="0" distB="0" distL="0" distR="0" wp14:anchorId="3280B3BF" wp14:editId="0E7C7776">
+                  <wp:extent cx="5731510" cy="3581400"/>
+                  <wp:effectExtent l="0" t="0" r="2540" b="0"/>
+                  <wp:docPr id="3" name="그림 3"/>
+                  <wp:cNvGraphicFramePr>
+                    <a:graphicFrameLocks xmlns:a="http://schemas.openxmlformats.org/drawingml/2006/main" noChangeAspect="1"/>
+                  </wp:cNvGraphicFramePr>
+                  <a:graphic xmlns:a="http://schemas.openxmlformats.org/drawingml/2006/main">
+                    <a:graphicData uri="http://schemas.openxmlformats.org/drawingml/2006/picture">
+                      <pic:pic xmlns:pic="http://schemas.openxmlformats.org/drawingml/2006/picture">
+                        <pic:nvPicPr>
+                          <pic:cNvPr id="1" name=""/>
+                          <pic:cNvPicPr/>
+                        </pic:nvPicPr>
+                        <pic:blipFill>
+                          <a:blip r:embed="rId10"/>
+                          <a:stretch>
+                            <a:fillRect/>
+                          </a:stretch>
+                        </pic:blipFill>
+                        <pic:spPr>
+                          <a:xfrm>
+                            <a:off x="0" y="0"/>
+                            <a:ext cx="5731510" cy="3581400"/>
+                          </a:xfrm>
+                          <a:prstGeom prst="rect">
+                            <a:avLst/>
+                          </a:prstGeom>
+                        </pic:spPr>
+                      </pic:pic>
+                    </a:graphicData>
+                  </a:graphic>
+                </wp:inline>
+              </w:drawing>
+            </w:r>
           </w:p>
           <w:p>
             <w:pPr>
@@ -1041,276 +2984,2891 @@
             </w:pPr>
             <w:r>
               <w:rPr>
+                <w:rFonts w:ascii="Consolas" w:eastAsiaTheme="minorEastAsia" w:hAnsi="Consolas" w:cs="Consolas"/>
+                <w:b/>
+                <w:bCs/>
+                <w:color w:val="7F0055"/>
+                <w:sz w:val="20"/>
+              </w:rPr>
+              <w:t xml:space="preserve"># TODO ① : </w:t>
+            </w:r>
+            <w:proofErr w:type="spellStart"/>
+            <w:r>
+              <w:rPr>
+                <w:rFonts w:ascii="Consolas" w:eastAsiaTheme="minorEastAsia" w:hAnsi="Consolas" w:cs="Consolas"/>
+                <w:b/>
+                <w:bCs/>
+                <w:color w:val="7F0055"/>
+                <w:sz w:val="20"/>
+              </w:rPr>
+              <w:t>하이퍼파라미터</w:t>
+            </w:r>
+            <w:proofErr w:type="spellEnd"/>
+            <w:r>
+              <w:rPr>
+                <w:rFonts w:ascii="Consolas" w:eastAsiaTheme="minorEastAsia" w:hAnsi="Consolas" w:cs="Consolas"/>
+                <w:b/>
+                <w:bCs/>
+                <w:color w:val="7F0055"/>
+                <w:sz w:val="20"/>
+              </w:rPr>
+              <w:t xml:space="preserve"> (</w:t>
+            </w:r>
+            <w:proofErr w:type="spellStart"/>
+            <w:r>
+              <w:rPr>
+                <w:rFonts w:ascii="Consolas" w:eastAsiaTheme="minorEastAsia" w:hAnsi="Consolas" w:cs="Consolas"/>
+                <w:b/>
+                <w:bCs/>
+                <w:color w:val="7F0055"/>
+                <w:sz w:val="20"/>
+              </w:rPr>
+              <w:t>변경표</w:t>
+            </w:r>
+            <w:proofErr w:type="spellEnd"/>
+            <w:r>
+              <w:rPr>
+                <w:rFonts w:ascii="Consolas" w:eastAsiaTheme="minorEastAsia" w:hAnsi="Consolas" w:cs="Consolas"/>
+                <w:b/>
+                <w:bCs/>
+                <w:color w:val="7F0055"/>
+                <w:sz w:val="20"/>
+              </w:rPr>
+              <w:t xml:space="preserve"> </w:t>
+            </w:r>
+            <w:r>
+              <w:rPr>
+                <w:rFonts w:ascii="Consolas" w:eastAsiaTheme="minorEastAsia" w:hAnsi="Consolas" w:cs="Consolas"/>
+                <w:b/>
+                <w:bCs/>
+                <w:color w:val="7F0055"/>
+                <w:sz w:val="20"/>
+              </w:rPr>
+              <w:t>참고</w:t>
+            </w:r>
+            <w:r>
+              <w:rPr>
+                <w:rFonts w:ascii="Consolas" w:eastAsiaTheme="minorEastAsia" w:hAnsi="Consolas" w:cs="Consolas"/>
+                <w:b/>
+                <w:bCs/>
+                <w:color w:val="7F0055"/>
+                <w:sz w:val="20"/>
+              </w:rPr>
+              <w:t>)</w:t>
+            </w:r>
+          </w:p>
+          <w:p>
+            <w:pPr>
+              <w:widowControl w:val="0"/>
+              <w:autoSpaceDE w:val="0"/>
+              <w:autoSpaceDN w:val="0"/>
+              <w:adjustRightInd w:val="0"/>
+              <w:spacing w:after="0" w:line="240" w:lineRule="auto"/>
+              <w:rPr>
+                <w:rFonts w:ascii="Consolas" w:eastAsiaTheme="minorEastAsia" w:hAnsi="Consolas" w:cs="Consolas"/>
+                <w:b/>
+                <w:bCs/>
+                <w:color w:val="7F0055"/>
+                <w:sz w:val="20"/>
+              </w:rPr>
+            </w:pPr>
+            <w:proofErr w:type="spellStart"/>
+            <w:r>
+              <w:rPr>
+                <w:rFonts w:ascii="Consolas" w:eastAsiaTheme="minorEastAsia" w:hAnsi="Consolas" w:cs="Consolas"/>
+                <w:b/>
+                <w:bCs/>
+                <w:color w:val="7F0055"/>
+                <w:sz w:val="20"/>
+              </w:rPr>
+              <w:t>latent_size</w:t>
+            </w:r>
+            <w:proofErr w:type="spellEnd"/>
+            <w:r>
+              <w:rPr>
+                <w:rFonts w:ascii="Consolas" w:eastAsiaTheme="minorEastAsia" w:hAnsi="Consolas" w:cs="Consolas"/>
+                <w:b/>
+                <w:bCs/>
+                <w:color w:val="7F0055"/>
+                <w:sz w:val="20"/>
+              </w:rPr>
+              <w:t xml:space="preserve"> = 64          # </w:t>
+            </w:r>
+            <w:r>
+              <w:rPr>
+                <w:rFonts w:ascii="Consolas" w:eastAsiaTheme="minorEastAsia" w:hAnsi="Consolas" w:cs="Consolas"/>
+                <w:b/>
+                <w:bCs/>
+                <w:color w:val="7F0055"/>
+                <w:sz w:val="20"/>
+              </w:rPr>
+              <w:t>수정</w:t>
+            </w:r>
+            <w:r>
+              <w:rPr>
+                <w:rFonts w:ascii="Consolas" w:eastAsiaTheme="minorEastAsia" w:hAnsi="Consolas" w:cs="Consolas"/>
+                <w:b/>
+                <w:bCs/>
+                <w:color w:val="7F0055"/>
+                <w:sz w:val="20"/>
+              </w:rPr>
+              <w:t xml:space="preserve"> </w:t>
+            </w:r>
+            <w:r>
+              <w:rPr>
+                <w:rFonts w:ascii="Consolas" w:eastAsiaTheme="minorEastAsia" w:hAnsi="Consolas" w:cs="Consolas"/>
+                <w:b/>
+                <w:bCs/>
+                <w:color w:val="7F0055"/>
+                <w:sz w:val="20"/>
+              </w:rPr>
+              <w:t>금지</w:t>
+            </w:r>
+          </w:p>
+          <w:p>
+            <w:pPr>
+              <w:widowControl w:val="0"/>
+              <w:autoSpaceDE w:val="0"/>
+              <w:autoSpaceDN w:val="0"/>
+              <w:adjustRightInd w:val="0"/>
+              <w:spacing w:after="0" w:line="240" w:lineRule="auto"/>
+              <w:rPr>
+                <w:rFonts w:ascii="Consolas" w:eastAsiaTheme="minorEastAsia" w:hAnsi="Consolas" w:cs="Consolas"/>
+                <w:b/>
+                <w:bCs/>
+                <w:color w:val="7F0055"/>
+                <w:sz w:val="20"/>
+              </w:rPr>
+            </w:pPr>
+            <w:proofErr w:type="spellStart"/>
+            <w:r>
+              <w:rPr>
+                <w:rFonts w:ascii="Consolas" w:eastAsiaTheme="minorEastAsia" w:hAnsi="Consolas" w:cs="Consolas"/>
+                <w:b/>
+                <w:bCs/>
+                <w:color w:val="7F0055"/>
+                <w:sz w:val="20"/>
+              </w:rPr>
+              <w:t>num_epochs</w:t>
+            </w:r>
+            <w:proofErr w:type="spellEnd"/>
+            <w:r>
+              <w:rPr>
+                <w:rFonts w:ascii="Consolas" w:eastAsiaTheme="minorEastAsia" w:hAnsi="Consolas" w:cs="Consolas"/>
+                <w:b/>
+                <w:bCs/>
+                <w:color w:val="7F0055"/>
+                <w:sz w:val="20"/>
+              </w:rPr>
+              <w:t xml:space="preserve">  = 20         # ← </w:t>
+            </w:r>
+            <w:r>
+              <w:rPr>
+                <w:rFonts w:ascii="Consolas" w:eastAsiaTheme="minorEastAsia" w:hAnsi="Consolas" w:cs="Consolas"/>
+                <w:b/>
+                <w:bCs/>
+                <w:color w:val="7F0055"/>
+                <w:sz w:val="20"/>
+              </w:rPr>
+              <w:t>수정</w:t>
+            </w:r>
+            <w:r>
+              <w:rPr>
+                <w:rFonts w:ascii="Consolas" w:eastAsiaTheme="minorEastAsia" w:hAnsi="Consolas" w:cs="Consolas"/>
+                <w:b/>
+                <w:bCs/>
+                <w:color w:val="7F0055"/>
+                <w:sz w:val="20"/>
+              </w:rPr>
+              <w:t xml:space="preserve"> </w:t>
+            </w:r>
+            <w:r>
+              <w:rPr>
+                <w:rFonts w:ascii="Consolas" w:eastAsiaTheme="minorEastAsia" w:hAnsi="Consolas" w:cs="Consolas"/>
+                <w:b/>
+                <w:bCs/>
+                <w:color w:val="7F0055"/>
+                <w:sz w:val="20"/>
+              </w:rPr>
+              <w:t>대상</w:t>
+            </w:r>
+          </w:p>
+          <w:p>
+            <w:pPr>
+              <w:widowControl w:val="0"/>
+              <w:autoSpaceDE w:val="0"/>
+              <w:autoSpaceDN w:val="0"/>
+              <w:adjustRightInd w:val="0"/>
+              <w:spacing w:after="0" w:line="240" w:lineRule="auto"/>
+              <w:rPr>
+                <w:rFonts w:ascii="Consolas" w:eastAsiaTheme="minorEastAsia" w:hAnsi="Consolas" w:cs="Consolas"/>
+                <w:b/>
+                <w:bCs/>
+                <w:color w:val="7F0055"/>
+                <w:sz w:val="20"/>
+              </w:rPr>
+            </w:pPr>
+            <w:proofErr w:type="spellStart"/>
+            <w:r>
+              <w:rPr>
+                <w:rFonts w:ascii="Consolas" w:eastAsiaTheme="minorEastAsia" w:hAnsi="Consolas" w:cs="Consolas"/>
+                <w:b/>
+                <w:bCs/>
+                <w:color w:val="7F0055"/>
+                <w:sz w:val="20"/>
+              </w:rPr>
+              <w:t>batch_size</w:t>
+            </w:r>
+            <w:proofErr w:type="spellEnd"/>
+            <w:r>
+              <w:rPr>
+                <w:rFonts w:ascii="Consolas" w:eastAsiaTheme="minorEastAsia" w:hAnsi="Consolas" w:cs="Consolas"/>
+                <w:b/>
+                <w:bCs/>
+                <w:color w:val="7F0055"/>
+                <w:sz w:val="20"/>
+              </w:rPr>
+              <w:t xml:space="preserve">  = 128         # ← </w:t>
+            </w:r>
+            <w:r>
+              <w:rPr>
+                <w:rFonts w:ascii="Consolas" w:eastAsiaTheme="minorEastAsia" w:hAnsi="Consolas" w:cs="Consolas"/>
+                <w:b/>
+                <w:bCs/>
+                <w:color w:val="7F0055"/>
+                <w:sz w:val="20"/>
+              </w:rPr>
+              <w:t>수정</w:t>
+            </w:r>
+            <w:r>
+              <w:rPr>
+                <w:rFonts w:ascii="Consolas" w:eastAsiaTheme="minorEastAsia" w:hAnsi="Consolas" w:cs="Consolas"/>
+                <w:b/>
+                <w:bCs/>
+                <w:color w:val="7F0055"/>
+                <w:sz w:val="20"/>
+              </w:rPr>
+              <w:t xml:space="preserve"> </w:t>
+            </w:r>
+            <w:r>
+              <w:rPr>
+                <w:rFonts w:ascii="Consolas" w:eastAsiaTheme="minorEastAsia" w:hAnsi="Consolas" w:cs="Consolas"/>
+                <w:b/>
+                <w:bCs/>
+                <w:color w:val="7F0055"/>
+                <w:sz w:val="20"/>
+              </w:rPr>
+              <w:t>대상</w:t>
+            </w:r>
+          </w:p>
+          <w:p>
+            <w:pPr>
+              <w:widowControl w:val="0"/>
+              <w:autoSpaceDE w:val="0"/>
+              <w:autoSpaceDN w:val="0"/>
+              <w:adjustRightInd w:val="0"/>
+              <w:spacing w:after="0" w:line="240" w:lineRule="auto"/>
+              <w:rPr>
+                <w:rFonts w:ascii="Consolas" w:eastAsiaTheme="minorEastAsia" w:hAnsi="Consolas" w:cs="Consolas"/>
+                <w:b/>
+                <w:bCs/>
+                <w:color w:val="7F0055"/>
+                <w:sz w:val="20"/>
+              </w:rPr>
+            </w:pPr>
+            <w:proofErr w:type="spellStart"/>
+            <w:r>
+              <w:rPr>
+                <w:rFonts w:ascii="Consolas" w:eastAsiaTheme="minorEastAsia" w:hAnsi="Consolas" w:cs="Consolas"/>
+                <w:b/>
+                <w:bCs/>
+                <w:color w:val="7F0055"/>
+                <w:sz w:val="20"/>
+              </w:rPr>
+              <w:t>image_size</w:t>
+            </w:r>
+            <w:proofErr w:type="spellEnd"/>
+            <w:r>
+              <w:rPr>
+                <w:rFonts w:ascii="Consolas" w:eastAsiaTheme="minorEastAsia" w:hAnsi="Consolas" w:cs="Consolas"/>
+                <w:b/>
+                <w:bCs/>
+                <w:color w:val="7F0055"/>
+                <w:sz w:val="20"/>
+              </w:rPr>
+              <w:t xml:space="preserve">  = 784         # </w:t>
+            </w:r>
+            <w:r>
+              <w:rPr>
+                <w:rFonts w:ascii="Consolas" w:eastAsiaTheme="minorEastAsia" w:hAnsi="Consolas" w:cs="Consolas"/>
+                <w:b/>
+                <w:bCs/>
+                <w:color w:val="7F0055"/>
+                <w:sz w:val="20"/>
+              </w:rPr>
+              <w:t>수정</w:t>
+            </w:r>
+            <w:r>
+              <w:rPr>
+                <w:rFonts w:ascii="Consolas" w:eastAsiaTheme="minorEastAsia" w:hAnsi="Consolas" w:cs="Consolas"/>
+                <w:b/>
+                <w:bCs/>
+                <w:color w:val="7F0055"/>
+                <w:sz w:val="20"/>
+              </w:rPr>
+              <w:t xml:space="preserve"> </w:t>
+            </w:r>
+            <w:r>
+              <w:rPr>
+                <w:rFonts w:ascii="Consolas" w:eastAsiaTheme="minorEastAsia" w:hAnsi="Consolas" w:cs="Consolas"/>
+                <w:b/>
+                <w:bCs/>
+                <w:color w:val="7F0055"/>
+                <w:sz w:val="20"/>
+              </w:rPr>
+              <w:t>금지</w:t>
+            </w:r>
+          </w:p>
+          <w:p>
+            <w:pPr>
+              <w:widowControl w:val="0"/>
+              <w:autoSpaceDE w:val="0"/>
+              <w:autoSpaceDN w:val="0"/>
+              <w:adjustRightInd w:val="0"/>
+              <w:spacing w:after="0" w:line="240" w:lineRule="auto"/>
+              <w:rPr>
+                <w:rFonts w:ascii="Consolas" w:eastAsiaTheme="minorEastAsia" w:hAnsi="Consolas" w:cs="Consolas"/>
+                <w:b/>
+                <w:bCs/>
+                <w:color w:val="7F0055"/>
+                <w:sz w:val="20"/>
+              </w:rPr>
+            </w:pPr>
+          </w:p>
+          <w:p>
+            <w:pPr>
+              <w:widowControl w:val="0"/>
+              <w:autoSpaceDE w:val="0"/>
+              <w:autoSpaceDN w:val="0"/>
+              <w:adjustRightInd w:val="0"/>
+              <w:spacing w:after="0" w:line="240" w:lineRule="auto"/>
+              <w:rPr>
+                <w:rFonts w:ascii="Consolas" w:eastAsiaTheme="minorEastAsia" w:hAnsi="Consolas" w:cs="Consolas"/>
+                <w:b/>
+                <w:bCs/>
+                <w:color w:val="7F0055"/>
+                <w:sz w:val="20"/>
+              </w:rPr>
+            </w:pPr>
+            <w:r>
+              <w:rPr>
+                <w:rFonts w:ascii="Consolas" w:eastAsiaTheme="minorEastAsia" w:hAnsi="Consolas" w:cs="Consolas"/>
+                <w:b/>
+                <w:bCs/>
+                <w:color w:val="7F0055"/>
+                <w:sz w:val="20"/>
+              </w:rPr>
+              <w:t xml:space="preserve"># TODO ④ : </w:t>
+            </w:r>
+            <w:r>
+              <w:rPr>
+                <w:rFonts w:ascii="Consolas" w:eastAsiaTheme="minorEastAsia" w:hAnsi="Consolas" w:cs="Consolas"/>
+                <w:b/>
+                <w:bCs/>
+                <w:color w:val="7F0055"/>
+                <w:sz w:val="20"/>
+              </w:rPr>
+              <w:t>학번</w:t>
+            </w:r>
+            <w:r>
+              <w:rPr>
+                <w:rFonts w:ascii="Consolas" w:eastAsiaTheme="minorEastAsia" w:hAnsi="Consolas" w:cs="Consolas"/>
+                <w:b/>
+                <w:bCs/>
+                <w:color w:val="7F0055"/>
+                <w:sz w:val="20"/>
+              </w:rPr>
+              <w:t>/</w:t>
+            </w:r>
+            <w:r>
+              <w:rPr>
+                <w:rFonts w:ascii="Consolas" w:eastAsiaTheme="minorEastAsia" w:hAnsi="Consolas" w:cs="Consolas"/>
+                <w:b/>
+                <w:bCs/>
+                <w:color w:val="7F0055"/>
+                <w:sz w:val="20"/>
+              </w:rPr>
+              <w:t>이름</w:t>
+            </w:r>
+            <w:r>
+              <w:rPr>
+                <w:rFonts w:ascii="Consolas" w:eastAsiaTheme="minorEastAsia" w:hAnsi="Consolas" w:cs="Consolas"/>
+                <w:b/>
+                <w:bCs/>
+                <w:color w:val="7F0055"/>
+                <w:sz w:val="20"/>
+              </w:rPr>
+              <w:t xml:space="preserve"> (</w:t>
+            </w:r>
+            <w:r>
+              <w:rPr>
+                <w:rFonts w:ascii="Consolas" w:eastAsiaTheme="minorEastAsia" w:hAnsi="Consolas" w:cs="Consolas"/>
+                <w:b/>
+                <w:bCs/>
+                <w:color w:val="7F0055"/>
+                <w:sz w:val="20"/>
+              </w:rPr>
+              <w:t>필수</w:t>
+            </w:r>
+            <w:r>
+              <w:rPr>
+                <w:rFonts w:ascii="Consolas" w:eastAsiaTheme="minorEastAsia" w:hAnsi="Consolas" w:cs="Consolas"/>
+                <w:b/>
+                <w:bCs/>
+                <w:color w:val="7F0055"/>
+                <w:sz w:val="20"/>
+              </w:rPr>
+              <w:t>)</w:t>
+            </w:r>
+          </w:p>
+          <w:p>
+            <w:pPr>
+              <w:widowControl w:val="0"/>
+              <w:autoSpaceDE w:val="0"/>
+              <w:autoSpaceDN w:val="0"/>
+              <w:adjustRightInd w:val="0"/>
+              <w:spacing w:after="0" w:line="240" w:lineRule="auto"/>
+              <w:rPr>
+                <w:rFonts w:ascii="Consolas" w:eastAsiaTheme="minorEastAsia" w:hAnsi="Consolas" w:cs="Consolas"/>
+                <w:b/>
+                <w:bCs/>
+                <w:color w:val="7F0055"/>
+                <w:sz w:val="20"/>
+              </w:rPr>
+            </w:pPr>
+            <w:r>
+              <w:rPr>
+                <w:rFonts w:ascii="Consolas" w:eastAsiaTheme="minorEastAsia" w:hAnsi="Consolas" w:cs="Consolas"/>
+                <w:b/>
+                <w:bCs/>
+                <w:color w:val="7F0055"/>
+                <w:sz w:val="20"/>
+              </w:rPr>
+              <w:t>STUDENT_ID   = "2023103987" # (e.g., 20000000000)</w:t>
+            </w:r>
+          </w:p>
+          <w:p>
+            <w:pPr>
+              <w:widowControl w:val="0"/>
+              <w:autoSpaceDE w:val="0"/>
+              <w:autoSpaceDN w:val="0"/>
+              <w:adjustRightInd w:val="0"/>
+              <w:spacing w:after="0" w:line="240" w:lineRule="auto"/>
+              <w:rPr>
+                <w:rFonts w:ascii="Consolas" w:eastAsiaTheme="minorEastAsia" w:hAnsi="Consolas" w:cs="Consolas"/>
+                <w:b/>
+                <w:bCs/>
+                <w:color w:val="7F0055"/>
+                <w:sz w:val="20"/>
+              </w:rPr>
+            </w:pPr>
+            <w:r>
+              <w:rPr>
+                <w:rFonts w:ascii="Consolas" w:eastAsiaTheme="minorEastAsia" w:hAnsi="Consolas" w:cs="Consolas"/>
+                <w:b/>
+                <w:bCs/>
+                <w:color w:val="7F0055"/>
+                <w:sz w:val="20"/>
+              </w:rPr>
+              <w:t>STUDENT_NAME = "</w:t>
+            </w:r>
+            <w:r>
+              <w:rPr>
+                <w:rFonts w:ascii="Consolas" w:eastAsiaTheme="minorEastAsia" w:hAnsi="Consolas" w:cs="Consolas"/>
+                <w:b/>
+                <w:bCs/>
+                <w:color w:val="7F0055"/>
+                <w:sz w:val="20"/>
+              </w:rPr>
+              <w:t>박성준</w:t>
+            </w:r>
+            <w:r>
+              <w:rPr>
+                <w:rFonts w:ascii="Consolas" w:eastAsiaTheme="minorEastAsia" w:hAnsi="Consolas" w:cs="Consolas"/>
+                <w:b/>
+                <w:bCs/>
+                <w:color w:val="7F0055"/>
+                <w:sz w:val="20"/>
+              </w:rPr>
+              <w:t>" # (e.g., Hong Gil Dong)</w:t>
+            </w:r>
+          </w:p>
+          <w:p>
+            <w:pPr>
+              <w:widowControl w:val="0"/>
+              <w:autoSpaceDE w:val="0"/>
+              <w:autoSpaceDN w:val="0"/>
+              <w:adjustRightInd w:val="0"/>
+              <w:spacing w:after="0" w:line="240" w:lineRule="auto"/>
+              <w:rPr>
+                <w:rFonts w:ascii="Consolas" w:eastAsiaTheme="minorEastAsia" w:hAnsi="Consolas" w:cs="Consolas"/>
+                <w:b/>
+                <w:bCs/>
+                <w:color w:val="7F0055"/>
+                <w:sz w:val="20"/>
+              </w:rPr>
+            </w:pPr>
+          </w:p>
+          <w:p>
+            <w:pPr>
+              <w:widowControl w:val="0"/>
+              <w:autoSpaceDE w:val="0"/>
+              <w:autoSpaceDN w:val="0"/>
+              <w:adjustRightInd w:val="0"/>
+              <w:spacing w:after="0" w:line="240" w:lineRule="auto"/>
+              <w:rPr>
+                <w:rFonts w:ascii="Consolas" w:eastAsiaTheme="minorEastAsia" w:hAnsi="Consolas" w:cs="Consolas"/>
+                <w:b/>
+                <w:bCs/>
+                <w:color w:val="7F0055"/>
+                <w:sz w:val="20"/>
+              </w:rPr>
+            </w:pPr>
+            <w:r>
+              <w:rPr>
+                <w:rFonts w:ascii="Consolas" w:eastAsiaTheme="minorEastAsia" w:hAnsi="Consolas" w:cs="Consolas"/>
+                <w:b/>
+                <w:bCs/>
+                <w:color w:val="7F0055"/>
+                <w:sz w:val="20"/>
+              </w:rPr>
+              <w:t xml:space="preserve"># ===== </w:t>
+            </w:r>
+            <w:r>
+              <w:rPr>
+                <w:rFonts w:ascii="Consolas" w:eastAsiaTheme="minorEastAsia" w:hAnsi="Consolas" w:cs="Consolas"/>
+                <w:b/>
+                <w:bCs/>
+                <w:color w:val="7F0055"/>
+                <w:sz w:val="20"/>
+              </w:rPr>
+              <w:t>수정</w:t>
+            </w:r>
+            <w:r>
+              <w:rPr>
+                <w:rFonts w:ascii="Consolas" w:eastAsiaTheme="minorEastAsia" w:hAnsi="Consolas" w:cs="Consolas"/>
+                <w:b/>
+                <w:bCs/>
+                <w:color w:val="7F0055"/>
+                <w:sz w:val="20"/>
+              </w:rPr>
+              <w:t xml:space="preserve"> </w:t>
+            </w:r>
+            <w:r>
+              <w:rPr>
+                <w:rFonts w:ascii="Consolas" w:eastAsiaTheme="minorEastAsia" w:hAnsi="Consolas" w:cs="Consolas"/>
+                <w:b/>
+                <w:bCs/>
+                <w:color w:val="7F0055"/>
+                <w:sz w:val="20"/>
+              </w:rPr>
+              <w:t>금지</w:t>
+            </w:r>
+            <w:r>
+              <w:rPr>
+                <w:rFonts w:ascii="Consolas" w:eastAsiaTheme="minorEastAsia" w:hAnsi="Consolas" w:cs="Consolas"/>
+                <w:b/>
+                <w:bCs/>
+                <w:color w:val="7F0055"/>
+                <w:sz w:val="20"/>
+              </w:rPr>
+              <w:t xml:space="preserve"> =====</w:t>
+            </w:r>
+          </w:p>
+          <w:p>
+            <w:pPr>
+              <w:widowControl w:val="0"/>
+              <w:autoSpaceDE w:val="0"/>
+              <w:autoSpaceDN w:val="0"/>
+              <w:adjustRightInd w:val="0"/>
+              <w:spacing w:after="0" w:line="240" w:lineRule="auto"/>
+              <w:rPr>
+                <w:rFonts w:ascii="Consolas" w:eastAsiaTheme="minorEastAsia" w:hAnsi="Consolas" w:cs="Consolas"/>
+                <w:b/>
+                <w:bCs/>
+                <w:color w:val="7F0055"/>
+                <w:sz w:val="20"/>
+              </w:rPr>
+            </w:pPr>
+            <w:r>
+              <w:rPr>
+                <w:rFonts w:ascii="Consolas" w:eastAsiaTheme="minorEastAsia" w:hAnsi="Consolas" w:cs="Consolas"/>
+                <w:b/>
+                <w:bCs/>
+                <w:color w:val="7F0055"/>
+                <w:sz w:val="20"/>
+              </w:rPr>
+              <w:t>print(</w:t>
+            </w:r>
+            <w:proofErr w:type="spellStart"/>
+            <w:r>
+              <w:rPr>
+                <w:rFonts w:ascii="Consolas" w:eastAsiaTheme="minorEastAsia" w:hAnsi="Consolas" w:cs="Consolas"/>
+                <w:b/>
+                <w:bCs/>
+                <w:color w:val="7F0055"/>
+                <w:sz w:val="20"/>
+              </w:rPr>
+              <w:t>f"latent_size</w:t>
+            </w:r>
+            <w:proofErr w:type="spellEnd"/>
+            <w:r>
+              <w:rPr>
+                <w:rFonts w:ascii="Consolas" w:eastAsiaTheme="minorEastAsia" w:hAnsi="Consolas" w:cs="Consolas"/>
+                <w:b/>
+                <w:bCs/>
+                <w:color w:val="7F0055"/>
+                <w:sz w:val="20"/>
+              </w:rPr>
+              <w:t>={</w:t>
+            </w:r>
+            <w:proofErr w:type="spellStart"/>
+            <w:r>
+              <w:rPr>
+                <w:rFonts w:ascii="Consolas" w:eastAsiaTheme="minorEastAsia" w:hAnsi="Consolas" w:cs="Consolas"/>
+                <w:b/>
+                <w:bCs/>
+                <w:color w:val="7F0055"/>
+                <w:sz w:val="20"/>
+              </w:rPr>
+              <w:t>latent_size</w:t>
+            </w:r>
+            <w:proofErr w:type="spellEnd"/>
+            <w:r>
+              <w:rPr>
+                <w:rFonts w:ascii="Consolas" w:eastAsiaTheme="minorEastAsia" w:hAnsi="Consolas" w:cs="Consolas"/>
+                <w:b/>
+                <w:bCs/>
+                <w:color w:val="7F0055"/>
+                <w:sz w:val="20"/>
+              </w:rPr>
+              <w:t>}  </w:t>
+            </w:r>
+            <w:proofErr w:type="spellStart"/>
+            <w:r>
+              <w:rPr>
+                <w:rFonts w:ascii="Consolas" w:eastAsiaTheme="minorEastAsia" w:hAnsi="Consolas" w:cs="Consolas"/>
+                <w:b/>
+                <w:bCs/>
+                <w:color w:val="7F0055"/>
+                <w:sz w:val="20"/>
+              </w:rPr>
+              <w:t>batch_size</w:t>
+            </w:r>
+            <w:proofErr w:type="spellEnd"/>
+            <w:r>
+              <w:rPr>
+                <w:rFonts w:ascii="Consolas" w:eastAsiaTheme="minorEastAsia" w:hAnsi="Consolas" w:cs="Consolas"/>
+                <w:b/>
+                <w:bCs/>
+                <w:color w:val="7F0055"/>
+                <w:sz w:val="20"/>
+              </w:rPr>
+              <w:t>={</w:t>
+            </w:r>
+            <w:proofErr w:type="spellStart"/>
+            <w:r>
+              <w:rPr>
+                <w:rFonts w:ascii="Consolas" w:eastAsiaTheme="minorEastAsia" w:hAnsi="Consolas" w:cs="Consolas"/>
+                <w:b/>
+                <w:bCs/>
+                <w:color w:val="7F0055"/>
+                <w:sz w:val="20"/>
+              </w:rPr>
+              <w:t>batch_size</w:t>
+            </w:r>
+            <w:proofErr w:type="spellEnd"/>
+            <w:r>
+              <w:rPr>
+                <w:rFonts w:ascii="Consolas" w:eastAsiaTheme="minorEastAsia" w:hAnsi="Consolas" w:cs="Consolas"/>
+                <w:b/>
+                <w:bCs/>
+                <w:color w:val="7F0055"/>
+                <w:sz w:val="20"/>
+              </w:rPr>
+              <w:t>}  </w:t>
+            </w:r>
+            <w:proofErr w:type="spellStart"/>
+            <w:r>
+              <w:rPr>
+                <w:rFonts w:ascii="Consolas" w:eastAsiaTheme="minorEastAsia" w:hAnsi="Consolas" w:cs="Consolas"/>
+                <w:b/>
+                <w:bCs/>
+                <w:color w:val="7F0055"/>
+                <w:sz w:val="20"/>
+              </w:rPr>
+              <w:t>num_epochs</w:t>
+            </w:r>
+            <w:proofErr w:type="spellEnd"/>
+            <w:r>
+              <w:rPr>
+                <w:rFonts w:ascii="Consolas" w:eastAsiaTheme="minorEastAsia" w:hAnsi="Consolas" w:cs="Consolas"/>
+                <w:b/>
+                <w:bCs/>
+                <w:color w:val="7F0055"/>
+                <w:sz w:val="20"/>
+              </w:rPr>
+              <w:t>={</w:t>
+            </w:r>
+            <w:proofErr w:type="spellStart"/>
+            <w:r>
+              <w:rPr>
+                <w:rFonts w:ascii="Consolas" w:eastAsiaTheme="minorEastAsia" w:hAnsi="Consolas" w:cs="Consolas"/>
+                <w:b/>
+                <w:bCs/>
+                <w:color w:val="7F0055"/>
+                <w:sz w:val="20"/>
+              </w:rPr>
+              <w:t>num_epochs</w:t>
+            </w:r>
+            <w:proofErr w:type="spellEnd"/>
+            <w:r>
+              <w:rPr>
+                <w:rFonts w:ascii="Consolas" w:eastAsiaTheme="minorEastAsia" w:hAnsi="Consolas" w:cs="Consolas"/>
+                <w:b/>
+                <w:bCs/>
+                <w:color w:val="7F0055"/>
+                <w:sz w:val="20"/>
+              </w:rPr>
+              <w:t>}")</w:t>
+            </w:r>
+          </w:p>
+          <w:p>
+            <w:pPr>
+              <w:widowControl w:val="0"/>
+              <w:autoSpaceDE w:val="0"/>
+              <w:autoSpaceDN w:val="0"/>
+              <w:adjustRightInd w:val="0"/>
+              <w:spacing w:after="0" w:line="240" w:lineRule="auto"/>
+              <w:rPr>
+                <w:rFonts w:ascii="Consolas" w:eastAsiaTheme="minorEastAsia" w:hAnsi="Consolas" w:cs="Consolas"/>
+                <w:b/>
+                <w:bCs/>
+                <w:color w:val="7F0055"/>
+                <w:sz w:val="20"/>
+              </w:rPr>
+            </w:pPr>
+            <w:r>
+              <w:rPr>
+                <w:rFonts w:ascii="Consolas" w:eastAsiaTheme="minorEastAsia" w:hAnsi="Consolas" w:cs="Consolas"/>
+                <w:b/>
+                <w:bCs/>
+                <w:color w:val="7F0055"/>
+                <w:sz w:val="20"/>
+              </w:rPr>
+              <w:t>print(f"</w:t>
+            </w:r>
+            <w:r>
+              <w:rPr>
+                <w:rFonts w:ascii="Consolas" w:eastAsiaTheme="minorEastAsia" w:hAnsi="Consolas" w:cs="Consolas"/>
+                <w:b/>
+                <w:bCs/>
+                <w:color w:val="7F0055"/>
+                <w:sz w:val="20"/>
+              </w:rPr>
+              <w:t>학번</w:t>
+            </w:r>
+            <w:r>
+              <w:rPr>
+                <w:rFonts w:ascii="Consolas" w:eastAsiaTheme="minorEastAsia" w:hAnsi="Consolas" w:cs="Consolas"/>
+                <w:b/>
+                <w:bCs/>
+                <w:color w:val="7F0055"/>
+                <w:sz w:val="20"/>
+              </w:rPr>
+              <w:t>: {STUDENT_ID}  </w:t>
+            </w:r>
+            <w:r>
+              <w:rPr>
+                <w:rFonts w:ascii="Consolas" w:eastAsiaTheme="minorEastAsia" w:hAnsi="Consolas" w:cs="Consolas"/>
+                <w:b/>
+                <w:bCs/>
+                <w:color w:val="7F0055"/>
+                <w:sz w:val="20"/>
+              </w:rPr>
+              <w:t>이름</w:t>
+            </w:r>
+            <w:r>
+              <w:rPr>
+                <w:rFonts w:ascii="Consolas" w:eastAsiaTheme="minorEastAsia" w:hAnsi="Consolas" w:cs="Consolas"/>
+                <w:b/>
+                <w:bCs/>
+                <w:color w:val="7F0055"/>
+                <w:sz w:val="20"/>
+              </w:rPr>
+              <w:t>: {STUDENT_NAME}")</w:t>
+            </w:r>
+          </w:p>
+          <w:p>
+            <w:pPr>
+              <w:widowControl w:val="0"/>
+              <w:autoSpaceDE w:val="0"/>
+              <w:autoSpaceDN w:val="0"/>
+              <w:adjustRightInd w:val="0"/>
+              <w:spacing w:after="0" w:line="240" w:lineRule="auto"/>
+              <w:rPr>
+                <w:rFonts w:ascii="Consolas" w:eastAsiaTheme="minorEastAsia" w:hAnsi="Consolas" w:cs="Consolas"/>
+                <w:b/>
+                <w:bCs/>
+                <w:color w:val="7F0055"/>
+                <w:sz w:val="20"/>
+              </w:rPr>
+            </w:pPr>
+            <w:r>
+              <w:rPr>
+                <w:rFonts w:ascii="Consolas" w:eastAsiaTheme="minorEastAsia" w:hAnsi="Consolas" w:cs="Consolas"/>
+                <w:b/>
+                <w:bCs/>
+                <w:color w:val="7F0055"/>
+                <w:sz w:val="20"/>
+              </w:rPr>
+              <w:t xml:space="preserve"># ===== </w:t>
+            </w:r>
+            <w:r>
+              <w:rPr>
+                <w:rFonts w:ascii="Consolas" w:eastAsiaTheme="minorEastAsia" w:hAnsi="Consolas" w:cs="Consolas"/>
+                <w:b/>
+                <w:bCs/>
+                <w:color w:val="7F0055"/>
+                <w:sz w:val="20"/>
+              </w:rPr>
+              <w:t>수정</w:t>
+            </w:r>
+            <w:r>
+              <w:rPr>
+                <w:rFonts w:ascii="Consolas" w:eastAsiaTheme="minorEastAsia" w:hAnsi="Consolas" w:cs="Consolas"/>
+                <w:b/>
+                <w:bCs/>
+                <w:color w:val="7F0055"/>
+                <w:sz w:val="20"/>
+              </w:rPr>
+              <w:t xml:space="preserve"> </w:t>
+            </w:r>
+            <w:r>
+              <w:rPr>
+                <w:rFonts w:ascii="Consolas" w:eastAsiaTheme="minorEastAsia" w:hAnsi="Consolas" w:cs="Consolas"/>
+                <w:b/>
+                <w:bCs/>
+                <w:color w:val="7F0055"/>
+                <w:sz w:val="20"/>
+              </w:rPr>
+              <w:t>금지</w:t>
+            </w:r>
+            <w:r>
+              <w:rPr>
+                <w:rFonts w:ascii="Consolas" w:eastAsiaTheme="minorEastAsia" w:hAnsi="Consolas" w:cs="Consolas"/>
+                <w:b/>
+                <w:bCs/>
+                <w:color w:val="7F0055"/>
+                <w:sz w:val="20"/>
+              </w:rPr>
+              <w:t xml:space="preserve"> </w:t>
+            </w:r>
+            <w:r>
+              <w:rPr>
+                <w:rFonts w:ascii="Consolas" w:eastAsiaTheme="minorEastAsia" w:hAnsi="Consolas" w:cs="Consolas"/>
+                <w:b/>
+                <w:bCs/>
+                <w:color w:val="7F0055"/>
+                <w:sz w:val="20"/>
+              </w:rPr>
+              <w:t>끝</w:t>
+            </w:r>
+            <w:r>
+              <w:rPr>
+                <w:rFonts w:ascii="Consolas" w:eastAsiaTheme="minorEastAsia" w:hAnsi="Consolas" w:cs="Consolas"/>
+                <w:b/>
+                <w:bCs/>
+                <w:color w:val="7F0055"/>
+                <w:sz w:val="20"/>
+              </w:rPr>
+              <w:t xml:space="preserve"> =====</w:t>
+            </w:r>
+          </w:p>
+          <w:p>
+            <w:pPr>
+              <w:widowControl w:val="0"/>
+              <w:autoSpaceDE w:val="0"/>
+              <w:autoSpaceDN w:val="0"/>
+              <w:adjustRightInd w:val="0"/>
+              <w:spacing w:after="0" w:line="240" w:lineRule="auto"/>
+              <w:rPr>
+                <w:rFonts w:ascii="Consolas" w:eastAsiaTheme="minorEastAsia" w:hAnsi="Consolas" w:cs="Consolas"/>
+                <w:color w:val="auto"/>
+                <w:sz w:val="20"/>
+              </w:rPr>
+            </w:pPr>
+          </w:p>
+          <w:p>
+            <w:pPr>
+              <w:widowControl w:val="0"/>
+              <w:autoSpaceDE w:val="0"/>
+              <w:autoSpaceDN w:val="0"/>
+              <w:adjustRightInd w:val="0"/>
+              <w:spacing w:after="0" w:line="240" w:lineRule="auto"/>
+              <w:rPr>
+                <w:rFonts w:ascii="Consolas" w:eastAsiaTheme="minorEastAsia" w:hAnsi="Consolas" w:cs="Consolas"/>
+                <w:color w:val="auto"/>
+                <w:sz w:val="20"/>
+              </w:rPr>
+            </w:pPr>
+          </w:p>
+          <w:p>
+            <w:pPr>
+              <w:widowControl w:val="0"/>
+              <w:autoSpaceDE w:val="0"/>
+              <w:autoSpaceDN w:val="0"/>
+              <w:adjustRightInd w:val="0"/>
+              <w:spacing w:after="0" w:line="240" w:lineRule="auto"/>
+              <w:rPr>
+                <w:rFonts w:ascii="Consolas" w:eastAsiaTheme="minorEastAsia" w:hAnsi="Consolas" w:cs="Consolas"/>
+                <w:color w:val="auto"/>
+                <w:sz w:val="20"/>
+              </w:rPr>
+            </w:pPr>
+          </w:p>
+          <w:p>
+            <w:pPr>
+              <w:widowControl w:val="0"/>
+              <w:autoSpaceDE w:val="0"/>
+              <w:autoSpaceDN w:val="0"/>
+              <w:adjustRightInd w:val="0"/>
+              <w:spacing w:after="0" w:line="240" w:lineRule="auto"/>
+              <w:rPr>
+                <w:rFonts w:ascii="Consolas" w:eastAsiaTheme="minorEastAsia" w:hAnsi="Consolas" w:cs="Consolas"/>
+                <w:color w:val="auto"/>
+                <w:sz w:val="20"/>
+              </w:rPr>
+            </w:pPr>
+          </w:p>
+          <w:p>
+            <w:pPr>
+              <w:widowControl w:val="0"/>
+              <w:autoSpaceDE w:val="0"/>
+              <w:autoSpaceDN w:val="0"/>
+              <w:adjustRightInd w:val="0"/>
+              <w:spacing w:after="0" w:line="240" w:lineRule="auto"/>
+              <w:rPr>
+                <w:rFonts w:ascii="Consolas" w:eastAsiaTheme="minorEastAsia" w:hAnsi="Consolas" w:cs="Consolas"/>
+                <w:color w:val="auto"/>
+                <w:sz w:val="20"/>
+              </w:rPr>
+            </w:pPr>
+            <w:r>
+              <w:rPr>
+                <w:rFonts w:ascii="Consolas" w:eastAsiaTheme="minorEastAsia" w:hAnsi="Consolas" w:cs="Consolas"/>
+                <w:color w:val="auto"/>
+                <w:sz w:val="20"/>
+              </w:rPr>
+              <w:t xml:space="preserve"># TODO ② : </w:t>
+            </w:r>
+            <w:r>
+              <w:rPr>
+                <w:rFonts w:ascii="Consolas" w:eastAsiaTheme="minorEastAsia" w:hAnsi="Consolas" w:cs="Consolas"/>
+                <w:color w:val="auto"/>
+                <w:sz w:val="20"/>
+              </w:rPr>
+              <w:t>수정된</w:t>
+            </w:r>
+            <w:r>
+              <w:rPr>
+                <w:rFonts w:ascii="Consolas" w:eastAsiaTheme="minorEastAsia" w:hAnsi="Consolas" w:cs="Consolas"/>
+                <w:color w:val="auto"/>
+                <w:sz w:val="20"/>
+              </w:rPr>
+              <w:t xml:space="preserve"> Discriminator D</w:t>
+            </w:r>
+          </w:p>
+          <w:p>
+            <w:pPr>
+              <w:widowControl w:val="0"/>
+              <w:autoSpaceDE w:val="0"/>
+              <w:autoSpaceDN w:val="0"/>
+              <w:adjustRightInd w:val="0"/>
+              <w:spacing w:after="0" w:line="240" w:lineRule="auto"/>
+              <w:rPr>
+                <w:rFonts w:ascii="Consolas" w:eastAsiaTheme="minorEastAsia" w:hAnsi="Consolas" w:cs="Consolas"/>
+                <w:color w:val="auto"/>
+                <w:sz w:val="20"/>
+              </w:rPr>
+            </w:pPr>
+            <w:r>
+              <w:rPr>
+                <w:rFonts w:ascii="Consolas" w:eastAsiaTheme="minorEastAsia" w:hAnsi="Consolas" w:cs="Consolas"/>
+                <w:color w:val="auto"/>
+                <w:sz w:val="20"/>
+              </w:rPr>
+              <w:t># 784 → 512 → 256 → 128 → 64 → 1</w:t>
+            </w:r>
+          </w:p>
+          <w:p>
+            <w:pPr>
+              <w:widowControl w:val="0"/>
+              <w:autoSpaceDE w:val="0"/>
+              <w:autoSpaceDN w:val="0"/>
+              <w:adjustRightInd w:val="0"/>
+              <w:spacing w:after="0" w:line="240" w:lineRule="auto"/>
+              <w:rPr>
+                <w:rFonts w:ascii="Consolas" w:eastAsiaTheme="minorEastAsia" w:hAnsi="Consolas" w:cs="Consolas"/>
+                <w:color w:val="auto"/>
+                <w:sz w:val="20"/>
+              </w:rPr>
+            </w:pPr>
+            <w:r>
+              <w:rPr>
+                <w:rFonts w:ascii="Consolas" w:eastAsiaTheme="minorEastAsia" w:hAnsi="Consolas" w:cs="Consolas"/>
+                <w:color w:val="auto"/>
+                <w:sz w:val="20"/>
+              </w:rPr>
+              <w:t xml:space="preserve">D = </w:t>
+            </w:r>
+            <w:proofErr w:type="spellStart"/>
+            <w:r>
+              <w:rPr>
+                <w:rFonts w:ascii="Consolas" w:eastAsiaTheme="minorEastAsia" w:hAnsi="Consolas" w:cs="Consolas"/>
+                <w:color w:val="auto"/>
+                <w:sz w:val="20"/>
+              </w:rPr>
+              <w:t>nn.Sequential</w:t>
+            </w:r>
+            <w:proofErr w:type="spellEnd"/>
+            <w:r>
+              <w:rPr>
+                <w:rFonts w:ascii="Consolas" w:eastAsiaTheme="minorEastAsia" w:hAnsi="Consolas" w:cs="Consolas"/>
+                <w:color w:val="auto"/>
+                <w:sz w:val="20"/>
+              </w:rPr>
+              <w:t>(</w:t>
+            </w:r>
+          </w:p>
+          <w:p>
+            <w:pPr>
+              <w:widowControl w:val="0"/>
+              <w:autoSpaceDE w:val="0"/>
+              <w:autoSpaceDN w:val="0"/>
+              <w:adjustRightInd w:val="0"/>
+              <w:spacing w:after="0" w:line="240" w:lineRule="auto"/>
+              <w:rPr>
+                <w:rFonts w:ascii="Consolas" w:eastAsiaTheme="minorEastAsia" w:hAnsi="Consolas" w:cs="Consolas"/>
+                <w:color w:val="auto"/>
+                <w:sz w:val="20"/>
+              </w:rPr>
+            </w:pPr>
+            <w:r>
+              <w:rPr>
+                <w:rFonts w:ascii="Consolas" w:eastAsiaTheme="minorEastAsia" w:hAnsi="Consolas" w:cs="Consolas"/>
+                <w:color w:val="auto"/>
+                <w:sz w:val="20"/>
+              </w:rPr>
+              <w:t xml:space="preserve">    </w:t>
+            </w:r>
+            <w:proofErr w:type="spellStart"/>
+            <w:r>
+              <w:rPr>
+                <w:rFonts w:ascii="Consolas" w:eastAsiaTheme="minorEastAsia" w:hAnsi="Consolas" w:cs="Consolas"/>
+                <w:color w:val="auto"/>
+                <w:sz w:val="20"/>
+              </w:rPr>
+              <w:t>nn.Linear</w:t>
+            </w:r>
+            <w:proofErr w:type="spellEnd"/>
+            <w:r>
+              <w:rPr>
+                <w:rFonts w:ascii="Consolas" w:eastAsiaTheme="minorEastAsia" w:hAnsi="Consolas" w:cs="Consolas"/>
+                <w:color w:val="auto"/>
+                <w:sz w:val="20"/>
+              </w:rPr>
+              <w:t>(</w:t>
+            </w:r>
+            <w:proofErr w:type="spellStart"/>
+            <w:r>
+              <w:rPr>
+                <w:rFonts w:ascii="Consolas" w:eastAsiaTheme="minorEastAsia" w:hAnsi="Consolas" w:cs="Consolas"/>
+                <w:color w:val="auto"/>
+                <w:sz w:val="20"/>
+              </w:rPr>
+              <w:t>image_size</w:t>
+            </w:r>
+            <w:proofErr w:type="spellEnd"/>
+            <w:r>
+              <w:rPr>
+                <w:rFonts w:ascii="Consolas" w:eastAsiaTheme="minorEastAsia" w:hAnsi="Consolas" w:cs="Consolas"/>
+                <w:color w:val="auto"/>
+                <w:sz w:val="20"/>
+              </w:rPr>
+              <w:t>, 512),</w:t>
+            </w:r>
+          </w:p>
+          <w:p>
+            <w:pPr>
+              <w:widowControl w:val="0"/>
+              <w:autoSpaceDE w:val="0"/>
+              <w:autoSpaceDN w:val="0"/>
+              <w:adjustRightInd w:val="0"/>
+              <w:spacing w:after="0" w:line="240" w:lineRule="auto"/>
+              <w:rPr>
+                <w:rFonts w:ascii="Consolas" w:eastAsiaTheme="minorEastAsia" w:hAnsi="Consolas" w:cs="Consolas"/>
+                <w:color w:val="auto"/>
+                <w:sz w:val="20"/>
+              </w:rPr>
+            </w:pPr>
+            <w:r>
+              <w:rPr>
+                <w:rFonts w:ascii="Consolas" w:eastAsiaTheme="minorEastAsia" w:hAnsi="Consolas" w:cs="Consolas"/>
+                <w:color w:val="auto"/>
+                <w:sz w:val="20"/>
+              </w:rPr>
+              <w:t xml:space="preserve">    </w:t>
+            </w:r>
+            <w:proofErr w:type="spellStart"/>
+            <w:r>
+              <w:rPr>
+                <w:rFonts w:ascii="Consolas" w:eastAsiaTheme="minorEastAsia" w:hAnsi="Consolas" w:cs="Consolas"/>
+                <w:color w:val="auto"/>
+                <w:sz w:val="20"/>
+              </w:rPr>
+              <w:t>nn.LeakyReLU</w:t>
+            </w:r>
+            <w:proofErr w:type="spellEnd"/>
+            <w:r>
+              <w:rPr>
+                <w:rFonts w:ascii="Consolas" w:eastAsiaTheme="minorEastAsia" w:hAnsi="Consolas" w:cs="Consolas"/>
+                <w:color w:val="auto"/>
+                <w:sz w:val="20"/>
+              </w:rPr>
+              <w:t>(0.2),</w:t>
+            </w:r>
+          </w:p>
+          <w:p>
+            <w:pPr>
+              <w:widowControl w:val="0"/>
+              <w:autoSpaceDE w:val="0"/>
+              <w:autoSpaceDN w:val="0"/>
+              <w:adjustRightInd w:val="0"/>
+              <w:spacing w:after="0" w:line="240" w:lineRule="auto"/>
+              <w:rPr>
+                <w:rFonts w:ascii="Consolas" w:eastAsiaTheme="minorEastAsia" w:hAnsi="Consolas" w:cs="Consolas"/>
+                <w:color w:val="auto"/>
+                <w:sz w:val="20"/>
+              </w:rPr>
+            </w:pPr>
+          </w:p>
+          <w:p>
+            <w:pPr>
+              <w:widowControl w:val="0"/>
+              <w:autoSpaceDE w:val="0"/>
+              <w:autoSpaceDN w:val="0"/>
+              <w:adjustRightInd w:val="0"/>
+              <w:spacing w:after="0" w:line="240" w:lineRule="auto"/>
+              <w:rPr>
+                <w:rFonts w:ascii="Consolas" w:eastAsiaTheme="minorEastAsia" w:hAnsi="Consolas" w:cs="Consolas"/>
+                <w:color w:val="auto"/>
+                <w:sz w:val="20"/>
+              </w:rPr>
+            </w:pPr>
+            <w:r>
+              <w:rPr>
+                <w:rFonts w:ascii="Consolas" w:eastAsiaTheme="minorEastAsia" w:hAnsi="Consolas" w:cs="Consolas"/>
+                <w:color w:val="auto"/>
+                <w:sz w:val="20"/>
+              </w:rPr>
+              <w:t xml:space="preserve">    </w:t>
+            </w:r>
+            <w:proofErr w:type="spellStart"/>
+            <w:r>
+              <w:rPr>
+                <w:rFonts w:ascii="Consolas" w:eastAsiaTheme="minorEastAsia" w:hAnsi="Consolas" w:cs="Consolas"/>
+                <w:color w:val="auto"/>
+                <w:sz w:val="20"/>
+              </w:rPr>
+              <w:t>nn.Linear</w:t>
+            </w:r>
+            <w:proofErr w:type="spellEnd"/>
+            <w:r>
+              <w:rPr>
+                <w:rFonts w:ascii="Consolas" w:eastAsiaTheme="minorEastAsia" w:hAnsi="Consolas" w:cs="Consolas"/>
+                <w:color w:val="auto"/>
+                <w:sz w:val="20"/>
+              </w:rPr>
+              <w:t>(512, 256),</w:t>
+            </w:r>
+          </w:p>
+          <w:p>
+            <w:pPr>
+              <w:widowControl w:val="0"/>
+              <w:autoSpaceDE w:val="0"/>
+              <w:autoSpaceDN w:val="0"/>
+              <w:adjustRightInd w:val="0"/>
+              <w:spacing w:after="0" w:line="240" w:lineRule="auto"/>
+              <w:rPr>
+                <w:rFonts w:ascii="Consolas" w:eastAsiaTheme="minorEastAsia" w:hAnsi="Consolas" w:cs="Consolas"/>
+                <w:color w:val="auto"/>
+                <w:sz w:val="20"/>
+              </w:rPr>
+            </w:pPr>
+            <w:r>
+              <w:rPr>
+                <w:rFonts w:ascii="Consolas" w:eastAsiaTheme="minorEastAsia" w:hAnsi="Consolas" w:cs="Consolas"/>
+                <w:color w:val="auto"/>
+                <w:sz w:val="20"/>
+              </w:rPr>
+              <w:t xml:space="preserve">    </w:t>
+            </w:r>
+            <w:proofErr w:type="spellStart"/>
+            <w:r>
+              <w:rPr>
+                <w:rFonts w:ascii="Consolas" w:eastAsiaTheme="minorEastAsia" w:hAnsi="Consolas" w:cs="Consolas"/>
+                <w:color w:val="auto"/>
+                <w:sz w:val="20"/>
+              </w:rPr>
+              <w:t>nn.LeakyReLU</w:t>
+            </w:r>
+            <w:proofErr w:type="spellEnd"/>
+            <w:r>
+              <w:rPr>
+                <w:rFonts w:ascii="Consolas" w:eastAsiaTheme="minorEastAsia" w:hAnsi="Consolas" w:cs="Consolas"/>
+                <w:color w:val="auto"/>
+                <w:sz w:val="20"/>
+              </w:rPr>
+              <w:t>(0.2),</w:t>
+            </w:r>
+          </w:p>
+          <w:p>
+            <w:pPr>
+              <w:widowControl w:val="0"/>
+              <w:autoSpaceDE w:val="0"/>
+              <w:autoSpaceDN w:val="0"/>
+              <w:adjustRightInd w:val="0"/>
+              <w:spacing w:after="0" w:line="240" w:lineRule="auto"/>
+              <w:rPr>
+                <w:rFonts w:ascii="Consolas" w:eastAsiaTheme="minorEastAsia" w:hAnsi="Consolas" w:cs="Consolas"/>
+                <w:color w:val="auto"/>
+                <w:sz w:val="20"/>
+              </w:rPr>
+            </w:pPr>
+          </w:p>
+          <w:p>
+            <w:pPr>
+              <w:widowControl w:val="0"/>
+              <w:autoSpaceDE w:val="0"/>
+              <w:autoSpaceDN w:val="0"/>
+              <w:adjustRightInd w:val="0"/>
+              <w:spacing w:after="0" w:line="240" w:lineRule="auto"/>
+              <w:rPr>
+                <w:rFonts w:ascii="Consolas" w:eastAsiaTheme="minorEastAsia" w:hAnsi="Consolas" w:cs="Consolas"/>
+                <w:color w:val="auto"/>
+                <w:sz w:val="20"/>
+              </w:rPr>
+            </w:pPr>
+            <w:r>
+              <w:rPr>
+                <w:rFonts w:ascii="Consolas" w:eastAsiaTheme="minorEastAsia" w:hAnsi="Consolas" w:cs="Consolas"/>
+                <w:color w:val="auto"/>
+                <w:sz w:val="20"/>
+              </w:rPr>
+              <w:t xml:space="preserve">    </w:t>
+            </w:r>
+            <w:proofErr w:type="spellStart"/>
+            <w:r>
+              <w:rPr>
+                <w:rFonts w:ascii="Consolas" w:eastAsiaTheme="minorEastAsia" w:hAnsi="Consolas" w:cs="Consolas"/>
+                <w:color w:val="auto"/>
+                <w:sz w:val="20"/>
+              </w:rPr>
+              <w:t>nn.Linear</w:t>
+            </w:r>
+            <w:proofErr w:type="spellEnd"/>
+            <w:r>
+              <w:rPr>
+                <w:rFonts w:ascii="Consolas" w:eastAsiaTheme="minorEastAsia" w:hAnsi="Consolas" w:cs="Consolas"/>
+                <w:color w:val="auto"/>
+                <w:sz w:val="20"/>
+              </w:rPr>
+              <w:t>(256, 128),</w:t>
+            </w:r>
+          </w:p>
+          <w:p>
+            <w:pPr>
+              <w:widowControl w:val="0"/>
+              <w:autoSpaceDE w:val="0"/>
+              <w:autoSpaceDN w:val="0"/>
+              <w:adjustRightInd w:val="0"/>
+              <w:spacing w:after="0" w:line="240" w:lineRule="auto"/>
+              <w:rPr>
+                <w:rFonts w:ascii="Consolas" w:eastAsiaTheme="minorEastAsia" w:hAnsi="Consolas" w:cs="Consolas"/>
+                <w:color w:val="auto"/>
+                <w:sz w:val="20"/>
+              </w:rPr>
+            </w:pPr>
+            <w:r>
+              <w:rPr>
+                <w:rFonts w:ascii="Consolas" w:eastAsiaTheme="minorEastAsia" w:hAnsi="Consolas" w:cs="Consolas"/>
+                <w:color w:val="auto"/>
+                <w:sz w:val="20"/>
+              </w:rPr>
+              <w:t xml:space="preserve">    </w:t>
+            </w:r>
+            <w:proofErr w:type="spellStart"/>
+            <w:r>
+              <w:rPr>
+                <w:rFonts w:ascii="Consolas" w:eastAsiaTheme="minorEastAsia" w:hAnsi="Consolas" w:cs="Consolas"/>
+                <w:color w:val="auto"/>
+                <w:sz w:val="20"/>
+              </w:rPr>
+              <w:t>nn.LeakyReLU</w:t>
+            </w:r>
+            <w:proofErr w:type="spellEnd"/>
+            <w:r>
+              <w:rPr>
+                <w:rFonts w:ascii="Consolas" w:eastAsiaTheme="minorEastAsia" w:hAnsi="Consolas" w:cs="Consolas"/>
+                <w:color w:val="auto"/>
+                <w:sz w:val="20"/>
+              </w:rPr>
+              <w:t>(0.2),</w:t>
+            </w:r>
+          </w:p>
+          <w:p>
+            <w:pPr>
+              <w:widowControl w:val="0"/>
+              <w:autoSpaceDE w:val="0"/>
+              <w:autoSpaceDN w:val="0"/>
+              <w:adjustRightInd w:val="0"/>
+              <w:spacing w:after="0" w:line="240" w:lineRule="auto"/>
+              <w:rPr>
+                <w:rFonts w:ascii="Consolas" w:eastAsiaTheme="minorEastAsia" w:hAnsi="Consolas" w:cs="Consolas"/>
+                <w:color w:val="auto"/>
+                <w:sz w:val="20"/>
+              </w:rPr>
+            </w:pPr>
+          </w:p>
+          <w:p>
+            <w:pPr>
+              <w:widowControl w:val="0"/>
+              <w:autoSpaceDE w:val="0"/>
+              <w:autoSpaceDN w:val="0"/>
+              <w:adjustRightInd w:val="0"/>
+              <w:spacing w:after="0" w:line="240" w:lineRule="auto"/>
+              <w:rPr>
+                <w:rFonts w:ascii="Consolas" w:eastAsiaTheme="minorEastAsia" w:hAnsi="Consolas" w:cs="Consolas"/>
+                <w:color w:val="auto"/>
+                <w:sz w:val="20"/>
+              </w:rPr>
+            </w:pPr>
+            <w:r>
+              <w:rPr>
+                <w:rFonts w:ascii="Consolas" w:eastAsiaTheme="minorEastAsia" w:hAnsi="Consolas" w:cs="Consolas"/>
+                <w:color w:val="auto"/>
+                <w:sz w:val="20"/>
+              </w:rPr>
+              <w:t xml:space="preserve">    </w:t>
+            </w:r>
+            <w:proofErr w:type="spellStart"/>
+            <w:r>
+              <w:rPr>
+                <w:rFonts w:ascii="Consolas" w:eastAsiaTheme="minorEastAsia" w:hAnsi="Consolas" w:cs="Consolas"/>
+                <w:color w:val="auto"/>
+                <w:sz w:val="20"/>
+              </w:rPr>
+              <w:t>nn.Linear</w:t>
+            </w:r>
+            <w:proofErr w:type="spellEnd"/>
+            <w:r>
+              <w:rPr>
+                <w:rFonts w:ascii="Consolas" w:eastAsiaTheme="minorEastAsia" w:hAnsi="Consolas" w:cs="Consolas"/>
+                <w:color w:val="auto"/>
+                <w:sz w:val="20"/>
+              </w:rPr>
+              <w:t>(128, 64),</w:t>
+            </w:r>
+          </w:p>
+          <w:p>
+            <w:pPr>
+              <w:widowControl w:val="0"/>
+              <w:autoSpaceDE w:val="0"/>
+              <w:autoSpaceDN w:val="0"/>
+              <w:adjustRightInd w:val="0"/>
+              <w:spacing w:after="0" w:line="240" w:lineRule="auto"/>
+              <w:rPr>
+                <w:rFonts w:ascii="Consolas" w:eastAsiaTheme="minorEastAsia" w:hAnsi="Consolas" w:cs="Consolas"/>
+                <w:color w:val="auto"/>
+                <w:sz w:val="20"/>
+              </w:rPr>
+            </w:pPr>
+            <w:r>
+              <w:rPr>
+                <w:rFonts w:ascii="Consolas" w:eastAsiaTheme="minorEastAsia" w:hAnsi="Consolas" w:cs="Consolas"/>
+                <w:color w:val="auto"/>
+                <w:sz w:val="20"/>
+              </w:rPr>
+              <w:t xml:space="preserve">    </w:t>
+            </w:r>
+            <w:proofErr w:type="spellStart"/>
+            <w:r>
+              <w:rPr>
+                <w:rFonts w:ascii="Consolas" w:eastAsiaTheme="minorEastAsia" w:hAnsi="Consolas" w:cs="Consolas"/>
+                <w:color w:val="auto"/>
+                <w:sz w:val="20"/>
+              </w:rPr>
+              <w:t>nn.LeakyReLU</w:t>
+            </w:r>
+            <w:proofErr w:type="spellEnd"/>
+            <w:r>
+              <w:rPr>
+                <w:rFonts w:ascii="Consolas" w:eastAsiaTheme="minorEastAsia" w:hAnsi="Consolas" w:cs="Consolas"/>
+                <w:color w:val="auto"/>
+                <w:sz w:val="20"/>
+              </w:rPr>
+              <w:t>(0.2),</w:t>
+            </w:r>
+          </w:p>
+          <w:p>
+            <w:pPr>
+              <w:widowControl w:val="0"/>
+              <w:autoSpaceDE w:val="0"/>
+              <w:autoSpaceDN w:val="0"/>
+              <w:adjustRightInd w:val="0"/>
+              <w:spacing w:after="0" w:line="240" w:lineRule="auto"/>
+              <w:rPr>
+                <w:rFonts w:ascii="Consolas" w:eastAsiaTheme="minorEastAsia" w:hAnsi="Consolas" w:cs="Consolas"/>
+                <w:color w:val="auto"/>
+                <w:sz w:val="20"/>
+              </w:rPr>
+            </w:pPr>
+          </w:p>
+          <w:p>
+            <w:pPr>
+              <w:widowControl w:val="0"/>
+              <w:autoSpaceDE w:val="0"/>
+              <w:autoSpaceDN w:val="0"/>
+              <w:adjustRightInd w:val="0"/>
+              <w:spacing w:after="0" w:line="240" w:lineRule="auto"/>
+              <w:rPr>
+                <w:rFonts w:ascii="Consolas" w:eastAsiaTheme="minorEastAsia" w:hAnsi="Consolas" w:cs="Consolas"/>
+                <w:color w:val="auto"/>
+                <w:sz w:val="20"/>
+              </w:rPr>
+            </w:pPr>
+            <w:r>
+              <w:rPr>
+                <w:rFonts w:ascii="Consolas" w:eastAsiaTheme="minorEastAsia" w:hAnsi="Consolas" w:cs="Consolas"/>
+                <w:color w:val="auto"/>
+                <w:sz w:val="20"/>
+              </w:rPr>
+              <w:t xml:space="preserve">    </w:t>
+            </w:r>
+            <w:proofErr w:type="spellStart"/>
+            <w:r>
+              <w:rPr>
+                <w:rFonts w:ascii="Consolas" w:eastAsiaTheme="minorEastAsia" w:hAnsi="Consolas" w:cs="Consolas"/>
+                <w:color w:val="auto"/>
+                <w:sz w:val="20"/>
+              </w:rPr>
+              <w:t>nn.Linear</w:t>
+            </w:r>
+            <w:proofErr w:type="spellEnd"/>
+            <w:r>
+              <w:rPr>
+                <w:rFonts w:ascii="Consolas" w:eastAsiaTheme="minorEastAsia" w:hAnsi="Consolas" w:cs="Consolas"/>
+                <w:color w:val="auto"/>
+                <w:sz w:val="20"/>
+              </w:rPr>
+              <w:t>(64, 1),</w:t>
+            </w:r>
+          </w:p>
+          <w:p>
+            <w:pPr>
+              <w:widowControl w:val="0"/>
+              <w:autoSpaceDE w:val="0"/>
+              <w:autoSpaceDN w:val="0"/>
+              <w:adjustRightInd w:val="0"/>
+              <w:spacing w:after="0" w:line="240" w:lineRule="auto"/>
+              <w:rPr>
+                <w:rFonts w:ascii="Consolas" w:eastAsiaTheme="minorEastAsia" w:hAnsi="Consolas" w:cs="Consolas"/>
+                <w:color w:val="auto"/>
+                <w:sz w:val="20"/>
+              </w:rPr>
+            </w:pPr>
+            <w:r>
+              <w:rPr>
+                <w:rFonts w:ascii="Consolas" w:eastAsiaTheme="minorEastAsia" w:hAnsi="Consolas" w:cs="Consolas"/>
+                <w:color w:val="auto"/>
+                <w:sz w:val="20"/>
+              </w:rPr>
+              <w:t xml:space="preserve">    </w:t>
+            </w:r>
+            <w:proofErr w:type="spellStart"/>
+            <w:r>
+              <w:rPr>
+                <w:rFonts w:ascii="Consolas" w:eastAsiaTheme="minorEastAsia" w:hAnsi="Consolas" w:cs="Consolas"/>
+                <w:color w:val="auto"/>
+                <w:sz w:val="20"/>
+              </w:rPr>
+              <w:t>nn.Sigmoid</w:t>
+            </w:r>
+            <w:proofErr w:type="spellEnd"/>
+            <w:r>
+              <w:rPr>
+                <w:rFonts w:ascii="Consolas" w:eastAsiaTheme="minorEastAsia" w:hAnsi="Consolas" w:cs="Consolas"/>
+                <w:color w:val="auto"/>
+                <w:sz w:val="20"/>
+              </w:rPr>
+              <w:t>()</w:t>
+            </w:r>
+          </w:p>
+          <w:p>
+            <w:pPr>
+              <w:widowControl w:val="0"/>
+              <w:autoSpaceDE w:val="0"/>
+              <w:autoSpaceDN w:val="0"/>
+              <w:adjustRightInd w:val="0"/>
+              <w:spacing w:after="0" w:line="240" w:lineRule="auto"/>
+              <w:rPr>
+                <w:rFonts w:ascii="Consolas" w:eastAsiaTheme="minorEastAsia" w:hAnsi="Consolas" w:cs="Consolas"/>
+                <w:color w:val="auto"/>
+                <w:sz w:val="20"/>
+              </w:rPr>
+            </w:pPr>
+            <w:r>
+              <w:rPr>
+                <w:rFonts w:ascii="Consolas" w:eastAsiaTheme="minorEastAsia" w:hAnsi="Consolas" w:cs="Consolas"/>
+                <w:color w:val="auto"/>
+                <w:sz w:val="20"/>
+              </w:rPr>
+              <w:t>)</w:t>
+            </w:r>
+          </w:p>
+          <w:p>
+            <w:pPr>
+              <w:widowControl w:val="0"/>
+              <w:autoSpaceDE w:val="0"/>
+              <w:autoSpaceDN w:val="0"/>
+              <w:adjustRightInd w:val="0"/>
+              <w:spacing w:after="0" w:line="240" w:lineRule="auto"/>
+              <w:rPr>
+                <w:rFonts w:ascii="Consolas" w:eastAsiaTheme="minorEastAsia" w:hAnsi="Consolas" w:cs="Consolas"/>
+                <w:color w:val="auto"/>
+                <w:sz w:val="20"/>
+              </w:rPr>
+            </w:pPr>
+            <w:r>
+              <w:rPr>
+                <w:rFonts w:ascii="Consolas" w:eastAsiaTheme="minorEastAsia" w:hAnsi="Consolas" w:cs="Consolas"/>
+                <w:color w:val="auto"/>
+                <w:sz w:val="20"/>
+              </w:rPr>
+              <w:br/>
+            </w:r>
+            <w:r>
+              <w:rPr>
+                <w:rFonts w:ascii="Consolas" w:eastAsiaTheme="minorEastAsia" w:hAnsi="Consolas" w:cs="Consolas"/>
+                <w:color w:val="auto"/>
+                <w:sz w:val="20"/>
+              </w:rPr>
+              <w:br/>
+            </w:r>
+          </w:p>
+          <w:p>
+            <w:pPr>
+              <w:widowControl w:val="0"/>
+              <w:autoSpaceDE w:val="0"/>
+              <w:autoSpaceDN w:val="0"/>
+              <w:adjustRightInd w:val="0"/>
+              <w:spacing w:after="0" w:line="240" w:lineRule="auto"/>
+              <w:rPr>
+                <w:rFonts w:ascii="Consolas" w:eastAsiaTheme="minorEastAsia" w:hAnsi="Consolas" w:cs="Consolas"/>
+                <w:color w:val="auto"/>
+                <w:sz w:val="20"/>
+              </w:rPr>
+            </w:pPr>
+            <w:r>
+              <w:rPr>
+                <w:rFonts w:ascii="Consolas" w:eastAsiaTheme="minorEastAsia" w:hAnsi="Consolas" w:cs="Consolas"/>
+                <w:color w:val="auto"/>
+                <w:sz w:val="20"/>
+              </w:rPr>
+              <w:t xml:space="preserve"># TODO ③ : </w:t>
+            </w:r>
+            <w:r>
+              <w:rPr>
+                <w:rFonts w:ascii="Consolas" w:eastAsiaTheme="minorEastAsia" w:hAnsi="Consolas" w:cs="Consolas"/>
+                <w:color w:val="auto"/>
+                <w:sz w:val="20"/>
+              </w:rPr>
+              <w:t>수정된</w:t>
+            </w:r>
+            <w:r>
+              <w:rPr>
+                <w:rFonts w:ascii="Consolas" w:eastAsiaTheme="minorEastAsia" w:hAnsi="Consolas" w:cs="Consolas"/>
+                <w:color w:val="auto"/>
+                <w:sz w:val="20"/>
+              </w:rPr>
+              <w:t xml:space="preserve"> Generator G</w:t>
+            </w:r>
+          </w:p>
+          <w:p>
+            <w:pPr>
+              <w:widowControl w:val="0"/>
+              <w:autoSpaceDE w:val="0"/>
+              <w:autoSpaceDN w:val="0"/>
+              <w:adjustRightInd w:val="0"/>
+              <w:spacing w:after="0" w:line="240" w:lineRule="auto"/>
+              <w:rPr>
+                <w:rFonts w:ascii="Consolas" w:eastAsiaTheme="minorEastAsia" w:hAnsi="Consolas" w:cs="Consolas"/>
+                <w:color w:val="auto"/>
+                <w:sz w:val="20"/>
+              </w:rPr>
+            </w:pPr>
+            <w:r>
+              <w:rPr>
+                <w:rFonts w:ascii="Consolas" w:eastAsiaTheme="minorEastAsia" w:hAnsi="Consolas" w:cs="Consolas"/>
+                <w:color w:val="auto"/>
+                <w:sz w:val="20"/>
+              </w:rPr>
+              <w:t># 64 → 256 → 512 → 256 → 128 → 784</w:t>
+            </w:r>
+          </w:p>
+          <w:p>
+            <w:pPr>
+              <w:widowControl w:val="0"/>
+              <w:autoSpaceDE w:val="0"/>
+              <w:autoSpaceDN w:val="0"/>
+              <w:adjustRightInd w:val="0"/>
+              <w:spacing w:after="0" w:line="240" w:lineRule="auto"/>
+              <w:rPr>
+                <w:rFonts w:ascii="Consolas" w:eastAsiaTheme="minorEastAsia" w:hAnsi="Consolas" w:cs="Consolas"/>
+                <w:color w:val="auto"/>
+                <w:sz w:val="20"/>
+              </w:rPr>
+            </w:pPr>
+            <w:r>
+              <w:rPr>
+                <w:rFonts w:ascii="Consolas" w:eastAsiaTheme="minorEastAsia" w:hAnsi="Consolas" w:cs="Consolas"/>
+                <w:color w:val="auto"/>
+                <w:sz w:val="20"/>
+              </w:rPr>
+              <w:t xml:space="preserve">G = </w:t>
+            </w:r>
+            <w:proofErr w:type="spellStart"/>
+            <w:r>
+              <w:rPr>
+                <w:rFonts w:ascii="Consolas" w:eastAsiaTheme="minorEastAsia" w:hAnsi="Consolas" w:cs="Consolas"/>
+                <w:color w:val="auto"/>
+                <w:sz w:val="20"/>
+              </w:rPr>
+              <w:t>nn.Sequential</w:t>
+            </w:r>
+            <w:proofErr w:type="spellEnd"/>
+            <w:r>
+              <w:rPr>
+                <w:rFonts w:ascii="Consolas" w:eastAsiaTheme="minorEastAsia" w:hAnsi="Consolas" w:cs="Consolas"/>
+                <w:color w:val="auto"/>
+                <w:sz w:val="20"/>
+              </w:rPr>
+              <w:t>(</w:t>
+            </w:r>
+          </w:p>
+          <w:p>
+            <w:pPr>
+              <w:widowControl w:val="0"/>
+              <w:autoSpaceDE w:val="0"/>
+              <w:autoSpaceDN w:val="0"/>
+              <w:adjustRightInd w:val="0"/>
+              <w:spacing w:after="0" w:line="240" w:lineRule="auto"/>
+              <w:rPr>
+                <w:rFonts w:ascii="Consolas" w:eastAsiaTheme="minorEastAsia" w:hAnsi="Consolas" w:cs="Consolas"/>
+                <w:color w:val="auto"/>
+                <w:sz w:val="20"/>
+              </w:rPr>
+            </w:pPr>
+            <w:r>
+              <w:rPr>
+                <w:rFonts w:ascii="Consolas" w:eastAsiaTheme="minorEastAsia" w:hAnsi="Consolas" w:cs="Consolas"/>
+                <w:color w:val="auto"/>
+                <w:sz w:val="20"/>
+              </w:rPr>
+              <w:t xml:space="preserve">    </w:t>
+            </w:r>
+            <w:proofErr w:type="spellStart"/>
+            <w:r>
+              <w:rPr>
+                <w:rFonts w:ascii="Consolas" w:eastAsiaTheme="minorEastAsia" w:hAnsi="Consolas" w:cs="Consolas"/>
+                <w:color w:val="auto"/>
+                <w:sz w:val="20"/>
+              </w:rPr>
+              <w:t>nn.Linear</w:t>
+            </w:r>
+            <w:proofErr w:type="spellEnd"/>
+            <w:r>
+              <w:rPr>
+                <w:rFonts w:ascii="Consolas" w:eastAsiaTheme="minorEastAsia" w:hAnsi="Consolas" w:cs="Consolas"/>
+                <w:color w:val="auto"/>
+                <w:sz w:val="20"/>
+              </w:rPr>
+              <w:t>(</w:t>
+            </w:r>
+            <w:proofErr w:type="spellStart"/>
+            <w:r>
+              <w:rPr>
+                <w:rFonts w:ascii="Consolas" w:eastAsiaTheme="minorEastAsia" w:hAnsi="Consolas" w:cs="Consolas"/>
+                <w:color w:val="auto"/>
+                <w:sz w:val="20"/>
+              </w:rPr>
+              <w:t>latent_size</w:t>
+            </w:r>
+            <w:proofErr w:type="spellEnd"/>
+            <w:r>
+              <w:rPr>
+                <w:rFonts w:ascii="Consolas" w:eastAsiaTheme="minorEastAsia" w:hAnsi="Consolas" w:cs="Consolas"/>
+                <w:color w:val="auto"/>
+                <w:sz w:val="20"/>
+              </w:rPr>
+              <w:t>, 256),</w:t>
+            </w:r>
+          </w:p>
+          <w:p>
+            <w:pPr>
+              <w:widowControl w:val="0"/>
+              <w:autoSpaceDE w:val="0"/>
+              <w:autoSpaceDN w:val="0"/>
+              <w:adjustRightInd w:val="0"/>
+              <w:spacing w:after="0" w:line="240" w:lineRule="auto"/>
+              <w:rPr>
+                <w:rFonts w:ascii="Consolas" w:eastAsiaTheme="minorEastAsia" w:hAnsi="Consolas" w:cs="Consolas"/>
+                <w:color w:val="auto"/>
+                <w:sz w:val="20"/>
+              </w:rPr>
+            </w:pPr>
+            <w:r>
+              <w:rPr>
+                <w:rFonts w:ascii="Consolas" w:eastAsiaTheme="minorEastAsia" w:hAnsi="Consolas" w:cs="Consolas"/>
+                <w:color w:val="auto"/>
+                <w:sz w:val="20"/>
+              </w:rPr>
+              <w:t xml:space="preserve">    </w:t>
+            </w:r>
+            <w:proofErr w:type="spellStart"/>
+            <w:r>
+              <w:rPr>
+                <w:rFonts w:ascii="Consolas" w:eastAsiaTheme="minorEastAsia" w:hAnsi="Consolas" w:cs="Consolas"/>
+                <w:color w:val="auto"/>
+                <w:sz w:val="20"/>
+              </w:rPr>
+              <w:t>nn.ReLU</w:t>
+            </w:r>
+            <w:proofErr w:type="spellEnd"/>
+            <w:r>
+              <w:rPr>
+                <w:rFonts w:ascii="Consolas" w:eastAsiaTheme="minorEastAsia" w:hAnsi="Consolas" w:cs="Consolas"/>
+                <w:color w:val="auto"/>
+                <w:sz w:val="20"/>
+              </w:rPr>
+              <w:t>(),</w:t>
+            </w:r>
+          </w:p>
+          <w:p>
+            <w:pPr>
+              <w:widowControl w:val="0"/>
+              <w:autoSpaceDE w:val="0"/>
+              <w:autoSpaceDN w:val="0"/>
+              <w:adjustRightInd w:val="0"/>
+              <w:spacing w:after="0" w:line="240" w:lineRule="auto"/>
+              <w:rPr>
+                <w:rFonts w:ascii="Consolas" w:eastAsiaTheme="minorEastAsia" w:hAnsi="Consolas" w:cs="Consolas"/>
+                <w:color w:val="auto"/>
+                <w:sz w:val="20"/>
+              </w:rPr>
+            </w:pPr>
+          </w:p>
+          <w:p>
+            <w:pPr>
+              <w:widowControl w:val="0"/>
+              <w:autoSpaceDE w:val="0"/>
+              <w:autoSpaceDN w:val="0"/>
+              <w:adjustRightInd w:val="0"/>
+              <w:spacing w:after="0" w:line="240" w:lineRule="auto"/>
+              <w:rPr>
+                <w:rFonts w:ascii="Consolas" w:eastAsiaTheme="minorEastAsia" w:hAnsi="Consolas" w:cs="Consolas"/>
+                <w:color w:val="auto"/>
+                <w:sz w:val="20"/>
+              </w:rPr>
+            </w:pPr>
+            <w:r>
+              <w:rPr>
+                <w:rFonts w:ascii="Consolas" w:eastAsiaTheme="minorEastAsia" w:hAnsi="Consolas" w:cs="Consolas"/>
+                <w:color w:val="auto"/>
+                <w:sz w:val="20"/>
+              </w:rPr>
+              <w:lastRenderedPageBreak/>
+              <w:t xml:space="preserve">    </w:t>
+            </w:r>
+            <w:proofErr w:type="spellStart"/>
+            <w:r>
+              <w:rPr>
+                <w:rFonts w:ascii="Consolas" w:eastAsiaTheme="minorEastAsia" w:hAnsi="Consolas" w:cs="Consolas"/>
+                <w:color w:val="auto"/>
+                <w:sz w:val="20"/>
+              </w:rPr>
+              <w:t>nn.Linear</w:t>
+            </w:r>
+            <w:proofErr w:type="spellEnd"/>
+            <w:r>
+              <w:rPr>
+                <w:rFonts w:ascii="Consolas" w:eastAsiaTheme="minorEastAsia" w:hAnsi="Consolas" w:cs="Consolas"/>
+                <w:color w:val="auto"/>
+                <w:sz w:val="20"/>
+              </w:rPr>
+              <w:t>(256, 512),</w:t>
+            </w:r>
+          </w:p>
+          <w:p>
+            <w:pPr>
+              <w:widowControl w:val="0"/>
+              <w:autoSpaceDE w:val="0"/>
+              <w:autoSpaceDN w:val="0"/>
+              <w:adjustRightInd w:val="0"/>
+              <w:spacing w:after="0" w:line="240" w:lineRule="auto"/>
+              <w:rPr>
+                <w:rFonts w:ascii="Consolas" w:eastAsiaTheme="minorEastAsia" w:hAnsi="Consolas" w:cs="Consolas"/>
+                <w:color w:val="auto"/>
+                <w:sz w:val="20"/>
+              </w:rPr>
+            </w:pPr>
+            <w:r>
+              <w:rPr>
+                <w:rFonts w:ascii="Consolas" w:eastAsiaTheme="minorEastAsia" w:hAnsi="Consolas" w:cs="Consolas"/>
+                <w:color w:val="auto"/>
+                <w:sz w:val="20"/>
+              </w:rPr>
+              <w:t xml:space="preserve">    </w:t>
+            </w:r>
+            <w:proofErr w:type="spellStart"/>
+            <w:r>
+              <w:rPr>
+                <w:rFonts w:ascii="Consolas" w:eastAsiaTheme="minorEastAsia" w:hAnsi="Consolas" w:cs="Consolas"/>
+                <w:color w:val="auto"/>
+                <w:sz w:val="20"/>
+              </w:rPr>
+              <w:t>nn.ReLU</w:t>
+            </w:r>
+            <w:proofErr w:type="spellEnd"/>
+            <w:r>
+              <w:rPr>
+                <w:rFonts w:ascii="Consolas" w:eastAsiaTheme="minorEastAsia" w:hAnsi="Consolas" w:cs="Consolas"/>
+                <w:color w:val="auto"/>
+                <w:sz w:val="20"/>
+              </w:rPr>
+              <w:t>(),</w:t>
+            </w:r>
+          </w:p>
+          <w:p>
+            <w:pPr>
+              <w:widowControl w:val="0"/>
+              <w:autoSpaceDE w:val="0"/>
+              <w:autoSpaceDN w:val="0"/>
+              <w:adjustRightInd w:val="0"/>
+              <w:spacing w:after="0" w:line="240" w:lineRule="auto"/>
+              <w:rPr>
+                <w:rFonts w:ascii="Consolas" w:eastAsiaTheme="minorEastAsia" w:hAnsi="Consolas" w:cs="Consolas"/>
+                <w:color w:val="auto"/>
+                <w:sz w:val="20"/>
+              </w:rPr>
+            </w:pPr>
+          </w:p>
+          <w:p>
+            <w:pPr>
+              <w:widowControl w:val="0"/>
+              <w:autoSpaceDE w:val="0"/>
+              <w:autoSpaceDN w:val="0"/>
+              <w:adjustRightInd w:val="0"/>
+              <w:spacing w:after="0" w:line="240" w:lineRule="auto"/>
+              <w:rPr>
+                <w:rFonts w:ascii="Consolas" w:eastAsiaTheme="minorEastAsia" w:hAnsi="Consolas" w:cs="Consolas"/>
+                <w:color w:val="auto"/>
+                <w:sz w:val="20"/>
+              </w:rPr>
+            </w:pPr>
+            <w:r>
+              <w:rPr>
+                <w:rFonts w:ascii="Consolas" w:eastAsiaTheme="minorEastAsia" w:hAnsi="Consolas" w:cs="Consolas"/>
+                <w:color w:val="auto"/>
+                <w:sz w:val="20"/>
+              </w:rPr>
+              <w:t xml:space="preserve">    </w:t>
+            </w:r>
+            <w:proofErr w:type="spellStart"/>
+            <w:r>
+              <w:rPr>
+                <w:rFonts w:ascii="Consolas" w:eastAsiaTheme="minorEastAsia" w:hAnsi="Consolas" w:cs="Consolas"/>
+                <w:color w:val="auto"/>
+                <w:sz w:val="20"/>
+              </w:rPr>
+              <w:t>nn.Linear</w:t>
+            </w:r>
+            <w:proofErr w:type="spellEnd"/>
+            <w:r>
+              <w:rPr>
+                <w:rFonts w:ascii="Consolas" w:eastAsiaTheme="minorEastAsia" w:hAnsi="Consolas" w:cs="Consolas"/>
+                <w:color w:val="auto"/>
+                <w:sz w:val="20"/>
+              </w:rPr>
+              <w:t>(512, 256),</w:t>
+            </w:r>
+          </w:p>
+          <w:p>
+            <w:pPr>
+              <w:widowControl w:val="0"/>
+              <w:autoSpaceDE w:val="0"/>
+              <w:autoSpaceDN w:val="0"/>
+              <w:adjustRightInd w:val="0"/>
+              <w:spacing w:after="0" w:line="240" w:lineRule="auto"/>
+              <w:rPr>
+                <w:rFonts w:ascii="Consolas" w:eastAsiaTheme="minorEastAsia" w:hAnsi="Consolas" w:cs="Consolas"/>
+                <w:color w:val="auto"/>
+                <w:sz w:val="20"/>
+              </w:rPr>
+            </w:pPr>
+            <w:r>
+              <w:rPr>
+                <w:rFonts w:ascii="Consolas" w:eastAsiaTheme="minorEastAsia" w:hAnsi="Consolas" w:cs="Consolas"/>
+                <w:color w:val="auto"/>
+                <w:sz w:val="20"/>
+              </w:rPr>
+              <w:t xml:space="preserve">    </w:t>
+            </w:r>
+            <w:proofErr w:type="spellStart"/>
+            <w:r>
+              <w:rPr>
+                <w:rFonts w:ascii="Consolas" w:eastAsiaTheme="minorEastAsia" w:hAnsi="Consolas" w:cs="Consolas"/>
+                <w:color w:val="auto"/>
+                <w:sz w:val="20"/>
+              </w:rPr>
+              <w:t>nn.ReLU</w:t>
+            </w:r>
+            <w:proofErr w:type="spellEnd"/>
+            <w:r>
+              <w:rPr>
+                <w:rFonts w:ascii="Consolas" w:eastAsiaTheme="minorEastAsia" w:hAnsi="Consolas" w:cs="Consolas"/>
+                <w:color w:val="auto"/>
+                <w:sz w:val="20"/>
+              </w:rPr>
+              <w:t>(),</w:t>
+            </w:r>
+          </w:p>
+          <w:p>
+            <w:pPr>
+              <w:widowControl w:val="0"/>
+              <w:autoSpaceDE w:val="0"/>
+              <w:autoSpaceDN w:val="0"/>
+              <w:adjustRightInd w:val="0"/>
+              <w:spacing w:after="0" w:line="240" w:lineRule="auto"/>
+              <w:rPr>
+                <w:rFonts w:ascii="Consolas" w:eastAsiaTheme="minorEastAsia" w:hAnsi="Consolas" w:cs="Consolas"/>
+                <w:color w:val="auto"/>
+                <w:sz w:val="20"/>
+              </w:rPr>
+            </w:pPr>
+          </w:p>
+          <w:p>
+            <w:pPr>
+              <w:widowControl w:val="0"/>
+              <w:autoSpaceDE w:val="0"/>
+              <w:autoSpaceDN w:val="0"/>
+              <w:adjustRightInd w:val="0"/>
+              <w:spacing w:after="0" w:line="240" w:lineRule="auto"/>
+              <w:rPr>
+                <w:rFonts w:ascii="Consolas" w:eastAsiaTheme="minorEastAsia" w:hAnsi="Consolas" w:cs="Consolas"/>
+                <w:color w:val="auto"/>
+                <w:sz w:val="20"/>
+              </w:rPr>
+            </w:pPr>
+            <w:r>
+              <w:rPr>
+                <w:rFonts w:ascii="Consolas" w:eastAsiaTheme="minorEastAsia" w:hAnsi="Consolas" w:cs="Consolas"/>
+                <w:color w:val="auto"/>
+                <w:sz w:val="20"/>
+              </w:rPr>
+              <w:t xml:space="preserve">    </w:t>
+            </w:r>
+            <w:proofErr w:type="spellStart"/>
+            <w:r>
+              <w:rPr>
+                <w:rFonts w:ascii="Consolas" w:eastAsiaTheme="minorEastAsia" w:hAnsi="Consolas" w:cs="Consolas"/>
+                <w:color w:val="auto"/>
+                <w:sz w:val="20"/>
+              </w:rPr>
+              <w:t>nn.Linear</w:t>
+            </w:r>
+            <w:proofErr w:type="spellEnd"/>
+            <w:r>
+              <w:rPr>
+                <w:rFonts w:ascii="Consolas" w:eastAsiaTheme="minorEastAsia" w:hAnsi="Consolas" w:cs="Consolas"/>
+                <w:color w:val="auto"/>
+                <w:sz w:val="20"/>
+              </w:rPr>
+              <w:t>(256, 128),</w:t>
+            </w:r>
+          </w:p>
+          <w:p>
+            <w:pPr>
+              <w:widowControl w:val="0"/>
+              <w:autoSpaceDE w:val="0"/>
+              <w:autoSpaceDN w:val="0"/>
+              <w:adjustRightInd w:val="0"/>
+              <w:spacing w:after="0" w:line="240" w:lineRule="auto"/>
+              <w:rPr>
+                <w:rFonts w:ascii="Consolas" w:eastAsiaTheme="minorEastAsia" w:hAnsi="Consolas" w:cs="Consolas"/>
+                <w:color w:val="auto"/>
+                <w:sz w:val="20"/>
+              </w:rPr>
+            </w:pPr>
+            <w:r>
+              <w:rPr>
+                <w:rFonts w:ascii="Consolas" w:eastAsiaTheme="minorEastAsia" w:hAnsi="Consolas" w:cs="Consolas"/>
+                <w:color w:val="auto"/>
+                <w:sz w:val="20"/>
+              </w:rPr>
+              <w:t xml:space="preserve">    </w:t>
+            </w:r>
+            <w:proofErr w:type="spellStart"/>
+            <w:r>
+              <w:rPr>
+                <w:rFonts w:ascii="Consolas" w:eastAsiaTheme="minorEastAsia" w:hAnsi="Consolas" w:cs="Consolas"/>
+                <w:color w:val="auto"/>
+                <w:sz w:val="20"/>
+              </w:rPr>
+              <w:t>nn.ReLU</w:t>
+            </w:r>
+            <w:proofErr w:type="spellEnd"/>
+            <w:r>
+              <w:rPr>
+                <w:rFonts w:ascii="Consolas" w:eastAsiaTheme="minorEastAsia" w:hAnsi="Consolas" w:cs="Consolas"/>
+                <w:color w:val="auto"/>
+                <w:sz w:val="20"/>
+              </w:rPr>
+              <w:t>(),</w:t>
+            </w:r>
+          </w:p>
+          <w:p>
+            <w:pPr>
+              <w:widowControl w:val="0"/>
+              <w:autoSpaceDE w:val="0"/>
+              <w:autoSpaceDN w:val="0"/>
+              <w:adjustRightInd w:val="0"/>
+              <w:spacing w:after="0" w:line="240" w:lineRule="auto"/>
+              <w:rPr>
+                <w:rFonts w:ascii="Consolas" w:eastAsiaTheme="minorEastAsia" w:hAnsi="Consolas" w:cs="Consolas"/>
+                <w:color w:val="auto"/>
+                <w:sz w:val="20"/>
+              </w:rPr>
+            </w:pPr>
+          </w:p>
+          <w:p>
+            <w:pPr>
+              <w:widowControl w:val="0"/>
+              <w:autoSpaceDE w:val="0"/>
+              <w:autoSpaceDN w:val="0"/>
+              <w:adjustRightInd w:val="0"/>
+              <w:spacing w:after="0" w:line="240" w:lineRule="auto"/>
+              <w:rPr>
+                <w:rFonts w:ascii="Consolas" w:eastAsiaTheme="minorEastAsia" w:hAnsi="Consolas" w:cs="Consolas"/>
+                <w:color w:val="auto"/>
+                <w:sz w:val="20"/>
+              </w:rPr>
+            </w:pPr>
+            <w:r>
+              <w:rPr>
+                <w:rFonts w:ascii="Consolas" w:eastAsiaTheme="minorEastAsia" w:hAnsi="Consolas" w:cs="Consolas"/>
+                <w:color w:val="auto"/>
+                <w:sz w:val="20"/>
+              </w:rPr>
+              <w:t xml:space="preserve">    </w:t>
+            </w:r>
+            <w:proofErr w:type="spellStart"/>
+            <w:r>
+              <w:rPr>
+                <w:rFonts w:ascii="Consolas" w:eastAsiaTheme="minorEastAsia" w:hAnsi="Consolas" w:cs="Consolas"/>
+                <w:color w:val="auto"/>
+                <w:sz w:val="20"/>
+              </w:rPr>
+              <w:t>nn.Linear</w:t>
+            </w:r>
+            <w:proofErr w:type="spellEnd"/>
+            <w:r>
+              <w:rPr>
+                <w:rFonts w:ascii="Consolas" w:eastAsiaTheme="minorEastAsia" w:hAnsi="Consolas" w:cs="Consolas"/>
+                <w:color w:val="auto"/>
+                <w:sz w:val="20"/>
+              </w:rPr>
+              <w:t xml:space="preserve">(128, </w:t>
+            </w:r>
+            <w:proofErr w:type="spellStart"/>
+            <w:r>
+              <w:rPr>
+                <w:rFonts w:ascii="Consolas" w:eastAsiaTheme="minorEastAsia" w:hAnsi="Consolas" w:cs="Consolas"/>
+                <w:color w:val="auto"/>
+                <w:sz w:val="20"/>
+              </w:rPr>
+              <w:t>image_size</w:t>
+            </w:r>
+            <w:proofErr w:type="spellEnd"/>
+            <w:r>
+              <w:rPr>
+                <w:rFonts w:ascii="Consolas" w:eastAsiaTheme="minorEastAsia" w:hAnsi="Consolas" w:cs="Consolas"/>
+                <w:color w:val="auto"/>
+                <w:sz w:val="20"/>
+              </w:rPr>
+              <w:t>),</w:t>
+            </w:r>
+          </w:p>
+          <w:p>
+            <w:pPr>
+              <w:widowControl w:val="0"/>
+              <w:autoSpaceDE w:val="0"/>
+              <w:autoSpaceDN w:val="0"/>
+              <w:adjustRightInd w:val="0"/>
+              <w:spacing w:after="0" w:line="240" w:lineRule="auto"/>
+              <w:rPr>
+                <w:rFonts w:ascii="Consolas" w:eastAsiaTheme="minorEastAsia" w:hAnsi="Consolas" w:cs="Consolas"/>
+                <w:color w:val="auto"/>
+                <w:sz w:val="20"/>
+              </w:rPr>
+            </w:pPr>
+            <w:r>
+              <w:rPr>
+                <w:rFonts w:ascii="Consolas" w:eastAsiaTheme="minorEastAsia" w:hAnsi="Consolas" w:cs="Consolas"/>
+                <w:color w:val="auto"/>
+                <w:sz w:val="20"/>
+              </w:rPr>
+              <w:t xml:space="preserve">    </w:t>
+            </w:r>
+            <w:proofErr w:type="spellStart"/>
+            <w:r>
+              <w:rPr>
+                <w:rFonts w:ascii="Consolas" w:eastAsiaTheme="minorEastAsia" w:hAnsi="Consolas" w:cs="Consolas"/>
+                <w:color w:val="auto"/>
+                <w:sz w:val="20"/>
+              </w:rPr>
+              <w:t>nn.Tanh</w:t>
+            </w:r>
+            <w:proofErr w:type="spellEnd"/>
+            <w:r>
+              <w:rPr>
+                <w:rFonts w:ascii="Consolas" w:eastAsiaTheme="minorEastAsia" w:hAnsi="Consolas" w:cs="Consolas"/>
+                <w:color w:val="auto"/>
+                <w:sz w:val="20"/>
+              </w:rPr>
+              <w:t>()</w:t>
+            </w:r>
+          </w:p>
+          <w:p>
+            <w:pPr>
+              <w:widowControl w:val="0"/>
+              <w:autoSpaceDE w:val="0"/>
+              <w:autoSpaceDN w:val="0"/>
+              <w:adjustRightInd w:val="0"/>
+              <w:spacing w:after="0" w:line="240" w:lineRule="auto"/>
+              <w:rPr>
+                <w:rFonts w:ascii="Consolas" w:eastAsiaTheme="minorEastAsia" w:hAnsi="Consolas" w:cs="Consolas"/>
+                <w:color w:val="auto"/>
+                <w:sz w:val="20"/>
+              </w:rPr>
+            </w:pPr>
+            <w:r>
+              <w:rPr>
+                <w:rFonts w:ascii="Consolas" w:eastAsiaTheme="minorEastAsia" w:hAnsi="Consolas" w:cs="Consolas"/>
+                <w:color w:val="auto"/>
+                <w:sz w:val="20"/>
+              </w:rPr>
+              <w:t>)</w:t>
+            </w:r>
+          </w:p>
+          <w:p>
+            <w:pPr>
+              <w:widowControl w:val="0"/>
+              <w:autoSpaceDE w:val="0"/>
+              <w:autoSpaceDN w:val="0"/>
+              <w:adjustRightInd w:val="0"/>
+              <w:spacing w:after="0" w:line="240" w:lineRule="auto"/>
+              <w:rPr>
+                <w:rFonts w:ascii="Consolas" w:eastAsiaTheme="minorEastAsia" w:hAnsi="Consolas" w:cs="Consolas"/>
+                <w:color w:val="auto"/>
+                <w:sz w:val="20"/>
+              </w:rPr>
+            </w:pPr>
+            <w:r>
+              <w:rPr>
+                <w:rFonts w:ascii="Consolas" w:eastAsiaTheme="minorEastAsia" w:hAnsi="Consolas" w:cs="Consolas"/>
+                <w:color w:val="auto"/>
+                <w:sz w:val="20"/>
+              </w:rPr>
+              <w:br/>
+            </w:r>
+          </w:p>
+          <w:p>
+            <w:pPr>
+              <w:widowControl w:val="0"/>
+              <w:autoSpaceDE w:val="0"/>
+              <w:autoSpaceDN w:val="0"/>
+              <w:adjustRightInd w:val="0"/>
+              <w:spacing w:after="0" w:line="240" w:lineRule="auto"/>
+              <w:rPr>
+                <w:rFonts w:ascii="Consolas" w:eastAsiaTheme="minorEastAsia" w:hAnsi="Consolas" w:cs="Consolas"/>
+                <w:color w:val="auto"/>
+                <w:sz w:val="20"/>
+              </w:rPr>
+            </w:pPr>
+            <w:r>
+              <w:rPr>
+                <w:rFonts w:ascii="Consolas" w:eastAsiaTheme="minorEastAsia" w:hAnsi="Consolas" w:cs="Consolas"/>
+                <w:color w:val="auto"/>
+                <w:sz w:val="20"/>
+              </w:rPr>
+              <w:t xml:space="preserve"># ===== </w:t>
+            </w:r>
+            <w:r>
+              <w:rPr>
+                <w:rFonts w:ascii="Consolas" w:eastAsiaTheme="minorEastAsia" w:hAnsi="Consolas" w:cs="Consolas"/>
+                <w:color w:val="auto"/>
+                <w:sz w:val="20"/>
+              </w:rPr>
+              <w:t>수정</w:t>
+            </w:r>
+            <w:r>
+              <w:rPr>
+                <w:rFonts w:ascii="Consolas" w:eastAsiaTheme="minorEastAsia" w:hAnsi="Consolas" w:cs="Consolas"/>
+                <w:color w:val="auto"/>
+                <w:sz w:val="20"/>
+              </w:rPr>
+              <w:t xml:space="preserve"> </w:t>
+            </w:r>
+            <w:r>
+              <w:rPr>
+                <w:rFonts w:ascii="Consolas" w:eastAsiaTheme="minorEastAsia" w:hAnsi="Consolas" w:cs="Consolas"/>
+                <w:color w:val="auto"/>
+                <w:sz w:val="20"/>
+              </w:rPr>
+              <w:t>금지</w:t>
+            </w:r>
+            <w:r>
+              <w:rPr>
+                <w:rFonts w:ascii="Consolas" w:eastAsiaTheme="minorEastAsia" w:hAnsi="Consolas" w:cs="Consolas"/>
+                <w:color w:val="auto"/>
+                <w:sz w:val="20"/>
+              </w:rPr>
+              <w:t xml:space="preserve"> =====</w:t>
+            </w:r>
+          </w:p>
+          <w:p>
+            <w:pPr>
+              <w:widowControl w:val="0"/>
+              <w:autoSpaceDE w:val="0"/>
+              <w:autoSpaceDN w:val="0"/>
+              <w:adjustRightInd w:val="0"/>
+              <w:spacing w:after="0" w:line="240" w:lineRule="auto"/>
+              <w:rPr>
+                <w:rFonts w:ascii="Consolas" w:eastAsiaTheme="minorEastAsia" w:hAnsi="Consolas" w:cs="Consolas"/>
+                <w:color w:val="auto"/>
+                <w:sz w:val="20"/>
+              </w:rPr>
+            </w:pPr>
+            <w:r>
+              <w:rPr>
+                <w:rFonts w:ascii="Consolas" w:eastAsiaTheme="minorEastAsia" w:hAnsi="Consolas" w:cs="Consolas"/>
+                <w:color w:val="auto"/>
+                <w:sz w:val="20"/>
+              </w:rPr>
+              <w:t>D = D.to(device)</w:t>
+            </w:r>
+          </w:p>
+          <w:p>
+            <w:pPr>
+              <w:widowControl w:val="0"/>
+              <w:autoSpaceDE w:val="0"/>
+              <w:autoSpaceDN w:val="0"/>
+              <w:adjustRightInd w:val="0"/>
+              <w:spacing w:after="0" w:line="240" w:lineRule="auto"/>
+              <w:rPr>
+                <w:rFonts w:ascii="Consolas" w:eastAsiaTheme="minorEastAsia" w:hAnsi="Consolas" w:cs="Consolas"/>
+                <w:color w:val="auto"/>
+                <w:sz w:val="20"/>
+              </w:rPr>
+            </w:pPr>
+            <w:r>
+              <w:rPr>
+                <w:rFonts w:ascii="Consolas" w:eastAsiaTheme="minorEastAsia" w:hAnsi="Consolas" w:cs="Consolas"/>
+                <w:color w:val="auto"/>
+                <w:sz w:val="20"/>
+              </w:rPr>
+              <w:t>G = G.to(device)</w:t>
+            </w:r>
+          </w:p>
+          <w:p>
+            <w:pPr>
+              <w:widowControl w:val="0"/>
+              <w:autoSpaceDE w:val="0"/>
+              <w:autoSpaceDN w:val="0"/>
+              <w:adjustRightInd w:val="0"/>
+              <w:spacing w:after="0" w:line="240" w:lineRule="auto"/>
+              <w:rPr>
+                <w:rFonts w:ascii="Consolas" w:eastAsiaTheme="minorEastAsia" w:hAnsi="Consolas" w:cs="Consolas"/>
+                <w:color w:val="auto"/>
+                <w:sz w:val="20"/>
+              </w:rPr>
+            </w:pPr>
+          </w:p>
+          <w:p>
+            <w:pPr>
+              <w:widowControl w:val="0"/>
+              <w:autoSpaceDE w:val="0"/>
+              <w:autoSpaceDN w:val="0"/>
+              <w:adjustRightInd w:val="0"/>
+              <w:spacing w:after="0" w:line="240" w:lineRule="auto"/>
+              <w:rPr>
+                <w:rFonts w:ascii="Consolas" w:eastAsiaTheme="minorEastAsia" w:hAnsi="Consolas" w:cs="Consolas"/>
+                <w:color w:val="auto"/>
+                <w:sz w:val="20"/>
+              </w:rPr>
+            </w:pPr>
+            <w:r>
+              <w:rPr>
+                <w:rFonts w:ascii="Consolas" w:eastAsiaTheme="minorEastAsia" w:hAnsi="Consolas" w:cs="Consolas"/>
+                <w:color w:val="auto"/>
+                <w:sz w:val="20"/>
+              </w:rPr>
+              <w:t xml:space="preserve">criterion   = </w:t>
+            </w:r>
+            <w:proofErr w:type="spellStart"/>
+            <w:r>
+              <w:rPr>
+                <w:rFonts w:ascii="Consolas" w:eastAsiaTheme="minorEastAsia" w:hAnsi="Consolas" w:cs="Consolas"/>
+                <w:color w:val="auto"/>
+                <w:sz w:val="20"/>
+              </w:rPr>
+              <w:t>nn.BCELoss</w:t>
+            </w:r>
+            <w:proofErr w:type="spellEnd"/>
+            <w:r>
+              <w:rPr>
+                <w:rFonts w:ascii="Consolas" w:eastAsiaTheme="minorEastAsia" w:hAnsi="Consolas" w:cs="Consolas"/>
+                <w:color w:val="auto"/>
+                <w:sz w:val="20"/>
+              </w:rPr>
+              <w:t>()</w:t>
+            </w:r>
+          </w:p>
+          <w:p>
+            <w:pPr>
+              <w:widowControl w:val="0"/>
+              <w:autoSpaceDE w:val="0"/>
+              <w:autoSpaceDN w:val="0"/>
+              <w:adjustRightInd w:val="0"/>
+              <w:spacing w:after="0" w:line="240" w:lineRule="auto"/>
+              <w:rPr>
+                <w:rFonts w:ascii="Consolas" w:eastAsiaTheme="minorEastAsia" w:hAnsi="Consolas" w:cs="Consolas"/>
+                <w:color w:val="auto"/>
+                <w:sz w:val="20"/>
+              </w:rPr>
+            </w:pPr>
+            <w:proofErr w:type="spellStart"/>
+            <w:r>
+              <w:rPr>
+                <w:rFonts w:ascii="Consolas" w:eastAsiaTheme="minorEastAsia" w:hAnsi="Consolas" w:cs="Consolas"/>
+                <w:color w:val="auto"/>
+                <w:sz w:val="20"/>
+              </w:rPr>
+              <w:t>d_optimizer</w:t>
+            </w:r>
+            <w:proofErr w:type="spellEnd"/>
+            <w:r>
+              <w:rPr>
+                <w:rFonts w:ascii="Consolas" w:eastAsiaTheme="minorEastAsia" w:hAnsi="Consolas" w:cs="Consolas"/>
+                <w:color w:val="auto"/>
+                <w:sz w:val="20"/>
+              </w:rPr>
+              <w:t xml:space="preserve"> = </w:t>
+            </w:r>
+            <w:proofErr w:type="spellStart"/>
+            <w:r>
+              <w:rPr>
+                <w:rFonts w:ascii="Consolas" w:eastAsiaTheme="minorEastAsia" w:hAnsi="Consolas" w:cs="Consolas"/>
+                <w:color w:val="auto"/>
+                <w:sz w:val="20"/>
+              </w:rPr>
+              <w:t>torch.optim.Adam</w:t>
+            </w:r>
+            <w:proofErr w:type="spellEnd"/>
+            <w:r>
+              <w:rPr>
+                <w:rFonts w:ascii="Consolas" w:eastAsiaTheme="minorEastAsia" w:hAnsi="Consolas" w:cs="Consolas"/>
+                <w:color w:val="auto"/>
+                <w:sz w:val="20"/>
+              </w:rPr>
+              <w:t>(</w:t>
+            </w:r>
+            <w:proofErr w:type="spellStart"/>
+            <w:r>
+              <w:rPr>
+                <w:rFonts w:ascii="Consolas" w:eastAsiaTheme="minorEastAsia" w:hAnsi="Consolas" w:cs="Consolas"/>
+                <w:color w:val="auto"/>
+                <w:sz w:val="20"/>
+              </w:rPr>
+              <w:t>D.parameters</w:t>
+            </w:r>
+            <w:proofErr w:type="spellEnd"/>
+            <w:r>
+              <w:rPr>
+                <w:rFonts w:ascii="Consolas" w:eastAsiaTheme="minorEastAsia" w:hAnsi="Consolas" w:cs="Consolas"/>
+                <w:color w:val="auto"/>
+                <w:sz w:val="20"/>
+              </w:rPr>
+              <w:t xml:space="preserve">(), </w:t>
+            </w:r>
+            <w:proofErr w:type="spellStart"/>
+            <w:r>
+              <w:rPr>
+                <w:rFonts w:ascii="Consolas" w:eastAsiaTheme="minorEastAsia" w:hAnsi="Consolas" w:cs="Consolas"/>
+                <w:color w:val="auto"/>
+                <w:sz w:val="20"/>
+              </w:rPr>
+              <w:t>lr</w:t>
+            </w:r>
+            <w:proofErr w:type="spellEnd"/>
+            <w:r>
+              <w:rPr>
+                <w:rFonts w:ascii="Consolas" w:eastAsiaTheme="minorEastAsia" w:hAnsi="Consolas" w:cs="Consolas"/>
+                <w:color w:val="auto"/>
+                <w:sz w:val="20"/>
+              </w:rPr>
+              <w:t>=0.0002)</w:t>
+            </w:r>
+          </w:p>
+          <w:p>
+            <w:pPr>
+              <w:widowControl w:val="0"/>
+              <w:autoSpaceDE w:val="0"/>
+              <w:autoSpaceDN w:val="0"/>
+              <w:adjustRightInd w:val="0"/>
+              <w:spacing w:after="0" w:line="240" w:lineRule="auto"/>
+              <w:rPr>
+                <w:rFonts w:ascii="Consolas" w:eastAsiaTheme="minorEastAsia" w:hAnsi="Consolas" w:cs="Consolas"/>
+                <w:color w:val="auto"/>
+                <w:sz w:val="20"/>
+              </w:rPr>
+            </w:pPr>
+            <w:proofErr w:type="spellStart"/>
+            <w:r>
+              <w:rPr>
+                <w:rFonts w:ascii="Consolas" w:eastAsiaTheme="minorEastAsia" w:hAnsi="Consolas" w:cs="Consolas"/>
+                <w:color w:val="auto"/>
+                <w:sz w:val="20"/>
+              </w:rPr>
+              <w:t>g_optimizer</w:t>
+            </w:r>
+            <w:proofErr w:type="spellEnd"/>
+            <w:r>
+              <w:rPr>
+                <w:rFonts w:ascii="Consolas" w:eastAsiaTheme="minorEastAsia" w:hAnsi="Consolas" w:cs="Consolas"/>
+                <w:color w:val="auto"/>
+                <w:sz w:val="20"/>
+              </w:rPr>
+              <w:t xml:space="preserve"> = </w:t>
+            </w:r>
+            <w:proofErr w:type="spellStart"/>
+            <w:r>
+              <w:rPr>
+                <w:rFonts w:ascii="Consolas" w:eastAsiaTheme="minorEastAsia" w:hAnsi="Consolas" w:cs="Consolas"/>
+                <w:color w:val="auto"/>
+                <w:sz w:val="20"/>
+              </w:rPr>
+              <w:t>torch.optim.Adam</w:t>
+            </w:r>
+            <w:proofErr w:type="spellEnd"/>
+            <w:r>
+              <w:rPr>
+                <w:rFonts w:ascii="Consolas" w:eastAsiaTheme="minorEastAsia" w:hAnsi="Consolas" w:cs="Consolas"/>
+                <w:color w:val="auto"/>
+                <w:sz w:val="20"/>
+              </w:rPr>
+              <w:t>(</w:t>
+            </w:r>
+            <w:proofErr w:type="spellStart"/>
+            <w:r>
+              <w:rPr>
+                <w:rFonts w:ascii="Consolas" w:eastAsiaTheme="minorEastAsia" w:hAnsi="Consolas" w:cs="Consolas"/>
+                <w:color w:val="auto"/>
+                <w:sz w:val="20"/>
+              </w:rPr>
+              <w:t>G.parameters</w:t>
+            </w:r>
+            <w:proofErr w:type="spellEnd"/>
+            <w:r>
+              <w:rPr>
+                <w:rFonts w:ascii="Consolas" w:eastAsiaTheme="minorEastAsia" w:hAnsi="Consolas" w:cs="Consolas"/>
+                <w:color w:val="auto"/>
+                <w:sz w:val="20"/>
+              </w:rPr>
+              <w:t xml:space="preserve">(), </w:t>
+            </w:r>
+            <w:proofErr w:type="spellStart"/>
+            <w:r>
+              <w:rPr>
+                <w:rFonts w:ascii="Consolas" w:eastAsiaTheme="minorEastAsia" w:hAnsi="Consolas" w:cs="Consolas"/>
+                <w:color w:val="auto"/>
+                <w:sz w:val="20"/>
+              </w:rPr>
+              <w:t>lr</w:t>
+            </w:r>
+            <w:proofErr w:type="spellEnd"/>
+            <w:r>
+              <w:rPr>
+                <w:rFonts w:ascii="Consolas" w:eastAsiaTheme="minorEastAsia" w:hAnsi="Consolas" w:cs="Consolas"/>
+                <w:color w:val="auto"/>
+                <w:sz w:val="20"/>
+              </w:rPr>
+              <w:t>=0.0002)</w:t>
+            </w:r>
+          </w:p>
+          <w:p>
+            <w:pPr>
+              <w:widowControl w:val="0"/>
+              <w:autoSpaceDE w:val="0"/>
+              <w:autoSpaceDN w:val="0"/>
+              <w:adjustRightInd w:val="0"/>
+              <w:spacing w:after="0" w:line="240" w:lineRule="auto"/>
+              <w:rPr>
+                <w:rFonts w:ascii="Consolas" w:eastAsiaTheme="minorEastAsia" w:hAnsi="Consolas" w:cs="Consolas"/>
+                <w:color w:val="auto"/>
+                <w:sz w:val="20"/>
+              </w:rPr>
+            </w:pPr>
+          </w:p>
+          <w:p>
+            <w:pPr>
+              <w:widowControl w:val="0"/>
+              <w:autoSpaceDE w:val="0"/>
+              <w:autoSpaceDN w:val="0"/>
+              <w:adjustRightInd w:val="0"/>
+              <w:spacing w:after="0" w:line="240" w:lineRule="auto"/>
+              <w:rPr>
+                <w:rFonts w:ascii="Consolas" w:eastAsiaTheme="minorEastAsia" w:hAnsi="Consolas" w:cs="Consolas"/>
+                <w:color w:val="auto"/>
+                <w:sz w:val="20"/>
+              </w:rPr>
+            </w:pPr>
+            <w:r>
+              <w:rPr>
+                <w:rFonts w:ascii="Consolas" w:eastAsiaTheme="minorEastAsia" w:hAnsi="Consolas" w:cs="Consolas"/>
+                <w:color w:val="auto"/>
+                <w:sz w:val="20"/>
+              </w:rPr>
+              <w:t xml:space="preserve">print("D </w:t>
+            </w:r>
+            <w:r>
+              <w:rPr>
+                <w:rFonts w:ascii="Consolas" w:eastAsiaTheme="minorEastAsia" w:hAnsi="Consolas" w:cs="Consolas"/>
+                <w:color w:val="auto"/>
+                <w:sz w:val="20"/>
+              </w:rPr>
+              <w:t>파라미터</w:t>
+            </w:r>
+            <w:r>
+              <w:rPr>
+                <w:rFonts w:ascii="Consolas" w:eastAsiaTheme="minorEastAsia" w:hAnsi="Consolas" w:cs="Consolas"/>
+                <w:color w:val="auto"/>
+                <w:sz w:val="20"/>
+              </w:rPr>
+              <w:t>:", sum(</w:t>
+            </w:r>
+            <w:proofErr w:type="spellStart"/>
+            <w:r>
+              <w:rPr>
+                <w:rFonts w:ascii="Consolas" w:eastAsiaTheme="minorEastAsia" w:hAnsi="Consolas" w:cs="Consolas"/>
+                <w:color w:val="auto"/>
+                <w:sz w:val="20"/>
+              </w:rPr>
+              <w:t>p.numel</w:t>
+            </w:r>
+            <w:proofErr w:type="spellEnd"/>
+            <w:r>
+              <w:rPr>
+                <w:rFonts w:ascii="Consolas" w:eastAsiaTheme="minorEastAsia" w:hAnsi="Consolas" w:cs="Consolas"/>
+                <w:color w:val="auto"/>
+                <w:sz w:val="20"/>
+              </w:rPr>
+              <w:t xml:space="preserve">() for p in </w:t>
+            </w:r>
+            <w:proofErr w:type="spellStart"/>
+            <w:r>
+              <w:rPr>
+                <w:rFonts w:ascii="Consolas" w:eastAsiaTheme="minorEastAsia" w:hAnsi="Consolas" w:cs="Consolas"/>
+                <w:color w:val="auto"/>
+                <w:sz w:val="20"/>
+              </w:rPr>
+              <w:t>D.parameters</w:t>
+            </w:r>
+            <w:proofErr w:type="spellEnd"/>
+            <w:r>
+              <w:rPr>
+                <w:rFonts w:ascii="Consolas" w:eastAsiaTheme="minorEastAsia" w:hAnsi="Consolas" w:cs="Consolas"/>
+                <w:color w:val="auto"/>
+                <w:sz w:val="20"/>
+              </w:rPr>
+              <w:t>()), "</w:t>
+            </w:r>
+            <w:r>
+              <w:rPr>
+                <w:rFonts w:ascii="Consolas" w:eastAsiaTheme="minorEastAsia" w:hAnsi="Consolas" w:cs="Consolas"/>
+                <w:color w:val="auto"/>
+                <w:sz w:val="20"/>
+              </w:rPr>
+              <w:t>개</w:t>
+            </w:r>
+            <w:r>
+              <w:rPr>
+                <w:rFonts w:ascii="Consolas" w:eastAsiaTheme="minorEastAsia" w:hAnsi="Consolas" w:cs="Consolas"/>
+                <w:color w:val="auto"/>
+                <w:sz w:val="20"/>
+              </w:rPr>
+              <w:t>")</w:t>
+            </w:r>
+          </w:p>
+          <w:p>
+            <w:pPr>
+              <w:widowControl w:val="0"/>
+              <w:autoSpaceDE w:val="0"/>
+              <w:autoSpaceDN w:val="0"/>
+              <w:adjustRightInd w:val="0"/>
+              <w:spacing w:after="0" w:line="240" w:lineRule="auto"/>
+              <w:rPr>
+                <w:rFonts w:ascii="Consolas" w:eastAsiaTheme="minorEastAsia" w:hAnsi="Consolas" w:cs="Consolas"/>
+                <w:color w:val="auto"/>
+                <w:sz w:val="20"/>
+              </w:rPr>
+            </w:pPr>
+            <w:r>
+              <w:rPr>
+                <w:rFonts w:ascii="Consolas" w:eastAsiaTheme="minorEastAsia" w:hAnsi="Consolas" w:cs="Consolas"/>
+                <w:color w:val="auto"/>
+                <w:sz w:val="20"/>
+              </w:rPr>
+              <w:t xml:space="preserve">print("G </w:t>
+            </w:r>
+            <w:r>
+              <w:rPr>
+                <w:rFonts w:ascii="Consolas" w:eastAsiaTheme="minorEastAsia" w:hAnsi="Consolas" w:cs="Consolas"/>
+                <w:color w:val="auto"/>
+                <w:sz w:val="20"/>
+              </w:rPr>
+              <w:t>파라미터</w:t>
+            </w:r>
+            <w:r>
+              <w:rPr>
+                <w:rFonts w:ascii="Consolas" w:eastAsiaTheme="minorEastAsia" w:hAnsi="Consolas" w:cs="Consolas"/>
+                <w:color w:val="auto"/>
+                <w:sz w:val="20"/>
+              </w:rPr>
+              <w:t>:", sum(</w:t>
+            </w:r>
+            <w:proofErr w:type="spellStart"/>
+            <w:r>
+              <w:rPr>
+                <w:rFonts w:ascii="Consolas" w:eastAsiaTheme="minorEastAsia" w:hAnsi="Consolas" w:cs="Consolas"/>
+                <w:color w:val="auto"/>
+                <w:sz w:val="20"/>
+              </w:rPr>
+              <w:t>p.numel</w:t>
+            </w:r>
+            <w:proofErr w:type="spellEnd"/>
+            <w:r>
+              <w:rPr>
+                <w:rFonts w:ascii="Consolas" w:eastAsiaTheme="minorEastAsia" w:hAnsi="Consolas" w:cs="Consolas"/>
+                <w:color w:val="auto"/>
+                <w:sz w:val="20"/>
+              </w:rPr>
+              <w:t xml:space="preserve">() for p in </w:t>
+            </w:r>
+            <w:proofErr w:type="spellStart"/>
+            <w:r>
+              <w:rPr>
+                <w:rFonts w:ascii="Consolas" w:eastAsiaTheme="minorEastAsia" w:hAnsi="Consolas" w:cs="Consolas"/>
+                <w:color w:val="auto"/>
+                <w:sz w:val="20"/>
+              </w:rPr>
+              <w:t>G.parameters</w:t>
+            </w:r>
+            <w:proofErr w:type="spellEnd"/>
+            <w:r>
+              <w:rPr>
+                <w:rFonts w:ascii="Consolas" w:eastAsiaTheme="minorEastAsia" w:hAnsi="Consolas" w:cs="Consolas"/>
+                <w:color w:val="auto"/>
+                <w:sz w:val="20"/>
+              </w:rPr>
+              <w:t>()), "</w:t>
+            </w:r>
+            <w:r>
+              <w:rPr>
+                <w:rFonts w:ascii="Consolas" w:eastAsiaTheme="minorEastAsia" w:hAnsi="Consolas" w:cs="Consolas"/>
+                <w:color w:val="auto"/>
+                <w:sz w:val="20"/>
+              </w:rPr>
+              <w:t>개</w:t>
+            </w:r>
+            <w:r>
+              <w:rPr>
+                <w:rFonts w:ascii="Consolas" w:eastAsiaTheme="minorEastAsia" w:hAnsi="Consolas" w:cs="Consolas"/>
+                <w:color w:val="auto"/>
+                <w:sz w:val="20"/>
+              </w:rPr>
+              <w:t>")</w:t>
+            </w:r>
+          </w:p>
+          <w:p>
+            <w:pPr>
+              <w:widowControl w:val="0"/>
+              <w:autoSpaceDE w:val="0"/>
+              <w:autoSpaceDN w:val="0"/>
+              <w:adjustRightInd w:val="0"/>
+              <w:spacing w:after="0" w:line="240" w:lineRule="auto"/>
+              <w:rPr>
+                <w:rFonts w:ascii="Consolas" w:eastAsiaTheme="minorEastAsia" w:hAnsi="Consolas" w:cs="Consolas"/>
+                <w:color w:val="auto"/>
+                <w:sz w:val="20"/>
+              </w:rPr>
+            </w:pPr>
+            <w:r>
+              <w:rPr>
+                <w:rFonts w:ascii="Consolas" w:eastAsiaTheme="minorEastAsia" w:hAnsi="Consolas" w:cs="Consolas"/>
+                <w:color w:val="auto"/>
+                <w:sz w:val="20"/>
+              </w:rPr>
+              <w:t>print("D:", D)</w:t>
+            </w:r>
+          </w:p>
+          <w:p>
+            <w:pPr>
+              <w:widowControl w:val="0"/>
+              <w:autoSpaceDE w:val="0"/>
+              <w:autoSpaceDN w:val="0"/>
+              <w:adjustRightInd w:val="0"/>
+              <w:spacing w:after="0" w:line="240" w:lineRule="auto"/>
+              <w:rPr>
+                <w:rFonts w:ascii="Consolas" w:eastAsiaTheme="minorEastAsia" w:hAnsi="Consolas" w:cs="Consolas"/>
+                <w:color w:val="auto"/>
+                <w:sz w:val="20"/>
+              </w:rPr>
+            </w:pPr>
+            <w:r>
+              <w:rPr>
+                <w:rFonts w:ascii="Consolas" w:eastAsiaTheme="minorEastAsia" w:hAnsi="Consolas" w:cs="Consolas"/>
+                <w:color w:val="auto"/>
+                <w:sz w:val="20"/>
+              </w:rPr>
+              <w:t>print("G:", G)</w:t>
+            </w:r>
+          </w:p>
+          <w:p>
+            <w:pPr>
+              <w:widowControl w:val="0"/>
+              <w:autoSpaceDE w:val="0"/>
+              <w:autoSpaceDN w:val="0"/>
+              <w:adjustRightInd w:val="0"/>
+              <w:spacing w:after="0" w:line="240" w:lineRule="auto"/>
+              <w:rPr>
+                <w:rFonts w:ascii="Consolas" w:eastAsiaTheme="minorEastAsia" w:hAnsi="Consolas" w:cs="Consolas"/>
+                <w:color w:val="auto"/>
+                <w:sz w:val="20"/>
+              </w:rPr>
+            </w:pPr>
+            <w:r>
+              <w:rPr>
+                <w:rFonts w:ascii="Consolas" w:eastAsiaTheme="minorEastAsia" w:hAnsi="Consolas" w:cs="Consolas"/>
+                <w:color w:val="auto"/>
+                <w:sz w:val="20"/>
+              </w:rPr>
+              <w:t xml:space="preserve"># ===== </w:t>
+            </w:r>
+            <w:r>
+              <w:rPr>
+                <w:rFonts w:ascii="Consolas" w:eastAsiaTheme="minorEastAsia" w:hAnsi="Consolas" w:cs="Consolas"/>
+                <w:color w:val="auto"/>
+                <w:sz w:val="20"/>
+              </w:rPr>
+              <w:t>수정</w:t>
+            </w:r>
+            <w:r>
+              <w:rPr>
+                <w:rFonts w:ascii="Consolas" w:eastAsiaTheme="minorEastAsia" w:hAnsi="Consolas" w:cs="Consolas"/>
+                <w:color w:val="auto"/>
+                <w:sz w:val="20"/>
+              </w:rPr>
+              <w:t xml:space="preserve"> </w:t>
+            </w:r>
+            <w:r>
+              <w:rPr>
+                <w:rFonts w:ascii="Consolas" w:eastAsiaTheme="minorEastAsia" w:hAnsi="Consolas" w:cs="Consolas"/>
+                <w:color w:val="auto"/>
+                <w:sz w:val="20"/>
+              </w:rPr>
+              <w:t>금지</w:t>
+            </w:r>
+            <w:r>
+              <w:rPr>
+                <w:rFonts w:ascii="Consolas" w:eastAsiaTheme="minorEastAsia" w:hAnsi="Consolas" w:cs="Consolas"/>
+                <w:color w:val="auto"/>
+                <w:sz w:val="20"/>
+              </w:rPr>
+              <w:t xml:space="preserve"> </w:t>
+            </w:r>
+            <w:r>
+              <w:rPr>
+                <w:rFonts w:ascii="Consolas" w:eastAsiaTheme="minorEastAsia" w:hAnsi="Consolas" w:cs="Consolas"/>
+                <w:color w:val="auto"/>
+                <w:sz w:val="20"/>
+              </w:rPr>
+              <w:t>끝</w:t>
+            </w:r>
+            <w:r>
+              <w:rPr>
+                <w:rFonts w:ascii="Consolas" w:eastAsiaTheme="minorEastAsia" w:hAnsi="Consolas" w:cs="Consolas"/>
+                <w:color w:val="auto"/>
+                <w:sz w:val="20"/>
+              </w:rPr>
+              <w:t xml:space="preserve"> =====</w:t>
+            </w:r>
+          </w:p>
+          <w:p>
+            <w:pPr>
+              <w:widowControl w:val="0"/>
+              <w:autoSpaceDE w:val="0"/>
+              <w:autoSpaceDN w:val="0"/>
+              <w:adjustRightInd w:val="0"/>
+              <w:spacing w:after="0" w:line="240" w:lineRule="auto"/>
+              <w:rPr>
+                <w:rFonts w:ascii="Consolas" w:eastAsiaTheme="minorEastAsia" w:hAnsi="Consolas" w:cs="Consolas"/>
+                <w:color w:val="auto"/>
+                <w:sz w:val="20"/>
+              </w:rPr>
+            </w:pPr>
+          </w:p>
+          <w:p>
+            <w:pPr>
+              <w:widowControl w:val="0"/>
+              <w:autoSpaceDE w:val="0"/>
+              <w:autoSpaceDN w:val="0"/>
+              <w:adjustRightInd w:val="0"/>
+              <w:spacing w:after="0" w:line="240" w:lineRule="auto"/>
+              <w:rPr>
                 <w:rFonts w:ascii="Consolas" w:eastAsiaTheme="minorEastAsia" w:hAnsi="Consolas" w:cs="Consolas" w:hint="eastAsia"/>
-                <w:b/>
-                <w:bCs/>
-                <w:color w:val="7F0055"/>
-                <w:sz w:val="20"/>
-              </w:rPr>
-              <w:t xml:space="preserve">// </w:t>
-            </w:r>
-            <w:r>
-              <w:rPr>
-                <w:rFonts w:ascii="Consolas" w:eastAsiaTheme="minorEastAsia" w:hAnsi="Consolas" w:cs="Consolas" w:hint="eastAsia"/>
-                <w:b/>
-                <w:bCs/>
-                <w:color w:val="7F0055"/>
-                <w:sz w:val="20"/>
-              </w:rPr>
-              <w:t>아래</w:t>
-            </w:r>
-            <w:r>
-              <w:rPr>
-                <w:rFonts w:ascii="Consolas" w:eastAsiaTheme="minorEastAsia" w:hAnsi="Consolas" w:cs="Consolas" w:hint="eastAsia"/>
-                <w:b/>
-                <w:bCs/>
-                <w:color w:val="7F0055"/>
-                <w:sz w:val="20"/>
-              </w:rPr>
-              <w:t xml:space="preserve"> </w:t>
-            </w:r>
-            <w:r>
-              <w:rPr>
-                <w:rFonts w:ascii="Consolas" w:eastAsiaTheme="minorEastAsia" w:hAnsi="Consolas" w:cs="Consolas" w:hint="eastAsia"/>
-                <w:b/>
-                <w:bCs/>
-                <w:color w:val="7F0055"/>
-                <w:sz w:val="20"/>
-              </w:rPr>
-              <w:t>내용</w:t>
-            </w:r>
-            <w:r>
-              <w:rPr>
-                <w:rFonts w:ascii="Consolas" w:eastAsiaTheme="minorEastAsia" w:hAnsi="Consolas" w:cs="Consolas" w:hint="eastAsia"/>
-                <w:b/>
-                <w:bCs/>
-                <w:color w:val="7F0055"/>
-                <w:sz w:val="20"/>
-              </w:rPr>
-              <w:t xml:space="preserve"> </w:t>
-            </w:r>
-            <w:r>
-              <w:rPr>
-                <w:rFonts w:ascii="Consolas" w:eastAsiaTheme="minorEastAsia" w:hAnsi="Consolas" w:cs="Consolas" w:hint="eastAsia"/>
-                <w:b/>
-                <w:bCs/>
-                <w:color w:val="7F0055"/>
-                <w:sz w:val="20"/>
-              </w:rPr>
-              <w:t>삭제</w:t>
-            </w:r>
-            <w:r>
-              <w:rPr>
-                <w:rFonts w:ascii="Consolas" w:eastAsiaTheme="minorEastAsia" w:hAnsi="Consolas" w:cs="Consolas" w:hint="eastAsia"/>
-                <w:b/>
-                <w:bCs/>
-                <w:color w:val="7F0055"/>
-                <w:sz w:val="20"/>
-              </w:rPr>
-              <w:t xml:space="preserve"> </w:t>
-            </w:r>
-            <w:r>
-              <w:rPr>
-                <w:rFonts w:ascii="Consolas" w:eastAsiaTheme="minorEastAsia" w:hAnsi="Consolas" w:cs="Consolas" w:hint="eastAsia"/>
-                <w:b/>
-                <w:bCs/>
-                <w:color w:val="7F0055"/>
-                <w:sz w:val="20"/>
-              </w:rPr>
-              <w:t>후</w:t>
-            </w:r>
-            <w:r>
-              <w:rPr>
-                <w:rFonts w:ascii="Consolas" w:eastAsiaTheme="minorEastAsia" w:hAnsi="Consolas" w:cs="Consolas" w:hint="eastAsia"/>
-                <w:b/>
-                <w:bCs/>
-                <w:color w:val="7F0055"/>
-                <w:sz w:val="20"/>
-              </w:rPr>
-              <w:t xml:space="preserve"> </w:t>
-            </w:r>
-            <w:r>
-              <w:rPr>
-                <w:rFonts w:ascii="Consolas" w:eastAsiaTheme="minorEastAsia" w:hAnsi="Consolas" w:cs="Consolas" w:hint="eastAsia"/>
-                <w:b/>
-                <w:bCs/>
-                <w:color w:val="7F0055"/>
-                <w:sz w:val="20"/>
-              </w:rPr>
-              <w:t>본인</w:t>
-            </w:r>
-            <w:r>
-              <w:rPr>
-                <w:rFonts w:ascii="Consolas" w:eastAsiaTheme="minorEastAsia" w:hAnsi="Consolas" w:cs="Consolas" w:hint="eastAsia"/>
-                <w:b/>
-                <w:bCs/>
-                <w:color w:val="7F0055"/>
-                <w:sz w:val="20"/>
-              </w:rPr>
-              <w:t xml:space="preserve"> </w:t>
-            </w:r>
-            <w:r>
-              <w:rPr>
-                <w:rFonts w:ascii="Consolas" w:eastAsiaTheme="minorEastAsia" w:hAnsi="Consolas" w:cs="Consolas" w:hint="eastAsia"/>
-                <w:b/>
-                <w:bCs/>
-                <w:color w:val="7F0055"/>
-                <w:sz w:val="20"/>
-              </w:rPr>
-              <w:t>코드로</w:t>
-            </w:r>
-            <w:r>
-              <w:rPr>
-                <w:rFonts w:ascii="Consolas" w:eastAsiaTheme="minorEastAsia" w:hAnsi="Consolas" w:cs="Consolas" w:hint="eastAsia"/>
-                <w:b/>
-                <w:bCs/>
-                <w:color w:val="7F0055"/>
-                <w:sz w:val="20"/>
-              </w:rPr>
-              <w:t xml:space="preserve"> </w:t>
-            </w:r>
-            <w:r>
-              <w:rPr>
-                <w:rFonts w:ascii="Consolas" w:eastAsiaTheme="minorEastAsia" w:hAnsi="Consolas" w:cs="Consolas" w:hint="eastAsia"/>
-                <w:b/>
-                <w:bCs/>
-                <w:color w:val="7F0055"/>
-                <w:sz w:val="20"/>
-              </w:rPr>
-              <w:t>대체</w:t>
-            </w:r>
-            <w:r>
-              <w:rPr>
-                <w:rFonts w:ascii="Consolas" w:eastAsiaTheme="minorEastAsia" w:hAnsi="Consolas" w:cs="Consolas" w:hint="eastAsia"/>
-                <w:b/>
-                <w:bCs/>
-                <w:color w:val="7F0055"/>
-                <w:sz w:val="20"/>
-              </w:rPr>
-              <w:t xml:space="preserve"> </w:t>
-            </w:r>
-          </w:p>
-          <w:p>
-            <w:pPr>
-              <w:widowControl w:val="0"/>
-              <w:autoSpaceDE w:val="0"/>
-              <w:autoSpaceDN w:val="0"/>
-              <w:adjustRightInd w:val="0"/>
-              <w:spacing w:after="0" w:line="240" w:lineRule="auto"/>
-              <w:rPr>
-                <w:rFonts w:ascii="Consolas" w:eastAsiaTheme="minorEastAsia" w:hAnsi="Consolas" w:cs="Consolas"/>
-                <w:b/>
-                <w:bCs/>
-                <w:color w:val="7F0055"/>
-                <w:sz w:val="20"/>
-              </w:rPr>
-            </w:pPr>
-          </w:p>
-          <w:p>
-            <w:pPr>
-              <w:widowControl w:val="0"/>
-              <w:autoSpaceDE w:val="0"/>
-              <w:autoSpaceDN w:val="0"/>
-              <w:adjustRightInd w:val="0"/>
-              <w:spacing w:after="0" w:line="240" w:lineRule="auto"/>
-              <w:rPr>
-                <w:rFonts w:ascii="Consolas" w:eastAsiaTheme="minorEastAsia" w:hAnsi="Consolas" w:cs="Consolas"/>
-                <w:color w:val="auto"/>
-                <w:sz w:val="20"/>
-              </w:rPr>
-            </w:pPr>
-            <w:r>
-              <w:rPr>
-                <w:rFonts w:ascii="Consolas" w:eastAsiaTheme="minorEastAsia" w:hAnsi="Consolas" w:cs="Consolas"/>
-                <w:b/>
-                <w:bCs/>
-                <w:color w:val="7F0055"/>
-                <w:sz w:val="20"/>
-              </w:rPr>
-              <w:t>import</w:t>
-            </w:r>
-            <w:r>
-              <w:rPr>
-                <w:rFonts w:ascii="Consolas" w:eastAsiaTheme="minorEastAsia" w:hAnsi="Consolas" w:cs="Consolas"/>
-                <w:color w:val="000000"/>
-                <w:sz w:val="20"/>
-              </w:rPr>
-              <w:t xml:space="preserve"> java.util.Scanner;</w:t>
-            </w:r>
-          </w:p>
-          <w:p>
-            <w:pPr>
-              <w:widowControl w:val="0"/>
-              <w:autoSpaceDE w:val="0"/>
-              <w:autoSpaceDN w:val="0"/>
-              <w:adjustRightInd w:val="0"/>
-              <w:spacing w:after="0" w:line="240" w:lineRule="auto"/>
-              <w:rPr>
-                <w:rFonts w:ascii="Consolas" w:eastAsiaTheme="minorEastAsia" w:hAnsi="Consolas" w:cs="Consolas"/>
-                <w:color w:val="auto"/>
-                <w:sz w:val="20"/>
-              </w:rPr>
-            </w:pPr>
-          </w:p>
-          <w:p>
-            <w:pPr>
-              <w:widowControl w:val="0"/>
-              <w:autoSpaceDE w:val="0"/>
-              <w:autoSpaceDN w:val="0"/>
-              <w:adjustRightInd w:val="0"/>
-              <w:spacing w:after="0" w:line="240" w:lineRule="auto"/>
-              <w:rPr>
-                <w:rFonts w:ascii="Consolas" w:eastAsiaTheme="minorEastAsia" w:hAnsi="Consolas" w:cs="Consolas"/>
-                <w:color w:val="auto"/>
-                <w:sz w:val="20"/>
-              </w:rPr>
-            </w:pPr>
-            <w:r>
-              <w:rPr>
-                <w:rFonts w:ascii="Consolas" w:eastAsiaTheme="minorEastAsia" w:hAnsi="Consolas" w:cs="Consolas"/>
-                <w:b/>
-                <w:bCs/>
-                <w:color w:val="7F0055"/>
-                <w:sz w:val="20"/>
-              </w:rPr>
-              <w:t>public</w:t>
-            </w:r>
-            <w:r>
-              <w:rPr>
-                <w:rFonts w:ascii="Consolas" w:eastAsiaTheme="minorEastAsia" w:hAnsi="Consolas" w:cs="Consolas"/>
-                <w:color w:val="000000"/>
-                <w:sz w:val="20"/>
-              </w:rPr>
-              <w:t xml:space="preserve"> </w:t>
-            </w:r>
-            <w:r>
-              <w:rPr>
-                <w:rFonts w:ascii="Consolas" w:eastAsiaTheme="minorEastAsia" w:hAnsi="Consolas" w:cs="Consolas"/>
-                <w:b/>
-                <w:bCs/>
-                <w:color w:val="7F0055"/>
-                <w:sz w:val="20"/>
-              </w:rPr>
-              <w:t>class</w:t>
-            </w:r>
-            <w:r>
-              <w:rPr>
-                <w:rFonts w:ascii="Consolas" w:eastAsiaTheme="minorEastAsia" w:hAnsi="Consolas" w:cs="Consolas"/>
-                <w:color w:val="000000"/>
-                <w:sz w:val="20"/>
-              </w:rPr>
-              <w:t xml:space="preserve"> FirstProgram {</w:t>
-            </w:r>
-          </w:p>
-          <w:p>
-            <w:pPr>
-              <w:widowControl w:val="0"/>
-              <w:autoSpaceDE w:val="0"/>
-              <w:autoSpaceDN w:val="0"/>
-              <w:adjustRightInd w:val="0"/>
-              <w:spacing w:after="0" w:line="240" w:lineRule="auto"/>
-              <w:rPr>
-                <w:rFonts w:ascii="Consolas" w:eastAsiaTheme="minorEastAsia" w:hAnsi="Consolas" w:cs="Consolas"/>
                 <w:color w:val="auto"/>
                 <w:sz w:val="20"/>
               </w:rPr>
@@ -1352,6 +5910,7 @@
         <w:pStyle w:val="2"/>
       </w:pPr>
       <w:r>
+        <w:lastRenderedPageBreak/>
         <w:t>OUTPUT (Screen Shots)</w:t>
       </w:r>
     </w:p>
@@ -1536,12 +6095,14 @@
       <w:pPr>
         <w:pStyle w:val="2"/>
       </w:pPr>
+      <w:proofErr w:type="spellStart"/>
       <w:r>
         <w:rPr>
           <w:rFonts w:hint="eastAsia"/>
         </w:rPr>
         <w:t>Github</w:t>
       </w:r>
+      <w:proofErr w:type="spellEnd"/>
       <w:r>
         <w:t xml:space="preserve"> (Screen Shots)</w:t>
       </w:r>
@@ -1626,8 +6187,18 @@
                 <w:b w:val="0"/>
                 <w:sz w:val="20"/>
               </w:rPr>
-              <w:t xml:space="preserve"> Github</w:t>
-            </w:r>
+              <w:t xml:space="preserve"> </w:t>
+            </w:r>
+            <w:proofErr w:type="spellStart"/>
+            <w:r>
+              <w:rPr>
+                <w:rFonts w:ascii="Arial" w:hAnsi="Arial" w:cs="Arial" w:hint="eastAsia"/>
+                <w:b w:val="0"/>
+                <w:sz w:val="20"/>
+              </w:rPr>
+              <w:t>Github</w:t>
+            </w:r>
+            <w:proofErr w:type="spellEnd"/>
             <w:r>
               <w:rPr>
                 <w:rFonts w:ascii="Arial" w:hAnsi="Arial" w:cs="Arial" w:hint="eastAsia"/>
@@ -2102,7 +6673,25 @@
                 <w:color w:val="000000"/>
                 <w:sz w:val="20"/>
               </w:rPr>
-              <w:t xml:space="preserve"> java.util.Scanner;</w:t>
+              <w:t xml:space="preserve"> </w:t>
+            </w:r>
+            <w:proofErr w:type="spellStart"/>
+            <w:r>
+              <w:rPr>
+                <w:rFonts w:ascii="Consolas" w:eastAsiaTheme="minorEastAsia" w:hAnsi="Consolas" w:cs="Consolas"/>
+                <w:color w:val="000000"/>
+                <w:sz w:val="20"/>
+              </w:rPr>
+              <w:t>java.util.Scanner</w:t>
+            </w:r>
+            <w:proofErr w:type="spellEnd"/>
+            <w:r>
+              <w:rPr>
+                <w:rFonts w:ascii="Consolas" w:eastAsiaTheme="minorEastAsia" w:hAnsi="Consolas" w:cs="Consolas"/>
+                <w:color w:val="000000"/>
+                <w:sz w:val="20"/>
+              </w:rPr>
+              <w:t>;</w:t>
             </w:r>
           </w:p>
           <w:p>
@@ -2166,42 +6755,60 @@
                 <w:color w:val="000000"/>
                 <w:sz w:val="20"/>
               </w:rPr>
-              <w:t xml:space="preserve"> FirstProgram {</w:t>
-            </w:r>
-          </w:p>
-          <w:p>
-            <w:pPr>
-              <w:widowControl w:val="0"/>
-              <w:autoSpaceDE w:val="0"/>
-              <w:autoSpaceDN w:val="0"/>
-              <w:adjustRightInd w:val="0"/>
-              <w:spacing w:after="0" w:line="240" w:lineRule="auto"/>
-              <w:rPr>
-                <w:rFonts w:ascii="Consolas" w:eastAsiaTheme="minorEastAsia" w:hAnsi="Consolas" w:cs="Consolas"/>
-                <w:color w:val="auto"/>
-                <w:sz w:val="20"/>
-              </w:rPr>
-            </w:pPr>
-          </w:p>
-          <w:p>
-            <w:pPr>
-              <w:widowControl w:val="0"/>
-              <w:autoSpaceDE w:val="0"/>
-              <w:autoSpaceDN w:val="0"/>
-              <w:adjustRightInd w:val="0"/>
-              <w:spacing w:after="0" w:line="240" w:lineRule="auto"/>
-              <w:rPr>
-                <w:rFonts w:ascii="Consolas" w:eastAsiaTheme="minorEastAsia" w:hAnsi="Consolas" w:cs="Consolas"/>
-                <w:color w:val="auto"/>
-                <w:sz w:val="20"/>
-              </w:rPr>
-            </w:pPr>
+              <w:t xml:space="preserve"> </w:t>
+            </w:r>
+            <w:proofErr w:type="spellStart"/>
             <w:r>
               <w:rPr>
                 <w:rFonts w:ascii="Consolas" w:eastAsiaTheme="minorEastAsia" w:hAnsi="Consolas" w:cs="Consolas"/>
                 <w:color w:val="000000"/>
                 <w:sz w:val="20"/>
               </w:rPr>
+              <w:t>FirstProgram</w:t>
+            </w:r>
+            <w:proofErr w:type="spellEnd"/>
+            <w:r>
+              <w:rPr>
+                <w:rFonts w:ascii="Consolas" w:eastAsiaTheme="minorEastAsia" w:hAnsi="Consolas" w:cs="Consolas"/>
+                <w:color w:val="000000"/>
+                <w:sz w:val="20"/>
+              </w:rPr>
+              <w:t xml:space="preserve"> {</w:t>
+            </w:r>
+          </w:p>
+          <w:p>
+            <w:pPr>
+              <w:widowControl w:val="0"/>
+              <w:autoSpaceDE w:val="0"/>
+              <w:autoSpaceDN w:val="0"/>
+              <w:adjustRightInd w:val="0"/>
+              <w:spacing w:after="0" w:line="240" w:lineRule="auto"/>
+              <w:rPr>
+                <w:rFonts w:ascii="Consolas" w:eastAsiaTheme="minorEastAsia" w:hAnsi="Consolas" w:cs="Consolas"/>
+                <w:color w:val="auto"/>
+                <w:sz w:val="20"/>
+              </w:rPr>
+            </w:pPr>
+          </w:p>
+          <w:p>
+            <w:pPr>
+              <w:widowControl w:val="0"/>
+              <w:autoSpaceDE w:val="0"/>
+              <w:autoSpaceDN w:val="0"/>
+              <w:adjustRightInd w:val="0"/>
+              <w:spacing w:after="0" w:line="240" w:lineRule="auto"/>
+              <w:rPr>
+                <w:rFonts w:ascii="Consolas" w:eastAsiaTheme="minorEastAsia" w:hAnsi="Consolas" w:cs="Consolas"/>
+                <w:color w:val="auto"/>
+                <w:sz w:val="20"/>
+              </w:rPr>
+            </w:pPr>
+            <w:r>
+              <w:rPr>
+                <w:rFonts w:ascii="Consolas" w:eastAsiaTheme="minorEastAsia" w:hAnsi="Consolas" w:cs="Consolas"/>
+                <w:color w:val="000000"/>
+                <w:sz w:val="20"/>
+              </w:rPr>
               <w:tab/>
             </w:r>
             <w:r>
@@ -2258,6 +6865,7 @@
               </w:rPr>
               <w:t xml:space="preserve"> main(String[] </w:t>
             </w:r>
+            <w:proofErr w:type="spellStart"/>
             <w:r>
               <w:rPr>
                 <w:rFonts w:ascii="Consolas" w:eastAsiaTheme="minorEastAsia" w:hAnsi="Consolas" w:cs="Consolas"/>
@@ -2266,6 +6874,7 @@
               </w:rPr>
               <w:t>args</w:t>
             </w:r>
+            <w:proofErr w:type="spellEnd"/>
             <w:r>
               <w:rPr>
                 <w:rFonts w:ascii="Consolas" w:eastAsiaTheme="minorEastAsia" w:hAnsi="Consolas" w:cs="Consolas"/>
@@ -2560,12 +7169,14 @@
       <w:pPr>
         <w:pStyle w:val="2"/>
       </w:pPr>
+      <w:proofErr w:type="spellStart"/>
       <w:r>
         <w:rPr>
           <w:rFonts w:hint="eastAsia"/>
         </w:rPr>
         <w:t>Github</w:t>
       </w:r>
+      <w:proofErr w:type="spellEnd"/>
       <w:r>
         <w:t xml:space="preserve"> (Screen Shots)</w:t>
       </w:r>
@@ -2650,8 +7261,18 @@
                 <w:b w:val="0"/>
                 <w:sz w:val="20"/>
               </w:rPr>
-              <w:t xml:space="preserve"> Github</w:t>
-            </w:r>
+              <w:t xml:space="preserve"> </w:t>
+            </w:r>
+            <w:proofErr w:type="spellStart"/>
+            <w:r>
+              <w:rPr>
+                <w:rFonts w:ascii="Arial" w:hAnsi="Arial" w:cs="Arial" w:hint="eastAsia"/>
+                <w:b w:val="0"/>
+                <w:sz w:val="20"/>
+              </w:rPr>
+              <w:t>Github</w:t>
+            </w:r>
+            <w:proofErr w:type="spellEnd"/>
             <w:r>
               <w:rPr>
                 <w:rFonts w:ascii="Arial" w:hAnsi="Arial" w:cs="Arial" w:hint="eastAsia"/>
@@ -3733,7 +8354,6 @@
   <w:style w:type="character" w:default="1" w:styleId="a1">
     <w:name w:val="Default Paragraph Font"/>
     <w:uiPriority w:val="1"/>
-    <w:semiHidden/>
     <w:unhideWhenUsed/>
   </w:style>
   <w:style w:type="table" w:default="1" w:styleId="a2">
@@ -4564,6 +9184,7 @@
     <w:rsid w:val="00576A1B"/>
     <w:rsid w:val="005A346B"/>
     <w:rsid w:val="005A7F25"/>
+    <w:rsid w:val="005F679C"/>
     <w:rsid w:val="007C31F8"/>
     <w:rsid w:val="007E1B40"/>
     <w:rsid w:val="007E5BD9"/>
@@ -4572,6 +9193,7 @@
     <w:rsid w:val="00A3634D"/>
     <w:rsid w:val="00B07AA4"/>
     <w:rsid w:val="00BA581E"/>
+    <w:rsid w:val="00BB140E"/>
     <w:rsid w:val="00C330BD"/>
     <w:rsid w:val="00EF0A92"/>
     <w:rsid w:val="00F16EAE"/>

--- a/template_final_report.docx
+++ b/template_final_report.docx
@@ -211,6 +211,7 @@
               <w:t>class MyLeNet5_2(</w:t>
             </w:r>
             <w:proofErr w:type="spellStart"/>
+            <w:proofErr w:type="gramStart"/>
             <w:r>
               <w:rPr>
                 <w:rFonts w:ascii="Consolas" w:hAnsi="Consolas"/>
@@ -218,6 +219,7 @@
               <w:t>nn.Module</w:t>
             </w:r>
             <w:proofErr w:type="spellEnd"/>
+            <w:proofErr w:type="gramEnd"/>
             <w:r>
               <w:rPr>
                 <w:rFonts w:ascii="Consolas" w:hAnsi="Consolas"/>
@@ -272,7 +274,21 @@
               <w:rPr>
                 <w:rFonts w:ascii="Consolas" w:hAnsi="Consolas"/>
               </w:rPr>
-              <w:t>        super(MyLeNet5_2, self).__</w:t>
+              <w:t xml:space="preserve">        </w:t>
+            </w:r>
+            <w:proofErr w:type="gramStart"/>
+            <w:r>
+              <w:rPr>
+                <w:rFonts w:ascii="Consolas" w:hAnsi="Consolas"/>
+              </w:rPr>
+              <w:t>super(</w:t>
+            </w:r>
+            <w:proofErr w:type="gramEnd"/>
+            <w:r>
+              <w:rPr>
+                <w:rFonts w:ascii="Consolas" w:hAnsi="Consolas"/>
+              </w:rPr>
+              <w:t>MyLeNet5_2, self).__</w:t>
             </w:r>
             <w:proofErr w:type="spellStart"/>
             <w:r>
@@ -316,7 +332,21 @@
               <w:rPr>
                 <w:rFonts w:ascii="Consolas" w:hAnsi="Consolas"/>
               </w:rPr>
-              <w:t xml:space="preserve">        # TODO ①-A : conv_1  →  Conv2d(1, 32, </w:t>
+              <w:t>        # TODO ①-</w:t>
+            </w:r>
+            <w:proofErr w:type="gramStart"/>
+            <w:r>
+              <w:rPr>
+                <w:rFonts w:ascii="Consolas" w:hAnsi="Consolas"/>
+              </w:rPr>
+              <w:t>A :</w:t>
+            </w:r>
+            <w:proofErr w:type="gramEnd"/>
+            <w:r>
+              <w:rPr>
+                <w:rFonts w:ascii="Consolas" w:hAnsi="Consolas"/>
+              </w:rPr>
+              <w:t xml:space="preserve"> conv_1  →  Conv2d(1, 32, </w:t>
             </w:r>
             <w:proofErr w:type="spellStart"/>
             <w:r>
@@ -348,7 +378,21 @@
               <w:rPr>
                 <w:rFonts w:ascii="Consolas" w:hAnsi="Consolas"/>
               </w:rPr>
-              <w:t xml:space="preserve">        self.conv_1 = nn.Conv2d(1, 32, </w:t>
+              <w:t xml:space="preserve">        </w:t>
+            </w:r>
+            <w:proofErr w:type="gramStart"/>
+            <w:r>
+              <w:rPr>
+                <w:rFonts w:ascii="Consolas" w:hAnsi="Consolas"/>
+              </w:rPr>
+              <w:t>self.conv</w:t>
+            </w:r>
+            <w:proofErr w:type="gramEnd"/>
+            <w:r>
+              <w:rPr>
+                <w:rFonts w:ascii="Consolas" w:hAnsi="Consolas"/>
+              </w:rPr>
+              <w:t xml:space="preserve">_1 = nn.Conv2d(1, 32, </w:t>
             </w:r>
             <w:proofErr w:type="spellStart"/>
             <w:r>
@@ -398,7 +442,21 @@
               <w:rPr>
                 <w:rFonts w:ascii="Consolas" w:hAnsi="Consolas"/>
               </w:rPr>
-              <w:t>        # TODO ①-B : maxpool_1  →  MaxPool2d(</w:t>
+              <w:t>        # TODO ①-</w:t>
+            </w:r>
+            <w:proofErr w:type="gramStart"/>
+            <w:r>
+              <w:rPr>
+                <w:rFonts w:ascii="Consolas" w:hAnsi="Consolas"/>
+              </w:rPr>
+              <w:t>B :</w:t>
+            </w:r>
+            <w:proofErr w:type="gramEnd"/>
+            <w:r>
+              <w:rPr>
+                <w:rFonts w:ascii="Consolas" w:hAnsi="Consolas"/>
+              </w:rPr>
+              <w:t xml:space="preserve"> maxpool_1  →  MaxPool2d(</w:t>
             </w:r>
             <w:proofErr w:type="spellStart"/>
             <w:r>
@@ -430,7 +488,21 @@
               <w:rPr>
                 <w:rFonts w:ascii="Consolas" w:hAnsi="Consolas"/>
               </w:rPr>
-              <w:t>        self.maxpool_1 = nn.MaxPool2d(</w:t>
+              <w:t xml:space="preserve">        </w:t>
+            </w:r>
+            <w:proofErr w:type="gramStart"/>
+            <w:r>
+              <w:rPr>
+                <w:rFonts w:ascii="Consolas" w:hAnsi="Consolas"/>
+              </w:rPr>
+              <w:t>self.maxpool</w:t>
+            </w:r>
+            <w:proofErr w:type="gramEnd"/>
+            <w:r>
+              <w:rPr>
+                <w:rFonts w:ascii="Consolas" w:hAnsi="Consolas"/>
+              </w:rPr>
+              <w:t>_1 = nn.MaxPool2d(</w:t>
             </w:r>
             <w:proofErr w:type="spellStart"/>
             <w:r>
@@ -480,7 +552,21 @@
               <w:rPr>
                 <w:rFonts w:ascii="Consolas" w:hAnsi="Consolas"/>
               </w:rPr>
-              <w:t xml:space="preserve">        # TODO ①-C : conv_2  →  Conv2d(32, 64, </w:t>
+              <w:t>        # TODO ①-</w:t>
+            </w:r>
+            <w:proofErr w:type="gramStart"/>
+            <w:r>
+              <w:rPr>
+                <w:rFonts w:ascii="Consolas" w:hAnsi="Consolas"/>
+              </w:rPr>
+              <w:t>C :</w:t>
+            </w:r>
+            <w:proofErr w:type="gramEnd"/>
+            <w:r>
+              <w:rPr>
+                <w:rFonts w:ascii="Consolas" w:hAnsi="Consolas"/>
+              </w:rPr>
+              <w:t xml:space="preserve"> conv_2  →  Conv2d(32, 64, </w:t>
             </w:r>
             <w:proofErr w:type="spellStart"/>
             <w:r>
@@ -512,7 +598,21 @@
               <w:rPr>
                 <w:rFonts w:ascii="Consolas" w:hAnsi="Consolas"/>
               </w:rPr>
-              <w:t xml:space="preserve">        self.conv_2 = nn.Conv2d(32, 64, </w:t>
+              <w:t xml:space="preserve">        </w:t>
+            </w:r>
+            <w:proofErr w:type="gramStart"/>
+            <w:r>
+              <w:rPr>
+                <w:rFonts w:ascii="Consolas" w:hAnsi="Consolas"/>
+              </w:rPr>
+              <w:t>self.conv</w:t>
+            </w:r>
+            <w:proofErr w:type="gramEnd"/>
+            <w:r>
+              <w:rPr>
+                <w:rFonts w:ascii="Consolas" w:hAnsi="Consolas"/>
+              </w:rPr>
+              <w:t xml:space="preserve">_2 = nn.Conv2d(32, 64, </w:t>
             </w:r>
             <w:proofErr w:type="spellStart"/>
             <w:r>
@@ -562,7 +662,21 @@
               <w:rPr>
                 <w:rFonts w:ascii="Consolas" w:hAnsi="Consolas"/>
               </w:rPr>
-              <w:t>        # TODO ①-D : maxpool_2  →  MaxPool2d(</w:t>
+              <w:t>        # TODO ①-</w:t>
+            </w:r>
+            <w:proofErr w:type="gramStart"/>
+            <w:r>
+              <w:rPr>
+                <w:rFonts w:ascii="Consolas" w:hAnsi="Consolas"/>
+              </w:rPr>
+              <w:t>D :</w:t>
+            </w:r>
+            <w:proofErr w:type="gramEnd"/>
+            <w:r>
+              <w:rPr>
+                <w:rFonts w:ascii="Consolas" w:hAnsi="Consolas"/>
+              </w:rPr>
+              <w:t xml:space="preserve"> maxpool_2  →  MaxPool2d(</w:t>
             </w:r>
             <w:proofErr w:type="spellStart"/>
             <w:r>
@@ -594,7 +708,21 @@
               <w:rPr>
                 <w:rFonts w:ascii="Consolas" w:hAnsi="Consolas"/>
               </w:rPr>
-              <w:t>        self.maxpool_2 = nn.MaxPool2d(</w:t>
+              <w:t xml:space="preserve">        </w:t>
+            </w:r>
+            <w:proofErr w:type="gramStart"/>
+            <w:r>
+              <w:rPr>
+                <w:rFonts w:ascii="Consolas" w:hAnsi="Consolas"/>
+              </w:rPr>
+              <w:t>self.maxpool</w:t>
+            </w:r>
+            <w:proofErr w:type="gramEnd"/>
+            <w:r>
+              <w:rPr>
+                <w:rFonts w:ascii="Consolas" w:hAnsi="Consolas"/>
+              </w:rPr>
+              <w:t>_2 = nn.MaxPool2d(</w:t>
             </w:r>
             <w:proofErr w:type="spellStart"/>
             <w:r>
@@ -644,7 +772,21 @@
               <w:rPr>
                 <w:rFonts w:ascii="Consolas" w:hAnsi="Consolas"/>
               </w:rPr>
-              <w:t xml:space="preserve">        # TODO ①-E : conv_3  →  Conv2d(64, 256, </w:t>
+              <w:t>        # TODO ①-</w:t>
+            </w:r>
+            <w:proofErr w:type="gramStart"/>
+            <w:r>
+              <w:rPr>
+                <w:rFonts w:ascii="Consolas" w:hAnsi="Consolas"/>
+              </w:rPr>
+              <w:t>E :</w:t>
+            </w:r>
+            <w:proofErr w:type="gramEnd"/>
+            <w:r>
+              <w:rPr>
+                <w:rFonts w:ascii="Consolas" w:hAnsi="Consolas"/>
+              </w:rPr>
+              <w:t xml:space="preserve"> conv_3  →  Conv2d(64, 256, </w:t>
             </w:r>
             <w:proofErr w:type="spellStart"/>
             <w:r>
@@ -676,7 +818,21 @@
               <w:rPr>
                 <w:rFonts w:ascii="Consolas" w:hAnsi="Consolas"/>
               </w:rPr>
-              <w:t xml:space="preserve">        self.conv_3 = nn.Conv2d(64, 256, </w:t>
+              <w:t xml:space="preserve">        </w:t>
+            </w:r>
+            <w:proofErr w:type="gramStart"/>
+            <w:r>
+              <w:rPr>
+                <w:rFonts w:ascii="Consolas" w:hAnsi="Consolas"/>
+              </w:rPr>
+              <w:t>self.conv</w:t>
+            </w:r>
+            <w:proofErr w:type="gramEnd"/>
+            <w:r>
+              <w:rPr>
+                <w:rFonts w:ascii="Consolas" w:hAnsi="Consolas"/>
+              </w:rPr>
+              <w:t xml:space="preserve">_3 = nn.Conv2d(64, 256, </w:t>
             </w:r>
             <w:proofErr w:type="spellStart"/>
             <w:r>
@@ -726,7 +882,21 @@
               <w:rPr>
                 <w:rFonts w:ascii="Consolas" w:hAnsi="Consolas"/>
               </w:rPr>
-              <w:t xml:space="preserve">        # TODO ①-F : </w:t>
+              <w:t>        # TODO ①-</w:t>
+            </w:r>
+            <w:proofErr w:type="gramStart"/>
+            <w:r>
+              <w:rPr>
+                <w:rFonts w:ascii="Consolas" w:hAnsi="Consolas"/>
+              </w:rPr>
+              <w:t>F :</w:t>
+            </w:r>
+            <w:proofErr w:type="gramEnd"/>
+            <w:r>
+              <w:rPr>
+                <w:rFonts w:ascii="Consolas" w:hAnsi="Consolas"/>
+              </w:rPr>
+              <w:t xml:space="preserve"> </w:t>
             </w:r>
             <w:proofErr w:type="spellStart"/>
             <w:r>
@@ -775,6 +945,7 @@
               <w:t xml:space="preserve">        </w:t>
             </w:r>
             <w:proofErr w:type="spellStart"/>
+            <w:proofErr w:type="gramStart"/>
             <w:r>
               <w:rPr>
                 <w:rFonts w:ascii="Consolas" w:hAnsi="Consolas"/>
@@ -782,6 +953,7 @@
               <w:t>self.relu</w:t>
             </w:r>
             <w:proofErr w:type="spellEnd"/>
+            <w:proofErr w:type="gramEnd"/>
             <w:r>
               <w:rPr>
                 <w:rFonts w:ascii="Consolas" w:hAnsi="Consolas"/>
@@ -836,7 +1008,21 @@
               <w:rPr>
                 <w:rFonts w:ascii="Consolas" w:hAnsi="Consolas"/>
               </w:rPr>
-              <w:t>        # TODO ①-G : fc_1  →  Linear(256, 128)</w:t>
+              <w:t>        # TODO ①-</w:t>
+            </w:r>
+            <w:proofErr w:type="gramStart"/>
+            <w:r>
+              <w:rPr>
+                <w:rFonts w:ascii="Consolas" w:hAnsi="Consolas"/>
+              </w:rPr>
+              <w:t>G :</w:t>
+            </w:r>
+            <w:proofErr w:type="gramEnd"/>
+            <w:r>
+              <w:rPr>
+                <w:rFonts w:ascii="Consolas" w:hAnsi="Consolas"/>
+              </w:rPr>
+              <w:t xml:space="preserve"> fc_1  →  Linear(256, 128)</w:t>
             </w:r>
           </w:p>
           <w:p>
@@ -857,6 +1043,7 @@
               <w:t xml:space="preserve">        self.fc_1 = </w:t>
             </w:r>
             <w:proofErr w:type="spellStart"/>
+            <w:proofErr w:type="gramStart"/>
             <w:r>
               <w:rPr>
                 <w:rFonts w:ascii="Consolas" w:hAnsi="Consolas"/>
@@ -864,6 +1051,7 @@
               <w:t>nn.Linear</w:t>
             </w:r>
             <w:proofErr w:type="spellEnd"/>
+            <w:proofErr w:type="gramEnd"/>
             <w:r>
               <w:rPr>
                 <w:rFonts w:ascii="Consolas" w:hAnsi="Consolas"/>
@@ -904,7 +1092,21 @@
               <w:rPr>
                 <w:rFonts w:ascii="Consolas" w:hAnsi="Consolas"/>
               </w:rPr>
-              <w:t>        # TODO ①-H : fc_2  →  Linear(128, 10)</w:t>
+              <w:t>        # TODO ①-</w:t>
+            </w:r>
+            <w:proofErr w:type="gramStart"/>
+            <w:r>
+              <w:rPr>
+                <w:rFonts w:ascii="Consolas" w:hAnsi="Consolas"/>
+              </w:rPr>
+              <w:t>H :</w:t>
+            </w:r>
+            <w:proofErr w:type="gramEnd"/>
+            <w:r>
+              <w:rPr>
+                <w:rFonts w:ascii="Consolas" w:hAnsi="Consolas"/>
+              </w:rPr>
+              <w:t xml:space="preserve"> fc_2  →  Linear(128, 10)</w:t>
             </w:r>
           </w:p>
           <w:p>
@@ -925,6 +1127,7 @@
               <w:t xml:space="preserve">        self.fc_2 = </w:t>
             </w:r>
             <w:proofErr w:type="spellStart"/>
+            <w:proofErr w:type="gramStart"/>
             <w:r>
               <w:rPr>
                 <w:rFonts w:ascii="Consolas" w:hAnsi="Consolas"/>
@@ -932,6 +1135,7 @@
               <w:t>nn.Linear</w:t>
             </w:r>
             <w:proofErr w:type="spellEnd"/>
+            <w:proofErr w:type="gramEnd"/>
             <w:r>
               <w:rPr>
                 <w:rFonts w:ascii="Consolas" w:hAnsi="Consolas"/>
@@ -972,25 +1176,21 @@
               <w:rPr>
                 <w:rFonts w:ascii="Consolas" w:hAnsi="Consolas"/>
               </w:rPr>
-              <w:t>    def forward(self, x):</w:t>
-            </w:r>
-          </w:p>
-          <w:p>
-            <w:pPr>
-              <w:widowControl w:val="0"/>
-              <w:autoSpaceDE w:val="0"/>
-              <w:autoSpaceDN w:val="0"/>
-              <w:adjustRightInd w:val="0"/>
-              <w:spacing w:after="0" w:line="240" w:lineRule="auto"/>
-              <w:rPr>
-                <w:rFonts w:ascii="Consolas" w:hAnsi="Consolas"/>
-              </w:rPr>
-            </w:pPr>
-            <w:r>
-              <w:rPr>
-                <w:rFonts w:ascii="Consolas" w:hAnsi="Consolas"/>
-              </w:rPr>
-              <w:t>        x = self.conv_1(x)</w:t>
+              <w:t xml:space="preserve">    def </w:t>
+            </w:r>
+            <w:proofErr w:type="gramStart"/>
+            <w:r>
+              <w:rPr>
+                <w:rFonts w:ascii="Consolas" w:hAnsi="Consolas"/>
+              </w:rPr>
+              <w:t>forward(</w:t>
+            </w:r>
+            <w:proofErr w:type="gramEnd"/>
+            <w:r>
+              <w:rPr>
+                <w:rFonts w:ascii="Consolas" w:hAnsi="Consolas"/>
+              </w:rPr>
+              <w:t>self, x):</w:t>
             </w:r>
           </w:p>
           <w:p>
@@ -1010,7 +1210,40 @@
               </w:rPr>
               <w:t xml:space="preserve">        x = </w:t>
             </w:r>
+            <w:proofErr w:type="gramStart"/>
+            <w:r>
+              <w:rPr>
+                <w:rFonts w:ascii="Consolas" w:hAnsi="Consolas"/>
+              </w:rPr>
+              <w:t>self.conv</w:t>
+            </w:r>
+            <w:proofErr w:type="gramEnd"/>
+            <w:r>
+              <w:rPr>
+                <w:rFonts w:ascii="Consolas" w:hAnsi="Consolas"/>
+              </w:rPr>
+              <w:t>_1(x)</w:t>
+            </w:r>
+          </w:p>
+          <w:p>
+            <w:pPr>
+              <w:widowControl w:val="0"/>
+              <w:autoSpaceDE w:val="0"/>
+              <w:autoSpaceDN w:val="0"/>
+              <w:adjustRightInd w:val="0"/>
+              <w:spacing w:after="0" w:line="240" w:lineRule="auto"/>
+              <w:rPr>
+                <w:rFonts w:ascii="Consolas" w:hAnsi="Consolas"/>
+              </w:rPr>
+            </w:pPr>
+            <w:r>
+              <w:rPr>
+                <w:rFonts w:ascii="Consolas" w:hAnsi="Consolas"/>
+              </w:rPr>
+              <w:t xml:space="preserve">        x = </w:t>
+            </w:r>
             <w:proofErr w:type="spellStart"/>
+            <w:proofErr w:type="gramStart"/>
             <w:r>
               <w:rPr>
                 <w:rFonts w:ascii="Consolas" w:hAnsi="Consolas"/>
@@ -1018,6 +1251,7 @@
               <w:t>self.relu</w:t>
             </w:r>
             <w:proofErr w:type="spellEnd"/>
+            <w:proofErr w:type="gramEnd"/>
             <w:r>
               <w:rPr>
                 <w:rFonts w:ascii="Consolas" w:hAnsi="Consolas"/>
@@ -1040,25 +1274,53 @@
               <w:rPr>
                 <w:rFonts w:ascii="Consolas" w:hAnsi="Consolas"/>
               </w:rPr>
-              <w:t>        x = self.maxpool_1(x)</w:t>
-            </w:r>
-          </w:p>
-          <w:p>
-            <w:pPr>
-              <w:widowControl w:val="0"/>
-              <w:autoSpaceDE w:val="0"/>
-              <w:autoSpaceDN w:val="0"/>
-              <w:adjustRightInd w:val="0"/>
-              <w:spacing w:after="0" w:line="240" w:lineRule="auto"/>
-              <w:rPr>
-                <w:rFonts w:ascii="Consolas" w:hAnsi="Consolas"/>
-              </w:rPr>
-            </w:pPr>
-            <w:r>
-              <w:rPr>
-                <w:rFonts w:ascii="Consolas" w:hAnsi="Consolas"/>
-              </w:rPr>
-              <w:t>        x = self.conv_2(x)</w:t>
+              <w:t xml:space="preserve">        x = </w:t>
+            </w:r>
+            <w:proofErr w:type="gramStart"/>
+            <w:r>
+              <w:rPr>
+                <w:rFonts w:ascii="Consolas" w:hAnsi="Consolas"/>
+              </w:rPr>
+              <w:t>self.maxpool</w:t>
+            </w:r>
+            <w:proofErr w:type="gramEnd"/>
+            <w:r>
+              <w:rPr>
+                <w:rFonts w:ascii="Consolas" w:hAnsi="Consolas"/>
+              </w:rPr>
+              <w:t>_1(x)</w:t>
+            </w:r>
+          </w:p>
+          <w:p>
+            <w:pPr>
+              <w:widowControl w:val="0"/>
+              <w:autoSpaceDE w:val="0"/>
+              <w:autoSpaceDN w:val="0"/>
+              <w:adjustRightInd w:val="0"/>
+              <w:spacing w:after="0" w:line="240" w:lineRule="auto"/>
+              <w:rPr>
+                <w:rFonts w:ascii="Consolas" w:hAnsi="Consolas"/>
+              </w:rPr>
+            </w:pPr>
+            <w:r>
+              <w:rPr>
+                <w:rFonts w:ascii="Consolas" w:hAnsi="Consolas"/>
+              </w:rPr>
+              <w:t xml:space="preserve">        x = </w:t>
+            </w:r>
+            <w:proofErr w:type="gramStart"/>
+            <w:r>
+              <w:rPr>
+                <w:rFonts w:ascii="Consolas" w:hAnsi="Consolas"/>
+              </w:rPr>
+              <w:t>self.conv</w:t>
+            </w:r>
+            <w:proofErr w:type="gramEnd"/>
+            <w:r>
+              <w:rPr>
+                <w:rFonts w:ascii="Consolas" w:hAnsi="Consolas"/>
+              </w:rPr>
+              <w:t>_2(x)</w:t>
             </w:r>
           </w:p>
           <w:p>
@@ -1080,6 +1342,7 @@
               <w:t xml:space="preserve">        x = </w:t>
             </w:r>
             <w:proofErr w:type="spellStart"/>
+            <w:proofErr w:type="gramStart"/>
             <w:r>
               <w:rPr>
                 <w:rFonts w:ascii="Consolas" w:hAnsi="Consolas"/>
@@ -1087,6 +1350,7 @@
               <w:t>self.relu</w:t>
             </w:r>
             <w:proofErr w:type="spellEnd"/>
+            <w:proofErr w:type="gramEnd"/>
             <w:r>
               <w:rPr>
                 <w:rFonts w:ascii="Consolas" w:hAnsi="Consolas"/>
@@ -1109,45 +1373,74 @@
               <w:rPr>
                 <w:rFonts w:ascii="Consolas" w:hAnsi="Consolas"/>
               </w:rPr>
-              <w:t>        x = self.maxpool_2(x)</w:t>
-            </w:r>
-          </w:p>
-          <w:p>
-            <w:pPr>
-              <w:widowControl w:val="0"/>
-              <w:autoSpaceDE w:val="0"/>
-              <w:autoSpaceDN w:val="0"/>
-              <w:adjustRightInd w:val="0"/>
-              <w:spacing w:after="0" w:line="240" w:lineRule="auto"/>
-              <w:rPr>
-                <w:rFonts w:ascii="Consolas" w:hAnsi="Consolas"/>
-              </w:rPr>
-            </w:pPr>
-            <w:r>
-              <w:rPr>
-                <w:rFonts w:ascii="Consolas" w:hAnsi="Consolas"/>
-              </w:rPr>
-              <w:t>        x = self.conv_3(x)</w:t>
-            </w:r>
-          </w:p>
-          <w:p>
-            <w:pPr>
-              <w:widowControl w:val="0"/>
-              <w:autoSpaceDE w:val="0"/>
-              <w:autoSpaceDN w:val="0"/>
-              <w:adjustRightInd w:val="0"/>
-              <w:spacing w:after="0" w:line="240" w:lineRule="auto"/>
-              <w:rPr>
-                <w:rFonts w:ascii="Consolas" w:hAnsi="Consolas"/>
-              </w:rPr>
-            </w:pPr>
-            <w:r>
-              <w:rPr>
-                <w:rFonts w:ascii="Consolas" w:hAnsi="Consolas"/>
-              </w:rPr>
               <w:t xml:space="preserve">        x = </w:t>
             </w:r>
+            <w:proofErr w:type="gramStart"/>
+            <w:r>
+              <w:rPr>
+                <w:rFonts w:ascii="Consolas" w:hAnsi="Consolas"/>
+              </w:rPr>
+              <w:t>self.maxpool</w:t>
+            </w:r>
+            <w:proofErr w:type="gramEnd"/>
+            <w:r>
+              <w:rPr>
+                <w:rFonts w:ascii="Consolas" w:hAnsi="Consolas"/>
+              </w:rPr>
+              <w:t>_2(x)</w:t>
+            </w:r>
+          </w:p>
+          <w:p>
+            <w:pPr>
+              <w:widowControl w:val="0"/>
+              <w:autoSpaceDE w:val="0"/>
+              <w:autoSpaceDN w:val="0"/>
+              <w:adjustRightInd w:val="0"/>
+              <w:spacing w:after="0" w:line="240" w:lineRule="auto"/>
+              <w:rPr>
+                <w:rFonts w:ascii="Consolas" w:hAnsi="Consolas"/>
+              </w:rPr>
+            </w:pPr>
+            <w:r>
+              <w:rPr>
+                <w:rFonts w:ascii="Consolas" w:hAnsi="Consolas"/>
+              </w:rPr>
+              <w:t xml:space="preserve">        x = </w:t>
+            </w:r>
+            <w:proofErr w:type="gramStart"/>
+            <w:r>
+              <w:rPr>
+                <w:rFonts w:ascii="Consolas" w:hAnsi="Consolas"/>
+              </w:rPr>
+              <w:t>self.conv</w:t>
+            </w:r>
+            <w:proofErr w:type="gramEnd"/>
+            <w:r>
+              <w:rPr>
+                <w:rFonts w:ascii="Consolas" w:hAnsi="Consolas"/>
+              </w:rPr>
+              <w:t>_3(x)</w:t>
+            </w:r>
+          </w:p>
+          <w:p>
+            <w:pPr>
+              <w:widowControl w:val="0"/>
+              <w:autoSpaceDE w:val="0"/>
+              <w:autoSpaceDN w:val="0"/>
+              <w:adjustRightInd w:val="0"/>
+              <w:spacing w:after="0" w:line="240" w:lineRule="auto"/>
+              <w:rPr>
+                <w:rFonts w:ascii="Consolas" w:hAnsi="Consolas"/>
+              </w:rPr>
+            </w:pPr>
+            <w:r>
+              <w:rPr>
+                <w:rFonts w:ascii="Consolas" w:hAnsi="Consolas"/>
+              </w:rPr>
+              <w:t xml:space="preserve">        x = </w:t>
+            </w:r>
             <w:proofErr w:type="spellStart"/>
+            <w:proofErr w:type="gramStart"/>
             <w:r>
               <w:rPr>
                 <w:rFonts w:ascii="Consolas" w:hAnsi="Consolas"/>
@@ -1155,6 +1448,7 @@
               <w:t>x.view</w:t>
             </w:r>
             <w:proofErr w:type="spellEnd"/>
+            <w:proofErr w:type="gramEnd"/>
             <w:r>
               <w:rPr>
                 <w:rFonts w:ascii="Consolas" w:hAnsi="Consolas"/>
@@ -1198,6 +1492,7 @@
               <w:t xml:space="preserve">        x = </w:t>
             </w:r>
             <w:proofErr w:type="spellStart"/>
+            <w:proofErr w:type="gramStart"/>
             <w:r>
               <w:rPr>
                 <w:rFonts w:ascii="Consolas" w:hAnsi="Consolas"/>
@@ -1205,6 +1500,7 @@
               <w:t>self.relu</w:t>
             </w:r>
             <w:proofErr w:type="spellEnd"/>
+            <w:proofErr w:type="gramEnd"/>
             <w:r>
               <w:rPr>
                 <w:rFonts w:ascii="Consolas" w:hAnsi="Consolas"/>
@@ -1263,7 +1559,21 @@
               <w:rPr>
                 <w:rFonts w:ascii="Consolas" w:hAnsi="Consolas"/>
               </w:rPr>
-              <w:t xml:space="preserve">        # TODO ② : </w:t>
+              <w:t xml:space="preserve">        # TODO </w:t>
+            </w:r>
+            <w:proofErr w:type="gramStart"/>
+            <w:r>
+              <w:rPr>
+                <w:rFonts w:ascii="Consolas" w:hAnsi="Consolas"/>
+              </w:rPr>
+              <w:t>② :</w:t>
+            </w:r>
+            <w:proofErr w:type="gramEnd"/>
+            <w:r>
+              <w:rPr>
+                <w:rFonts w:ascii="Consolas" w:hAnsi="Consolas"/>
+              </w:rPr>
+              <w:t xml:space="preserve"> </w:t>
             </w:r>
             <w:proofErr w:type="spellStart"/>
             <w:r>
@@ -1484,6 +1794,7 @@
               <w:t xml:space="preserve"> = sum(</w:t>
             </w:r>
             <w:proofErr w:type="spellStart"/>
+            <w:proofErr w:type="gramStart"/>
             <w:r>
               <w:rPr>
                 <w:rFonts w:ascii="Consolas" w:hAnsi="Consolas"/>
@@ -1491,6 +1802,7 @@
               <w:t>p.numel</w:t>
             </w:r>
             <w:proofErr w:type="spellEnd"/>
+            <w:proofErr w:type="gramEnd"/>
             <w:r>
               <w:rPr>
                 <w:rFonts w:ascii="Consolas" w:hAnsi="Consolas"/>
@@ -1558,14 +1870,28 @@
               <w:rPr>
                 <w:rFonts w:ascii="Consolas" w:hAnsi="Consolas"/>
               </w:rPr>
-              <w:t>total_params</w:t>
+              <w:t>total_</w:t>
+            </w:r>
+            <w:proofErr w:type="gramStart"/>
+            <w:r>
+              <w:rPr>
+                <w:rFonts w:ascii="Consolas" w:hAnsi="Consolas"/>
+              </w:rPr>
+              <w:t>params</w:t>
             </w:r>
             <w:proofErr w:type="spellEnd"/>
             <w:r>
               <w:rPr>
                 <w:rFonts w:ascii="Consolas" w:hAnsi="Consolas"/>
               </w:rPr>
-              <w:t>:,}</w:t>
+              <w:t>:,</w:t>
+            </w:r>
+            <w:proofErr w:type="gramEnd"/>
+            <w:r>
+              <w:rPr>
+                <w:rFonts w:ascii="Consolas" w:hAnsi="Consolas"/>
+              </w:rPr>
+              <w:t>}</w:t>
             </w:r>
             <w:r>
               <w:rPr>
@@ -1685,7 +2011,21 @@
               <w:rPr>
                 <w:rFonts w:ascii="Consolas" w:hAnsi="Consolas"/>
               </w:rPr>
-              <w:t xml:space="preserve"># TODO ③ : epochs </w:t>
+              <w:t xml:space="preserve"># TODO </w:t>
+            </w:r>
+            <w:proofErr w:type="gramStart"/>
+            <w:r>
+              <w:rPr>
+                <w:rFonts w:ascii="Consolas" w:hAnsi="Consolas"/>
+              </w:rPr>
+              <w:t>③ :</w:t>
+            </w:r>
+            <w:proofErr w:type="gramEnd"/>
+            <w:r>
+              <w:rPr>
+                <w:rFonts w:ascii="Consolas" w:hAnsi="Consolas"/>
+              </w:rPr>
+              <w:t xml:space="preserve"> epochs </w:t>
             </w:r>
             <w:r>
               <w:rPr>
@@ -1765,7 +2105,21 @@
               <w:rPr>
                 <w:rFonts w:ascii="Consolas" w:hAnsi="Consolas"/>
               </w:rPr>
-              <w:t xml:space="preserve"># TODO ④ : </w:t>
+              <w:t xml:space="preserve"># TODO </w:t>
+            </w:r>
+            <w:proofErr w:type="gramStart"/>
+            <w:r>
+              <w:rPr>
+                <w:rFonts w:ascii="Consolas" w:hAnsi="Consolas"/>
+              </w:rPr>
+              <w:t>④ :</w:t>
+            </w:r>
+            <w:proofErr w:type="gramEnd"/>
+            <w:r>
+              <w:rPr>
+                <w:rFonts w:ascii="Consolas" w:hAnsi="Consolas"/>
+              </w:rPr>
+              <w:t xml:space="preserve"> </w:t>
             </w:r>
             <w:r>
               <w:rPr>
@@ -1942,6 +2296,7 @@
               <w:t xml:space="preserve">optimizer     = </w:t>
             </w:r>
             <w:proofErr w:type="spellStart"/>
+            <w:proofErr w:type="gramStart"/>
             <w:r>
               <w:rPr>
                 <w:rFonts w:ascii="Consolas" w:hAnsi="Consolas"/>
@@ -1949,6 +2304,7 @@
               <w:t>optim.Adadelta</w:t>
             </w:r>
             <w:proofErr w:type="spellEnd"/>
+            <w:proofErr w:type="gramEnd"/>
             <w:r>
               <w:rPr>
                 <w:rFonts w:ascii="Consolas" w:hAnsi="Consolas"/>
@@ -2020,9 +2376,17 @@
               <w:rPr>
                 <w:rFonts w:ascii="Consolas" w:hAnsi="Consolas"/>
               </w:rPr>
-              <w:t>optim.lr_scheduler.StepLR</w:t>
+              <w:t>optim.lr_</w:t>
+            </w:r>
+            <w:proofErr w:type="gramStart"/>
+            <w:r>
+              <w:rPr>
+                <w:rFonts w:ascii="Consolas" w:hAnsi="Consolas"/>
+              </w:rPr>
+              <w:t>scheduler.StepLR</w:t>
             </w:r>
             <w:proofErr w:type="spellEnd"/>
+            <w:proofErr w:type="gramEnd"/>
             <w:r>
               <w:rPr>
                 <w:rFonts w:ascii="Consolas" w:hAnsi="Consolas"/>
@@ -2070,6 +2434,7 @@
               <w:t xml:space="preserve"> = </w:t>
             </w:r>
             <w:proofErr w:type="spellStart"/>
+            <w:proofErr w:type="gramStart"/>
             <w:r>
               <w:rPr>
                 <w:rFonts w:ascii="Consolas" w:hAnsi="Consolas"/>
@@ -2077,6 +2442,7 @@
               <w:t>nn.CrossEntropyLoss</w:t>
             </w:r>
             <w:proofErr w:type="spellEnd"/>
+            <w:proofErr w:type="gramEnd"/>
             <w:r>
               <w:rPr>
                 <w:rFonts w:ascii="Consolas" w:hAnsi="Consolas"/>
@@ -2123,7 +2489,14 @@
               <w:rPr>
                 <w:rFonts w:ascii="Consolas" w:hAnsi="Consolas"/>
               </w:rPr>
-              <w:t>: {STUDENT_ID}  </w:t>
+              <w:t>: {STUDENT_ID</w:t>
+            </w:r>
+            <w:proofErr w:type="gramStart"/>
+            <w:r>
+              <w:rPr>
+                <w:rFonts w:ascii="Consolas" w:hAnsi="Consolas"/>
+              </w:rPr>
+              <w:t>}  </w:t>
             </w:r>
             <w:r>
               <w:rPr>
@@ -2131,6 +2504,7 @@
               </w:rPr>
               <w:t>이름</w:t>
             </w:r>
+            <w:proofErr w:type="gramEnd"/>
             <w:r>
               <w:rPr>
                 <w:rFonts w:ascii="Consolas" w:hAnsi="Consolas"/>
@@ -2167,7 +2541,14 @@
               <w:rPr>
                 <w:rFonts w:ascii="Consolas" w:hAnsi="Consolas"/>
               </w:rPr>
-              <w:t>={epochs}  </w:t>
+              <w:t>={</w:t>
+            </w:r>
+            <w:proofErr w:type="gramStart"/>
+            <w:r>
+              <w:rPr>
+                <w:rFonts w:ascii="Consolas" w:hAnsi="Consolas"/>
+              </w:rPr>
+              <w:t>epochs}  </w:t>
             </w:r>
             <w:proofErr w:type="spellStart"/>
             <w:r>
@@ -2177,6 +2558,7 @@
               <w:t>lr</w:t>
             </w:r>
             <w:proofErr w:type="spellEnd"/>
+            <w:proofErr w:type="gramEnd"/>
             <w:r>
               <w:rPr>
                 <w:rFonts w:ascii="Consolas" w:hAnsi="Consolas"/>
@@ -2990,7 +3372,29 @@
                 <w:color w:val="7F0055"/>
                 <w:sz w:val="20"/>
               </w:rPr>
-              <w:t xml:space="preserve"># TODO ① : </w:t>
+              <w:t xml:space="preserve"># TODO </w:t>
+            </w:r>
+            <w:proofErr w:type="gramStart"/>
+            <w:r>
+              <w:rPr>
+                <w:rFonts w:ascii="Consolas" w:eastAsiaTheme="minorEastAsia" w:hAnsi="Consolas" w:cs="Consolas"/>
+                <w:b/>
+                <w:bCs/>
+                <w:color w:val="7F0055"/>
+                <w:sz w:val="20"/>
+              </w:rPr>
+              <w:t>① :</w:t>
+            </w:r>
+            <w:proofErr w:type="gramEnd"/>
+            <w:r>
+              <w:rPr>
+                <w:rFonts w:ascii="Consolas" w:eastAsiaTheme="minorEastAsia" w:hAnsi="Consolas" w:cs="Consolas"/>
+                <w:b/>
+                <w:bCs/>
+                <w:color w:val="7F0055"/>
+                <w:sz w:val="20"/>
+              </w:rPr>
+              <w:t xml:space="preserve"> </w:t>
             </w:r>
             <w:proofErr w:type="spellStart"/>
             <w:r>
@@ -3149,6 +3553,674 @@
                 <w:color w:val="7F0055"/>
                 <w:sz w:val="20"/>
               </w:rPr>
+              <w:t>num_</w:t>
+            </w:r>
+            <w:proofErr w:type="gramStart"/>
+            <w:r>
+              <w:rPr>
+                <w:rFonts w:ascii="Consolas" w:eastAsiaTheme="minorEastAsia" w:hAnsi="Consolas" w:cs="Consolas"/>
+                <w:b/>
+                <w:bCs/>
+                <w:color w:val="7F0055"/>
+                <w:sz w:val="20"/>
+              </w:rPr>
+              <w:t>epochs</w:t>
+            </w:r>
+            <w:proofErr w:type="spellEnd"/>
+            <w:r>
+              <w:rPr>
+                <w:rFonts w:ascii="Consolas" w:eastAsiaTheme="minorEastAsia" w:hAnsi="Consolas" w:cs="Consolas"/>
+                <w:b/>
+                <w:bCs/>
+                <w:color w:val="7F0055"/>
+                <w:sz w:val="20"/>
+              </w:rPr>
+              <w:t xml:space="preserve">  =</w:t>
+            </w:r>
+            <w:proofErr w:type="gramEnd"/>
+            <w:r>
+              <w:rPr>
+                <w:rFonts w:ascii="Consolas" w:eastAsiaTheme="minorEastAsia" w:hAnsi="Consolas" w:cs="Consolas"/>
+                <w:b/>
+                <w:bCs/>
+                <w:color w:val="7F0055"/>
+                <w:sz w:val="20"/>
+              </w:rPr>
+              <w:t xml:space="preserve"> 20         # ← </w:t>
+            </w:r>
+            <w:r>
+              <w:rPr>
+                <w:rFonts w:ascii="Consolas" w:eastAsiaTheme="minorEastAsia" w:hAnsi="Consolas" w:cs="Consolas"/>
+                <w:b/>
+                <w:bCs/>
+                <w:color w:val="7F0055"/>
+                <w:sz w:val="20"/>
+              </w:rPr>
+              <w:t>수정</w:t>
+            </w:r>
+            <w:r>
+              <w:rPr>
+                <w:rFonts w:ascii="Consolas" w:eastAsiaTheme="minorEastAsia" w:hAnsi="Consolas" w:cs="Consolas"/>
+                <w:b/>
+                <w:bCs/>
+                <w:color w:val="7F0055"/>
+                <w:sz w:val="20"/>
+              </w:rPr>
+              <w:t xml:space="preserve"> </w:t>
+            </w:r>
+            <w:r>
+              <w:rPr>
+                <w:rFonts w:ascii="Consolas" w:eastAsiaTheme="minorEastAsia" w:hAnsi="Consolas" w:cs="Consolas"/>
+                <w:b/>
+                <w:bCs/>
+                <w:color w:val="7F0055"/>
+                <w:sz w:val="20"/>
+              </w:rPr>
+              <w:t>대상</w:t>
+            </w:r>
+          </w:p>
+          <w:p>
+            <w:pPr>
+              <w:widowControl w:val="0"/>
+              <w:autoSpaceDE w:val="0"/>
+              <w:autoSpaceDN w:val="0"/>
+              <w:adjustRightInd w:val="0"/>
+              <w:spacing w:after="0" w:line="240" w:lineRule="auto"/>
+              <w:rPr>
+                <w:rFonts w:ascii="Consolas" w:eastAsiaTheme="minorEastAsia" w:hAnsi="Consolas" w:cs="Consolas"/>
+                <w:b/>
+                <w:bCs/>
+                <w:color w:val="7F0055"/>
+                <w:sz w:val="20"/>
+              </w:rPr>
+            </w:pPr>
+            <w:proofErr w:type="spellStart"/>
+            <w:r>
+              <w:rPr>
+                <w:rFonts w:ascii="Consolas" w:eastAsiaTheme="minorEastAsia" w:hAnsi="Consolas" w:cs="Consolas"/>
+                <w:b/>
+                <w:bCs/>
+                <w:color w:val="7F0055"/>
+                <w:sz w:val="20"/>
+              </w:rPr>
+              <w:t>batch_</w:t>
+            </w:r>
+            <w:proofErr w:type="gramStart"/>
+            <w:r>
+              <w:rPr>
+                <w:rFonts w:ascii="Consolas" w:eastAsiaTheme="minorEastAsia" w:hAnsi="Consolas" w:cs="Consolas"/>
+                <w:b/>
+                <w:bCs/>
+                <w:color w:val="7F0055"/>
+                <w:sz w:val="20"/>
+              </w:rPr>
+              <w:t>size</w:t>
+            </w:r>
+            <w:proofErr w:type="spellEnd"/>
+            <w:r>
+              <w:rPr>
+                <w:rFonts w:ascii="Consolas" w:eastAsiaTheme="minorEastAsia" w:hAnsi="Consolas" w:cs="Consolas"/>
+                <w:b/>
+                <w:bCs/>
+                <w:color w:val="7F0055"/>
+                <w:sz w:val="20"/>
+              </w:rPr>
+              <w:t xml:space="preserve">  =</w:t>
+            </w:r>
+            <w:proofErr w:type="gramEnd"/>
+            <w:r>
+              <w:rPr>
+                <w:rFonts w:ascii="Consolas" w:eastAsiaTheme="minorEastAsia" w:hAnsi="Consolas" w:cs="Consolas"/>
+                <w:b/>
+                <w:bCs/>
+                <w:color w:val="7F0055"/>
+                <w:sz w:val="20"/>
+              </w:rPr>
+              <w:t xml:space="preserve"> 128         # ← </w:t>
+            </w:r>
+            <w:r>
+              <w:rPr>
+                <w:rFonts w:ascii="Consolas" w:eastAsiaTheme="minorEastAsia" w:hAnsi="Consolas" w:cs="Consolas"/>
+                <w:b/>
+                <w:bCs/>
+                <w:color w:val="7F0055"/>
+                <w:sz w:val="20"/>
+              </w:rPr>
+              <w:t>수정</w:t>
+            </w:r>
+            <w:r>
+              <w:rPr>
+                <w:rFonts w:ascii="Consolas" w:eastAsiaTheme="minorEastAsia" w:hAnsi="Consolas" w:cs="Consolas"/>
+                <w:b/>
+                <w:bCs/>
+                <w:color w:val="7F0055"/>
+                <w:sz w:val="20"/>
+              </w:rPr>
+              <w:t xml:space="preserve"> </w:t>
+            </w:r>
+            <w:r>
+              <w:rPr>
+                <w:rFonts w:ascii="Consolas" w:eastAsiaTheme="minorEastAsia" w:hAnsi="Consolas" w:cs="Consolas"/>
+                <w:b/>
+                <w:bCs/>
+                <w:color w:val="7F0055"/>
+                <w:sz w:val="20"/>
+              </w:rPr>
+              <w:t>대상</w:t>
+            </w:r>
+          </w:p>
+          <w:p>
+            <w:pPr>
+              <w:widowControl w:val="0"/>
+              <w:autoSpaceDE w:val="0"/>
+              <w:autoSpaceDN w:val="0"/>
+              <w:adjustRightInd w:val="0"/>
+              <w:spacing w:after="0" w:line="240" w:lineRule="auto"/>
+              <w:rPr>
+                <w:rFonts w:ascii="Consolas" w:eastAsiaTheme="minorEastAsia" w:hAnsi="Consolas" w:cs="Consolas"/>
+                <w:b/>
+                <w:bCs/>
+                <w:color w:val="7F0055"/>
+                <w:sz w:val="20"/>
+              </w:rPr>
+            </w:pPr>
+            <w:proofErr w:type="spellStart"/>
+            <w:r>
+              <w:rPr>
+                <w:rFonts w:ascii="Consolas" w:eastAsiaTheme="minorEastAsia" w:hAnsi="Consolas" w:cs="Consolas"/>
+                <w:b/>
+                <w:bCs/>
+                <w:color w:val="7F0055"/>
+                <w:sz w:val="20"/>
+              </w:rPr>
+              <w:t>image_</w:t>
+            </w:r>
+            <w:proofErr w:type="gramStart"/>
+            <w:r>
+              <w:rPr>
+                <w:rFonts w:ascii="Consolas" w:eastAsiaTheme="minorEastAsia" w:hAnsi="Consolas" w:cs="Consolas"/>
+                <w:b/>
+                <w:bCs/>
+                <w:color w:val="7F0055"/>
+                <w:sz w:val="20"/>
+              </w:rPr>
+              <w:t>size</w:t>
+            </w:r>
+            <w:proofErr w:type="spellEnd"/>
+            <w:r>
+              <w:rPr>
+                <w:rFonts w:ascii="Consolas" w:eastAsiaTheme="minorEastAsia" w:hAnsi="Consolas" w:cs="Consolas"/>
+                <w:b/>
+                <w:bCs/>
+                <w:color w:val="7F0055"/>
+                <w:sz w:val="20"/>
+              </w:rPr>
+              <w:t xml:space="preserve">  =</w:t>
+            </w:r>
+            <w:proofErr w:type="gramEnd"/>
+            <w:r>
+              <w:rPr>
+                <w:rFonts w:ascii="Consolas" w:eastAsiaTheme="minorEastAsia" w:hAnsi="Consolas" w:cs="Consolas"/>
+                <w:b/>
+                <w:bCs/>
+                <w:color w:val="7F0055"/>
+                <w:sz w:val="20"/>
+              </w:rPr>
+              <w:t xml:space="preserve"> 784         # </w:t>
+            </w:r>
+            <w:r>
+              <w:rPr>
+                <w:rFonts w:ascii="Consolas" w:eastAsiaTheme="minorEastAsia" w:hAnsi="Consolas" w:cs="Consolas"/>
+                <w:b/>
+                <w:bCs/>
+                <w:color w:val="7F0055"/>
+                <w:sz w:val="20"/>
+              </w:rPr>
+              <w:t>수정</w:t>
+            </w:r>
+            <w:r>
+              <w:rPr>
+                <w:rFonts w:ascii="Consolas" w:eastAsiaTheme="minorEastAsia" w:hAnsi="Consolas" w:cs="Consolas"/>
+                <w:b/>
+                <w:bCs/>
+                <w:color w:val="7F0055"/>
+                <w:sz w:val="20"/>
+              </w:rPr>
+              <w:t xml:space="preserve"> </w:t>
+            </w:r>
+            <w:r>
+              <w:rPr>
+                <w:rFonts w:ascii="Consolas" w:eastAsiaTheme="minorEastAsia" w:hAnsi="Consolas" w:cs="Consolas"/>
+                <w:b/>
+                <w:bCs/>
+                <w:color w:val="7F0055"/>
+                <w:sz w:val="20"/>
+              </w:rPr>
+              <w:t>금지</w:t>
+            </w:r>
+          </w:p>
+          <w:p>
+            <w:pPr>
+              <w:widowControl w:val="0"/>
+              <w:autoSpaceDE w:val="0"/>
+              <w:autoSpaceDN w:val="0"/>
+              <w:adjustRightInd w:val="0"/>
+              <w:spacing w:after="0" w:line="240" w:lineRule="auto"/>
+              <w:rPr>
+                <w:rFonts w:ascii="Consolas" w:eastAsiaTheme="minorEastAsia" w:hAnsi="Consolas" w:cs="Consolas"/>
+                <w:b/>
+                <w:bCs/>
+                <w:color w:val="7F0055"/>
+                <w:sz w:val="20"/>
+              </w:rPr>
+            </w:pPr>
+          </w:p>
+          <w:p>
+            <w:pPr>
+              <w:widowControl w:val="0"/>
+              <w:autoSpaceDE w:val="0"/>
+              <w:autoSpaceDN w:val="0"/>
+              <w:adjustRightInd w:val="0"/>
+              <w:spacing w:after="0" w:line="240" w:lineRule="auto"/>
+              <w:rPr>
+                <w:rFonts w:ascii="Consolas" w:eastAsiaTheme="minorEastAsia" w:hAnsi="Consolas" w:cs="Consolas"/>
+                <w:b/>
+                <w:bCs/>
+                <w:color w:val="7F0055"/>
+                <w:sz w:val="20"/>
+              </w:rPr>
+            </w:pPr>
+            <w:r>
+              <w:rPr>
+                <w:rFonts w:ascii="Consolas" w:eastAsiaTheme="minorEastAsia" w:hAnsi="Consolas" w:cs="Consolas"/>
+                <w:b/>
+                <w:bCs/>
+                <w:color w:val="7F0055"/>
+                <w:sz w:val="20"/>
+              </w:rPr>
+              <w:t xml:space="preserve"># TODO </w:t>
+            </w:r>
+            <w:proofErr w:type="gramStart"/>
+            <w:r>
+              <w:rPr>
+                <w:rFonts w:ascii="Consolas" w:eastAsiaTheme="minorEastAsia" w:hAnsi="Consolas" w:cs="Consolas"/>
+                <w:b/>
+                <w:bCs/>
+                <w:color w:val="7F0055"/>
+                <w:sz w:val="20"/>
+              </w:rPr>
+              <w:t>④ :</w:t>
+            </w:r>
+            <w:proofErr w:type="gramEnd"/>
+            <w:r>
+              <w:rPr>
+                <w:rFonts w:ascii="Consolas" w:eastAsiaTheme="minorEastAsia" w:hAnsi="Consolas" w:cs="Consolas"/>
+                <w:b/>
+                <w:bCs/>
+                <w:color w:val="7F0055"/>
+                <w:sz w:val="20"/>
+              </w:rPr>
+              <w:t xml:space="preserve"> </w:t>
+            </w:r>
+            <w:r>
+              <w:rPr>
+                <w:rFonts w:ascii="Consolas" w:eastAsiaTheme="minorEastAsia" w:hAnsi="Consolas" w:cs="Consolas"/>
+                <w:b/>
+                <w:bCs/>
+                <w:color w:val="7F0055"/>
+                <w:sz w:val="20"/>
+              </w:rPr>
+              <w:t>학번</w:t>
+            </w:r>
+            <w:r>
+              <w:rPr>
+                <w:rFonts w:ascii="Consolas" w:eastAsiaTheme="minorEastAsia" w:hAnsi="Consolas" w:cs="Consolas"/>
+                <w:b/>
+                <w:bCs/>
+                <w:color w:val="7F0055"/>
+                <w:sz w:val="20"/>
+              </w:rPr>
+              <w:t>/</w:t>
+            </w:r>
+            <w:r>
+              <w:rPr>
+                <w:rFonts w:ascii="Consolas" w:eastAsiaTheme="minorEastAsia" w:hAnsi="Consolas" w:cs="Consolas"/>
+                <w:b/>
+                <w:bCs/>
+                <w:color w:val="7F0055"/>
+                <w:sz w:val="20"/>
+              </w:rPr>
+              <w:t>이름</w:t>
+            </w:r>
+            <w:r>
+              <w:rPr>
+                <w:rFonts w:ascii="Consolas" w:eastAsiaTheme="minorEastAsia" w:hAnsi="Consolas" w:cs="Consolas"/>
+                <w:b/>
+                <w:bCs/>
+                <w:color w:val="7F0055"/>
+                <w:sz w:val="20"/>
+              </w:rPr>
+              <w:t xml:space="preserve"> (</w:t>
+            </w:r>
+            <w:r>
+              <w:rPr>
+                <w:rFonts w:ascii="Consolas" w:eastAsiaTheme="minorEastAsia" w:hAnsi="Consolas" w:cs="Consolas"/>
+                <w:b/>
+                <w:bCs/>
+                <w:color w:val="7F0055"/>
+                <w:sz w:val="20"/>
+              </w:rPr>
+              <w:t>필수</w:t>
+            </w:r>
+            <w:r>
+              <w:rPr>
+                <w:rFonts w:ascii="Consolas" w:eastAsiaTheme="minorEastAsia" w:hAnsi="Consolas" w:cs="Consolas"/>
+                <w:b/>
+                <w:bCs/>
+                <w:color w:val="7F0055"/>
+                <w:sz w:val="20"/>
+              </w:rPr>
+              <w:t>)</w:t>
+            </w:r>
+          </w:p>
+          <w:p>
+            <w:pPr>
+              <w:widowControl w:val="0"/>
+              <w:autoSpaceDE w:val="0"/>
+              <w:autoSpaceDN w:val="0"/>
+              <w:adjustRightInd w:val="0"/>
+              <w:spacing w:after="0" w:line="240" w:lineRule="auto"/>
+              <w:rPr>
+                <w:rFonts w:ascii="Consolas" w:eastAsiaTheme="minorEastAsia" w:hAnsi="Consolas" w:cs="Consolas"/>
+                <w:b/>
+                <w:bCs/>
+                <w:color w:val="7F0055"/>
+                <w:sz w:val="20"/>
+              </w:rPr>
+            </w:pPr>
+            <w:r>
+              <w:rPr>
+                <w:rFonts w:ascii="Consolas" w:eastAsiaTheme="minorEastAsia" w:hAnsi="Consolas" w:cs="Consolas"/>
+                <w:b/>
+                <w:bCs/>
+                <w:color w:val="7F0055"/>
+                <w:sz w:val="20"/>
+              </w:rPr>
+              <w:t>STUDENT_ID   = "2023103987" # (e.g., 20000000000)</w:t>
+            </w:r>
+          </w:p>
+          <w:p>
+            <w:pPr>
+              <w:widowControl w:val="0"/>
+              <w:autoSpaceDE w:val="0"/>
+              <w:autoSpaceDN w:val="0"/>
+              <w:adjustRightInd w:val="0"/>
+              <w:spacing w:after="0" w:line="240" w:lineRule="auto"/>
+              <w:rPr>
+                <w:rFonts w:ascii="Consolas" w:eastAsiaTheme="minorEastAsia" w:hAnsi="Consolas" w:cs="Consolas"/>
+                <w:b/>
+                <w:bCs/>
+                <w:color w:val="7F0055"/>
+                <w:sz w:val="20"/>
+              </w:rPr>
+            </w:pPr>
+            <w:r>
+              <w:rPr>
+                <w:rFonts w:ascii="Consolas" w:eastAsiaTheme="minorEastAsia" w:hAnsi="Consolas" w:cs="Consolas"/>
+                <w:b/>
+                <w:bCs/>
+                <w:color w:val="7F0055"/>
+                <w:sz w:val="20"/>
+              </w:rPr>
+              <w:t>STUDENT_NAME = "</w:t>
+            </w:r>
+            <w:r>
+              <w:rPr>
+                <w:rFonts w:ascii="Consolas" w:eastAsiaTheme="minorEastAsia" w:hAnsi="Consolas" w:cs="Consolas"/>
+                <w:b/>
+                <w:bCs/>
+                <w:color w:val="7F0055"/>
+                <w:sz w:val="20"/>
+              </w:rPr>
+              <w:t>박성준</w:t>
+            </w:r>
+            <w:r>
+              <w:rPr>
+                <w:rFonts w:ascii="Consolas" w:eastAsiaTheme="minorEastAsia" w:hAnsi="Consolas" w:cs="Consolas"/>
+                <w:b/>
+                <w:bCs/>
+                <w:color w:val="7F0055"/>
+                <w:sz w:val="20"/>
+              </w:rPr>
+              <w:t>" # (e.g., Hong Gil Dong)</w:t>
+            </w:r>
+          </w:p>
+          <w:p>
+            <w:pPr>
+              <w:widowControl w:val="0"/>
+              <w:autoSpaceDE w:val="0"/>
+              <w:autoSpaceDN w:val="0"/>
+              <w:adjustRightInd w:val="0"/>
+              <w:spacing w:after="0" w:line="240" w:lineRule="auto"/>
+              <w:rPr>
+                <w:rFonts w:ascii="Consolas" w:eastAsiaTheme="minorEastAsia" w:hAnsi="Consolas" w:cs="Consolas"/>
+                <w:b/>
+                <w:bCs/>
+                <w:color w:val="7F0055"/>
+                <w:sz w:val="20"/>
+              </w:rPr>
+            </w:pPr>
+          </w:p>
+          <w:p>
+            <w:pPr>
+              <w:widowControl w:val="0"/>
+              <w:autoSpaceDE w:val="0"/>
+              <w:autoSpaceDN w:val="0"/>
+              <w:adjustRightInd w:val="0"/>
+              <w:spacing w:after="0" w:line="240" w:lineRule="auto"/>
+              <w:rPr>
+                <w:rFonts w:ascii="Consolas" w:eastAsiaTheme="minorEastAsia" w:hAnsi="Consolas" w:cs="Consolas"/>
+                <w:b/>
+                <w:bCs/>
+                <w:color w:val="7F0055"/>
+                <w:sz w:val="20"/>
+              </w:rPr>
+            </w:pPr>
+            <w:r>
+              <w:rPr>
+                <w:rFonts w:ascii="Consolas" w:eastAsiaTheme="minorEastAsia" w:hAnsi="Consolas" w:cs="Consolas"/>
+                <w:b/>
+                <w:bCs/>
+                <w:color w:val="7F0055"/>
+                <w:sz w:val="20"/>
+              </w:rPr>
+              <w:t xml:space="preserve"># ===== </w:t>
+            </w:r>
+            <w:r>
+              <w:rPr>
+                <w:rFonts w:ascii="Consolas" w:eastAsiaTheme="minorEastAsia" w:hAnsi="Consolas" w:cs="Consolas"/>
+                <w:b/>
+                <w:bCs/>
+                <w:color w:val="7F0055"/>
+                <w:sz w:val="20"/>
+              </w:rPr>
+              <w:t>수정</w:t>
+            </w:r>
+            <w:r>
+              <w:rPr>
+                <w:rFonts w:ascii="Consolas" w:eastAsiaTheme="minorEastAsia" w:hAnsi="Consolas" w:cs="Consolas"/>
+                <w:b/>
+                <w:bCs/>
+                <w:color w:val="7F0055"/>
+                <w:sz w:val="20"/>
+              </w:rPr>
+              <w:t xml:space="preserve"> </w:t>
+            </w:r>
+            <w:r>
+              <w:rPr>
+                <w:rFonts w:ascii="Consolas" w:eastAsiaTheme="minorEastAsia" w:hAnsi="Consolas" w:cs="Consolas"/>
+                <w:b/>
+                <w:bCs/>
+                <w:color w:val="7F0055"/>
+                <w:sz w:val="20"/>
+              </w:rPr>
+              <w:t>금지</w:t>
+            </w:r>
+            <w:r>
+              <w:rPr>
+                <w:rFonts w:ascii="Consolas" w:eastAsiaTheme="minorEastAsia" w:hAnsi="Consolas" w:cs="Consolas"/>
+                <w:b/>
+                <w:bCs/>
+                <w:color w:val="7F0055"/>
+                <w:sz w:val="20"/>
+              </w:rPr>
+              <w:t xml:space="preserve"> =====</w:t>
+            </w:r>
+          </w:p>
+          <w:p>
+            <w:pPr>
+              <w:widowControl w:val="0"/>
+              <w:autoSpaceDE w:val="0"/>
+              <w:autoSpaceDN w:val="0"/>
+              <w:adjustRightInd w:val="0"/>
+              <w:spacing w:after="0" w:line="240" w:lineRule="auto"/>
+              <w:rPr>
+                <w:rFonts w:ascii="Consolas" w:eastAsiaTheme="minorEastAsia" w:hAnsi="Consolas" w:cs="Consolas"/>
+                <w:b/>
+                <w:bCs/>
+                <w:color w:val="7F0055"/>
+                <w:sz w:val="20"/>
+              </w:rPr>
+            </w:pPr>
+            <w:r>
+              <w:rPr>
+                <w:rFonts w:ascii="Consolas" w:eastAsiaTheme="minorEastAsia" w:hAnsi="Consolas" w:cs="Consolas"/>
+                <w:b/>
+                <w:bCs/>
+                <w:color w:val="7F0055"/>
+                <w:sz w:val="20"/>
+              </w:rPr>
+              <w:t>print(</w:t>
+            </w:r>
+            <w:proofErr w:type="spellStart"/>
+            <w:r>
+              <w:rPr>
+                <w:rFonts w:ascii="Consolas" w:eastAsiaTheme="minorEastAsia" w:hAnsi="Consolas" w:cs="Consolas"/>
+                <w:b/>
+                <w:bCs/>
+                <w:color w:val="7F0055"/>
+                <w:sz w:val="20"/>
+              </w:rPr>
+              <w:t>f"latent_size</w:t>
+            </w:r>
+            <w:proofErr w:type="spellEnd"/>
+            <w:r>
+              <w:rPr>
+                <w:rFonts w:ascii="Consolas" w:eastAsiaTheme="minorEastAsia" w:hAnsi="Consolas" w:cs="Consolas"/>
+                <w:b/>
+                <w:bCs/>
+                <w:color w:val="7F0055"/>
+                <w:sz w:val="20"/>
+              </w:rPr>
+              <w:t>={</w:t>
+            </w:r>
+            <w:proofErr w:type="spellStart"/>
+            <w:r>
+              <w:rPr>
+                <w:rFonts w:ascii="Consolas" w:eastAsiaTheme="minorEastAsia" w:hAnsi="Consolas" w:cs="Consolas"/>
+                <w:b/>
+                <w:bCs/>
+                <w:color w:val="7F0055"/>
+                <w:sz w:val="20"/>
+              </w:rPr>
+              <w:t>latent_</w:t>
+            </w:r>
+            <w:proofErr w:type="gramStart"/>
+            <w:r>
+              <w:rPr>
+                <w:rFonts w:ascii="Consolas" w:eastAsiaTheme="minorEastAsia" w:hAnsi="Consolas" w:cs="Consolas"/>
+                <w:b/>
+                <w:bCs/>
+                <w:color w:val="7F0055"/>
+                <w:sz w:val="20"/>
+              </w:rPr>
+              <w:t>size</w:t>
+            </w:r>
+            <w:proofErr w:type="spellEnd"/>
+            <w:r>
+              <w:rPr>
+                <w:rFonts w:ascii="Consolas" w:eastAsiaTheme="minorEastAsia" w:hAnsi="Consolas" w:cs="Consolas"/>
+                <w:b/>
+                <w:bCs/>
+                <w:color w:val="7F0055"/>
+                <w:sz w:val="20"/>
+              </w:rPr>
+              <w:t>}  </w:t>
+            </w:r>
+            <w:proofErr w:type="spellStart"/>
+            <w:r>
+              <w:rPr>
+                <w:rFonts w:ascii="Consolas" w:eastAsiaTheme="minorEastAsia" w:hAnsi="Consolas" w:cs="Consolas"/>
+                <w:b/>
+                <w:bCs/>
+                <w:color w:val="7F0055"/>
+                <w:sz w:val="20"/>
+              </w:rPr>
+              <w:t>batch</w:t>
+            </w:r>
+            <w:proofErr w:type="gramEnd"/>
+            <w:r>
+              <w:rPr>
+                <w:rFonts w:ascii="Consolas" w:eastAsiaTheme="minorEastAsia" w:hAnsi="Consolas" w:cs="Consolas"/>
+                <w:b/>
+                <w:bCs/>
+                <w:color w:val="7F0055"/>
+                <w:sz w:val="20"/>
+              </w:rPr>
+              <w:t>_size</w:t>
+            </w:r>
+            <w:proofErr w:type="spellEnd"/>
+            <w:r>
+              <w:rPr>
+                <w:rFonts w:ascii="Consolas" w:eastAsiaTheme="minorEastAsia" w:hAnsi="Consolas" w:cs="Consolas"/>
+                <w:b/>
+                <w:bCs/>
+                <w:color w:val="7F0055"/>
+                <w:sz w:val="20"/>
+              </w:rPr>
+              <w:t>={</w:t>
+            </w:r>
+            <w:proofErr w:type="spellStart"/>
+            <w:r>
+              <w:rPr>
+                <w:rFonts w:ascii="Consolas" w:eastAsiaTheme="minorEastAsia" w:hAnsi="Consolas" w:cs="Consolas"/>
+                <w:b/>
+                <w:bCs/>
+                <w:color w:val="7F0055"/>
+                <w:sz w:val="20"/>
+              </w:rPr>
+              <w:t>batch_size</w:t>
+            </w:r>
+            <w:proofErr w:type="spellEnd"/>
+            <w:r>
+              <w:rPr>
+                <w:rFonts w:ascii="Consolas" w:eastAsiaTheme="minorEastAsia" w:hAnsi="Consolas" w:cs="Consolas"/>
+                <w:b/>
+                <w:bCs/>
+                <w:color w:val="7F0055"/>
+                <w:sz w:val="20"/>
+              </w:rPr>
+              <w:t>}  </w:t>
+            </w:r>
+            <w:proofErr w:type="spellStart"/>
+            <w:r>
+              <w:rPr>
+                <w:rFonts w:ascii="Consolas" w:eastAsiaTheme="minorEastAsia" w:hAnsi="Consolas" w:cs="Consolas"/>
+                <w:b/>
+                <w:bCs/>
+                <w:color w:val="7F0055"/>
+                <w:sz w:val="20"/>
+              </w:rPr>
               <w:t>num_epochs</w:t>
             </w:r>
             <w:proofErr w:type="spellEnd"/>
@@ -3160,7 +4232,133 @@
                 <w:color w:val="7F0055"/>
                 <w:sz w:val="20"/>
               </w:rPr>
-              <w:t xml:space="preserve">  = 20         # ← </w:t>
+              <w:t>={</w:t>
+            </w:r>
+            <w:proofErr w:type="spellStart"/>
+            <w:r>
+              <w:rPr>
+                <w:rFonts w:ascii="Consolas" w:eastAsiaTheme="minorEastAsia" w:hAnsi="Consolas" w:cs="Consolas"/>
+                <w:b/>
+                <w:bCs/>
+                <w:color w:val="7F0055"/>
+                <w:sz w:val="20"/>
+              </w:rPr>
+              <w:t>num_epochs</w:t>
+            </w:r>
+            <w:proofErr w:type="spellEnd"/>
+            <w:r>
+              <w:rPr>
+                <w:rFonts w:ascii="Consolas" w:eastAsiaTheme="minorEastAsia" w:hAnsi="Consolas" w:cs="Consolas"/>
+                <w:b/>
+                <w:bCs/>
+                <w:color w:val="7F0055"/>
+                <w:sz w:val="20"/>
+              </w:rPr>
+              <w:t>}")</w:t>
+            </w:r>
+          </w:p>
+          <w:p>
+            <w:pPr>
+              <w:widowControl w:val="0"/>
+              <w:autoSpaceDE w:val="0"/>
+              <w:autoSpaceDN w:val="0"/>
+              <w:adjustRightInd w:val="0"/>
+              <w:spacing w:after="0" w:line="240" w:lineRule="auto"/>
+              <w:rPr>
+                <w:rFonts w:ascii="Consolas" w:eastAsiaTheme="minorEastAsia" w:hAnsi="Consolas" w:cs="Consolas"/>
+                <w:b/>
+                <w:bCs/>
+                <w:color w:val="7F0055"/>
+                <w:sz w:val="20"/>
+              </w:rPr>
+            </w:pPr>
+            <w:r>
+              <w:rPr>
+                <w:rFonts w:ascii="Consolas" w:eastAsiaTheme="minorEastAsia" w:hAnsi="Consolas" w:cs="Consolas"/>
+                <w:b/>
+                <w:bCs/>
+                <w:color w:val="7F0055"/>
+                <w:sz w:val="20"/>
+              </w:rPr>
+              <w:t>print(f"</w:t>
+            </w:r>
+            <w:r>
+              <w:rPr>
+                <w:rFonts w:ascii="Consolas" w:eastAsiaTheme="minorEastAsia" w:hAnsi="Consolas" w:cs="Consolas"/>
+                <w:b/>
+                <w:bCs/>
+                <w:color w:val="7F0055"/>
+                <w:sz w:val="20"/>
+              </w:rPr>
+              <w:t>학번</w:t>
+            </w:r>
+            <w:r>
+              <w:rPr>
+                <w:rFonts w:ascii="Consolas" w:eastAsiaTheme="minorEastAsia" w:hAnsi="Consolas" w:cs="Consolas"/>
+                <w:b/>
+                <w:bCs/>
+                <w:color w:val="7F0055"/>
+                <w:sz w:val="20"/>
+              </w:rPr>
+              <w:t>: {STUDENT_ID</w:t>
+            </w:r>
+            <w:proofErr w:type="gramStart"/>
+            <w:r>
+              <w:rPr>
+                <w:rFonts w:ascii="Consolas" w:eastAsiaTheme="minorEastAsia" w:hAnsi="Consolas" w:cs="Consolas"/>
+                <w:b/>
+                <w:bCs/>
+                <w:color w:val="7F0055"/>
+                <w:sz w:val="20"/>
+              </w:rPr>
+              <w:t>}  </w:t>
+            </w:r>
+            <w:r>
+              <w:rPr>
+                <w:rFonts w:ascii="Consolas" w:eastAsiaTheme="minorEastAsia" w:hAnsi="Consolas" w:cs="Consolas"/>
+                <w:b/>
+                <w:bCs/>
+                <w:color w:val="7F0055"/>
+                <w:sz w:val="20"/>
+              </w:rPr>
+              <w:t>이름</w:t>
+            </w:r>
+            <w:proofErr w:type="gramEnd"/>
+            <w:r>
+              <w:rPr>
+                <w:rFonts w:ascii="Consolas" w:eastAsiaTheme="minorEastAsia" w:hAnsi="Consolas" w:cs="Consolas"/>
+                <w:b/>
+                <w:bCs/>
+                <w:color w:val="7F0055"/>
+                <w:sz w:val="20"/>
+              </w:rPr>
+              <w:t>: {STUDENT_NAME}")</w:t>
+            </w:r>
+          </w:p>
+          <w:p>
+            <w:pPr>
+              <w:widowControl w:val="0"/>
+              <w:autoSpaceDE w:val="0"/>
+              <w:autoSpaceDN w:val="0"/>
+              <w:adjustRightInd w:val="0"/>
+              <w:spacing w:after="0" w:line="240" w:lineRule="auto"/>
+              <w:rPr>
+                <w:rFonts w:ascii="Consolas" w:eastAsiaTheme="minorEastAsia" w:hAnsi="Consolas" w:cs="Consolas"/>
+                <w:b/>
+                <w:bCs/>
+                <w:color w:val="7F0055"/>
+                <w:sz w:val="20"/>
+              </w:rPr>
+            </w:pPr>
+            <w:r>
+              <w:rPr>
+                <w:rFonts w:ascii="Consolas" w:eastAsiaTheme="minorEastAsia" w:hAnsi="Consolas" w:cs="Consolas"/>
+                <w:b/>
+                <w:bCs/>
+                <w:color w:val="7F0055"/>
+                <w:sz w:val="20"/>
+              </w:rPr>
+              <w:t xml:space="preserve"># ===== </w:t>
             </w:r>
             <w:r>
               <w:rPr>
@@ -3190,62 +4388,796 @@
                 <w:color w:val="7F0055"/>
                 <w:sz w:val="20"/>
               </w:rPr>
-              <w:t>대상</w:t>
-            </w:r>
-          </w:p>
-          <w:p>
-            <w:pPr>
-              <w:widowControl w:val="0"/>
-              <w:autoSpaceDE w:val="0"/>
-              <w:autoSpaceDN w:val="0"/>
-              <w:adjustRightInd w:val="0"/>
-              <w:spacing w:after="0" w:line="240" w:lineRule="auto"/>
-              <w:rPr>
-                <w:rFonts w:ascii="Consolas" w:eastAsiaTheme="minorEastAsia" w:hAnsi="Consolas" w:cs="Consolas"/>
-                <w:b/>
-                <w:bCs/>
-                <w:color w:val="7F0055"/>
-                <w:sz w:val="20"/>
-              </w:rPr>
-            </w:pPr>
+              <w:t>금지</w:t>
+            </w:r>
+            <w:r>
+              <w:rPr>
+                <w:rFonts w:ascii="Consolas" w:eastAsiaTheme="minorEastAsia" w:hAnsi="Consolas" w:cs="Consolas"/>
+                <w:b/>
+                <w:bCs/>
+                <w:color w:val="7F0055"/>
+                <w:sz w:val="20"/>
+              </w:rPr>
+              <w:t xml:space="preserve"> </w:t>
+            </w:r>
+            <w:r>
+              <w:rPr>
+                <w:rFonts w:ascii="Consolas" w:eastAsiaTheme="minorEastAsia" w:hAnsi="Consolas" w:cs="Consolas"/>
+                <w:b/>
+                <w:bCs/>
+                <w:color w:val="7F0055"/>
+                <w:sz w:val="20"/>
+              </w:rPr>
+              <w:t>끝</w:t>
+            </w:r>
+            <w:r>
+              <w:rPr>
+                <w:rFonts w:ascii="Consolas" w:eastAsiaTheme="minorEastAsia" w:hAnsi="Consolas" w:cs="Consolas"/>
+                <w:b/>
+                <w:bCs/>
+                <w:color w:val="7F0055"/>
+                <w:sz w:val="20"/>
+              </w:rPr>
+              <w:t xml:space="preserve"> =====</w:t>
+            </w:r>
+          </w:p>
+          <w:p>
+            <w:pPr>
+              <w:widowControl w:val="0"/>
+              <w:autoSpaceDE w:val="0"/>
+              <w:autoSpaceDN w:val="0"/>
+              <w:adjustRightInd w:val="0"/>
+              <w:spacing w:after="0" w:line="240" w:lineRule="auto"/>
+              <w:rPr>
+                <w:rFonts w:ascii="Consolas" w:eastAsiaTheme="minorEastAsia" w:hAnsi="Consolas" w:cs="Consolas"/>
+                <w:color w:val="auto"/>
+                <w:sz w:val="20"/>
+              </w:rPr>
+            </w:pPr>
+          </w:p>
+          <w:p>
+            <w:pPr>
+              <w:widowControl w:val="0"/>
+              <w:autoSpaceDE w:val="0"/>
+              <w:autoSpaceDN w:val="0"/>
+              <w:adjustRightInd w:val="0"/>
+              <w:spacing w:after="0" w:line="240" w:lineRule="auto"/>
+              <w:rPr>
+                <w:rFonts w:ascii="Consolas" w:eastAsiaTheme="minorEastAsia" w:hAnsi="Consolas" w:cs="Consolas"/>
+                <w:color w:val="auto"/>
+                <w:sz w:val="20"/>
+              </w:rPr>
+            </w:pPr>
+          </w:p>
+          <w:p>
+            <w:pPr>
+              <w:widowControl w:val="0"/>
+              <w:autoSpaceDE w:val="0"/>
+              <w:autoSpaceDN w:val="0"/>
+              <w:adjustRightInd w:val="0"/>
+              <w:spacing w:after="0" w:line="240" w:lineRule="auto"/>
+              <w:rPr>
+                <w:rFonts w:ascii="Consolas" w:eastAsiaTheme="minorEastAsia" w:hAnsi="Consolas" w:cs="Consolas"/>
+                <w:color w:val="auto"/>
+                <w:sz w:val="20"/>
+              </w:rPr>
+            </w:pPr>
+          </w:p>
+          <w:p>
+            <w:pPr>
+              <w:widowControl w:val="0"/>
+              <w:autoSpaceDE w:val="0"/>
+              <w:autoSpaceDN w:val="0"/>
+              <w:adjustRightInd w:val="0"/>
+              <w:spacing w:after="0" w:line="240" w:lineRule="auto"/>
+              <w:rPr>
+                <w:rFonts w:ascii="Consolas" w:eastAsiaTheme="minorEastAsia" w:hAnsi="Consolas" w:cs="Consolas"/>
+                <w:color w:val="auto"/>
+                <w:sz w:val="20"/>
+              </w:rPr>
+            </w:pPr>
+          </w:p>
+          <w:p>
+            <w:pPr>
+              <w:widowControl w:val="0"/>
+              <w:autoSpaceDE w:val="0"/>
+              <w:autoSpaceDN w:val="0"/>
+              <w:adjustRightInd w:val="0"/>
+              <w:spacing w:after="0" w:line="240" w:lineRule="auto"/>
+              <w:rPr>
+                <w:rFonts w:ascii="Consolas" w:eastAsiaTheme="minorEastAsia" w:hAnsi="Consolas" w:cs="Consolas"/>
+                <w:color w:val="auto"/>
+                <w:sz w:val="20"/>
+              </w:rPr>
+            </w:pPr>
+            <w:r>
+              <w:rPr>
+                <w:rFonts w:ascii="Consolas" w:eastAsiaTheme="minorEastAsia" w:hAnsi="Consolas" w:cs="Consolas"/>
+                <w:color w:val="auto"/>
+                <w:sz w:val="20"/>
+              </w:rPr>
+              <w:t xml:space="preserve"># TODO </w:t>
+            </w:r>
+            <w:proofErr w:type="gramStart"/>
+            <w:r>
+              <w:rPr>
+                <w:rFonts w:ascii="Consolas" w:eastAsiaTheme="minorEastAsia" w:hAnsi="Consolas" w:cs="Consolas"/>
+                <w:color w:val="auto"/>
+                <w:sz w:val="20"/>
+              </w:rPr>
+              <w:t>② :</w:t>
+            </w:r>
+            <w:proofErr w:type="gramEnd"/>
+            <w:r>
+              <w:rPr>
+                <w:rFonts w:ascii="Consolas" w:eastAsiaTheme="minorEastAsia" w:hAnsi="Consolas" w:cs="Consolas"/>
+                <w:color w:val="auto"/>
+                <w:sz w:val="20"/>
+              </w:rPr>
+              <w:t xml:space="preserve"> </w:t>
+            </w:r>
+            <w:r>
+              <w:rPr>
+                <w:rFonts w:ascii="Consolas" w:eastAsiaTheme="minorEastAsia" w:hAnsi="Consolas" w:cs="Consolas"/>
+                <w:color w:val="auto"/>
+                <w:sz w:val="20"/>
+              </w:rPr>
+              <w:t>수정된</w:t>
+            </w:r>
+            <w:r>
+              <w:rPr>
+                <w:rFonts w:ascii="Consolas" w:eastAsiaTheme="minorEastAsia" w:hAnsi="Consolas" w:cs="Consolas"/>
+                <w:color w:val="auto"/>
+                <w:sz w:val="20"/>
+              </w:rPr>
+              <w:t xml:space="preserve"> Discriminator D</w:t>
+            </w:r>
+          </w:p>
+          <w:p>
+            <w:pPr>
+              <w:widowControl w:val="0"/>
+              <w:autoSpaceDE w:val="0"/>
+              <w:autoSpaceDN w:val="0"/>
+              <w:adjustRightInd w:val="0"/>
+              <w:spacing w:after="0" w:line="240" w:lineRule="auto"/>
+              <w:rPr>
+                <w:rFonts w:ascii="Consolas" w:eastAsiaTheme="minorEastAsia" w:hAnsi="Consolas" w:cs="Consolas"/>
+                <w:color w:val="auto"/>
+                <w:sz w:val="20"/>
+              </w:rPr>
+            </w:pPr>
+            <w:r>
+              <w:rPr>
+                <w:rFonts w:ascii="Consolas" w:eastAsiaTheme="minorEastAsia" w:hAnsi="Consolas" w:cs="Consolas"/>
+                <w:color w:val="auto"/>
+                <w:sz w:val="20"/>
+              </w:rPr>
+              <w:t># 784 → 512 → 256 → 128 → 64 → 1</w:t>
+            </w:r>
+          </w:p>
+          <w:p>
+            <w:pPr>
+              <w:widowControl w:val="0"/>
+              <w:autoSpaceDE w:val="0"/>
+              <w:autoSpaceDN w:val="0"/>
+              <w:adjustRightInd w:val="0"/>
+              <w:spacing w:after="0" w:line="240" w:lineRule="auto"/>
+              <w:rPr>
+                <w:rFonts w:ascii="Consolas" w:eastAsiaTheme="minorEastAsia" w:hAnsi="Consolas" w:cs="Consolas"/>
+                <w:color w:val="auto"/>
+                <w:sz w:val="20"/>
+              </w:rPr>
+            </w:pPr>
+            <w:r>
+              <w:rPr>
+                <w:rFonts w:ascii="Consolas" w:eastAsiaTheme="minorEastAsia" w:hAnsi="Consolas" w:cs="Consolas"/>
+                <w:color w:val="auto"/>
+                <w:sz w:val="20"/>
+              </w:rPr>
+              <w:t xml:space="preserve">D = </w:t>
+            </w:r>
             <w:proofErr w:type="spellStart"/>
-            <w:r>
-              <w:rPr>
-                <w:rFonts w:ascii="Consolas" w:eastAsiaTheme="minorEastAsia" w:hAnsi="Consolas" w:cs="Consolas"/>
-                <w:b/>
-                <w:bCs/>
-                <w:color w:val="7F0055"/>
-                <w:sz w:val="20"/>
-              </w:rPr>
-              <w:t>batch_size</w:t>
+            <w:proofErr w:type="gramStart"/>
+            <w:r>
+              <w:rPr>
+                <w:rFonts w:ascii="Consolas" w:eastAsiaTheme="minorEastAsia" w:hAnsi="Consolas" w:cs="Consolas"/>
+                <w:color w:val="auto"/>
+                <w:sz w:val="20"/>
+              </w:rPr>
+              <w:t>nn.Sequential</w:t>
             </w:r>
             <w:proofErr w:type="spellEnd"/>
-            <w:r>
-              <w:rPr>
-                <w:rFonts w:ascii="Consolas" w:eastAsiaTheme="minorEastAsia" w:hAnsi="Consolas" w:cs="Consolas"/>
-                <w:b/>
-                <w:bCs/>
-                <w:color w:val="7F0055"/>
-                <w:sz w:val="20"/>
-              </w:rPr>
-              <w:t xml:space="preserve">  = 128         # ← </w:t>
-            </w:r>
-            <w:r>
-              <w:rPr>
-                <w:rFonts w:ascii="Consolas" w:eastAsiaTheme="minorEastAsia" w:hAnsi="Consolas" w:cs="Consolas"/>
-                <w:b/>
-                <w:bCs/>
-                <w:color w:val="7F0055"/>
-                <w:sz w:val="20"/>
-              </w:rPr>
-              <w:t>수정</w:t>
-            </w:r>
-            <w:r>
-              <w:rPr>
-                <w:rFonts w:ascii="Consolas" w:eastAsiaTheme="minorEastAsia" w:hAnsi="Consolas" w:cs="Consolas"/>
-                <w:b/>
-                <w:bCs/>
-                <w:color w:val="7F0055"/>
+            <w:proofErr w:type="gramEnd"/>
+            <w:r>
+              <w:rPr>
+                <w:rFonts w:ascii="Consolas" w:eastAsiaTheme="minorEastAsia" w:hAnsi="Consolas" w:cs="Consolas"/>
+                <w:color w:val="auto"/>
+                <w:sz w:val="20"/>
+              </w:rPr>
+              <w:t>(</w:t>
+            </w:r>
+          </w:p>
+          <w:p>
+            <w:pPr>
+              <w:widowControl w:val="0"/>
+              <w:autoSpaceDE w:val="0"/>
+              <w:autoSpaceDN w:val="0"/>
+              <w:adjustRightInd w:val="0"/>
+              <w:spacing w:after="0" w:line="240" w:lineRule="auto"/>
+              <w:rPr>
+                <w:rFonts w:ascii="Consolas" w:eastAsiaTheme="minorEastAsia" w:hAnsi="Consolas" w:cs="Consolas"/>
+                <w:color w:val="auto"/>
+                <w:sz w:val="20"/>
+              </w:rPr>
+            </w:pPr>
+            <w:r>
+              <w:rPr>
+                <w:rFonts w:ascii="Consolas" w:eastAsiaTheme="minorEastAsia" w:hAnsi="Consolas" w:cs="Consolas"/>
+                <w:color w:val="auto"/>
+                <w:sz w:val="20"/>
+              </w:rPr>
+              <w:t xml:space="preserve">    </w:t>
+            </w:r>
+            <w:proofErr w:type="spellStart"/>
+            <w:proofErr w:type="gramStart"/>
+            <w:r>
+              <w:rPr>
+                <w:rFonts w:ascii="Consolas" w:eastAsiaTheme="minorEastAsia" w:hAnsi="Consolas" w:cs="Consolas"/>
+                <w:color w:val="auto"/>
+                <w:sz w:val="20"/>
+              </w:rPr>
+              <w:t>nn.Linear</w:t>
+            </w:r>
+            <w:proofErr w:type="spellEnd"/>
+            <w:proofErr w:type="gramEnd"/>
+            <w:r>
+              <w:rPr>
+                <w:rFonts w:ascii="Consolas" w:eastAsiaTheme="minorEastAsia" w:hAnsi="Consolas" w:cs="Consolas"/>
+                <w:color w:val="auto"/>
+                <w:sz w:val="20"/>
+              </w:rPr>
+              <w:t>(</w:t>
+            </w:r>
+            <w:proofErr w:type="spellStart"/>
+            <w:r>
+              <w:rPr>
+                <w:rFonts w:ascii="Consolas" w:eastAsiaTheme="minorEastAsia" w:hAnsi="Consolas" w:cs="Consolas"/>
+                <w:color w:val="auto"/>
+                <w:sz w:val="20"/>
+              </w:rPr>
+              <w:t>image_size</w:t>
+            </w:r>
+            <w:proofErr w:type="spellEnd"/>
+            <w:r>
+              <w:rPr>
+                <w:rFonts w:ascii="Consolas" w:eastAsiaTheme="minorEastAsia" w:hAnsi="Consolas" w:cs="Consolas"/>
+                <w:color w:val="auto"/>
+                <w:sz w:val="20"/>
+              </w:rPr>
+              <w:t>, 512),</w:t>
+            </w:r>
+          </w:p>
+          <w:p>
+            <w:pPr>
+              <w:widowControl w:val="0"/>
+              <w:autoSpaceDE w:val="0"/>
+              <w:autoSpaceDN w:val="0"/>
+              <w:adjustRightInd w:val="0"/>
+              <w:spacing w:after="0" w:line="240" w:lineRule="auto"/>
+              <w:rPr>
+                <w:rFonts w:ascii="Consolas" w:eastAsiaTheme="minorEastAsia" w:hAnsi="Consolas" w:cs="Consolas"/>
+                <w:color w:val="auto"/>
+                <w:sz w:val="20"/>
+              </w:rPr>
+            </w:pPr>
+            <w:r>
+              <w:rPr>
+                <w:rFonts w:ascii="Consolas" w:eastAsiaTheme="minorEastAsia" w:hAnsi="Consolas" w:cs="Consolas"/>
+                <w:color w:val="auto"/>
+                <w:sz w:val="20"/>
+              </w:rPr>
+              <w:t xml:space="preserve">    </w:t>
+            </w:r>
+            <w:proofErr w:type="spellStart"/>
+            <w:proofErr w:type="gramStart"/>
+            <w:r>
+              <w:rPr>
+                <w:rFonts w:ascii="Consolas" w:eastAsiaTheme="minorEastAsia" w:hAnsi="Consolas" w:cs="Consolas"/>
+                <w:color w:val="auto"/>
+                <w:sz w:val="20"/>
+              </w:rPr>
+              <w:t>nn.LeakyReLU</w:t>
+            </w:r>
+            <w:proofErr w:type="spellEnd"/>
+            <w:proofErr w:type="gramEnd"/>
+            <w:r>
+              <w:rPr>
+                <w:rFonts w:ascii="Consolas" w:eastAsiaTheme="minorEastAsia" w:hAnsi="Consolas" w:cs="Consolas"/>
+                <w:color w:val="auto"/>
+                <w:sz w:val="20"/>
+              </w:rPr>
+              <w:t>(0.2),</w:t>
+            </w:r>
+          </w:p>
+          <w:p>
+            <w:pPr>
+              <w:widowControl w:val="0"/>
+              <w:autoSpaceDE w:val="0"/>
+              <w:autoSpaceDN w:val="0"/>
+              <w:adjustRightInd w:val="0"/>
+              <w:spacing w:after="0" w:line="240" w:lineRule="auto"/>
+              <w:rPr>
+                <w:rFonts w:ascii="Consolas" w:eastAsiaTheme="minorEastAsia" w:hAnsi="Consolas" w:cs="Consolas"/>
+                <w:color w:val="auto"/>
+                <w:sz w:val="20"/>
+              </w:rPr>
+            </w:pPr>
+          </w:p>
+          <w:p>
+            <w:pPr>
+              <w:widowControl w:val="0"/>
+              <w:autoSpaceDE w:val="0"/>
+              <w:autoSpaceDN w:val="0"/>
+              <w:adjustRightInd w:val="0"/>
+              <w:spacing w:after="0" w:line="240" w:lineRule="auto"/>
+              <w:rPr>
+                <w:rFonts w:ascii="Consolas" w:eastAsiaTheme="minorEastAsia" w:hAnsi="Consolas" w:cs="Consolas"/>
+                <w:color w:val="auto"/>
+                <w:sz w:val="20"/>
+              </w:rPr>
+            </w:pPr>
+            <w:r>
+              <w:rPr>
+                <w:rFonts w:ascii="Consolas" w:eastAsiaTheme="minorEastAsia" w:hAnsi="Consolas" w:cs="Consolas"/>
+                <w:color w:val="auto"/>
+                <w:sz w:val="20"/>
+              </w:rPr>
+              <w:t xml:space="preserve">    </w:t>
+            </w:r>
+            <w:proofErr w:type="spellStart"/>
+            <w:proofErr w:type="gramStart"/>
+            <w:r>
+              <w:rPr>
+                <w:rFonts w:ascii="Consolas" w:eastAsiaTheme="minorEastAsia" w:hAnsi="Consolas" w:cs="Consolas"/>
+                <w:color w:val="auto"/>
+                <w:sz w:val="20"/>
+              </w:rPr>
+              <w:t>nn.Linear</w:t>
+            </w:r>
+            <w:proofErr w:type="spellEnd"/>
+            <w:proofErr w:type="gramEnd"/>
+            <w:r>
+              <w:rPr>
+                <w:rFonts w:ascii="Consolas" w:eastAsiaTheme="minorEastAsia" w:hAnsi="Consolas" w:cs="Consolas"/>
+                <w:color w:val="auto"/>
+                <w:sz w:val="20"/>
+              </w:rPr>
+              <w:t>(512, 256),</w:t>
+            </w:r>
+          </w:p>
+          <w:p>
+            <w:pPr>
+              <w:widowControl w:val="0"/>
+              <w:autoSpaceDE w:val="0"/>
+              <w:autoSpaceDN w:val="0"/>
+              <w:adjustRightInd w:val="0"/>
+              <w:spacing w:after="0" w:line="240" w:lineRule="auto"/>
+              <w:rPr>
+                <w:rFonts w:ascii="Consolas" w:eastAsiaTheme="minorEastAsia" w:hAnsi="Consolas" w:cs="Consolas"/>
+                <w:color w:val="auto"/>
+                <w:sz w:val="20"/>
+              </w:rPr>
+            </w:pPr>
+            <w:r>
+              <w:rPr>
+                <w:rFonts w:ascii="Consolas" w:eastAsiaTheme="minorEastAsia" w:hAnsi="Consolas" w:cs="Consolas"/>
+                <w:color w:val="auto"/>
+                <w:sz w:val="20"/>
+              </w:rPr>
+              <w:t xml:space="preserve">    </w:t>
+            </w:r>
+            <w:proofErr w:type="spellStart"/>
+            <w:proofErr w:type="gramStart"/>
+            <w:r>
+              <w:rPr>
+                <w:rFonts w:ascii="Consolas" w:eastAsiaTheme="minorEastAsia" w:hAnsi="Consolas" w:cs="Consolas"/>
+                <w:color w:val="auto"/>
+                <w:sz w:val="20"/>
+              </w:rPr>
+              <w:t>nn.LeakyReLU</w:t>
+            </w:r>
+            <w:proofErr w:type="spellEnd"/>
+            <w:proofErr w:type="gramEnd"/>
+            <w:r>
+              <w:rPr>
+                <w:rFonts w:ascii="Consolas" w:eastAsiaTheme="minorEastAsia" w:hAnsi="Consolas" w:cs="Consolas"/>
+                <w:color w:val="auto"/>
+                <w:sz w:val="20"/>
+              </w:rPr>
+              <w:t>(0.2),</w:t>
+            </w:r>
+          </w:p>
+          <w:p>
+            <w:pPr>
+              <w:widowControl w:val="0"/>
+              <w:autoSpaceDE w:val="0"/>
+              <w:autoSpaceDN w:val="0"/>
+              <w:adjustRightInd w:val="0"/>
+              <w:spacing w:after="0" w:line="240" w:lineRule="auto"/>
+              <w:rPr>
+                <w:rFonts w:ascii="Consolas" w:eastAsiaTheme="minorEastAsia" w:hAnsi="Consolas" w:cs="Consolas"/>
+                <w:color w:val="auto"/>
+                <w:sz w:val="20"/>
+              </w:rPr>
+            </w:pPr>
+          </w:p>
+          <w:p>
+            <w:pPr>
+              <w:widowControl w:val="0"/>
+              <w:autoSpaceDE w:val="0"/>
+              <w:autoSpaceDN w:val="0"/>
+              <w:adjustRightInd w:val="0"/>
+              <w:spacing w:after="0" w:line="240" w:lineRule="auto"/>
+              <w:rPr>
+                <w:rFonts w:ascii="Consolas" w:eastAsiaTheme="minorEastAsia" w:hAnsi="Consolas" w:cs="Consolas"/>
+                <w:color w:val="auto"/>
+                <w:sz w:val="20"/>
+              </w:rPr>
+            </w:pPr>
+            <w:r>
+              <w:rPr>
+                <w:rFonts w:ascii="Consolas" w:eastAsiaTheme="minorEastAsia" w:hAnsi="Consolas" w:cs="Consolas"/>
+                <w:color w:val="auto"/>
+                <w:sz w:val="20"/>
+              </w:rPr>
+              <w:t xml:space="preserve">    </w:t>
+            </w:r>
+            <w:proofErr w:type="spellStart"/>
+            <w:proofErr w:type="gramStart"/>
+            <w:r>
+              <w:rPr>
+                <w:rFonts w:ascii="Consolas" w:eastAsiaTheme="minorEastAsia" w:hAnsi="Consolas" w:cs="Consolas"/>
+                <w:color w:val="auto"/>
+                <w:sz w:val="20"/>
+              </w:rPr>
+              <w:t>nn.Linear</w:t>
+            </w:r>
+            <w:proofErr w:type="spellEnd"/>
+            <w:proofErr w:type="gramEnd"/>
+            <w:r>
+              <w:rPr>
+                <w:rFonts w:ascii="Consolas" w:eastAsiaTheme="minorEastAsia" w:hAnsi="Consolas" w:cs="Consolas"/>
+                <w:color w:val="auto"/>
+                <w:sz w:val="20"/>
+              </w:rPr>
+              <w:t>(256, 128),</w:t>
+            </w:r>
+          </w:p>
+          <w:p>
+            <w:pPr>
+              <w:widowControl w:val="0"/>
+              <w:autoSpaceDE w:val="0"/>
+              <w:autoSpaceDN w:val="0"/>
+              <w:adjustRightInd w:val="0"/>
+              <w:spacing w:after="0" w:line="240" w:lineRule="auto"/>
+              <w:rPr>
+                <w:rFonts w:ascii="Consolas" w:eastAsiaTheme="minorEastAsia" w:hAnsi="Consolas" w:cs="Consolas"/>
+                <w:color w:val="auto"/>
+                <w:sz w:val="20"/>
+              </w:rPr>
+            </w:pPr>
+            <w:r>
+              <w:rPr>
+                <w:rFonts w:ascii="Consolas" w:eastAsiaTheme="minorEastAsia" w:hAnsi="Consolas" w:cs="Consolas"/>
+                <w:color w:val="auto"/>
+                <w:sz w:val="20"/>
+              </w:rPr>
+              <w:t xml:space="preserve">    </w:t>
+            </w:r>
+            <w:proofErr w:type="spellStart"/>
+            <w:proofErr w:type="gramStart"/>
+            <w:r>
+              <w:rPr>
+                <w:rFonts w:ascii="Consolas" w:eastAsiaTheme="minorEastAsia" w:hAnsi="Consolas" w:cs="Consolas"/>
+                <w:color w:val="auto"/>
+                <w:sz w:val="20"/>
+              </w:rPr>
+              <w:t>nn.LeakyReLU</w:t>
+            </w:r>
+            <w:proofErr w:type="spellEnd"/>
+            <w:proofErr w:type="gramEnd"/>
+            <w:r>
+              <w:rPr>
+                <w:rFonts w:ascii="Consolas" w:eastAsiaTheme="minorEastAsia" w:hAnsi="Consolas" w:cs="Consolas"/>
+                <w:color w:val="auto"/>
+                <w:sz w:val="20"/>
+              </w:rPr>
+              <w:t>(0.2),</w:t>
+            </w:r>
+          </w:p>
+          <w:p>
+            <w:pPr>
+              <w:widowControl w:val="0"/>
+              <w:autoSpaceDE w:val="0"/>
+              <w:autoSpaceDN w:val="0"/>
+              <w:adjustRightInd w:val="0"/>
+              <w:spacing w:after="0" w:line="240" w:lineRule="auto"/>
+              <w:rPr>
+                <w:rFonts w:ascii="Consolas" w:eastAsiaTheme="minorEastAsia" w:hAnsi="Consolas" w:cs="Consolas"/>
+                <w:color w:val="auto"/>
+                <w:sz w:val="20"/>
+              </w:rPr>
+            </w:pPr>
+          </w:p>
+          <w:p>
+            <w:pPr>
+              <w:widowControl w:val="0"/>
+              <w:autoSpaceDE w:val="0"/>
+              <w:autoSpaceDN w:val="0"/>
+              <w:adjustRightInd w:val="0"/>
+              <w:spacing w:after="0" w:line="240" w:lineRule="auto"/>
+              <w:rPr>
+                <w:rFonts w:ascii="Consolas" w:eastAsiaTheme="minorEastAsia" w:hAnsi="Consolas" w:cs="Consolas"/>
+                <w:color w:val="auto"/>
+                <w:sz w:val="20"/>
+              </w:rPr>
+            </w:pPr>
+            <w:r>
+              <w:rPr>
+                <w:rFonts w:ascii="Consolas" w:eastAsiaTheme="minorEastAsia" w:hAnsi="Consolas" w:cs="Consolas"/>
+                <w:color w:val="auto"/>
+                <w:sz w:val="20"/>
+              </w:rPr>
+              <w:t xml:space="preserve">    </w:t>
+            </w:r>
+            <w:proofErr w:type="spellStart"/>
+            <w:proofErr w:type="gramStart"/>
+            <w:r>
+              <w:rPr>
+                <w:rFonts w:ascii="Consolas" w:eastAsiaTheme="minorEastAsia" w:hAnsi="Consolas" w:cs="Consolas"/>
+                <w:color w:val="auto"/>
+                <w:sz w:val="20"/>
+              </w:rPr>
+              <w:t>nn.Linear</w:t>
+            </w:r>
+            <w:proofErr w:type="spellEnd"/>
+            <w:proofErr w:type="gramEnd"/>
+            <w:r>
+              <w:rPr>
+                <w:rFonts w:ascii="Consolas" w:eastAsiaTheme="minorEastAsia" w:hAnsi="Consolas" w:cs="Consolas"/>
+                <w:color w:val="auto"/>
+                <w:sz w:val="20"/>
+              </w:rPr>
+              <w:t>(128, 64),</w:t>
+            </w:r>
+          </w:p>
+          <w:p>
+            <w:pPr>
+              <w:widowControl w:val="0"/>
+              <w:autoSpaceDE w:val="0"/>
+              <w:autoSpaceDN w:val="0"/>
+              <w:adjustRightInd w:val="0"/>
+              <w:spacing w:after="0" w:line="240" w:lineRule="auto"/>
+              <w:rPr>
+                <w:rFonts w:ascii="Consolas" w:eastAsiaTheme="minorEastAsia" w:hAnsi="Consolas" w:cs="Consolas"/>
+                <w:color w:val="auto"/>
+                <w:sz w:val="20"/>
+              </w:rPr>
+            </w:pPr>
+            <w:r>
+              <w:rPr>
+                <w:rFonts w:ascii="Consolas" w:eastAsiaTheme="minorEastAsia" w:hAnsi="Consolas" w:cs="Consolas"/>
+                <w:color w:val="auto"/>
+                <w:sz w:val="20"/>
+              </w:rPr>
+              <w:t xml:space="preserve">    </w:t>
+            </w:r>
+            <w:proofErr w:type="spellStart"/>
+            <w:proofErr w:type="gramStart"/>
+            <w:r>
+              <w:rPr>
+                <w:rFonts w:ascii="Consolas" w:eastAsiaTheme="minorEastAsia" w:hAnsi="Consolas" w:cs="Consolas"/>
+                <w:color w:val="auto"/>
+                <w:sz w:val="20"/>
+              </w:rPr>
+              <w:t>nn.LeakyReLU</w:t>
+            </w:r>
+            <w:proofErr w:type="spellEnd"/>
+            <w:proofErr w:type="gramEnd"/>
+            <w:r>
+              <w:rPr>
+                <w:rFonts w:ascii="Consolas" w:eastAsiaTheme="minorEastAsia" w:hAnsi="Consolas" w:cs="Consolas"/>
+                <w:color w:val="auto"/>
+                <w:sz w:val="20"/>
+              </w:rPr>
+              <w:t>(0.2),</w:t>
+            </w:r>
+          </w:p>
+          <w:p>
+            <w:pPr>
+              <w:widowControl w:val="0"/>
+              <w:autoSpaceDE w:val="0"/>
+              <w:autoSpaceDN w:val="0"/>
+              <w:adjustRightInd w:val="0"/>
+              <w:spacing w:after="0" w:line="240" w:lineRule="auto"/>
+              <w:rPr>
+                <w:rFonts w:ascii="Consolas" w:eastAsiaTheme="minorEastAsia" w:hAnsi="Consolas" w:cs="Consolas"/>
+                <w:color w:val="auto"/>
+                <w:sz w:val="20"/>
+              </w:rPr>
+            </w:pPr>
+          </w:p>
+          <w:p>
+            <w:pPr>
+              <w:widowControl w:val="0"/>
+              <w:autoSpaceDE w:val="0"/>
+              <w:autoSpaceDN w:val="0"/>
+              <w:adjustRightInd w:val="0"/>
+              <w:spacing w:after="0" w:line="240" w:lineRule="auto"/>
+              <w:rPr>
+                <w:rFonts w:ascii="Consolas" w:eastAsiaTheme="minorEastAsia" w:hAnsi="Consolas" w:cs="Consolas"/>
+                <w:color w:val="auto"/>
+                <w:sz w:val="20"/>
+              </w:rPr>
+            </w:pPr>
+            <w:r>
+              <w:rPr>
+                <w:rFonts w:ascii="Consolas" w:eastAsiaTheme="minorEastAsia" w:hAnsi="Consolas" w:cs="Consolas"/>
+                <w:color w:val="auto"/>
+                <w:sz w:val="20"/>
+              </w:rPr>
+              <w:t xml:space="preserve">    </w:t>
+            </w:r>
+            <w:proofErr w:type="spellStart"/>
+            <w:proofErr w:type="gramStart"/>
+            <w:r>
+              <w:rPr>
+                <w:rFonts w:ascii="Consolas" w:eastAsiaTheme="minorEastAsia" w:hAnsi="Consolas" w:cs="Consolas"/>
+                <w:color w:val="auto"/>
+                <w:sz w:val="20"/>
+              </w:rPr>
+              <w:t>nn.Linear</w:t>
+            </w:r>
+            <w:proofErr w:type="spellEnd"/>
+            <w:proofErr w:type="gramEnd"/>
+            <w:r>
+              <w:rPr>
+                <w:rFonts w:ascii="Consolas" w:eastAsiaTheme="minorEastAsia" w:hAnsi="Consolas" w:cs="Consolas"/>
+                <w:color w:val="auto"/>
+                <w:sz w:val="20"/>
+              </w:rPr>
+              <w:t>(64, 1),</w:t>
+            </w:r>
+          </w:p>
+          <w:p>
+            <w:pPr>
+              <w:widowControl w:val="0"/>
+              <w:autoSpaceDE w:val="0"/>
+              <w:autoSpaceDN w:val="0"/>
+              <w:adjustRightInd w:val="0"/>
+              <w:spacing w:after="0" w:line="240" w:lineRule="auto"/>
+              <w:rPr>
+                <w:rFonts w:ascii="Consolas" w:eastAsiaTheme="minorEastAsia" w:hAnsi="Consolas" w:cs="Consolas"/>
+                <w:color w:val="auto"/>
+                <w:sz w:val="20"/>
+              </w:rPr>
+            </w:pPr>
+            <w:r>
+              <w:rPr>
+                <w:rFonts w:ascii="Consolas" w:eastAsiaTheme="minorEastAsia" w:hAnsi="Consolas" w:cs="Consolas"/>
+                <w:color w:val="auto"/>
+                <w:sz w:val="20"/>
+              </w:rPr>
+              <w:t xml:space="preserve">    </w:t>
+            </w:r>
+            <w:proofErr w:type="spellStart"/>
+            <w:proofErr w:type="gramStart"/>
+            <w:r>
+              <w:rPr>
+                <w:rFonts w:ascii="Consolas" w:eastAsiaTheme="minorEastAsia" w:hAnsi="Consolas" w:cs="Consolas"/>
+                <w:color w:val="auto"/>
+                <w:sz w:val="20"/>
+              </w:rPr>
+              <w:t>nn.Sigmoid</w:t>
+            </w:r>
+            <w:proofErr w:type="spellEnd"/>
+            <w:proofErr w:type="gramEnd"/>
+            <w:r>
+              <w:rPr>
+                <w:rFonts w:ascii="Consolas" w:eastAsiaTheme="minorEastAsia" w:hAnsi="Consolas" w:cs="Consolas"/>
+                <w:color w:val="auto"/>
+                <w:sz w:val="20"/>
+              </w:rPr>
+              <w:t>()</w:t>
+            </w:r>
+          </w:p>
+          <w:p>
+            <w:pPr>
+              <w:widowControl w:val="0"/>
+              <w:autoSpaceDE w:val="0"/>
+              <w:autoSpaceDN w:val="0"/>
+              <w:adjustRightInd w:val="0"/>
+              <w:spacing w:after="0" w:line="240" w:lineRule="auto"/>
+              <w:rPr>
+                <w:rFonts w:ascii="Consolas" w:eastAsiaTheme="minorEastAsia" w:hAnsi="Consolas" w:cs="Consolas"/>
+                <w:color w:val="auto"/>
+                <w:sz w:val="20"/>
+              </w:rPr>
+            </w:pPr>
+            <w:r>
+              <w:rPr>
+                <w:rFonts w:ascii="Consolas" w:eastAsiaTheme="minorEastAsia" w:hAnsi="Consolas" w:cs="Consolas"/>
+                <w:color w:val="auto"/>
+                <w:sz w:val="20"/>
+              </w:rPr>
+              <w:t>)</w:t>
+            </w:r>
+          </w:p>
+          <w:p>
+            <w:pPr>
+              <w:widowControl w:val="0"/>
+              <w:autoSpaceDE w:val="0"/>
+              <w:autoSpaceDN w:val="0"/>
+              <w:adjustRightInd w:val="0"/>
+              <w:spacing w:after="0" w:line="240" w:lineRule="auto"/>
+              <w:rPr>
+                <w:rFonts w:ascii="Consolas" w:eastAsiaTheme="minorEastAsia" w:hAnsi="Consolas" w:cs="Consolas"/>
+                <w:color w:val="auto"/>
+                <w:sz w:val="20"/>
+              </w:rPr>
+            </w:pPr>
+            <w:r>
+              <w:rPr>
+                <w:rFonts w:ascii="Consolas" w:eastAsiaTheme="minorEastAsia" w:hAnsi="Consolas" w:cs="Consolas"/>
+                <w:color w:val="auto"/>
+                <w:sz w:val="20"/>
+              </w:rPr>
+              <w:br/>
+            </w:r>
+            <w:r>
+              <w:rPr>
+                <w:rFonts w:ascii="Consolas" w:eastAsiaTheme="minorEastAsia" w:hAnsi="Consolas" w:cs="Consolas"/>
+                <w:color w:val="auto"/>
+                <w:sz w:val="20"/>
+              </w:rPr>
+              <w:br/>
+            </w:r>
+          </w:p>
+          <w:p>
+            <w:pPr>
+              <w:widowControl w:val="0"/>
+              <w:autoSpaceDE w:val="0"/>
+              <w:autoSpaceDN w:val="0"/>
+              <w:adjustRightInd w:val="0"/>
+              <w:spacing w:after="0" w:line="240" w:lineRule="auto"/>
+              <w:rPr>
+                <w:rFonts w:ascii="Consolas" w:eastAsiaTheme="minorEastAsia" w:hAnsi="Consolas" w:cs="Consolas"/>
+                <w:color w:val="auto"/>
+                <w:sz w:val="20"/>
+              </w:rPr>
+            </w:pPr>
+            <w:r>
+              <w:rPr>
+                <w:rFonts w:ascii="Consolas" w:eastAsiaTheme="minorEastAsia" w:hAnsi="Consolas" w:cs="Consolas"/>
+                <w:color w:val="auto"/>
+                <w:sz w:val="20"/>
+              </w:rPr>
+              <w:t xml:space="preserve"># TODO </w:t>
+            </w:r>
+            <w:proofErr w:type="gramStart"/>
+            <w:r>
+              <w:rPr>
+                <w:rFonts w:ascii="Consolas" w:eastAsiaTheme="minorEastAsia" w:hAnsi="Consolas" w:cs="Consolas"/>
+                <w:color w:val="auto"/>
+                <w:sz w:val="20"/>
+              </w:rPr>
+              <w:t>③ :</w:t>
+            </w:r>
+            <w:proofErr w:type="gramEnd"/>
+            <w:r>
+              <w:rPr>
+                <w:rFonts w:ascii="Consolas" w:eastAsiaTheme="minorEastAsia" w:hAnsi="Consolas" w:cs="Consolas"/>
+                <w:color w:val="auto"/>
                 <w:sz w:val="20"/>
               </w:rPr>
               <w:t xml:space="preserve"> </w:t>
@@ -3253,392 +5185,130 @@
             <w:r>
               <w:rPr>
                 <w:rFonts w:ascii="Consolas" w:eastAsiaTheme="minorEastAsia" w:hAnsi="Consolas" w:cs="Consolas"/>
-                <w:b/>
-                <w:bCs/>
-                <w:color w:val="7F0055"/>
-                <w:sz w:val="20"/>
-              </w:rPr>
-              <w:t>대상</w:t>
-            </w:r>
-          </w:p>
-          <w:p>
-            <w:pPr>
-              <w:widowControl w:val="0"/>
-              <w:autoSpaceDE w:val="0"/>
-              <w:autoSpaceDN w:val="0"/>
-              <w:adjustRightInd w:val="0"/>
-              <w:spacing w:after="0" w:line="240" w:lineRule="auto"/>
-              <w:rPr>
-                <w:rFonts w:ascii="Consolas" w:eastAsiaTheme="minorEastAsia" w:hAnsi="Consolas" w:cs="Consolas"/>
-                <w:b/>
-                <w:bCs/>
-                <w:color w:val="7F0055"/>
-                <w:sz w:val="20"/>
-              </w:rPr>
-            </w:pPr>
+                <w:color w:val="auto"/>
+                <w:sz w:val="20"/>
+              </w:rPr>
+              <w:t>수정된</w:t>
+            </w:r>
+            <w:r>
+              <w:rPr>
+                <w:rFonts w:ascii="Consolas" w:eastAsiaTheme="minorEastAsia" w:hAnsi="Consolas" w:cs="Consolas"/>
+                <w:color w:val="auto"/>
+                <w:sz w:val="20"/>
+              </w:rPr>
+              <w:t xml:space="preserve"> Generator G</w:t>
+            </w:r>
+          </w:p>
+          <w:p>
+            <w:pPr>
+              <w:widowControl w:val="0"/>
+              <w:autoSpaceDE w:val="0"/>
+              <w:autoSpaceDN w:val="0"/>
+              <w:adjustRightInd w:val="0"/>
+              <w:spacing w:after="0" w:line="240" w:lineRule="auto"/>
+              <w:rPr>
+                <w:rFonts w:ascii="Consolas" w:eastAsiaTheme="minorEastAsia" w:hAnsi="Consolas" w:cs="Consolas"/>
+                <w:color w:val="auto"/>
+                <w:sz w:val="20"/>
+              </w:rPr>
+            </w:pPr>
+            <w:r>
+              <w:rPr>
+                <w:rFonts w:ascii="Consolas" w:eastAsiaTheme="minorEastAsia" w:hAnsi="Consolas" w:cs="Consolas"/>
+                <w:color w:val="auto"/>
+                <w:sz w:val="20"/>
+              </w:rPr>
+              <w:t># 64 → 256 → 512 → 256 → 128 → 784</w:t>
+            </w:r>
+          </w:p>
+          <w:p>
+            <w:pPr>
+              <w:widowControl w:val="0"/>
+              <w:autoSpaceDE w:val="0"/>
+              <w:autoSpaceDN w:val="0"/>
+              <w:adjustRightInd w:val="0"/>
+              <w:spacing w:after="0" w:line="240" w:lineRule="auto"/>
+              <w:rPr>
+                <w:rFonts w:ascii="Consolas" w:eastAsiaTheme="minorEastAsia" w:hAnsi="Consolas" w:cs="Consolas"/>
+                <w:color w:val="auto"/>
+                <w:sz w:val="20"/>
+              </w:rPr>
+            </w:pPr>
+            <w:r>
+              <w:rPr>
+                <w:rFonts w:ascii="Consolas" w:eastAsiaTheme="minorEastAsia" w:hAnsi="Consolas" w:cs="Consolas"/>
+                <w:color w:val="auto"/>
+                <w:sz w:val="20"/>
+              </w:rPr>
+              <w:t xml:space="preserve">G = </w:t>
+            </w:r>
             <w:proofErr w:type="spellStart"/>
-            <w:r>
-              <w:rPr>
-                <w:rFonts w:ascii="Consolas" w:eastAsiaTheme="minorEastAsia" w:hAnsi="Consolas" w:cs="Consolas"/>
-                <w:b/>
-                <w:bCs/>
-                <w:color w:val="7F0055"/>
-                <w:sz w:val="20"/>
-              </w:rPr>
-              <w:t>image_size</w:t>
+            <w:proofErr w:type="gramStart"/>
+            <w:r>
+              <w:rPr>
+                <w:rFonts w:ascii="Consolas" w:eastAsiaTheme="minorEastAsia" w:hAnsi="Consolas" w:cs="Consolas"/>
+                <w:color w:val="auto"/>
+                <w:sz w:val="20"/>
+              </w:rPr>
+              <w:t>nn.Sequential</w:t>
             </w:r>
             <w:proofErr w:type="spellEnd"/>
-            <w:r>
-              <w:rPr>
-                <w:rFonts w:ascii="Consolas" w:eastAsiaTheme="minorEastAsia" w:hAnsi="Consolas" w:cs="Consolas"/>
-                <w:b/>
-                <w:bCs/>
-                <w:color w:val="7F0055"/>
-                <w:sz w:val="20"/>
-              </w:rPr>
-              <w:t xml:space="preserve">  = 784         # </w:t>
-            </w:r>
-            <w:r>
-              <w:rPr>
-                <w:rFonts w:ascii="Consolas" w:eastAsiaTheme="minorEastAsia" w:hAnsi="Consolas" w:cs="Consolas"/>
-                <w:b/>
-                <w:bCs/>
-                <w:color w:val="7F0055"/>
-                <w:sz w:val="20"/>
-              </w:rPr>
-              <w:t>수정</w:t>
-            </w:r>
-            <w:r>
-              <w:rPr>
-                <w:rFonts w:ascii="Consolas" w:eastAsiaTheme="minorEastAsia" w:hAnsi="Consolas" w:cs="Consolas"/>
-                <w:b/>
-                <w:bCs/>
-                <w:color w:val="7F0055"/>
-                <w:sz w:val="20"/>
-              </w:rPr>
-              <w:t xml:space="preserve"> </w:t>
-            </w:r>
-            <w:r>
-              <w:rPr>
-                <w:rFonts w:ascii="Consolas" w:eastAsiaTheme="minorEastAsia" w:hAnsi="Consolas" w:cs="Consolas"/>
-                <w:b/>
-                <w:bCs/>
-                <w:color w:val="7F0055"/>
-                <w:sz w:val="20"/>
-              </w:rPr>
-              <w:t>금지</w:t>
-            </w:r>
-          </w:p>
-          <w:p>
-            <w:pPr>
-              <w:widowControl w:val="0"/>
-              <w:autoSpaceDE w:val="0"/>
-              <w:autoSpaceDN w:val="0"/>
-              <w:adjustRightInd w:val="0"/>
-              <w:spacing w:after="0" w:line="240" w:lineRule="auto"/>
-              <w:rPr>
-                <w:rFonts w:ascii="Consolas" w:eastAsiaTheme="minorEastAsia" w:hAnsi="Consolas" w:cs="Consolas"/>
-                <w:b/>
-                <w:bCs/>
-                <w:color w:val="7F0055"/>
-                <w:sz w:val="20"/>
-              </w:rPr>
-            </w:pPr>
-          </w:p>
-          <w:p>
-            <w:pPr>
-              <w:widowControl w:val="0"/>
-              <w:autoSpaceDE w:val="0"/>
-              <w:autoSpaceDN w:val="0"/>
-              <w:adjustRightInd w:val="0"/>
-              <w:spacing w:after="0" w:line="240" w:lineRule="auto"/>
-              <w:rPr>
-                <w:rFonts w:ascii="Consolas" w:eastAsiaTheme="minorEastAsia" w:hAnsi="Consolas" w:cs="Consolas"/>
-                <w:b/>
-                <w:bCs/>
-                <w:color w:val="7F0055"/>
-                <w:sz w:val="20"/>
-              </w:rPr>
-            </w:pPr>
-            <w:r>
-              <w:rPr>
-                <w:rFonts w:ascii="Consolas" w:eastAsiaTheme="minorEastAsia" w:hAnsi="Consolas" w:cs="Consolas"/>
-                <w:b/>
-                <w:bCs/>
-                <w:color w:val="7F0055"/>
-                <w:sz w:val="20"/>
-              </w:rPr>
-              <w:t xml:space="preserve"># TODO ④ : </w:t>
-            </w:r>
-            <w:r>
-              <w:rPr>
-                <w:rFonts w:ascii="Consolas" w:eastAsiaTheme="minorEastAsia" w:hAnsi="Consolas" w:cs="Consolas"/>
-                <w:b/>
-                <w:bCs/>
-                <w:color w:val="7F0055"/>
-                <w:sz w:val="20"/>
-              </w:rPr>
-              <w:t>학번</w:t>
-            </w:r>
-            <w:r>
-              <w:rPr>
-                <w:rFonts w:ascii="Consolas" w:eastAsiaTheme="minorEastAsia" w:hAnsi="Consolas" w:cs="Consolas"/>
-                <w:b/>
-                <w:bCs/>
-                <w:color w:val="7F0055"/>
-                <w:sz w:val="20"/>
-              </w:rPr>
-              <w:t>/</w:t>
-            </w:r>
-            <w:r>
-              <w:rPr>
-                <w:rFonts w:ascii="Consolas" w:eastAsiaTheme="minorEastAsia" w:hAnsi="Consolas" w:cs="Consolas"/>
-                <w:b/>
-                <w:bCs/>
-                <w:color w:val="7F0055"/>
-                <w:sz w:val="20"/>
-              </w:rPr>
-              <w:t>이름</w:t>
-            </w:r>
-            <w:r>
-              <w:rPr>
-                <w:rFonts w:ascii="Consolas" w:eastAsiaTheme="minorEastAsia" w:hAnsi="Consolas" w:cs="Consolas"/>
-                <w:b/>
-                <w:bCs/>
-                <w:color w:val="7F0055"/>
-                <w:sz w:val="20"/>
-              </w:rPr>
-              <w:t xml:space="preserve"> (</w:t>
-            </w:r>
-            <w:r>
-              <w:rPr>
-                <w:rFonts w:ascii="Consolas" w:eastAsiaTheme="minorEastAsia" w:hAnsi="Consolas" w:cs="Consolas"/>
-                <w:b/>
-                <w:bCs/>
-                <w:color w:val="7F0055"/>
-                <w:sz w:val="20"/>
-              </w:rPr>
-              <w:t>필수</w:t>
-            </w:r>
-            <w:r>
-              <w:rPr>
-                <w:rFonts w:ascii="Consolas" w:eastAsiaTheme="minorEastAsia" w:hAnsi="Consolas" w:cs="Consolas"/>
-                <w:b/>
-                <w:bCs/>
-                <w:color w:val="7F0055"/>
-                <w:sz w:val="20"/>
-              </w:rPr>
-              <w:t>)</w:t>
-            </w:r>
-          </w:p>
-          <w:p>
-            <w:pPr>
-              <w:widowControl w:val="0"/>
-              <w:autoSpaceDE w:val="0"/>
-              <w:autoSpaceDN w:val="0"/>
-              <w:adjustRightInd w:val="0"/>
-              <w:spacing w:after="0" w:line="240" w:lineRule="auto"/>
-              <w:rPr>
-                <w:rFonts w:ascii="Consolas" w:eastAsiaTheme="minorEastAsia" w:hAnsi="Consolas" w:cs="Consolas"/>
-                <w:b/>
-                <w:bCs/>
-                <w:color w:val="7F0055"/>
-                <w:sz w:val="20"/>
-              </w:rPr>
-            </w:pPr>
-            <w:r>
-              <w:rPr>
-                <w:rFonts w:ascii="Consolas" w:eastAsiaTheme="minorEastAsia" w:hAnsi="Consolas" w:cs="Consolas"/>
-                <w:b/>
-                <w:bCs/>
-                <w:color w:val="7F0055"/>
-                <w:sz w:val="20"/>
-              </w:rPr>
-              <w:t>STUDENT_ID   = "2023103987" # (e.g., 20000000000)</w:t>
-            </w:r>
-          </w:p>
-          <w:p>
-            <w:pPr>
-              <w:widowControl w:val="0"/>
-              <w:autoSpaceDE w:val="0"/>
-              <w:autoSpaceDN w:val="0"/>
-              <w:adjustRightInd w:val="0"/>
-              <w:spacing w:after="0" w:line="240" w:lineRule="auto"/>
-              <w:rPr>
-                <w:rFonts w:ascii="Consolas" w:eastAsiaTheme="minorEastAsia" w:hAnsi="Consolas" w:cs="Consolas"/>
-                <w:b/>
-                <w:bCs/>
-                <w:color w:val="7F0055"/>
-                <w:sz w:val="20"/>
-              </w:rPr>
-            </w:pPr>
-            <w:r>
-              <w:rPr>
-                <w:rFonts w:ascii="Consolas" w:eastAsiaTheme="minorEastAsia" w:hAnsi="Consolas" w:cs="Consolas"/>
-                <w:b/>
-                <w:bCs/>
-                <w:color w:val="7F0055"/>
-                <w:sz w:val="20"/>
-              </w:rPr>
-              <w:t>STUDENT_NAME = "</w:t>
-            </w:r>
-            <w:r>
-              <w:rPr>
-                <w:rFonts w:ascii="Consolas" w:eastAsiaTheme="minorEastAsia" w:hAnsi="Consolas" w:cs="Consolas"/>
-                <w:b/>
-                <w:bCs/>
-                <w:color w:val="7F0055"/>
-                <w:sz w:val="20"/>
-              </w:rPr>
-              <w:t>박성준</w:t>
-            </w:r>
-            <w:r>
-              <w:rPr>
-                <w:rFonts w:ascii="Consolas" w:eastAsiaTheme="minorEastAsia" w:hAnsi="Consolas" w:cs="Consolas"/>
-                <w:b/>
-                <w:bCs/>
-                <w:color w:val="7F0055"/>
-                <w:sz w:val="20"/>
-              </w:rPr>
-              <w:t>" # (e.g., Hong Gil Dong)</w:t>
-            </w:r>
-          </w:p>
-          <w:p>
-            <w:pPr>
-              <w:widowControl w:val="0"/>
-              <w:autoSpaceDE w:val="0"/>
-              <w:autoSpaceDN w:val="0"/>
-              <w:adjustRightInd w:val="0"/>
-              <w:spacing w:after="0" w:line="240" w:lineRule="auto"/>
-              <w:rPr>
-                <w:rFonts w:ascii="Consolas" w:eastAsiaTheme="minorEastAsia" w:hAnsi="Consolas" w:cs="Consolas"/>
-                <w:b/>
-                <w:bCs/>
-                <w:color w:val="7F0055"/>
-                <w:sz w:val="20"/>
-              </w:rPr>
-            </w:pPr>
-          </w:p>
-          <w:p>
-            <w:pPr>
-              <w:widowControl w:val="0"/>
-              <w:autoSpaceDE w:val="0"/>
-              <w:autoSpaceDN w:val="0"/>
-              <w:adjustRightInd w:val="0"/>
-              <w:spacing w:after="0" w:line="240" w:lineRule="auto"/>
-              <w:rPr>
-                <w:rFonts w:ascii="Consolas" w:eastAsiaTheme="minorEastAsia" w:hAnsi="Consolas" w:cs="Consolas"/>
-                <w:b/>
-                <w:bCs/>
-                <w:color w:val="7F0055"/>
-                <w:sz w:val="20"/>
-              </w:rPr>
-            </w:pPr>
-            <w:r>
-              <w:rPr>
-                <w:rFonts w:ascii="Consolas" w:eastAsiaTheme="minorEastAsia" w:hAnsi="Consolas" w:cs="Consolas"/>
-                <w:b/>
-                <w:bCs/>
-                <w:color w:val="7F0055"/>
-                <w:sz w:val="20"/>
-              </w:rPr>
-              <w:t xml:space="preserve"># ===== </w:t>
-            </w:r>
-            <w:r>
-              <w:rPr>
-                <w:rFonts w:ascii="Consolas" w:eastAsiaTheme="minorEastAsia" w:hAnsi="Consolas" w:cs="Consolas"/>
-                <w:b/>
-                <w:bCs/>
-                <w:color w:val="7F0055"/>
-                <w:sz w:val="20"/>
-              </w:rPr>
-              <w:t>수정</w:t>
-            </w:r>
-            <w:r>
-              <w:rPr>
-                <w:rFonts w:ascii="Consolas" w:eastAsiaTheme="minorEastAsia" w:hAnsi="Consolas" w:cs="Consolas"/>
-                <w:b/>
-                <w:bCs/>
-                <w:color w:val="7F0055"/>
-                <w:sz w:val="20"/>
-              </w:rPr>
-              <w:t xml:space="preserve"> </w:t>
-            </w:r>
-            <w:r>
-              <w:rPr>
-                <w:rFonts w:ascii="Consolas" w:eastAsiaTheme="minorEastAsia" w:hAnsi="Consolas" w:cs="Consolas"/>
-                <w:b/>
-                <w:bCs/>
-                <w:color w:val="7F0055"/>
-                <w:sz w:val="20"/>
-              </w:rPr>
-              <w:t>금지</w:t>
-            </w:r>
-            <w:r>
-              <w:rPr>
-                <w:rFonts w:ascii="Consolas" w:eastAsiaTheme="minorEastAsia" w:hAnsi="Consolas" w:cs="Consolas"/>
-                <w:b/>
-                <w:bCs/>
-                <w:color w:val="7F0055"/>
-                <w:sz w:val="20"/>
-              </w:rPr>
-              <w:t xml:space="preserve"> =====</w:t>
-            </w:r>
-          </w:p>
-          <w:p>
-            <w:pPr>
-              <w:widowControl w:val="0"/>
-              <w:autoSpaceDE w:val="0"/>
-              <w:autoSpaceDN w:val="0"/>
-              <w:adjustRightInd w:val="0"/>
-              <w:spacing w:after="0" w:line="240" w:lineRule="auto"/>
-              <w:rPr>
-                <w:rFonts w:ascii="Consolas" w:eastAsiaTheme="minorEastAsia" w:hAnsi="Consolas" w:cs="Consolas"/>
-                <w:b/>
-                <w:bCs/>
-                <w:color w:val="7F0055"/>
-                <w:sz w:val="20"/>
-              </w:rPr>
-            </w:pPr>
-            <w:r>
-              <w:rPr>
-                <w:rFonts w:ascii="Consolas" w:eastAsiaTheme="minorEastAsia" w:hAnsi="Consolas" w:cs="Consolas"/>
-                <w:b/>
-                <w:bCs/>
-                <w:color w:val="7F0055"/>
-                <w:sz w:val="20"/>
-              </w:rPr>
-              <w:t>print(</w:t>
+            <w:proofErr w:type="gramEnd"/>
+            <w:r>
+              <w:rPr>
+                <w:rFonts w:ascii="Consolas" w:eastAsiaTheme="minorEastAsia" w:hAnsi="Consolas" w:cs="Consolas"/>
+                <w:color w:val="auto"/>
+                <w:sz w:val="20"/>
+              </w:rPr>
+              <w:t>(</w:t>
+            </w:r>
+          </w:p>
+          <w:p>
+            <w:pPr>
+              <w:widowControl w:val="0"/>
+              <w:autoSpaceDE w:val="0"/>
+              <w:autoSpaceDN w:val="0"/>
+              <w:adjustRightInd w:val="0"/>
+              <w:spacing w:after="0" w:line="240" w:lineRule="auto"/>
+              <w:rPr>
+                <w:rFonts w:ascii="Consolas" w:eastAsiaTheme="minorEastAsia" w:hAnsi="Consolas" w:cs="Consolas"/>
+                <w:color w:val="auto"/>
+                <w:sz w:val="20"/>
+              </w:rPr>
+            </w:pPr>
+            <w:r>
+              <w:rPr>
+                <w:rFonts w:ascii="Consolas" w:eastAsiaTheme="minorEastAsia" w:hAnsi="Consolas" w:cs="Consolas"/>
+                <w:color w:val="auto"/>
+                <w:sz w:val="20"/>
+              </w:rPr>
+              <w:t xml:space="preserve">    </w:t>
             </w:r>
             <w:proofErr w:type="spellStart"/>
-            <w:r>
-              <w:rPr>
-                <w:rFonts w:ascii="Consolas" w:eastAsiaTheme="minorEastAsia" w:hAnsi="Consolas" w:cs="Consolas"/>
-                <w:b/>
-                <w:bCs/>
-                <w:color w:val="7F0055"/>
-                <w:sz w:val="20"/>
-              </w:rPr>
-              <w:t>f"latent_size</w:t>
+            <w:proofErr w:type="gramStart"/>
+            <w:r>
+              <w:rPr>
+                <w:rFonts w:ascii="Consolas" w:eastAsiaTheme="minorEastAsia" w:hAnsi="Consolas" w:cs="Consolas"/>
+                <w:color w:val="auto"/>
+                <w:sz w:val="20"/>
+              </w:rPr>
+              <w:t>nn.Linear</w:t>
             </w:r>
             <w:proofErr w:type="spellEnd"/>
-            <w:r>
-              <w:rPr>
-                <w:rFonts w:ascii="Consolas" w:eastAsiaTheme="minorEastAsia" w:hAnsi="Consolas" w:cs="Consolas"/>
-                <w:b/>
-                <w:bCs/>
-                <w:color w:val="7F0055"/>
-                <w:sz w:val="20"/>
-              </w:rPr>
-              <w:t>={</w:t>
+            <w:proofErr w:type="gramEnd"/>
+            <w:r>
+              <w:rPr>
+                <w:rFonts w:ascii="Consolas" w:eastAsiaTheme="minorEastAsia" w:hAnsi="Consolas" w:cs="Consolas"/>
+                <w:color w:val="auto"/>
+                <w:sz w:val="20"/>
+              </w:rPr>
+              <w:t>(</w:t>
             </w:r>
             <w:proofErr w:type="spellStart"/>
             <w:r>
               <w:rPr>
                 <w:rFonts w:ascii="Consolas" w:eastAsiaTheme="minorEastAsia" w:hAnsi="Consolas" w:cs="Consolas"/>
-                <w:b/>
-                <w:bCs/>
-                <w:color w:val="7F0055"/>
+                <w:color w:val="auto"/>
                 <w:sz w:val="20"/>
               </w:rPr>
               <w:t>latent_size</w:t>
@@ -3647,1125 +5317,45 @@
             <w:r>
               <w:rPr>
                 <w:rFonts w:ascii="Consolas" w:eastAsiaTheme="minorEastAsia" w:hAnsi="Consolas" w:cs="Consolas"/>
-                <w:b/>
-                <w:bCs/>
-                <w:color w:val="7F0055"/>
-                <w:sz w:val="20"/>
-              </w:rPr>
-              <w:t>}  </w:t>
+                <w:color w:val="auto"/>
+                <w:sz w:val="20"/>
+              </w:rPr>
+              <w:t>, 256),</w:t>
+            </w:r>
+          </w:p>
+          <w:p>
+            <w:pPr>
+              <w:widowControl w:val="0"/>
+              <w:autoSpaceDE w:val="0"/>
+              <w:autoSpaceDN w:val="0"/>
+              <w:adjustRightInd w:val="0"/>
+              <w:spacing w:after="0" w:line="240" w:lineRule="auto"/>
+              <w:rPr>
+                <w:rFonts w:ascii="Consolas" w:eastAsiaTheme="minorEastAsia" w:hAnsi="Consolas" w:cs="Consolas"/>
+                <w:color w:val="auto"/>
+                <w:sz w:val="20"/>
+              </w:rPr>
+            </w:pPr>
+            <w:r>
+              <w:rPr>
+                <w:rFonts w:ascii="Consolas" w:eastAsiaTheme="minorEastAsia" w:hAnsi="Consolas" w:cs="Consolas"/>
+                <w:color w:val="auto"/>
+                <w:sz w:val="20"/>
+              </w:rPr>
+              <w:t xml:space="preserve">    </w:t>
             </w:r>
             <w:proofErr w:type="spellStart"/>
-            <w:r>
-              <w:rPr>
-                <w:rFonts w:ascii="Consolas" w:eastAsiaTheme="minorEastAsia" w:hAnsi="Consolas" w:cs="Consolas"/>
-                <w:b/>
-                <w:bCs/>
-                <w:color w:val="7F0055"/>
-                <w:sz w:val="20"/>
-              </w:rPr>
-              <w:t>batch_size</w:t>
+            <w:proofErr w:type="gramStart"/>
+            <w:r>
+              <w:rPr>
+                <w:rFonts w:ascii="Consolas" w:eastAsiaTheme="minorEastAsia" w:hAnsi="Consolas" w:cs="Consolas"/>
+                <w:color w:val="auto"/>
+                <w:sz w:val="20"/>
+              </w:rPr>
+              <w:t>nn.ReLU</w:t>
             </w:r>
             <w:proofErr w:type="spellEnd"/>
-            <w:r>
-              <w:rPr>
-                <w:rFonts w:ascii="Consolas" w:eastAsiaTheme="minorEastAsia" w:hAnsi="Consolas" w:cs="Consolas"/>
-                <w:b/>
-                <w:bCs/>
-                <w:color w:val="7F0055"/>
-                <w:sz w:val="20"/>
-              </w:rPr>
-              <w:t>={</w:t>
-            </w:r>
-            <w:proofErr w:type="spellStart"/>
-            <w:r>
-              <w:rPr>
-                <w:rFonts w:ascii="Consolas" w:eastAsiaTheme="minorEastAsia" w:hAnsi="Consolas" w:cs="Consolas"/>
-                <w:b/>
-                <w:bCs/>
-                <w:color w:val="7F0055"/>
-                <w:sz w:val="20"/>
-              </w:rPr>
-              <w:t>batch_size</w:t>
-            </w:r>
-            <w:proofErr w:type="spellEnd"/>
-            <w:r>
-              <w:rPr>
-                <w:rFonts w:ascii="Consolas" w:eastAsiaTheme="minorEastAsia" w:hAnsi="Consolas" w:cs="Consolas"/>
-                <w:b/>
-                <w:bCs/>
-                <w:color w:val="7F0055"/>
-                <w:sz w:val="20"/>
-              </w:rPr>
-              <w:t>}  </w:t>
-            </w:r>
-            <w:proofErr w:type="spellStart"/>
-            <w:r>
-              <w:rPr>
-                <w:rFonts w:ascii="Consolas" w:eastAsiaTheme="minorEastAsia" w:hAnsi="Consolas" w:cs="Consolas"/>
-                <w:b/>
-                <w:bCs/>
-                <w:color w:val="7F0055"/>
-                <w:sz w:val="20"/>
-              </w:rPr>
-              <w:t>num_epochs</w:t>
-            </w:r>
-            <w:proofErr w:type="spellEnd"/>
-            <w:r>
-              <w:rPr>
-                <w:rFonts w:ascii="Consolas" w:eastAsiaTheme="minorEastAsia" w:hAnsi="Consolas" w:cs="Consolas"/>
-                <w:b/>
-                <w:bCs/>
-                <w:color w:val="7F0055"/>
-                <w:sz w:val="20"/>
-              </w:rPr>
-              <w:t>={</w:t>
-            </w:r>
-            <w:proofErr w:type="spellStart"/>
-            <w:r>
-              <w:rPr>
-                <w:rFonts w:ascii="Consolas" w:eastAsiaTheme="minorEastAsia" w:hAnsi="Consolas" w:cs="Consolas"/>
-                <w:b/>
-                <w:bCs/>
-                <w:color w:val="7F0055"/>
-                <w:sz w:val="20"/>
-              </w:rPr>
-              <w:t>num_epochs</w:t>
-            </w:r>
-            <w:proofErr w:type="spellEnd"/>
-            <w:r>
-              <w:rPr>
-                <w:rFonts w:ascii="Consolas" w:eastAsiaTheme="minorEastAsia" w:hAnsi="Consolas" w:cs="Consolas"/>
-                <w:b/>
-                <w:bCs/>
-                <w:color w:val="7F0055"/>
-                <w:sz w:val="20"/>
-              </w:rPr>
-              <w:t>}")</w:t>
-            </w:r>
-          </w:p>
-          <w:p>
-            <w:pPr>
-              <w:widowControl w:val="0"/>
-              <w:autoSpaceDE w:val="0"/>
-              <w:autoSpaceDN w:val="0"/>
-              <w:adjustRightInd w:val="0"/>
-              <w:spacing w:after="0" w:line="240" w:lineRule="auto"/>
-              <w:rPr>
-                <w:rFonts w:ascii="Consolas" w:eastAsiaTheme="minorEastAsia" w:hAnsi="Consolas" w:cs="Consolas"/>
-                <w:b/>
-                <w:bCs/>
-                <w:color w:val="7F0055"/>
-                <w:sz w:val="20"/>
-              </w:rPr>
-            </w:pPr>
-            <w:r>
-              <w:rPr>
-                <w:rFonts w:ascii="Consolas" w:eastAsiaTheme="minorEastAsia" w:hAnsi="Consolas" w:cs="Consolas"/>
-                <w:b/>
-                <w:bCs/>
-                <w:color w:val="7F0055"/>
-                <w:sz w:val="20"/>
-              </w:rPr>
-              <w:t>print(f"</w:t>
-            </w:r>
-            <w:r>
-              <w:rPr>
-                <w:rFonts w:ascii="Consolas" w:eastAsiaTheme="minorEastAsia" w:hAnsi="Consolas" w:cs="Consolas"/>
-                <w:b/>
-                <w:bCs/>
-                <w:color w:val="7F0055"/>
-                <w:sz w:val="20"/>
-              </w:rPr>
-              <w:t>학번</w:t>
-            </w:r>
-            <w:r>
-              <w:rPr>
-                <w:rFonts w:ascii="Consolas" w:eastAsiaTheme="minorEastAsia" w:hAnsi="Consolas" w:cs="Consolas"/>
-                <w:b/>
-                <w:bCs/>
-                <w:color w:val="7F0055"/>
-                <w:sz w:val="20"/>
-              </w:rPr>
-              <w:t>: {STUDENT_ID}  </w:t>
-            </w:r>
-            <w:r>
-              <w:rPr>
-                <w:rFonts w:ascii="Consolas" w:eastAsiaTheme="minorEastAsia" w:hAnsi="Consolas" w:cs="Consolas"/>
-                <w:b/>
-                <w:bCs/>
-                <w:color w:val="7F0055"/>
-                <w:sz w:val="20"/>
-              </w:rPr>
-              <w:t>이름</w:t>
-            </w:r>
-            <w:r>
-              <w:rPr>
-                <w:rFonts w:ascii="Consolas" w:eastAsiaTheme="minorEastAsia" w:hAnsi="Consolas" w:cs="Consolas"/>
-                <w:b/>
-                <w:bCs/>
-                <w:color w:val="7F0055"/>
-                <w:sz w:val="20"/>
-              </w:rPr>
-              <w:t>: {STUDENT_NAME}")</w:t>
-            </w:r>
-          </w:p>
-          <w:p>
-            <w:pPr>
-              <w:widowControl w:val="0"/>
-              <w:autoSpaceDE w:val="0"/>
-              <w:autoSpaceDN w:val="0"/>
-              <w:adjustRightInd w:val="0"/>
-              <w:spacing w:after="0" w:line="240" w:lineRule="auto"/>
-              <w:rPr>
-                <w:rFonts w:ascii="Consolas" w:eastAsiaTheme="minorEastAsia" w:hAnsi="Consolas" w:cs="Consolas"/>
-                <w:b/>
-                <w:bCs/>
-                <w:color w:val="7F0055"/>
-                <w:sz w:val="20"/>
-              </w:rPr>
-            </w:pPr>
-            <w:r>
-              <w:rPr>
-                <w:rFonts w:ascii="Consolas" w:eastAsiaTheme="minorEastAsia" w:hAnsi="Consolas" w:cs="Consolas"/>
-                <w:b/>
-                <w:bCs/>
-                <w:color w:val="7F0055"/>
-                <w:sz w:val="20"/>
-              </w:rPr>
-              <w:t xml:space="preserve"># ===== </w:t>
-            </w:r>
-            <w:r>
-              <w:rPr>
-                <w:rFonts w:ascii="Consolas" w:eastAsiaTheme="minorEastAsia" w:hAnsi="Consolas" w:cs="Consolas"/>
-                <w:b/>
-                <w:bCs/>
-                <w:color w:val="7F0055"/>
-                <w:sz w:val="20"/>
-              </w:rPr>
-              <w:t>수정</w:t>
-            </w:r>
-            <w:r>
-              <w:rPr>
-                <w:rFonts w:ascii="Consolas" w:eastAsiaTheme="minorEastAsia" w:hAnsi="Consolas" w:cs="Consolas"/>
-                <w:b/>
-                <w:bCs/>
-                <w:color w:val="7F0055"/>
-                <w:sz w:val="20"/>
-              </w:rPr>
-              <w:t xml:space="preserve"> </w:t>
-            </w:r>
-            <w:r>
-              <w:rPr>
-                <w:rFonts w:ascii="Consolas" w:eastAsiaTheme="minorEastAsia" w:hAnsi="Consolas" w:cs="Consolas"/>
-                <w:b/>
-                <w:bCs/>
-                <w:color w:val="7F0055"/>
-                <w:sz w:val="20"/>
-              </w:rPr>
-              <w:t>금지</w:t>
-            </w:r>
-            <w:r>
-              <w:rPr>
-                <w:rFonts w:ascii="Consolas" w:eastAsiaTheme="minorEastAsia" w:hAnsi="Consolas" w:cs="Consolas"/>
-                <w:b/>
-                <w:bCs/>
-                <w:color w:val="7F0055"/>
-                <w:sz w:val="20"/>
-              </w:rPr>
-              <w:t xml:space="preserve"> </w:t>
-            </w:r>
-            <w:r>
-              <w:rPr>
-                <w:rFonts w:ascii="Consolas" w:eastAsiaTheme="minorEastAsia" w:hAnsi="Consolas" w:cs="Consolas"/>
-                <w:b/>
-                <w:bCs/>
-                <w:color w:val="7F0055"/>
-                <w:sz w:val="20"/>
-              </w:rPr>
-              <w:t>끝</w:t>
-            </w:r>
-            <w:r>
-              <w:rPr>
-                <w:rFonts w:ascii="Consolas" w:eastAsiaTheme="minorEastAsia" w:hAnsi="Consolas" w:cs="Consolas"/>
-                <w:b/>
-                <w:bCs/>
-                <w:color w:val="7F0055"/>
-                <w:sz w:val="20"/>
-              </w:rPr>
-              <w:t xml:space="preserve"> =====</w:t>
-            </w:r>
-          </w:p>
-          <w:p>
-            <w:pPr>
-              <w:widowControl w:val="0"/>
-              <w:autoSpaceDE w:val="0"/>
-              <w:autoSpaceDN w:val="0"/>
-              <w:adjustRightInd w:val="0"/>
-              <w:spacing w:after="0" w:line="240" w:lineRule="auto"/>
-              <w:rPr>
-                <w:rFonts w:ascii="Consolas" w:eastAsiaTheme="minorEastAsia" w:hAnsi="Consolas" w:cs="Consolas"/>
-                <w:color w:val="auto"/>
-                <w:sz w:val="20"/>
-              </w:rPr>
-            </w:pPr>
-          </w:p>
-          <w:p>
-            <w:pPr>
-              <w:widowControl w:val="0"/>
-              <w:autoSpaceDE w:val="0"/>
-              <w:autoSpaceDN w:val="0"/>
-              <w:adjustRightInd w:val="0"/>
-              <w:spacing w:after="0" w:line="240" w:lineRule="auto"/>
-              <w:rPr>
-                <w:rFonts w:ascii="Consolas" w:eastAsiaTheme="minorEastAsia" w:hAnsi="Consolas" w:cs="Consolas"/>
-                <w:color w:val="auto"/>
-                <w:sz w:val="20"/>
-              </w:rPr>
-            </w:pPr>
-          </w:p>
-          <w:p>
-            <w:pPr>
-              <w:widowControl w:val="0"/>
-              <w:autoSpaceDE w:val="0"/>
-              <w:autoSpaceDN w:val="0"/>
-              <w:adjustRightInd w:val="0"/>
-              <w:spacing w:after="0" w:line="240" w:lineRule="auto"/>
-              <w:rPr>
-                <w:rFonts w:ascii="Consolas" w:eastAsiaTheme="minorEastAsia" w:hAnsi="Consolas" w:cs="Consolas"/>
-                <w:color w:val="auto"/>
-                <w:sz w:val="20"/>
-              </w:rPr>
-            </w:pPr>
-          </w:p>
-          <w:p>
-            <w:pPr>
-              <w:widowControl w:val="0"/>
-              <w:autoSpaceDE w:val="0"/>
-              <w:autoSpaceDN w:val="0"/>
-              <w:adjustRightInd w:val="0"/>
-              <w:spacing w:after="0" w:line="240" w:lineRule="auto"/>
-              <w:rPr>
-                <w:rFonts w:ascii="Consolas" w:eastAsiaTheme="minorEastAsia" w:hAnsi="Consolas" w:cs="Consolas"/>
-                <w:color w:val="auto"/>
-                <w:sz w:val="20"/>
-              </w:rPr>
-            </w:pPr>
-          </w:p>
-          <w:p>
-            <w:pPr>
-              <w:widowControl w:val="0"/>
-              <w:autoSpaceDE w:val="0"/>
-              <w:autoSpaceDN w:val="0"/>
-              <w:adjustRightInd w:val="0"/>
-              <w:spacing w:after="0" w:line="240" w:lineRule="auto"/>
-              <w:rPr>
-                <w:rFonts w:ascii="Consolas" w:eastAsiaTheme="minorEastAsia" w:hAnsi="Consolas" w:cs="Consolas"/>
-                <w:color w:val="auto"/>
-                <w:sz w:val="20"/>
-              </w:rPr>
-            </w:pPr>
-            <w:r>
-              <w:rPr>
-                <w:rFonts w:ascii="Consolas" w:eastAsiaTheme="minorEastAsia" w:hAnsi="Consolas" w:cs="Consolas"/>
-                <w:color w:val="auto"/>
-                <w:sz w:val="20"/>
-              </w:rPr>
-              <w:t xml:space="preserve"># TODO ② : </w:t>
-            </w:r>
-            <w:r>
-              <w:rPr>
-                <w:rFonts w:ascii="Consolas" w:eastAsiaTheme="minorEastAsia" w:hAnsi="Consolas" w:cs="Consolas"/>
-                <w:color w:val="auto"/>
-                <w:sz w:val="20"/>
-              </w:rPr>
-              <w:t>수정된</w:t>
-            </w:r>
-            <w:r>
-              <w:rPr>
-                <w:rFonts w:ascii="Consolas" w:eastAsiaTheme="minorEastAsia" w:hAnsi="Consolas" w:cs="Consolas"/>
-                <w:color w:val="auto"/>
-                <w:sz w:val="20"/>
-              </w:rPr>
-              <w:t xml:space="preserve"> Discriminator D</w:t>
-            </w:r>
-          </w:p>
-          <w:p>
-            <w:pPr>
-              <w:widowControl w:val="0"/>
-              <w:autoSpaceDE w:val="0"/>
-              <w:autoSpaceDN w:val="0"/>
-              <w:adjustRightInd w:val="0"/>
-              <w:spacing w:after="0" w:line="240" w:lineRule="auto"/>
-              <w:rPr>
-                <w:rFonts w:ascii="Consolas" w:eastAsiaTheme="minorEastAsia" w:hAnsi="Consolas" w:cs="Consolas"/>
-                <w:color w:val="auto"/>
-                <w:sz w:val="20"/>
-              </w:rPr>
-            </w:pPr>
-            <w:r>
-              <w:rPr>
-                <w:rFonts w:ascii="Consolas" w:eastAsiaTheme="minorEastAsia" w:hAnsi="Consolas" w:cs="Consolas"/>
-                <w:color w:val="auto"/>
-                <w:sz w:val="20"/>
-              </w:rPr>
-              <w:t># 784 → 512 → 256 → 128 → 64 → 1</w:t>
-            </w:r>
-          </w:p>
-          <w:p>
-            <w:pPr>
-              <w:widowControl w:val="0"/>
-              <w:autoSpaceDE w:val="0"/>
-              <w:autoSpaceDN w:val="0"/>
-              <w:adjustRightInd w:val="0"/>
-              <w:spacing w:after="0" w:line="240" w:lineRule="auto"/>
-              <w:rPr>
-                <w:rFonts w:ascii="Consolas" w:eastAsiaTheme="minorEastAsia" w:hAnsi="Consolas" w:cs="Consolas"/>
-                <w:color w:val="auto"/>
-                <w:sz w:val="20"/>
-              </w:rPr>
-            </w:pPr>
-            <w:r>
-              <w:rPr>
-                <w:rFonts w:ascii="Consolas" w:eastAsiaTheme="minorEastAsia" w:hAnsi="Consolas" w:cs="Consolas"/>
-                <w:color w:val="auto"/>
-                <w:sz w:val="20"/>
-              </w:rPr>
-              <w:t xml:space="preserve">D = </w:t>
-            </w:r>
-            <w:proofErr w:type="spellStart"/>
-            <w:r>
-              <w:rPr>
-                <w:rFonts w:ascii="Consolas" w:eastAsiaTheme="minorEastAsia" w:hAnsi="Consolas" w:cs="Consolas"/>
-                <w:color w:val="auto"/>
-                <w:sz w:val="20"/>
-              </w:rPr>
-              <w:t>nn.Sequential</w:t>
-            </w:r>
-            <w:proofErr w:type="spellEnd"/>
-            <w:r>
-              <w:rPr>
-                <w:rFonts w:ascii="Consolas" w:eastAsiaTheme="minorEastAsia" w:hAnsi="Consolas" w:cs="Consolas"/>
-                <w:color w:val="auto"/>
-                <w:sz w:val="20"/>
-              </w:rPr>
-              <w:t>(</w:t>
-            </w:r>
-          </w:p>
-          <w:p>
-            <w:pPr>
-              <w:widowControl w:val="0"/>
-              <w:autoSpaceDE w:val="0"/>
-              <w:autoSpaceDN w:val="0"/>
-              <w:adjustRightInd w:val="0"/>
-              <w:spacing w:after="0" w:line="240" w:lineRule="auto"/>
-              <w:rPr>
-                <w:rFonts w:ascii="Consolas" w:eastAsiaTheme="minorEastAsia" w:hAnsi="Consolas" w:cs="Consolas"/>
-                <w:color w:val="auto"/>
-                <w:sz w:val="20"/>
-              </w:rPr>
-            </w:pPr>
-            <w:r>
-              <w:rPr>
-                <w:rFonts w:ascii="Consolas" w:eastAsiaTheme="minorEastAsia" w:hAnsi="Consolas" w:cs="Consolas"/>
-                <w:color w:val="auto"/>
-                <w:sz w:val="20"/>
-              </w:rPr>
-              <w:t xml:space="preserve">    </w:t>
-            </w:r>
-            <w:proofErr w:type="spellStart"/>
-            <w:r>
-              <w:rPr>
-                <w:rFonts w:ascii="Consolas" w:eastAsiaTheme="minorEastAsia" w:hAnsi="Consolas" w:cs="Consolas"/>
-                <w:color w:val="auto"/>
-                <w:sz w:val="20"/>
-              </w:rPr>
-              <w:t>nn.Linear</w:t>
-            </w:r>
-            <w:proofErr w:type="spellEnd"/>
-            <w:r>
-              <w:rPr>
-                <w:rFonts w:ascii="Consolas" w:eastAsiaTheme="minorEastAsia" w:hAnsi="Consolas" w:cs="Consolas"/>
-                <w:color w:val="auto"/>
-                <w:sz w:val="20"/>
-              </w:rPr>
-              <w:t>(</w:t>
-            </w:r>
-            <w:proofErr w:type="spellStart"/>
-            <w:r>
-              <w:rPr>
-                <w:rFonts w:ascii="Consolas" w:eastAsiaTheme="minorEastAsia" w:hAnsi="Consolas" w:cs="Consolas"/>
-                <w:color w:val="auto"/>
-                <w:sz w:val="20"/>
-              </w:rPr>
-              <w:t>image_size</w:t>
-            </w:r>
-            <w:proofErr w:type="spellEnd"/>
-            <w:r>
-              <w:rPr>
-                <w:rFonts w:ascii="Consolas" w:eastAsiaTheme="minorEastAsia" w:hAnsi="Consolas" w:cs="Consolas"/>
-                <w:color w:val="auto"/>
-                <w:sz w:val="20"/>
-              </w:rPr>
-              <w:t>, 512),</w:t>
-            </w:r>
-          </w:p>
-          <w:p>
-            <w:pPr>
-              <w:widowControl w:val="0"/>
-              <w:autoSpaceDE w:val="0"/>
-              <w:autoSpaceDN w:val="0"/>
-              <w:adjustRightInd w:val="0"/>
-              <w:spacing w:after="0" w:line="240" w:lineRule="auto"/>
-              <w:rPr>
-                <w:rFonts w:ascii="Consolas" w:eastAsiaTheme="minorEastAsia" w:hAnsi="Consolas" w:cs="Consolas"/>
-                <w:color w:val="auto"/>
-                <w:sz w:val="20"/>
-              </w:rPr>
-            </w:pPr>
-            <w:r>
-              <w:rPr>
-                <w:rFonts w:ascii="Consolas" w:eastAsiaTheme="minorEastAsia" w:hAnsi="Consolas" w:cs="Consolas"/>
-                <w:color w:val="auto"/>
-                <w:sz w:val="20"/>
-              </w:rPr>
-              <w:t xml:space="preserve">    </w:t>
-            </w:r>
-            <w:proofErr w:type="spellStart"/>
-            <w:r>
-              <w:rPr>
-                <w:rFonts w:ascii="Consolas" w:eastAsiaTheme="minorEastAsia" w:hAnsi="Consolas" w:cs="Consolas"/>
-                <w:color w:val="auto"/>
-                <w:sz w:val="20"/>
-              </w:rPr>
-              <w:t>nn.LeakyReLU</w:t>
-            </w:r>
-            <w:proofErr w:type="spellEnd"/>
-            <w:r>
-              <w:rPr>
-                <w:rFonts w:ascii="Consolas" w:eastAsiaTheme="minorEastAsia" w:hAnsi="Consolas" w:cs="Consolas"/>
-                <w:color w:val="auto"/>
-                <w:sz w:val="20"/>
-              </w:rPr>
-              <w:t>(0.2),</w:t>
-            </w:r>
-          </w:p>
-          <w:p>
-            <w:pPr>
-              <w:widowControl w:val="0"/>
-              <w:autoSpaceDE w:val="0"/>
-              <w:autoSpaceDN w:val="0"/>
-              <w:adjustRightInd w:val="0"/>
-              <w:spacing w:after="0" w:line="240" w:lineRule="auto"/>
-              <w:rPr>
-                <w:rFonts w:ascii="Consolas" w:eastAsiaTheme="minorEastAsia" w:hAnsi="Consolas" w:cs="Consolas"/>
-                <w:color w:val="auto"/>
-                <w:sz w:val="20"/>
-              </w:rPr>
-            </w:pPr>
-          </w:p>
-          <w:p>
-            <w:pPr>
-              <w:widowControl w:val="0"/>
-              <w:autoSpaceDE w:val="0"/>
-              <w:autoSpaceDN w:val="0"/>
-              <w:adjustRightInd w:val="0"/>
-              <w:spacing w:after="0" w:line="240" w:lineRule="auto"/>
-              <w:rPr>
-                <w:rFonts w:ascii="Consolas" w:eastAsiaTheme="minorEastAsia" w:hAnsi="Consolas" w:cs="Consolas"/>
-                <w:color w:val="auto"/>
-                <w:sz w:val="20"/>
-              </w:rPr>
-            </w:pPr>
-            <w:r>
-              <w:rPr>
-                <w:rFonts w:ascii="Consolas" w:eastAsiaTheme="minorEastAsia" w:hAnsi="Consolas" w:cs="Consolas"/>
-                <w:color w:val="auto"/>
-                <w:sz w:val="20"/>
-              </w:rPr>
-              <w:t xml:space="preserve">    </w:t>
-            </w:r>
-            <w:proofErr w:type="spellStart"/>
-            <w:r>
-              <w:rPr>
-                <w:rFonts w:ascii="Consolas" w:eastAsiaTheme="minorEastAsia" w:hAnsi="Consolas" w:cs="Consolas"/>
-                <w:color w:val="auto"/>
-                <w:sz w:val="20"/>
-              </w:rPr>
-              <w:t>nn.Linear</w:t>
-            </w:r>
-            <w:proofErr w:type="spellEnd"/>
-            <w:r>
-              <w:rPr>
-                <w:rFonts w:ascii="Consolas" w:eastAsiaTheme="minorEastAsia" w:hAnsi="Consolas" w:cs="Consolas"/>
-                <w:color w:val="auto"/>
-                <w:sz w:val="20"/>
-              </w:rPr>
-              <w:t>(512, 256),</w:t>
-            </w:r>
-          </w:p>
-          <w:p>
-            <w:pPr>
-              <w:widowControl w:val="0"/>
-              <w:autoSpaceDE w:val="0"/>
-              <w:autoSpaceDN w:val="0"/>
-              <w:adjustRightInd w:val="0"/>
-              <w:spacing w:after="0" w:line="240" w:lineRule="auto"/>
-              <w:rPr>
-                <w:rFonts w:ascii="Consolas" w:eastAsiaTheme="minorEastAsia" w:hAnsi="Consolas" w:cs="Consolas"/>
-                <w:color w:val="auto"/>
-                <w:sz w:val="20"/>
-              </w:rPr>
-            </w:pPr>
-            <w:r>
-              <w:rPr>
-                <w:rFonts w:ascii="Consolas" w:eastAsiaTheme="minorEastAsia" w:hAnsi="Consolas" w:cs="Consolas"/>
-                <w:color w:val="auto"/>
-                <w:sz w:val="20"/>
-              </w:rPr>
-              <w:t xml:space="preserve">    </w:t>
-            </w:r>
-            <w:proofErr w:type="spellStart"/>
-            <w:r>
-              <w:rPr>
-                <w:rFonts w:ascii="Consolas" w:eastAsiaTheme="minorEastAsia" w:hAnsi="Consolas" w:cs="Consolas"/>
-                <w:color w:val="auto"/>
-                <w:sz w:val="20"/>
-              </w:rPr>
-              <w:t>nn.LeakyReLU</w:t>
-            </w:r>
-            <w:proofErr w:type="spellEnd"/>
-            <w:r>
-              <w:rPr>
-                <w:rFonts w:ascii="Consolas" w:eastAsiaTheme="minorEastAsia" w:hAnsi="Consolas" w:cs="Consolas"/>
-                <w:color w:val="auto"/>
-                <w:sz w:val="20"/>
-              </w:rPr>
-              <w:t>(0.2),</w:t>
-            </w:r>
-          </w:p>
-          <w:p>
-            <w:pPr>
-              <w:widowControl w:val="0"/>
-              <w:autoSpaceDE w:val="0"/>
-              <w:autoSpaceDN w:val="0"/>
-              <w:adjustRightInd w:val="0"/>
-              <w:spacing w:after="0" w:line="240" w:lineRule="auto"/>
-              <w:rPr>
-                <w:rFonts w:ascii="Consolas" w:eastAsiaTheme="minorEastAsia" w:hAnsi="Consolas" w:cs="Consolas"/>
-                <w:color w:val="auto"/>
-                <w:sz w:val="20"/>
-              </w:rPr>
-            </w:pPr>
-          </w:p>
-          <w:p>
-            <w:pPr>
-              <w:widowControl w:val="0"/>
-              <w:autoSpaceDE w:val="0"/>
-              <w:autoSpaceDN w:val="0"/>
-              <w:adjustRightInd w:val="0"/>
-              <w:spacing w:after="0" w:line="240" w:lineRule="auto"/>
-              <w:rPr>
-                <w:rFonts w:ascii="Consolas" w:eastAsiaTheme="minorEastAsia" w:hAnsi="Consolas" w:cs="Consolas"/>
-                <w:color w:val="auto"/>
-                <w:sz w:val="20"/>
-              </w:rPr>
-            </w:pPr>
-            <w:r>
-              <w:rPr>
-                <w:rFonts w:ascii="Consolas" w:eastAsiaTheme="minorEastAsia" w:hAnsi="Consolas" w:cs="Consolas"/>
-                <w:color w:val="auto"/>
-                <w:sz w:val="20"/>
-              </w:rPr>
-              <w:t xml:space="preserve">    </w:t>
-            </w:r>
-            <w:proofErr w:type="spellStart"/>
-            <w:r>
-              <w:rPr>
-                <w:rFonts w:ascii="Consolas" w:eastAsiaTheme="minorEastAsia" w:hAnsi="Consolas" w:cs="Consolas"/>
-                <w:color w:val="auto"/>
-                <w:sz w:val="20"/>
-              </w:rPr>
-              <w:t>nn.Linear</w:t>
-            </w:r>
-            <w:proofErr w:type="spellEnd"/>
-            <w:r>
-              <w:rPr>
-                <w:rFonts w:ascii="Consolas" w:eastAsiaTheme="minorEastAsia" w:hAnsi="Consolas" w:cs="Consolas"/>
-                <w:color w:val="auto"/>
-                <w:sz w:val="20"/>
-              </w:rPr>
-              <w:t>(256, 128),</w:t>
-            </w:r>
-          </w:p>
-          <w:p>
-            <w:pPr>
-              <w:widowControl w:val="0"/>
-              <w:autoSpaceDE w:val="0"/>
-              <w:autoSpaceDN w:val="0"/>
-              <w:adjustRightInd w:val="0"/>
-              <w:spacing w:after="0" w:line="240" w:lineRule="auto"/>
-              <w:rPr>
-                <w:rFonts w:ascii="Consolas" w:eastAsiaTheme="minorEastAsia" w:hAnsi="Consolas" w:cs="Consolas"/>
-                <w:color w:val="auto"/>
-                <w:sz w:val="20"/>
-              </w:rPr>
-            </w:pPr>
-            <w:r>
-              <w:rPr>
-                <w:rFonts w:ascii="Consolas" w:eastAsiaTheme="minorEastAsia" w:hAnsi="Consolas" w:cs="Consolas"/>
-                <w:color w:val="auto"/>
-                <w:sz w:val="20"/>
-              </w:rPr>
-              <w:t xml:space="preserve">    </w:t>
-            </w:r>
-            <w:proofErr w:type="spellStart"/>
-            <w:r>
-              <w:rPr>
-                <w:rFonts w:ascii="Consolas" w:eastAsiaTheme="minorEastAsia" w:hAnsi="Consolas" w:cs="Consolas"/>
-                <w:color w:val="auto"/>
-                <w:sz w:val="20"/>
-              </w:rPr>
-              <w:t>nn.LeakyReLU</w:t>
-            </w:r>
-            <w:proofErr w:type="spellEnd"/>
-            <w:r>
-              <w:rPr>
-                <w:rFonts w:ascii="Consolas" w:eastAsiaTheme="minorEastAsia" w:hAnsi="Consolas" w:cs="Consolas"/>
-                <w:color w:val="auto"/>
-                <w:sz w:val="20"/>
-              </w:rPr>
-              <w:t>(0.2),</w:t>
-            </w:r>
-          </w:p>
-          <w:p>
-            <w:pPr>
-              <w:widowControl w:val="0"/>
-              <w:autoSpaceDE w:val="0"/>
-              <w:autoSpaceDN w:val="0"/>
-              <w:adjustRightInd w:val="0"/>
-              <w:spacing w:after="0" w:line="240" w:lineRule="auto"/>
-              <w:rPr>
-                <w:rFonts w:ascii="Consolas" w:eastAsiaTheme="minorEastAsia" w:hAnsi="Consolas" w:cs="Consolas"/>
-                <w:color w:val="auto"/>
-                <w:sz w:val="20"/>
-              </w:rPr>
-            </w:pPr>
-          </w:p>
-          <w:p>
-            <w:pPr>
-              <w:widowControl w:val="0"/>
-              <w:autoSpaceDE w:val="0"/>
-              <w:autoSpaceDN w:val="0"/>
-              <w:adjustRightInd w:val="0"/>
-              <w:spacing w:after="0" w:line="240" w:lineRule="auto"/>
-              <w:rPr>
-                <w:rFonts w:ascii="Consolas" w:eastAsiaTheme="minorEastAsia" w:hAnsi="Consolas" w:cs="Consolas"/>
-                <w:color w:val="auto"/>
-                <w:sz w:val="20"/>
-              </w:rPr>
-            </w:pPr>
-            <w:r>
-              <w:rPr>
-                <w:rFonts w:ascii="Consolas" w:eastAsiaTheme="minorEastAsia" w:hAnsi="Consolas" w:cs="Consolas"/>
-                <w:color w:val="auto"/>
-                <w:sz w:val="20"/>
-              </w:rPr>
-              <w:t xml:space="preserve">    </w:t>
-            </w:r>
-            <w:proofErr w:type="spellStart"/>
-            <w:r>
-              <w:rPr>
-                <w:rFonts w:ascii="Consolas" w:eastAsiaTheme="minorEastAsia" w:hAnsi="Consolas" w:cs="Consolas"/>
-                <w:color w:val="auto"/>
-                <w:sz w:val="20"/>
-              </w:rPr>
-              <w:t>nn.Linear</w:t>
-            </w:r>
-            <w:proofErr w:type="spellEnd"/>
-            <w:r>
-              <w:rPr>
-                <w:rFonts w:ascii="Consolas" w:eastAsiaTheme="minorEastAsia" w:hAnsi="Consolas" w:cs="Consolas"/>
-                <w:color w:val="auto"/>
-                <w:sz w:val="20"/>
-              </w:rPr>
-              <w:t>(128, 64),</w:t>
-            </w:r>
-          </w:p>
-          <w:p>
-            <w:pPr>
-              <w:widowControl w:val="0"/>
-              <w:autoSpaceDE w:val="0"/>
-              <w:autoSpaceDN w:val="0"/>
-              <w:adjustRightInd w:val="0"/>
-              <w:spacing w:after="0" w:line="240" w:lineRule="auto"/>
-              <w:rPr>
-                <w:rFonts w:ascii="Consolas" w:eastAsiaTheme="minorEastAsia" w:hAnsi="Consolas" w:cs="Consolas"/>
-                <w:color w:val="auto"/>
-                <w:sz w:val="20"/>
-              </w:rPr>
-            </w:pPr>
-            <w:r>
-              <w:rPr>
-                <w:rFonts w:ascii="Consolas" w:eastAsiaTheme="minorEastAsia" w:hAnsi="Consolas" w:cs="Consolas"/>
-                <w:color w:val="auto"/>
-                <w:sz w:val="20"/>
-              </w:rPr>
-              <w:t xml:space="preserve">    </w:t>
-            </w:r>
-            <w:proofErr w:type="spellStart"/>
-            <w:r>
-              <w:rPr>
-                <w:rFonts w:ascii="Consolas" w:eastAsiaTheme="minorEastAsia" w:hAnsi="Consolas" w:cs="Consolas"/>
-                <w:color w:val="auto"/>
-                <w:sz w:val="20"/>
-              </w:rPr>
-              <w:t>nn.LeakyReLU</w:t>
-            </w:r>
-            <w:proofErr w:type="spellEnd"/>
-            <w:r>
-              <w:rPr>
-                <w:rFonts w:ascii="Consolas" w:eastAsiaTheme="minorEastAsia" w:hAnsi="Consolas" w:cs="Consolas"/>
-                <w:color w:val="auto"/>
-                <w:sz w:val="20"/>
-              </w:rPr>
-              <w:t>(0.2),</w:t>
-            </w:r>
-          </w:p>
-          <w:p>
-            <w:pPr>
-              <w:widowControl w:val="0"/>
-              <w:autoSpaceDE w:val="0"/>
-              <w:autoSpaceDN w:val="0"/>
-              <w:adjustRightInd w:val="0"/>
-              <w:spacing w:after="0" w:line="240" w:lineRule="auto"/>
-              <w:rPr>
-                <w:rFonts w:ascii="Consolas" w:eastAsiaTheme="minorEastAsia" w:hAnsi="Consolas" w:cs="Consolas"/>
-                <w:color w:val="auto"/>
-                <w:sz w:val="20"/>
-              </w:rPr>
-            </w:pPr>
-          </w:p>
-          <w:p>
-            <w:pPr>
-              <w:widowControl w:val="0"/>
-              <w:autoSpaceDE w:val="0"/>
-              <w:autoSpaceDN w:val="0"/>
-              <w:adjustRightInd w:val="0"/>
-              <w:spacing w:after="0" w:line="240" w:lineRule="auto"/>
-              <w:rPr>
-                <w:rFonts w:ascii="Consolas" w:eastAsiaTheme="minorEastAsia" w:hAnsi="Consolas" w:cs="Consolas"/>
-                <w:color w:val="auto"/>
-                <w:sz w:val="20"/>
-              </w:rPr>
-            </w:pPr>
-            <w:r>
-              <w:rPr>
-                <w:rFonts w:ascii="Consolas" w:eastAsiaTheme="minorEastAsia" w:hAnsi="Consolas" w:cs="Consolas"/>
-                <w:color w:val="auto"/>
-                <w:sz w:val="20"/>
-              </w:rPr>
-              <w:t xml:space="preserve">    </w:t>
-            </w:r>
-            <w:proofErr w:type="spellStart"/>
-            <w:r>
-              <w:rPr>
-                <w:rFonts w:ascii="Consolas" w:eastAsiaTheme="minorEastAsia" w:hAnsi="Consolas" w:cs="Consolas"/>
-                <w:color w:val="auto"/>
-                <w:sz w:val="20"/>
-              </w:rPr>
-              <w:t>nn.Linear</w:t>
-            </w:r>
-            <w:proofErr w:type="spellEnd"/>
-            <w:r>
-              <w:rPr>
-                <w:rFonts w:ascii="Consolas" w:eastAsiaTheme="minorEastAsia" w:hAnsi="Consolas" w:cs="Consolas"/>
-                <w:color w:val="auto"/>
-                <w:sz w:val="20"/>
-              </w:rPr>
-              <w:t>(64, 1),</w:t>
-            </w:r>
-          </w:p>
-          <w:p>
-            <w:pPr>
-              <w:widowControl w:val="0"/>
-              <w:autoSpaceDE w:val="0"/>
-              <w:autoSpaceDN w:val="0"/>
-              <w:adjustRightInd w:val="0"/>
-              <w:spacing w:after="0" w:line="240" w:lineRule="auto"/>
-              <w:rPr>
-                <w:rFonts w:ascii="Consolas" w:eastAsiaTheme="minorEastAsia" w:hAnsi="Consolas" w:cs="Consolas"/>
-                <w:color w:val="auto"/>
-                <w:sz w:val="20"/>
-              </w:rPr>
-            </w:pPr>
-            <w:r>
-              <w:rPr>
-                <w:rFonts w:ascii="Consolas" w:eastAsiaTheme="minorEastAsia" w:hAnsi="Consolas" w:cs="Consolas"/>
-                <w:color w:val="auto"/>
-                <w:sz w:val="20"/>
-              </w:rPr>
-              <w:t xml:space="preserve">    </w:t>
-            </w:r>
-            <w:proofErr w:type="spellStart"/>
-            <w:r>
-              <w:rPr>
-                <w:rFonts w:ascii="Consolas" w:eastAsiaTheme="minorEastAsia" w:hAnsi="Consolas" w:cs="Consolas"/>
-                <w:color w:val="auto"/>
-                <w:sz w:val="20"/>
-              </w:rPr>
-              <w:t>nn.Sigmoid</w:t>
-            </w:r>
-            <w:proofErr w:type="spellEnd"/>
-            <w:r>
-              <w:rPr>
-                <w:rFonts w:ascii="Consolas" w:eastAsiaTheme="minorEastAsia" w:hAnsi="Consolas" w:cs="Consolas"/>
-                <w:color w:val="auto"/>
-                <w:sz w:val="20"/>
-              </w:rPr>
-              <w:t>()</w:t>
-            </w:r>
-          </w:p>
-          <w:p>
-            <w:pPr>
-              <w:widowControl w:val="0"/>
-              <w:autoSpaceDE w:val="0"/>
-              <w:autoSpaceDN w:val="0"/>
-              <w:adjustRightInd w:val="0"/>
-              <w:spacing w:after="0" w:line="240" w:lineRule="auto"/>
-              <w:rPr>
-                <w:rFonts w:ascii="Consolas" w:eastAsiaTheme="minorEastAsia" w:hAnsi="Consolas" w:cs="Consolas"/>
-                <w:color w:val="auto"/>
-                <w:sz w:val="20"/>
-              </w:rPr>
-            </w:pPr>
-            <w:r>
-              <w:rPr>
-                <w:rFonts w:ascii="Consolas" w:eastAsiaTheme="minorEastAsia" w:hAnsi="Consolas" w:cs="Consolas"/>
-                <w:color w:val="auto"/>
-                <w:sz w:val="20"/>
-              </w:rPr>
-              <w:t>)</w:t>
-            </w:r>
-          </w:p>
-          <w:p>
-            <w:pPr>
-              <w:widowControl w:val="0"/>
-              <w:autoSpaceDE w:val="0"/>
-              <w:autoSpaceDN w:val="0"/>
-              <w:adjustRightInd w:val="0"/>
-              <w:spacing w:after="0" w:line="240" w:lineRule="auto"/>
-              <w:rPr>
-                <w:rFonts w:ascii="Consolas" w:eastAsiaTheme="minorEastAsia" w:hAnsi="Consolas" w:cs="Consolas"/>
-                <w:color w:val="auto"/>
-                <w:sz w:val="20"/>
-              </w:rPr>
-            </w:pPr>
-            <w:r>
-              <w:rPr>
-                <w:rFonts w:ascii="Consolas" w:eastAsiaTheme="minorEastAsia" w:hAnsi="Consolas" w:cs="Consolas"/>
-                <w:color w:val="auto"/>
-                <w:sz w:val="20"/>
-              </w:rPr>
-              <w:br/>
-            </w:r>
-            <w:r>
-              <w:rPr>
-                <w:rFonts w:ascii="Consolas" w:eastAsiaTheme="minorEastAsia" w:hAnsi="Consolas" w:cs="Consolas"/>
-                <w:color w:val="auto"/>
-                <w:sz w:val="20"/>
-              </w:rPr>
-              <w:br/>
-            </w:r>
-          </w:p>
-          <w:p>
-            <w:pPr>
-              <w:widowControl w:val="0"/>
-              <w:autoSpaceDE w:val="0"/>
-              <w:autoSpaceDN w:val="0"/>
-              <w:adjustRightInd w:val="0"/>
-              <w:spacing w:after="0" w:line="240" w:lineRule="auto"/>
-              <w:rPr>
-                <w:rFonts w:ascii="Consolas" w:eastAsiaTheme="minorEastAsia" w:hAnsi="Consolas" w:cs="Consolas"/>
-                <w:color w:val="auto"/>
-                <w:sz w:val="20"/>
-              </w:rPr>
-            </w:pPr>
-            <w:r>
-              <w:rPr>
-                <w:rFonts w:ascii="Consolas" w:eastAsiaTheme="minorEastAsia" w:hAnsi="Consolas" w:cs="Consolas"/>
-                <w:color w:val="auto"/>
-                <w:sz w:val="20"/>
-              </w:rPr>
-              <w:t xml:space="preserve"># TODO ③ : </w:t>
-            </w:r>
-            <w:r>
-              <w:rPr>
-                <w:rFonts w:ascii="Consolas" w:eastAsiaTheme="minorEastAsia" w:hAnsi="Consolas" w:cs="Consolas"/>
-                <w:color w:val="auto"/>
-                <w:sz w:val="20"/>
-              </w:rPr>
-              <w:t>수정된</w:t>
-            </w:r>
-            <w:r>
-              <w:rPr>
-                <w:rFonts w:ascii="Consolas" w:eastAsiaTheme="minorEastAsia" w:hAnsi="Consolas" w:cs="Consolas"/>
-                <w:color w:val="auto"/>
-                <w:sz w:val="20"/>
-              </w:rPr>
-              <w:t xml:space="preserve"> Generator G</w:t>
-            </w:r>
-          </w:p>
-          <w:p>
-            <w:pPr>
-              <w:widowControl w:val="0"/>
-              <w:autoSpaceDE w:val="0"/>
-              <w:autoSpaceDN w:val="0"/>
-              <w:adjustRightInd w:val="0"/>
-              <w:spacing w:after="0" w:line="240" w:lineRule="auto"/>
-              <w:rPr>
-                <w:rFonts w:ascii="Consolas" w:eastAsiaTheme="minorEastAsia" w:hAnsi="Consolas" w:cs="Consolas"/>
-                <w:color w:val="auto"/>
-                <w:sz w:val="20"/>
-              </w:rPr>
-            </w:pPr>
-            <w:r>
-              <w:rPr>
-                <w:rFonts w:ascii="Consolas" w:eastAsiaTheme="minorEastAsia" w:hAnsi="Consolas" w:cs="Consolas"/>
-                <w:color w:val="auto"/>
-                <w:sz w:val="20"/>
-              </w:rPr>
-              <w:t># 64 → 256 → 512 → 256 → 128 → 784</w:t>
-            </w:r>
-          </w:p>
-          <w:p>
-            <w:pPr>
-              <w:widowControl w:val="0"/>
-              <w:autoSpaceDE w:val="0"/>
-              <w:autoSpaceDN w:val="0"/>
-              <w:adjustRightInd w:val="0"/>
-              <w:spacing w:after="0" w:line="240" w:lineRule="auto"/>
-              <w:rPr>
-                <w:rFonts w:ascii="Consolas" w:eastAsiaTheme="minorEastAsia" w:hAnsi="Consolas" w:cs="Consolas"/>
-                <w:color w:val="auto"/>
-                <w:sz w:val="20"/>
-              </w:rPr>
-            </w:pPr>
-            <w:r>
-              <w:rPr>
-                <w:rFonts w:ascii="Consolas" w:eastAsiaTheme="minorEastAsia" w:hAnsi="Consolas" w:cs="Consolas"/>
-                <w:color w:val="auto"/>
-                <w:sz w:val="20"/>
-              </w:rPr>
-              <w:t xml:space="preserve">G = </w:t>
-            </w:r>
-            <w:proofErr w:type="spellStart"/>
-            <w:r>
-              <w:rPr>
-                <w:rFonts w:ascii="Consolas" w:eastAsiaTheme="minorEastAsia" w:hAnsi="Consolas" w:cs="Consolas"/>
-                <w:color w:val="auto"/>
-                <w:sz w:val="20"/>
-              </w:rPr>
-              <w:t>nn.Sequential</w:t>
-            </w:r>
-            <w:proofErr w:type="spellEnd"/>
-            <w:r>
-              <w:rPr>
-                <w:rFonts w:ascii="Consolas" w:eastAsiaTheme="minorEastAsia" w:hAnsi="Consolas" w:cs="Consolas"/>
-                <w:color w:val="auto"/>
-                <w:sz w:val="20"/>
-              </w:rPr>
-              <w:t>(</w:t>
-            </w:r>
-          </w:p>
-          <w:p>
-            <w:pPr>
-              <w:widowControl w:val="0"/>
-              <w:autoSpaceDE w:val="0"/>
-              <w:autoSpaceDN w:val="0"/>
-              <w:adjustRightInd w:val="0"/>
-              <w:spacing w:after="0" w:line="240" w:lineRule="auto"/>
-              <w:rPr>
-                <w:rFonts w:ascii="Consolas" w:eastAsiaTheme="minorEastAsia" w:hAnsi="Consolas" w:cs="Consolas"/>
-                <w:color w:val="auto"/>
-                <w:sz w:val="20"/>
-              </w:rPr>
-            </w:pPr>
-            <w:r>
-              <w:rPr>
-                <w:rFonts w:ascii="Consolas" w:eastAsiaTheme="minorEastAsia" w:hAnsi="Consolas" w:cs="Consolas"/>
-                <w:color w:val="auto"/>
-                <w:sz w:val="20"/>
-              </w:rPr>
-              <w:t xml:space="preserve">    </w:t>
-            </w:r>
-            <w:proofErr w:type="spellStart"/>
-            <w:r>
-              <w:rPr>
-                <w:rFonts w:ascii="Consolas" w:eastAsiaTheme="minorEastAsia" w:hAnsi="Consolas" w:cs="Consolas"/>
-                <w:color w:val="auto"/>
-                <w:sz w:val="20"/>
-              </w:rPr>
-              <w:t>nn.Linear</w:t>
-            </w:r>
-            <w:proofErr w:type="spellEnd"/>
-            <w:r>
-              <w:rPr>
-                <w:rFonts w:ascii="Consolas" w:eastAsiaTheme="minorEastAsia" w:hAnsi="Consolas" w:cs="Consolas"/>
-                <w:color w:val="auto"/>
-                <w:sz w:val="20"/>
-              </w:rPr>
-              <w:t>(</w:t>
-            </w:r>
-            <w:proofErr w:type="spellStart"/>
-            <w:r>
-              <w:rPr>
-                <w:rFonts w:ascii="Consolas" w:eastAsiaTheme="minorEastAsia" w:hAnsi="Consolas" w:cs="Consolas"/>
-                <w:color w:val="auto"/>
-                <w:sz w:val="20"/>
-              </w:rPr>
-              <w:t>latent_size</w:t>
-            </w:r>
-            <w:proofErr w:type="spellEnd"/>
-            <w:r>
-              <w:rPr>
-                <w:rFonts w:ascii="Consolas" w:eastAsiaTheme="minorEastAsia" w:hAnsi="Consolas" w:cs="Consolas"/>
-                <w:color w:val="auto"/>
-                <w:sz w:val="20"/>
-              </w:rPr>
-              <w:t>, 256),</w:t>
-            </w:r>
-          </w:p>
-          <w:p>
-            <w:pPr>
-              <w:widowControl w:val="0"/>
-              <w:autoSpaceDE w:val="0"/>
-              <w:autoSpaceDN w:val="0"/>
-              <w:adjustRightInd w:val="0"/>
-              <w:spacing w:after="0" w:line="240" w:lineRule="auto"/>
-              <w:rPr>
-                <w:rFonts w:ascii="Consolas" w:eastAsiaTheme="minorEastAsia" w:hAnsi="Consolas" w:cs="Consolas"/>
-                <w:color w:val="auto"/>
-                <w:sz w:val="20"/>
-              </w:rPr>
-            </w:pPr>
-            <w:r>
-              <w:rPr>
-                <w:rFonts w:ascii="Consolas" w:eastAsiaTheme="minorEastAsia" w:hAnsi="Consolas" w:cs="Consolas"/>
-                <w:color w:val="auto"/>
-                <w:sz w:val="20"/>
-              </w:rPr>
-              <w:t xml:space="preserve">    </w:t>
-            </w:r>
-            <w:proofErr w:type="spellStart"/>
-            <w:r>
-              <w:rPr>
-                <w:rFonts w:ascii="Consolas" w:eastAsiaTheme="minorEastAsia" w:hAnsi="Consolas" w:cs="Consolas"/>
-                <w:color w:val="auto"/>
-                <w:sz w:val="20"/>
-              </w:rPr>
-              <w:t>nn.ReLU</w:t>
-            </w:r>
-            <w:proofErr w:type="spellEnd"/>
+            <w:proofErr w:type="gramEnd"/>
             <w:r>
               <w:rPr>
                 <w:rFonts w:ascii="Consolas" w:eastAsiaTheme="minorEastAsia" w:hAnsi="Consolas" w:cs="Consolas"/>
@@ -4812,6 +5402,7 @@
               <w:t xml:space="preserve">    </w:t>
             </w:r>
             <w:proofErr w:type="spellStart"/>
+            <w:proofErr w:type="gramStart"/>
             <w:r>
               <w:rPr>
                 <w:rFonts w:ascii="Consolas" w:eastAsiaTheme="minorEastAsia" w:hAnsi="Consolas" w:cs="Consolas"/>
@@ -4821,6 +5412,7 @@
               <w:t>nn.Linear</w:t>
             </w:r>
             <w:proofErr w:type="spellEnd"/>
+            <w:proofErr w:type="gramEnd"/>
             <w:r>
               <w:rPr>
                 <w:rFonts w:ascii="Consolas" w:eastAsiaTheme="minorEastAsia" w:hAnsi="Consolas" w:cs="Consolas"/>
@@ -4852,6 +5444,7 @@
               <w:t xml:space="preserve">    </w:t>
             </w:r>
             <w:proofErr w:type="spellStart"/>
+            <w:proofErr w:type="gramStart"/>
             <w:r>
               <w:rPr>
                 <w:rFonts w:ascii="Consolas" w:eastAsiaTheme="minorEastAsia" w:hAnsi="Consolas" w:cs="Consolas"/>
@@ -4861,6 +5454,7 @@
               <w:t>nn.ReLU</w:t>
             </w:r>
             <w:proofErr w:type="spellEnd"/>
+            <w:proofErr w:type="gramEnd"/>
             <w:r>
               <w:rPr>
                 <w:rFonts w:ascii="Consolas" w:eastAsiaTheme="minorEastAsia" w:hAnsi="Consolas" w:cs="Consolas"/>
@@ -4906,6 +5500,7 @@
               <w:t xml:space="preserve">    </w:t>
             </w:r>
             <w:proofErr w:type="spellStart"/>
+            <w:proofErr w:type="gramStart"/>
             <w:r>
               <w:rPr>
                 <w:rFonts w:ascii="Consolas" w:eastAsiaTheme="minorEastAsia" w:hAnsi="Consolas" w:cs="Consolas"/>
@@ -4915,6 +5510,7 @@
               <w:t>nn.Linear</w:t>
             </w:r>
             <w:proofErr w:type="spellEnd"/>
+            <w:proofErr w:type="gramEnd"/>
             <w:r>
               <w:rPr>
                 <w:rFonts w:ascii="Consolas" w:eastAsiaTheme="minorEastAsia" w:hAnsi="Consolas" w:cs="Consolas"/>
@@ -4946,6 +5542,7 @@
               <w:t xml:space="preserve">    </w:t>
             </w:r>
             <w:proofErr w:type="spellStart"/>
+            <w:proofErr w:type="gramStart"/>
             <w:r>
               <w:rPr>
                 <w:rFonts w:ascii="Consolas" w:eastAsiaTheme="minorEastAsia" w:hAnsi="Consolas" w:cs="Consolas"/>
@@ -4955,6 +5552,7 @@
               <w:t>nn.ReLU</w:t>
             </w:r>
             <w:proofErr w:type="spellEnd"/>
+            <w:proofErr w:type="gramEnd"/>
             <w:r>
               <w:rPr>
                 <w:rFonts w:ascii="Consolas" w:eastAsiaTheme="minorEastAsia" w:hAnsi="Consolas" w:cs="Consolas"/>
@@ -5000,6 +5598,7 @@
               <w:t xml:space="preserve">    </w:t>
             </w:r>
             <w:proofErr w:type="spellStart"/>
+            <w:proofErr w:type="gramStart"/>
             <w:r>
               <w:rPr>
                 <w:rFonts w:ascii="Consolas" w:eastAsiaTheme="minorEastAsia" w:hAnsi="Consolas" w:cs="Consolas"/>
@@ -5009,6 +5608,7 @@
               <w:t>nn.Linear</w:t>
             </w:r>
             <w:proofErr w:type="spellEnd"/>
+            <w:proofErr w:type="gramEnd"/>
             <w:r>
               <w:rPr>
                 <w:rFonts w:ascii="Consolas" w:eastAsiaTheme="minorEastAsia" w:hAnsi="Consolas" w:cs="Consolas"/>
@@ -5040,6 +5640,7 @@
               <w:t xml:space="preserve">    </w:t>
             </w:r>
             <w:proofErr w:type="spellStart"/>
+            <w:proofErr w:type="gramStart"/>
             <w:r>
               <w:rPr>
                 <w:rFonts w:ascii="Consolas" w:eastAsiaTheme="minorEastAsia" w:hAnsi="Consolas" w:cs="Consolas"/>
@@ -5049,6 +5650,7 @@
               <w:t>nn.ReLU</w:t>
             </w:r>
             <w:proofErr w:type="spellEnd"/>
+            <w:proofErr w:type="gramEnd"/>
             <w:r>
               <w:rPr>
                 <w:rFonts w:ascii="Consolas" w:eastAsiaTheme="minorEastAsia" w:hAnsi="Consolas" w:cs="Consolas"/>
@@ -5094,6 +5696,7 @@
               <w:t xml:space="preserve">    </w:t>
             </w:r>
             <w:proofErr w:type="spellStart"/>
+            <w:proofErr w:type="gramStart"/>
             <w:r>
               <w:rPr>
                 <w:rFonts w:ascii="Consolas" w:eastAsiaTheme="minorEastAsia" w:hAnsi="Consolas" w:cs="Consolas"/>
@@ -5103,6 +5706,7 @@
               <w:t>nn.Linear</w:t>
             </w:r>
             <w:proofErr w:type="spellEnd"/>
+            <w:proofErr w:type="gramEnd"/>
             <w:r>
               <w:rPr>
                 <w:rFonts w:ascii="Consolas" w:eastAsiaTheme="minorEastAsia" w:hAnsi="Consolas" w:cs="Consolas"/>
@@ -5152,6 +5756,7 @@
               <w:t xml:space="preserve">    </w:t>
             </w:r>
             <w:proofErr w:type="spellStart"/>
+            <w:proofErr w:type="gramStart"/>
             <w:r>
               <w:rPr>
                 <w:rFonts w:ascii="Consolas" w:eastAsiaTheme="minorEastAsia" w:hAnsi="Consolas" w:cs="Consolas"/>
@@ -5161,6 +5766,7 @@
               <w:t>nn.Tanh</w:t>
             </w:r>
             <w:proofErr w:type="spellEnd"/>
+            <w:proofErr w:type="gramEnd"/>
             <w:r>
               <w:rPr>
                 <w:rFonts w:ascii="Consolas" w:eastAsiaTheme="minorEastAsia" w:hAnsi="Consolas" w:cs="Consolas"/>
@@ -5348,6 +5954,7 @@
               <w:t xml:space="preserve">criterion   = </w:t>
             </w:r>
             <w:proofErr w:type="spellStart"/>
+            <w:proofErr w:type="gramStart"/>
             <w:r>
               <w:rPr>
                 <w:rFonts w:ascii="Consolas" w:eastAsiaTheme="minorEastAsia" w:hAnsi="Consolas" w:cs="Consolas"/>
@@ -5357,6 +5964,7 @@
               <w:t>nn.BCELoss</w:t>
             </w:r>
             <w:proofErr w:type="spellEnd"/>
+            <w:proofErr w:type="gramEnd"/>
             <w:r>
               <w:rPr>
                 <w:rFonts w:ascii="Consolas" w:eastAsiaTheme="minorEastAsia" w:hAnsi="Consolas" w:cs="Consolas"/>
@@ -5398,13 +6006,23 @@
               <w:t xml:space="preserve"> = </w:t>
             </w:r>
             <w:proofErr w:type="spellStart"/>
-            <w:r>
-              <w:rPr>
-                <w:rFonts w:ascii="Consolas" w:eastAsiaTheme="minorEastAsia" w:hAnsi="Consolas" w:cs="Consolas"/>
-                <w:color w:val="auto"/>
-                <w:sz w:val="20"/>
-              </w:rPr>
-              <w:t>torch.optim.Adam</w:t>
+            <w:proofErr w:type="gramStart"/>
+            <w:r>
+              <w:rPr>
+                <w:rFonts w:ascii="Consolas" w:eastAsiaTheme="minorEastAsia" w:hAnsi="Consolas" w:cs="Consolas"/>
+                <w:color w:val="auto"/>
+                <w:sz w:val="20"/>
+              </w:rPr>
+              <w:t>torch.optim</w:t>
+            </w:r>
+            <w:proofErr w:type="gramEnd"/>
+            <w:r>
+              <w:rPr>
+                <w:rFonts w:ascii="Consolas" w:eastAsiaTheme="minorEastAsia" w:hAnsi="Consolas" w:cs="Consolas"/>
+                <w:color w:val="auto"/>
+                <w:sz w:val="20"/>
+              </w:rPr>
+              <w:t>.Adam</w:t>
             </w:r>
             <w:proofErr w:type="spellEnd"/>
             <w:r>
@@ -5484,13 +6102,23 @@
               <w:t xml:space="preserve"> = </w:t>
             </w:r>
             <w:proofErr w:type="spellStart"/>
-            <w:r>
-              <w:rPr>
-                <w:rFonts w:ascii="Consolas" w:eastAsiaTheme="minorEastAsia" w:hAnsi="Consolas" w:cs="Consolas"/>
-                <w:color w:val="auto"/>
-                <w:sz w:val="20"/>
-              </w:rPr>
-              <w:t>torch.optim.Adam</w:t>
+            <w:proofErr w:type="gramStart"/>
+            <w:r>
+              <w:rPr>
+                <w:rFonts w:ascii="Consolas" w:eastAsiaTheme="minorEastAsia" w:hAnsi="Consolas" w:cs="Consolas"/>
+                <w:color w:val="auto"/>
+                <w:sz w:val="20"/>
+              </w:rPr>
+              <w:t>torch.optim</w:t>
+            </w:r>
+            <w:proofErr w:type="gramEnd"/>
+            <w:r>
+              <w:rPr>
+                <w:rFonts w:ascii="Consolas" w:eastAsiaTheme="minorEastAsia" w:hAnsi="Consolas" w:cs="Consolas"/>
+                <w:color w:val="auto"/>
+                <w:sz w:val="20"/>
+              </w:rPr>
+              <w:t>.Adam</w:t>
             </w:r>
             <w:proofErr w:type="spellEnd"/>
             <w:r>
@@ -5590,6 +6218,7 @@
               <w:t>:", sum(</w:t>
             </w:r>
             <w:proofErr w:type="spellStart"/>
+            <w:proofErr w:type="gramStart"/>
             <w:r>
               <w:rPr>
                 <w:rFonts w:ascii="Consolas" w:eastAsiaTheme="minorEastAsia" w:hAnsi="Consolas" w:cs="Consolas"/>
@@ -5599,6 +6228,7 @@
               <w:t>p.numel</w:t>
             </w:r>
             <w:proofErr w:type="spellEnd"/>
+            <w:proofErr w:type="gramEnd"/>
             <w:r>
               <w:rPr>
                 <w:rFonts w:ascii="Consolas" w:eastAsiaTheme="minorEastAsia" w:hAnsi="Consolas" w:cs="Consolas"/>
@@ -5680,6 +6310,7 @@
               <w:t>:", sum(</w:t>
             </w:r>
             <w:proofErr w:type="spellStart"/>
+            <w:proofErr w:type="gramStart"/>
             <w:r>
               <w:rPr>
                 <w:rFonts w:ascii="Consolas" w:eastAsiaTheme="minorEastAsia" w:hAnsi="Consolas" w:cs="Consolas"/>
@@ -5689,6 +6320,7 @@
               <w:t>p.numel</w:t>
             </w:r>
             <w:proofErr w:type="spellEnd"/>
+            <w:proofErr w:type="gramEnd"/>
             <w:r>
               <w:rPr>
                 <w:rFonts w:ascii="Consolas" w:eastAsiaTheme="minorEastAsia" w:hAnsi="Consolas" w:cs="Consolas"/>
@@ -5745,35 +6377,55 @@
                 <w:sz w:val="20"/>
               </w:rPr>
             </w:pPr>
-            <w:r>
-              <w:rPr>
-                <w:rFonts w:ascii="Consolas" w:eastAsiaTheme="minorEastAsia" w:hAnsi="Consolas" w:cs="Consolas"/>
-                <w:color w:val="auto"/>
-                <w:sz w:val="20"/>
-              </w:rPr>
-              <w:t>print("D:", D)</w:t>
-            </w:r>
-          </w:p>
-          <w:p>
-            <w:pPr>
-              <w:widowControl w:val="0"/>
-              <w:autoSpaceDE w:val="0"/>
-              <w:autoSpaceDN w:val="0"/>
-              <w:adjustRightInd w:val="0"/>
-              <w:spacing w:after="0" w:line="240" w:lineRule="auto"/>
-              <w:rPr>
-                <w:rFonts w:ascii="Consolas" w:eastAsiaTheme="minorEastAsia" w:hAnsi="Consolas" w:cs="Consolas"/>
-                <w:color w:val="auto"/>
-                <w:sz w:val="20"/>
-              </w:rPr>
-            </w:pPr>
-            <w:r>
-              <w:rPr>
-                <w:rFonts w:ascii="Consolas" w:eastAsiaTheme="minorEastAsia" w:hAnsi="Consolas" w:cs="Consolas"/>
-                <w:color w:val="auto"/>
-                <w:sz w:val="20"/>
-              </w:rPr>
-              <w:t>print("G:", G)</w:t>
+            <w:proofErr w:type="gramStart"/>
+            <w:r>
+              <w:rPr>
+                <w:rFonts w:ascii="Consolas" w:eastAsiaTheme="minorEastAsia" w:hAnsi="Consolas" w:cs="Consolas"/>
+                <w:color w:val="auto"/>
+                <w:sz w:val="20"/>
+              </w:rPr>
+              <w:t>print(</w:t>
+            </w:r>
+            <w:proofErr w:type="gramEnd"/>
+            <w:r>
+              <w:rPr>
+                <w:rFonts w:ascii="Consolas" w:eastAsiaTheme="minorEastAsia" w:hAnsi="Consolas" w:cs="Consolas"/>
+                <w:color w:val="auto"/>
+                <w:sz w:val="20"/>
+              </w:rPr>
+              <w:t>"D:", D)</w:t>
+            </w:r>
+          </w:p>
+          <w:p>
+            <w:pPr>
+              <w:widowControl w:val="0"/>
+              <w:autoSpaceDE w:val="0"/>
+              <w:autoSpaceDN w:val="0"/>
+              <w:adjustRightInd w:val="0"/>
+              <w:spacing w:after="0" w:line="240" w:lineRule="auto"/>
+              <w:rPr>
+                <w:rFonts w:ascii="Consolas" w:eastAsiaTheme="minorEastAsia" w:hAnsi="Consolas" w:cs="Consolas"/>
+                <w:color w:val="auto"/>
+                <w:sz w:val="20"/>
+              </w:rPr>
+            </w:pPr>
+            <w:proofErr w:type="gramStart"/>
+            <w:r>
+              <w:rPr>
+                <w:rFonts w:ascii="Consolas" w:eastAsiaTheme="minorEastAsia" w:hAnsi="Consolas" w:cs="Consolas"/>
+                <w:color w:val="auto"/>
+                <w:sz w:val="20"/>
+              </w:rPr>
+              <w:t>print(</w:t>
+            </w:r>
+            <w:proofErr w:type="gramEnd"/>
+            <w:r>
+              <w:rPr>
+                <w:rFonts w:ascii="Consolas" w:eastAsiaTheme="minorEastAsia" w:hAnsi="Consolas" w:cs="Consolas"/>
+                <w:color w:val="auto"/>
+                <w:sz w:val="20"/>
+              </w:rPr>
+              <w:t>"G:", G)</w:t>
             </w:r>
           </w:p>
           <w:p>
@@ -5921,8 +6573,8 @@
         <w:tblLook w:val="04A0" w:firstRow="1" w:lastRow="0" w:firstColumn="1" w:lastColumn="0" w:noHBand="0" w:noVBand="1"/>
       </w:tblPr>
       <w:tblGrid>
-        <w:gridCol w:w="439"/>
-        <w:gridCol w:w="8577"/>
+        <w:gridCol w:w="787"/>
+        <w:gridCol w:w="8229"/>
       </w:tblGrid>
       <w:tr>
         <w:trPr>
@@ -6050,15 +6702,98 @@
                 <w:sz w:val="20"/>
               </w:rPr>
             </w:pPr>
-          </w:p>
-          <w:p>
-            <w:pPr>
-              <w:spacing w:after="0" w:line="240" w:lineRule="auto"/>
+            <w:r>
               <w:rPr>
                 <w:rFonts w:ascii="Arial" w:hAnsi="Arial" w:cs="Arial"/>
                 <w:sz w:val="20"/>
               </w:rPr>
-            </w:pPr>
+              <w:drawing>
+                <wp:inline distT="0" distB="0" distL="0" distR="0" wp14:anchorId="367437C6" wp14:editId="238C6965">
+                  <wp:extent cx="5731510" cy="2630805"/>
+                  <wp:effectExtent l="0" t="0" r="2540" b="0"/>
+                  <wp:docPr id="4" name="그림 4"/>
+                  <wp:cNvGraphicFramePr>
+                    <a:graphicFrameLocks xmlns:a="http://schemas.openxmlformats.org/drawingml/2006/main" noChangeAspect="1"/>
+                  </wp:cNvGraphicFramePr>
+                  <a:graphic xmlns:a="http://schemas.openxmlformats.org/drawingml/2006/main">
+                    <a:graphicData uri="http://schemas.openxmlformats.org/drawingml/2006/picture">
+                      <pic:pic xmlns:pic="http://schemas.openxmlformats.org/drawingml/2006/picture">
+                        <pic:nvPicPr>
+                          <pic:cNvPr id="1" name=""/>
+                          <pic:cNvPicPr/>
+                        </pic:nvPicPr>
+                        <pic:blipFill>
+                          <a:blip r:embed="rId11"/>
+                          <a:stretch>
+                            <a:fillRect/>
+                          </a:stretch>
+                        </pic:blipFill>
+                        <pic:spPr>
+                          <a:xfrm>
+                            <a:off x="0" y="0"/>
+                            <a:ext cx="5731510" cy="2630805"/>
+                          </a:xfrm>
+                          <a:prstGeom prst="rect">
+                            <a:avLst/>
+                          </a:prstGeom>
+                        </pic:spPr>
+                      </pic:pic>
+                    </a:graphicData>
+                  </a:graphic>
+                </wp:inline>
+              </w:drawing>
+            </w:r>
+          </w:p>
+          <w:p>
+            <w:pPr>
+              <w:spacing w:after="0" w:line="240" w:lineRule="auto"/>
+              <w:rPr>
+                <w:rFonts w:ascii="Arial" w:hAnsi="Arial" w:cs="Arial"/>
+                <w:sz w:val="20"/>
+              </w:rPr>
+            </w:pPr>
+            <w:r>
+              <w:rPr>
+                <w:rFonts w:ascii="Arial" w:hAnsi="Arial" w:cs="Arial"/>
+                <w:sz w:val="20"/>
+              </w:rPr>
+              <w:lastRenderedPageBreak/>
+              <w:drawing>
+                <wp:inline distT="0" distB="0" distL="0" distR="0" wp14:anchorId="1D94CEC3" wp14:editId="70CCC17D">
+                  <wp:extent cx="5731510" cy="2933065"/>
+                  <wp:effectExtent l="0" t="0" r="2540" b="635"/>
+                  <wp:docPr id="5" name="그림 5"/>
+                  <wp:cNvGraphicFramePr>
+                    <a:graphicFrameLocks xmlns:a="http://schemas.openxmlformats.org/drawingml/2006/main" noChangeAspect="1"/>
+                  </wp:cNvGraphicFramePr>
+                  <a:graphic xmlns:a="http://schemas.openxmlformats.org/drawingml/2006/main">
+                    <a:graphicData uri="http://schemas.openxmlformats.org/drawingml/2006/picture">
+                      <pic:pic xmlns:pic="http://schemas.openxmlformats.org/drawingml/2006/picture">
+                        <pic:nvPicPr>
+                          <pic:cNvPr id="1" name=""/>
+                          <pic:cNvPicPr/>
+                        </pic:nvPicPr>
+                        <pic:blipFill>
+                          <a:blip r:embed="rId12"/>
+                          <a:stretch>
+                            <a:fillRect/>
+                          </a:stretch>
+                        </pic:blipFill>
+                        <pic:spPr>
+                          <a:xfrm>
+                            <a:off x="0" y="0"/>
+                            <a:ext cx="5731510" cy="2933065"/>
+                          </a:xfrm>
+                          <a:prstGeom prst="rect">
+                            <a:avLst/>
+                          </a:prstGeom>
+                        </pic:spPr>
+                      </pic:pic>
+                    </a:graphicData>
+                  </a:graphic>
+                </wp:inline>
+              </w:drawing>
+            </w:r>
           </w:p>
           <w:p>
             <w:pPr>
@@ -6100,6 +6835,7 @@
         <w:rPr>
           <w:rFonts w:hint="eastAsia"/>
         </w:rPr>
+        <w:lastRenderedPageBreak/>
         <w:t>Github</w:t>
       </w:r>
       <w:proofErr w:type="spellEnd"/>
@@ -6114,8 +6850,8 @@
         <w:tblLook w:val="04A0" w:firstRow="1" w:lastRow="0" w:firstColumn="1" w:lastColumn="0" w:noHBand="0" w:noVBand="1"/>
       </w:tblPr>
       <w:tblGrid>
-        <w:gridCol w:w="439"/>
-        <w:gridCol w:w="8577"/>
+        <w:gridCol w:w="737"/>
+        <w:gridCol w:w="8279"/>
       </w:tblGrid>
       <w:tr>
         <w:trPr>
@@ -6358,6 +7094,47 @@
                 <w:sz w:val="20"/>
               </w:rPr>
             </w:pPr>
+            <w:r>
+              <w:rPr>
+                <w:rFonts w:ascii="Arial" w:hAnsi="Arial" w:cs="Arial"/>
+                <w:sz w:val="20"/>
+              </w:rPr>
+              <w:drawing>
+                <wp:inline distT="0" distB="0" distL="0" distR="0" wp14:anchorId="7861AC2C" wp14:editId="56171C0E">
+                  <wp:extent cx="5731510" cy="3581400"/>
+                  <wp:effectExtent l="0" t="0" r="2540" b="0"/>
+                  <wp:docPr id="6" name="그림 6"/>
+                  <wp:cNvGraphicFramePr>
+                    <a:graphicFrameLocks xmlns:a="http://schemas.openxmlformats.org/drawingml/2006/main" noChangeAspect="1"/>
+                  </wp:cNvGraphicFramePr>
+                  <a:graphic xmlns:a="http://schemas.openxmlformats.org/drawingml/2006/main">
+                    <a:graphicData uri="http://schemas.openxmlformats.org/drawingml/2006/picture">
+                      <pic:pic xmlns:pic="http://schemas.openxmlformats.org/drawingml/2006/picture">
+                        <pic:nvPicPr>
+                          <pic:cNvPr id="1" name=""/>
+                          <pic:cNvPicPr/>
+                        </pic:nvPicPr>
+                        <pic:blipFill>
+                          <a:blip r:embed="rId13"/>
+                          <a:stretch>
+                            <a:fillRect/>
+                          </a:stretch>
+                        </pic:blipFill>
+                        <pic:spPr>
+                          <a:xfrm>
+                            <a:off x="0" y="0"/>
+                            <a:ext cx="5731510" cy="3581400"/>
+                          </a:xfrm>
+                          <a:prstGeom prst="rect">
+                            <a:avLst/>
+                          </a:prstGeom>
+                        </pic:spPr>
+                      </pic:pic>
+                    </a:graphicData>
+                  </a:graphic>
+                </wp:inline>
+              </w:drawing>
+            </w:r>
           </w:p>
           <w:p>
             <w:pPr>
@@ -6403,6 +7180,7 @@
         </w:rPr>
       </w:pPr>
       <w:r>
+        <w:lastRenderedPageBreak/>
         <w:br w:type="page"/>
       </w:r>
     </w:p>
@@ -6477,6 +7255,7 @@
                 <w:sz w:val="20"/>
               </w:rPr>
             </w:pPr>
+            <w:proofErr w:type="gramStart"/>
             <w:r>
               <w:rPr>
                 <w:rFonts w:ascii="Consolas" w:eastAsiaTheme="minorEastAsia" w:hAnsi="Consolas" w:cs="Consolas" w:hint="eastAsia"/>
@@ -6497,6 +7276,7 @@
               </w:rPr>
               <w:t>아래</w:t>
             </w:r>
+            <w:proofErr w:type="gramEnd"/>
             <w:r>
               <w:rPr>
                 <w:rFonts w:ascii="Consolas" w:eastAsiaTheme="minorEastAsia" w:hAnsi="Consolas" w:cs="Consolas" w:hint="eastAsia"/>
@@ -6676,13 +7456,23 @@
               <w:t xml:space="preserve"> </w:t>
             </w:r>
             <w:proofErr w:type="spellStart"/>
+            <w:proofErr w:type="gramStart"/>
             <w:r>
               <w:rPr>
                 <w:rFonts w:ascii="Consolas" w:eastAsiaTheme="minorEastAsia" w:hAnsi="Consolas" w:cs="Consolas"/>
                 <w:color w:val="000000"/>
                 <w:sz w:val="20"/>
               </w:rPr>
-              <w:t>java.util.Scanner</w:t>
+              <w:t>java.util</w:t>
+            </w:r>
+            <w:proofErr w:type="gramEnd"/>
+            <w:r>
+              <w:rPr>
+                <w:rFonts w:ascii="Consolas" w:eastAsiaTheme="minorEastAsia" w:hAnsi="Consolas" w:cs="Consolas"/>
+                <w:color w:val="000000"/>
+                <w:sz w:val="20"/>
+              </w:rPr>
+              <w:t>.Scanner</w:t>
             </w:r>
             <w:proofErr w:type="spellEnd"/>
             <w:r>
@@ -6863,7 +7653,25 @@
                 <w:color w:val="000000"/>
                 <w:sz w:val="20"/>
               </w:rPr>
-              <w:t xml:space="preserve"> main(String[] </w:t>
+              <w:t xml:space="preserve"> </w:t>
+            </w:r>
+            <w:proofErr w:type="gramStart"/>
+            <w:r>
+              <w:rPr>
+                <w:rFonts w:ascii="Consolas" w:eastAsiaTheme="minorEastAsia" w:hAnsi="Consolas" w:cs="Consolas"/>
+                <w:color w:val="000000"/>
+                <w:sz w:val="20"/>
+              </w:rPr>
+              <w:t>main(</w:t>
+            </w:r>
+            <w:proofErr w:type="gramEnd"/>
+            <w:r>
+              <w:rPr>
+                <w:rFonts w:ascii="Consolas" w:eastAsiaTheme="minorEastAsia" w:hAnsi="Consolas" w:cs="Consolas"/>
+                <w:color w:val="000000"/>
+                <w:sz w:val="20"/>
+              </w:rPr>
+              <w:t xml:space="preserve">String[] </w:t>
             </w:r>
             <w:proofErr w:type="spellStart"/>
             <w:r>
@@ -9193,7 +10001,7 @@
     <w:rsid w:val="00A3634D"/>
     <w:rsid w:val="00B07AA4"/>
     <w:rsid w:val="00BA581E"/>
-    <w:rsid w:val="00BB140E"/>
+    <w:rsid w:val="00BD79AC"/>
     <w:rsid w:val="00C330BD"/>
     <w:rsid w:val="00EF0A92"/>
     <w:rsid w:val="00F16EAE"/>
